--- a/templates/template.docx
+++ b/templates/template.docx
@@ -138,7 +138,7 @@
         <w:ind w:left="1440" w:hanging="360"/>
       </w:pPr>
       <w:rPr>
-        <w:rFonts w:ascii="Symbol" w:hAnsi="Symbol" w:hint="default"/>
+        <w:rFonts w:hint="default" w:ascii="Symbol" w:hAnsi="Symbol"/>
       </w:rPr>
     </w:lvl>
   </w:abstractNum>
@@ -159,7 +159,7 @@
         <w:ind w:left="1080" w:hanging="360"/>
       </w:pPr>
       <w:rPr>
-        <w:rFonts w:ascii="Symbol" w:hAnsi="Symbol" w:hint="default"/>
+        <w:rFonts w:hint="default" w:ascii="Symbol" w:hAnsi="Symbol"/>
       </w:rPr>
     </w:lvl>
   </w:abstractNum>
@@ -180,7 +180,7 @@
         <w:ind w:left="720" w:hanging="360"/>
       </w:pPr>
       <w:rPr>
-        <w:rFonts w:ascii="Symbol" w:hAnsi="Symbol" w:hint="default"/>
+        <w:rFonts w:hint="default" w:ascii="Symbol" w:hAnsi="Symbol"/>
       </w:rPr>
     </w:lvl>
   </w:abstractNum>
@@ -219,7 +219,7 @@
         <w:ind w:left="360" w:hanging="360"/>
       </w:pPr>
       <w:rPr>
-        <w:rFonts w:ascii="Symbol" w:hAnsi="Symbol" w:hint="default"/>
+        <w:rFonts w:hint="default" w:ascii="Symbol" w:hAnsi="Symbol"/>
       </w:rPr>
     </w:lvl>
   </w:abstractNum>
@@ -258,7 +258,7 @@
   <w:docDefaults>
     <w:rPrDefault>
       <w:rPr>
-        <w:rFonts w:asciiTheme="minorHAnsi" w:eastAsiaTheme="minorEastAsia" w:hAnsiTheme="minorHAnsi" w:cstheme="minorBidi"/>
+        <w:rFonts w:asciiTheme="minorHAnsi" w:hAnsiTheme="minorHAnsi" w:eastAsiaTheme="minorEastAsia" w:cstheme="minorBidi"/>
         <w:sz w:val="22"/>
         <w:szCs w:val="22"/>
         <w:lang w:val="en-US" w:eastAsia="en-US" w:bidi="ar-SA"/>
@@ -271,8 +271,8 @@
     </w:pPrDefault>
   </w:docDefaults>
   <w:latentStyles w:defLockedState="0" w:defUIPriority="99" w:defSemiHidden="1" w:defUnhideWhenUsed="1" w:defQFormat="0" w:count="276">
-    <w:lsdException w:name="Normal" w:semiHidden="0" w:uiPriority="0" w:unhideWhenUsed="0" w:qFormat="1"/>
-    <w:lsdException w:name="heading 1" w:semiHidden="0" w:uiPriority="9" w:unhideWhenUsed="0" w:qFormat="1"/>
+    <w:lsdException w:name="Normal" w:uiPriority="0" w:semiHidden="0" w:unhideWhenUsed="0" w:qFormat="1"/>
+    <w:lsdException w:name="heading 1" w:uiPriority="9" w:semiHidden="0" w:unhideWhenUsed="0" w:qFormat="1"/>
     <w:lsdException w:name="heading 2" w:uiPriority="9" w:qFormat="1"/>
     <w:lsdException w:name="heading 3" w:uiPriority="9" w:qFormat="1"/>
     <w:lsdException w:name="heading 4" w:uiPriority="9" w:qFormat="1"/>
@@ -291,125 +291,125 @@
     <w:lsdException w:name="toc 8" w:uiPriority="39"/>
     <w:lsdException w:name="toc 9" w:uiPriority="39"/>
     <w:lsdException w:name="caption" w:uiPriority="35" w:qFormat="1"/>
-    <w:lsdException w:name="Title" w:semiHidden="0" w:uiPriority="10" w:unhideWhenUsed="0" w:qFormat="1"/>
+    <w:lsdException w:name="Title" w:uiPriority="10" w:semiHidden="0" w:unhideWhenUsed="0" w:qFormat="1"/>
     <w:lsdException w:name="Default Paragraph Font" w:uiPriority="1"/>
-    <w:lsdException w:name="Subtitle" w:semiHidden="0" w:uiPriority="11" w:unhideWhenUsed="0" w:qFormat="1"/>
-    <w:lsdException w:name="Strong" w:semiHidden="0" w:uiPriority="22" w:unhideWhenUsed="0" w:qFormat="1"/>
-    <w:lsdException w:name="Emphasis" w:semiHidden="0" w:uiPriority="20" w:unhideWhenUsed="0" w:qFormat="1"/>
-    <w:lsdException w:name="Table Grid" w:semiHidden="0" w:uiPriority="59" w:unhideWhenUsed="0"/>
+    <w:lsdException w:name="Subtitle" w:uiPriority="11" w:semiHidden="0" w:unhideWhenUsed="0" w:qFormat="1"/>
+    <w:lsdException w:name="Strong" w:uiPriority="22" w:semiHidden="0" w:unhideWhenUsed="0" w:qFormat="1"/>
+    <w:lsdException w:name="Emphasis" w:uiPriority="20" w:semiHidden="0" w:unhideWhenUsed="0" w:qFormat="1"/>
+    <w:lsdException w:name="Table Grid" w:uiPriority="59" w:semiHidden="0" w:unhideWhenUsed="0"/>
     <w:lsdException w:name="Placeholder Text" w:unhideWhenUsed="0"/>
-    <w:lsdException w:name="No Spacing" w:semiHidden="0" w:uiPriority="1" w:unhideWhenUsed="0" w:qFormat="1"/>
-    <w:lsdException w:name="Light Shading" w:semiHidden="0" w:uiPriority="60" w:unhideWhenUsed="0"/>
-    <w:lsdException w:name="Light List" w:semiHidden="0" w:uiPriority="61" w:unhideWhenUsed="0"/>
-    <w:lsdException w:name="Light Grid" w:semiHidden="0" w:uiPriority="62" w:unhideWhenUsed="0"/>
-    <w:lsdException w:name="Medium Shading 1" w:semiHidden="0" w:uiPriority="63" w:unhideWhenUsed="0"/>
-    <w:lsdException w:name="Medium Shading 2" w:semiHidden="0" w:uiPriority="64" w:unhideWhenUsed="0"/>
-    <w:lsdException w:name="Medium List 1" w:semiHidden="0" w:uiPriority="65" w:unhideWhenUsed="0"/>
-    <w:lsdException w:name="Medium List 2" w:semiHidden="0" w:uiPriority="66" w:unhideWhenUsed="0"/>
-    <w:lsdException w:name="Medium Grid 1" w:semiHidden="0" w:uiPriority="67" w:unhideWhenUsed="0"/>
-    <w:lsdException w:name="Medium Grid 2" w:semiHidden="0" w:uiPriority="68" w:unhideWhenUsed="0"/>
-    <w:lsdException w:name="Medium Grid 3" w:semiHidden="0" w:uiPriority="69" w:unhideWhenUsed="0"/>
-    <w:lsdException w:name="Dark List" w:semiHidden="0" w:uiPriority="70" w:unhideWhenUsed="0"/>
-    <w:lsdException w:name="Colorful Shading" w:semiHidden="0" w:uiPriority="71" w:unhideWhenUsed="0"/>
-    <w:lsdException w:name="Colorful List" w:semiHidden="0" w:uiPriority="72" w:unhideWhenUsed="0"/>
-    <w:lsdException w:name="Colorful Grid" w:semiHidden="0" w:uiPriority="73" w:unhideWhenUsed="0"/>
-    <w:lsdException w:name="Light Shading Accent 1" w:semiHidden="0" w:uiPriority="60" w:unhideWhenUsed="0"/>
-    <w:lsdException w:name="Light List Accent 1" w:semiHidden="0" w:uiPriority="61" w:unhideWhenUsed="0"/>
-    <w:lsdException w:name="Light Grid Accent 1" w:semiHidden="0" w:uiPriority="62" w:unhideWhenUsed="0"/>
-    <w:lsdException w:name="Medium Shading 1 Accent 1" w:semiHidden="0" w:uiPriority="63" w:unhideWhenUsed="0"/>
-    <w:lsdException w:name="Medium Shading 2 Accent 1" w:semiHidden="0" w:uiPriority="64" w:unhideWhenUsed="0"/>
-    <w:lsdException w:name="Medium List 1 Accent 1" w:semiHidden="0" w:uiPriority="65" w:unhideWhenUsed="0"/>
+    <w:lsdException w:name="No Spacing" w:uiPriority="1" w:semiHidden="0" w:unhideWhenUsed="0" w:qFormat="1"/>
+    <w:lsdException w:name="Light Shading" w:uiPriority="60" w:semiHidden="0" w:unhideWhenUsed="0"/>
+    <w:lsdException w:name="Light List" w:uiPriority="61" w:semiHidden="0" w:unhideWhenUsed="0"/>
+    <w:lsdException w:name="Light Grid" w:uiPriority="62" w:semiHidden="0" w:unhideWhenUsed="0"/>
+    <w:lsdException w:name="Medium Shading 1" w:uiPriority="63" w:semiHidden="0" w:unhideWhenUsed="0"/>
+    <w:lsdException w:name="Medium Shading 2" w:uiPriority="64" w:semiHidden="0" w:unhideWhenUsed="0"/>
+    <w:lsdException w:name="Medium List 1" w:uiPriority="65" w:semiHidden="0" w:unhideWhenUsed="0"/>
+    <w:lsdException w:name="Medium List 2" w:uiPriority="66" w:semiHidden="0" w:unhideWhenUsed="0"/>
+    <w:lsdException w:name="Medium Grid 1" w:uiPriority="67" w:semiHidden="0" w:unhideWhenUsed="0"/>
+    <w:lsdException w:name="Medium Grid 2" w:uiPriority="68" w:semiHidden="0" w:unhideWhenUsed="0"/>
+    <w:lsdException w:name="Medium Grid 3" w:uiPriority="69" w:semiHidden="0" w:unhideWhenUsed="0"/>
+    <w:lsdException w:name="Dark List" w:uiPriority="70" w:semiHidden="0" w:unhideWhenUsed="0"/>
+    <w:lsdException w:name="Colorful Shading" w:uiPriority="71" w:semiHidden="0" w:unhideWhenUsed="0"/>
+    <w:lsdException w:name="Colorful List" w:uiPriority="72" w:semiHidden="0" w:unhideWhenUsed="0"/>
+    <w:lsdException w:name="Colorful Grid" w:uiPriority="73" w:semiHidden="0" w:unhideWhenUsed="0"/>
+    <w:lsdException w:name="Light Shading Accent 1" w:uiPriority="60" w:semiHidden="0" w:unhideWhenUsed="0"/>
+    <w:lsdException w:name="Light List Accent 1" w:uiPriority="61" w:semiHidden="0" w:unhideWhenUsed="0"/>
+    <w:lsdException w:name="Light Grid Accent 1" w:uiPriority="62" w:semiHidden="0" w:unhideWhenUsed="0"/>
+    <w:lsdException w:name="Medium Shading 1 Accent 1" w:uiPriority="63" w:semiHidden="0" w:unhideWhenUsed="0"/>
+    <w:lsdException w:name="Medium Shading 2 Accent 1" w:uiPriority="64" w:semiHidden="0" w:unhideWhenUsed="0"/>
+    <w:lsdException w:name="Medium List 1 Accent 1" w:uiPriority="65" w:semiHidden="0" w:unhideWhenUsed="0"/>
     <w:lsdException w:name="Revision" w:unhideWhenUsed="0"/>
-    <w:lsdException w:name="List Paragraph" w:semiHidden="0" w:uiPriority="34" w:unhideWhenUsed="0" w:qFormat="1"/>
-    <w:lsdException w:name="Quote" w:semiHidden="0" w:uiPriority="29" w:unhideWhenUsed="0" w:qFormat="1"/>
-    <w:lsdException w:name="Intense Quote" w:semiHidden="0" w:uiPriority="30" w:unhideWhenUsed="0" w:qFormat="1"/>
-    <w:lsdException w:name="Medium List 2 Accent 1" w:semiHidden="0" w:uiPriority="66" w:unhideWhenUsed="0"/>
-    <w:lsdException w:name="Medium Grid 1 Accent 1" w:semiHidden="0" w:uiPriority="67" w:unhideWhenUsed="0"/>
-    <w:lsdException w:name="Medium Grid 2 Accent 1" w:semiHidden="0" w:uiPriority="68" w:unhideWhenUsed="0"/>
-    <w:lsdException w:name="Medium Grid 3 Accent 1" w:semiHidden="0" w:uiPriority="69" w:unhideWhenUsed="0"/>
-    <w:lsdException w:name="Dark List Accent 1" w:semiHidden="0" w:uiPriority="70" w:unhideWhenUsed="0"/>
-    <w:lsdException w:name="Colorful Shading Accent 1" w:semiHidden="0" w:uiPriority="71" w:unhideWhenUsed="0"/>
-    <w:lsdException w:name="Colorful List Accent 1" w:semiHidden="0" w:uiPriority="72" w:unhideWhenUsed="0"/>
-    <w:lsdException w:name="Colorful Grid Accent 1" w:semiHidden="0" w:uiPriority="73" w:unhideWhenUsed="0"/>
-    <w:lsdException w:name="Light Shading Accent 2" w:semiHidden="0" w:uiPriority="60" w:unhideWhenUsed="0"/>
-    <w:lsdException w:name="Light List Accent 2" w:semiHidden="0" w:uiPriority="61" w:unhideWhenUsed="0"/>
-    <w:lsdException w:name="Light Grid Accent 2" w:semiHidden="0" w:uiPriority="62" w:unhideWhenUsed="0"/>
-    <w:lsdException w:name="Medium Shading 1 Accent 2" w:semiHidden="0" w:uiPriority="63" w:unhideWhenUsed="0"/>
-    <w:lsdException w:name="Medium Shading 2 Accent 2" w:semiHidden="0" w:uiPriority="64" w:unhideWhenUsed="0"/>
-    <w:lsdException w:name="Medium List 1 Accent 2" w:semiHidden="0" w:uiPriority="65" w:unhideWhenUsed="0"/>
-    <w:lsdException w:name="Medium List 2 Accent 2" w:semiHidden="0" w:uiPriority="66" w:unhideWhenUsed="0"/>
-    <w:lsdException w:name="Medium Grid 1 Accent 2" w:semiHidden="0" w:uiPriority="67" w:unhideWhenUsed="0"/>
-    <w:lsdException w:name="Medium Grid 2 Accent 2" w:semiHidden="0" w:uiPriority="68" w:unhideWhenUsed="0"/>
-    <w:lsdException w:name="Medium Grid 3 Accent 2" w:semiHidden="0" w:uiPriority="69" w:unhideWhenUsed="0"/>
-    <w:lsdException w:name="Dark List Accent 2" w:semiHidden="0" w:uiPriority="70" w:unhideWhenUsed="0"/>
-    <w:lsdException w:name="Colorful Shading Accent 2" w:semiHidden="0" w:uiPriority="71" w:unhideWhenUsed="0"/>
-    <w:lsdException w:name="Colorful List Accent 2" w:semiHidden="0" w:uiPriority="72" w:unhideWhenUsed="0"/>
-    <w:lsdException w:name="Colorful Grid Accent 2" w:semiHidden="0" w:uiPriority="73" w:unhideWhenUsed="0"/>
-    <w:lsdException w:name="Light Shading Accent 3" w:semiHidden="0" w:uiPriority="60" w:unhideWhenUsed="0"/>
-    <w:lsdException w:name="Light List Accent 3" w:semiHidden="0" w:uiPriority="61" w:unhideWhenUsed="0"/>
-    <w:lsdException w:name="Light Grid Accent 3" w:semiHidden="0" w:uiPriority="62" w:unhideWhenUsed="0"/>
-    <w:lsdException w:name="Medium Shading 1 Accent 3" w:semiHidden="0" w:uiPriority="63" w:unhideWhenUsed="0"/>
-    <w:lsdException w:name="Medium Shading 2 Accent 3" w:semiHidden="0" w:uiPriority="64" w:unhideWhenUsed="0"/>
-    <w:lsdException w:name="Medium List 1 Accent 3" w:semiHidden="0" w:uiPriority="65" w:unhideWhenUsed="0"/>
-    <w:lsdException w:name="Medium List 2 Accent 3" w:semiHidden="0" w:uiPriority="66" w:unhideWhenUsed="0"/>
-    <w:lsdException w:name="Medium Grid 1 Accent 3" w:semiHidden="0" w:uiPriority="67" w:unhideWhenUsed="0"/>
-    <w:lsdException w:name="Medium Grid 2 Accent 3" w:semiHidden="0" w:uiPriority="68" w:unhideWhenUsed="0"/>
-    <w:lsdException w:name="Medium Grid 3 Accent 3" w:semiHidden="0" w:uiPriority="69" w:unhideWhenUsed="0"/>
-    <w:lsdException w:name="Dark List Accent 3" w:semiHidden="0" w:uiPriority="70" w:unhideWhenUsed="0"/>
-    <w:lsdException w:name="Colorful Shading Accent 3" w:semiHidden="0" w:uiPriority="71" w:unhideWhenUsed="0"/>
-    <w:lsdException w:name="Colorful List Accent 3" w:semiHidden="0" w:uiPriority="72" w:unhideWhenUsed="0"/>
-    <w:lsdException w:name="Colorful Grid Accent 3" w:semiHidden="0" w:uiPriority="73" w:unhideWhenUsed="0"/>
-    <w:lsdException w:name="Light Shading Accent 4" w:semiHidden="0" w:uiPriority="60" w:unhideWhenUsed="0"/>
-    <w:lsdException w:name="Light List Accent 4" w:semiHidden="0" w:uiPriority="61" w:unhideWhenUsed="0"/>
-    <w:lsdException w:name="Light Grid Accent 4" w:semiHidden="0" w:uiPriority="62" w:unhideWhenUsed="0"/>
-    <w:lsdException w:name="Medium Shading 1 Accent 4" w:semiHidden="0" w:uiPriority="63" w:unhideWhenUsed="0"/>
-    <w:lsdException w:name="Medium Shading 2 Accent 4" w:semiHidden="0" w:uiPriority="64" w:unhideWhenUsed="0"/>
-    <w:lsdException w:name="Medium List 1 Accent 4" w:semiHidden="0" w:uiPriority="65" w:unhideWhenUsed="0"/>
-    <w:lsdException w:name="Medium List 2 Accent 4" w:semiHidden="0" w:uiPriority="66" w:unhideWhenUsed="0"/>
-    <w:lsdException w:name="Medium Grid 1 Accent 4" w:semiHidden="0" w:uiPriority="67" w:unhideWhenUsed="0"/>
-    <w:lsdException w:name="Medium Grid 2 Accent 4" w:semiHidden="0" w:uiPriority="68" w:unhideWhenUsed="0"/>
-    <w:lsdException w:name="Medium Grid 3 Accent 4" w:semiHidden="0" w:uiPriority="69" w:unhideWhenUsed="0"/>
-    <w:lsdException w:name="Dark List Accent 4" w:semiHidden="0" w:uiPriority="70" w:unhideWhenUsed="0"/>
-    <w:lsdException w:name="Colorful Shading Accent 4" w:semiHidden="0" w:uiPriority="71" w:unhideWhenUsed="0"/>
-    <w:lsdException w:name="Colorful List Accent 4" w:semiHidden="0" w:uiPriority="72" w:unhideWhenUsed="0"/>
-    <w:lsdException w:name="Colorful Grid Accent 4" w:semiHidden="0" w:uiPriority="73" w:unhideWhenUsed="0"/>
-    <w:lsdException w:name="Light Shading Accent 5" w:semiHidden="0" w:uiPriority="60" w:unhideWhenUsed="0"/>
-    <w:lsdException w:name="Light List Accent 5" w:semiHidden="0" w:uiPriority="61" w:unhideWhenUsed="0"/>
-    <w:lsdException w:name="Light Grid Accent 5" w:semiHidden="0" w:uiPriority="62" w:unhideWhenUsed="0"/>
-    <w:lsdException w:name="Medium Shading 1 Accent 5" w:semiHidden="0" w:uiPriority="63" w:unhideWhenUsed="0"/>
-    <w:lsdException w:name="Medium Shading 2 Accent 5" w:semiHidden="0" w:uiPriority="64" w:unhideWhenUsed="0"/>
-    <w:lsdException w:name="Medium List 1 Accent 5" w:semiHidden="0" w:uiPriority="65" w:unhideWhenUsed="0"/>
-    <w:lsdException w:name="Medium List 2 Accent 5" w:semiHidden="0" w:uiPriority="66" w:unhideWhenUsed="0"/>
-    <w:lsdException w:name="Medium Grid 1 Accent 5" w:semiHidden="0" w:uiPriority="67" w:unhideWhenUsed="0"/>
-    <w:lsdException w:name="Medium Grid 2 Accent 5" w:semiHidden="0" w:uiPriority="68" w:unhideWhenUsed="0"/>
-    <w:lsdException w:name="Medium Grid 3 Accent 5" w:semiHidden="0" w:uiPriority="69" w:unhideWhenUsed="0"/>
-    <w:lsdException w:name="Dark List Accent 5" w:semiHidden="0" w:uiPriority="70" w:unhideWhenUsed="0"/>
-    <w:lsdException w:name="Colorful Shading Accent 5" w:semiHidden="0" w:uiPriority="71" w:unhideWhenUsed="0"/>
-    <w:lsdException w:name="Colorful List Accent 5" w:semiHidden="0" w:uiPriority="72" w:unhideWhenUsed="0"/>
-    <w:lsdException w:name="Colorful Grid Accent 5" w:semiHidden="0" w:uiPriority="73" w:unhideWhenUsed="0"/>
-    <w:lsdException w:name="Light Shading Accent 6" w:semiHidden="0" w:uiPriority="60" w:unhideWhenUsed="0"/>
-    <w:lsdException w:name="Light List Accent 6" w:semiHidden="0" w:uiPriority="61" w:unhideWhenUsed="0"/>
-    <w:lsdException w:name="Light Grid Accent 6" w:semiHidden="0" w:uiPriority="62" w:unhideWhenUsed="0"/>
-    <w:lsdException w:name="Medium Shading 1 Accent 6" w:semiHidden="0" w:uiPriority="63" w:unhideWhenUsed="0"/>
-    <w:lsdException w:name="Medium Shading 2 Accent 6" w:semiHidden="0" w:uiPriority="64" w:unhideWhenUsed="0"/>
-    <w:lsdException w:name="Medium List 1 Accent 6" w:semiHidden="0" w:uiPriority="65" w:unhideWhenUsed="0"/>
-    <w:lsdException w:name="Medium List 2 Accent 6" w:semiHidden="0" w:uiPriority="66" w:unhideWhenUsed="0"/>
-    <w:lsdException w:name="Medium Grid 1 Accent 6" w:semiHidden="0" w:uiPriority="67" w:unhideWhenUsed="0"/>
-    <w:lsdException w:name="Medium Grid 2 Accent 6" w:semiHidden="0" w:uiPriority="68" w:unhideWhenUsed="0"/>
-    <w:lsdException w:name="Medium Grid 3 Accent 6" w:semiHidden="0" w:uiPriority="69" w:unhideWhenUsed="0"/>
-    <w:lsdException w:name="Dark List Accent 6" w:semiHidden="0" w:uiPriority="70" w:unhideWhenUsed="0"/>
-    <w:lsdException w:name="Colorful Shading Accent 6" w:semiHidden="0" w:uiPriority="71" w:unhideWhenUsed="0"/>
-    <w:lsdException w:name="Colorful List Accent 6" w:semiHidden="0" w:uiPriority="72" w:unhideWhenUsed="0"/>
-    <w:lsdException w:name="Colorful Grid Accent 6" w:semiHidden="0" w:uiPriority="73" w:unhideWhenUsed="0"/>
-    <w:lsdException w:name="Subtle Emphasis" w:semiHidden="0" w:uiPriority="19" w:unhideWhenUsed="0" w:qFormat="1"/>
-    <w:lsdException w:name="Intense Emphasis" w:semiHidden="0" w:uiPriority="21" w:unhideWhenUsed="0" w:qFormat="1"/>
-    <w:lsdException w:name="Subtle Reference" w:semiHidden="0" w:uiPriority="31" w:unhideWhenUsed="0" w:qFormat="1"/>
-    <w:lsdException w:name="Intense Reference" w:semiHidden="0" w:uiPriority="32" w:unhideWhenUsed="0" w:qFormat="1"/>
-    <w:lsdException w:name="Book Title" w:semiHidden="0" w:uiPriority="33" w:unhideWhenUsed="0" w:qFormat="1"/>
+    <w:lsdException w:name="List Paragraph" w:uiPriority="34" w:semiHidden="0" w:unhideWhenUsed="0" w:qFormat="1"/>
+    <w:lsdException w:name="Quote" w:uiPriority="29" w:semiHidden="0" w:unhideWhenUsed="0" w:qFormat="1"/>
+    <w:lsdException w:name="Intense Quote" w:uiPriority="30" w:semiHidden="0" w:unhideWhenUsed="0" w:qFormat="1"/>
+    <w:lsdException w:name="Medium List 2 Accent 1" w:uiPriority="66" w:semiHidden="0" w:unhideWhenUsed="0"/>
+    <w:lsdException w:name="Medium Grid 1 Accent 1" w:uiPriority="67" w:semiHidden="0" w:unhideWhenUsed="0"/>
+    <w:lsdException w:name="Medium Grid 2 Accent 1" w:uiPriority="68" w:semiHidden="0" w:unhideWhenUsed="0"/>
+    <w:lsdException w:name="Medium Grid 3 Accent 1" w:uiPriority="69" w:semiHidden="0" w:unhideWhenUsed="0"/>
+    <w:lsdException w:name="Dark List Accent 1" w:uiPriority="70" w:semiHidden="0" w:unhideWhenUsed="0"/>
+    <w:lsdException w:name="Colorful Shading Accent 1" w:uiPriority="71" w:semiHidden="0" w:unhideWhenUsed="0"/>
+    <w:lsdException w:name="Colorful List Accent 1" w:uiPriority="72" w:semiHidden="0" w:unhideWhenUsed="0"/>
+    <w:lsdException w:name="Colorful Grid Accent 1" w:uiPriority="73" w:semiHidden="0" w:unhideWhenUsed="0"/>
+    <w:lsdException w:name="Light Shading Accent 2" w:uiPriority="60" w:semiHidden="0" w:unhideWhenUsed="0"/>
+    <w:lsdException w:name="Light List Accent 2" w:uiPriority="61" w:semiHidden="0" w:unhideWhenUsed="0"/>
+    <w:lsdException w:name="Light Grid Accent 2" w:uiPriority="62" w:semiHidden="0" w:unhideWhenUsed="0"/>
+    <w:lsdException w:name="Medium Shading 1 Accent 2" w:uiPriority="63" w:semiHidden="0" w:unhideWhenUsed="0"/>
+    <w:lsdException w:name="Medium Shading 2 Accent 2" w:uiPriority="64" w:semiHidden="0" w:unhideWhenUsed="0"/>
+    <w:lsdException w:name="Medium List 1 Accent 2" w:uiPriority="65" w:semiHidden="0" w:unhideWhenUsed="0"/>
+    <w:lsdException w:name="Medium List 2 Accent 2" w:uiPriority="66" w:semiHidden="0" w:unhideWhenUsed="0"/>
+    <w:lsdException w:name="Medium Grid 1 Accent 2" w:uiPriority="67" w:semiHidden="0" w:unhideWhenUsed="0"/>
+    <w:lsdException w:name="Medium Grid 2 Accent 2" w:uiPriority="68" w:semiHidden="0" w:unhideWhenUsed="0"/>
+    <w:lsdException w:name="Medium Grid 3 Accent 2" w:uiPriority="69" w:semiHidden="0" w:unhideWhenUsed="0"/>
+    <w:lsdException w:name="Dark List Accent 2" w:uiPriority="70" w:semiHidden="0" w:unhideWhenUsed="0"/>
+    <w:lsdException w:name="Colorful Shading Accent 2" w:uiPriority="71" w:semiHidden="0" w:unhideWhenUsed="0"/>
+    <w:lsdException w:name="Colorful List Accent 2" w:uiPriority="72" w:semiHidden="0" w:unhideWhenUsed="0"/>
+    <w:lsdException w:name="Colorful Grid Accent 2" w:uiPriority="73" w:semiHidden="0" w:unhideWhenUsed="0"/>
+    <w:lsdException w:name="Light Shading Accent 3" w:uiPriority="60" w:semiHidden="0" w:unhideWhenUsed="0"/>
+    <w:lsdException w:name="Light List Accent 3" w:uiPriority="61" w:semiHidden="0" w:unhideWhenUsed="0"/>
+    <w:lsdException w:name="Light Grid Accent 3" w:uiPriority="62" w:semiHidden="0" w:unhideWhenUsed="0"/>
+    <w:lsdException w:name="Medium Shading 1 Accent 3" w:uiPriority="63" w:semiHidden="0" w:unhideWhenUsed="0"/>
+    <w:lsdException w:name="Medium Shading 2 Accent 3" w:uiPriority="64" w:semiHidden="0" w:unhideWhenUsed="0"/>
+    <w:lsdException w:name="Medium List 1 Accent 3" w:uiPriority="65" w:semiHidden="0" w:unhideWhenUsed="0"/>
+    <w:lsdException w:name="Medium List 2 Accent 3" w:uiPriority="66" w:semiHidden="0" w:unhideWhenUsed="0"/>
+    <w:lsdException w:name="Medium Grid 1 Accent 3" w:uiPriority="67" w:semiHidden="0" w:unhideWhenUsed="0"/>
+    <w:lsdException w:name="Medium Grid 2 Accent 3" w:uiPriority="68" w:semiHidden="0" w:unhideWhenUsed="0"/>
+    <w:lsdException w:name="Medium Grid 3 Accent 3" w:uiPriority="69" w:semiHidden="0" w:unhideWhenUsed="0"/>
+    <w:lsdException w:name="Dark List Accent 3" w:uiPriority="70" w:semiHidden="0" w:unhideWhenUsed="0"/>
+    <w:lsdException w:name="Colorful Shading Accent 3" w:uiPriority="71" w:semiHidden="0" w:unhideWhenUsed="0"/>
+    <w:lsdException w:name="Colorful List Accent 3" w:uiPriority="72" w:semiHidden="0" w:unhideWhenUsed="0"/>
+    <w:lsdException w:name="Colorful Grid Accent 3" w:uiPriority="73" w:semiHidden="0" w:unhideWhenUsed="0"/>
+    <w:lsdException w:name="Light Shading Accent 4" w:uiPriority="60" w:semiHidden="0" w:unhideWhenUsed="0"/>
+    <w:lsdException w:name="Light List Accent 4" w:uiPriority="61" w:semiHidden="0" w:unhideWhenUsed="0"/>
+    <w:lsdException w:name="Light Grid Accent 4" w:uiPriority="62" w:semiHidden="0" w:unhideWhenUsed="0"/>
+    <w:lsdException w:name="Medium Shading 1 Accent 4" w:uiPriority="63" w:semiHidden="0" w:unhideWhenUsed="0"/>
+    <w:lsdException w:name="Medium Shading 2 Accent 4" w:uiPriority="64" w:semiHidden="0" w:unhideWhenUsed="0"/>
+    <w:lsdException w:name="Medium List 1 Accent 4" w:uiPriority="65" w:semiHidden="0" w:unhideWhenUsed="0"/>
+    <w:lsdException w:name="Medium List 2 Accent 4" w:uiPriority="66" w:semiHidden="0" w:unhideWhenUsed="0"/>
+    <w:lsdException w:name="Medium Grid 1 Accent 4" w:uiPriority="67" w:semiHidden="0" w:unhideWhenUsed="0"/>
+    <w:lsdException w:name="Medium Grid 2 Accent 4" w:uiPriority="68" w:semiHidden="0" w:unhideWhenUsed="0"/>
+    <w:lsdException w:name="Medium Grid 3 Accent 4" w:uiPriority="69" w:semiHidden="0" w:unhideWhenUsed="0"/>
+    <w:lsdException w:name="Dark List Accent 4" w:uiPriority="70" w:semiHidden="0" w:unhideWhenUsed="0"/>
+    <w:lsdException w:name="Colorful Shading Accent 4" w:uiPriority="71" w:semiHidden="0" w:unhideWhenUsed="0"/>
+    <w:lsdException w:name="Colorful List Accent 4" w:uiPriority="72" w:semiHidden="0" w:unhideWhenUsed="0"/>
+    <w:lsdException w:name="Colorful Grid Accent 4" w:uiPriority="73" w:semiHidden="0" w:unhideWhenUsed="0"/>
+    <w:lsdException w:name="Light Shading Accent 5" w:uiPriority="60" w:semiHidden="0" w:unhideWhenUsed="0"/>
+    <w:lsdException w:name="Light List Accent 5" w:uiPriority="61" w:semiHidden="0" w:unhideWhenUsed="0"/>
+    <w:lsdException w:name="Light Grid Accent 5" w:uiPriority="62" w:semiHidden="0" w:unhideWhenUsed="0"/>
+    <w:lsdException w:name="Medium Shading 1 Accent 5" w:uiPriority="63" w:semiHidden="0" w:unhideWhenUsed="0"/>
+    <w:lsdException w:name="Medium Shading 2 Accent 5" w:uiPriority="64" w:semiHidden="0" w:unhideWhenUsed="0"/>
+    <w:lsdException w:name="Medium List 1 Accent 5" w:uiPriority="65" w:semiHidden="0" w:unhideWhenUsed="0"/>
+    <w:lsdException w:name="Medium List 2 Accent 5" w:uiPriority="66" w:semiHidden="0" w:unhideWhenUsed="0"/>
+    <w:lsdException w:name="Medium Grid 1 Accent 5" w:uiPriority="67" w:semiHidden="0" w:unhideWhenUsed="0"/>
+    <w:lsdException w:name="Medium Grid 2 Accent 5" w:uiPriority="68" w:semiHidden="0" w:unhideWhenUsed="0"/>
+    <w:lsdException w:name="Medium Grid 3 Accent 5" w:uiPriority="69" w:semiHidden="0" w:unhideWhenUsed="0"/>
+    <w:lsdException w:name="Dark List Accent 5" w:uiPriority="70" w:semiHidden="0" w:unhideWhenUsed="0"/>
+    <w:lsdException w:name="Colorful Shading Accent 5" w:uiPriority="71" w:semiHidden="0" w:unhideWhenUsed="0"/>
+    <w:lsdException w:name="Colorful List Accent 5" w:uiPriority="72" w:semiHidden="0" w:unhideWhenUsed="0"/>
+    <w:lsdException w:name="Colorful Grid Accent 5" w:uiPriority="73" w:semiHidden="0" w:unhideWhenUsed="0"/>
+    <w:lsdException w:name="Light Shading Accent 6" w:uiPriority="60" w:semiHidden="0" w:unhideWhenUsed="0"/>
+    <w:lsdException w:name="Light List Accent 6" w:uiPriority="61" w:semiHidden="0" w:unhideWhenUsed="0"/>
+    <w:lsdException w:name="Light Grid Accent 6" w:uiPriority="62" w:semiHidden="0" w:unhideWhenUsed="0"/>
+    <w:lsdException w:name="Medium Shading 1 Accent 6" w:uiPriority="63" w:semiHidden="0" w:unhideWhenUsed="0"/>
+    <w:lsdException w:name="Medium Shading 2 Accent 6" w:uiPriority="64" w:semiHidden="0" w:unhideWhenUsed="0"/>
+    <w:lsdException w:name="Medium List 1 Accent 6" w:uiPriority="65" w:semiHidden="0" w:unhideWhenUsed="0"/>
+    <w:lsdException w:name="Medium List 2 Accent 6" w:uiPriority="66" w:semiHidden="0" w:unhideWhenUsed="0"/>
+    <w:lsdException w:name="Medium Grid 1 Accent 6" w:uiPriority="67" w:semiHidden="0" w:unhideWhenUsed="0"/>
+    <w:lsdException w:name="Medium Grid 2 Accent 6" w:uiPriority="68" w:semiHidden="0" w:unhideWhenUsed="0"/>
+    <w:lsdException w:name="Medium Grid 3 Accent 6" w:uiPriority="69" w:semiHidden="0" w:unhideWhenUsed="0"/>
+    <w:lsdException w:name="Dark List Accent 6" w:uiPriority="70" w:semiHidden="0" w:unhideWhenUsed="0"/>
+    <w:lsdException w:name="Colorful Shading Accent 6" w:uiPriority="71" w:semiHidden="0" w:unhideWhenUsed="0"/>
+    <w:lsdException w:name="Colorful List Accent 6" w:uiPriority="72" w:semiHidden="0" w:unhideWhenUsed="0"/>
+    <w:lsdException w:name="Colorful Grid Accent 6" w:uiPriority="73" w:semiHidden="0" w:unhideWhenUsed="0"/>
+    <w:lsdException w:name="Subtle Emphasis" w:uiPriority="19" w:semiHidden="0" w:unhideWhenUsed="0" w:qFormat="1"/>
+    <w:lsdException w:name="Intense Emphasis" w:uiPriority="21" w:semiHidden="0" w:unhideWhenUsed="0" w:qFormat="1"/>
+    <w:lsdException w:name="Subtle Reference" w:uiPriority="31" w:semiHidden="0" w:unhideWhenUsed="0" w:qFormat="1"/>
+    <w:lsdException w:name="Intense Reference" w:uiPriority="32" w:semiHidden="0" w:unhideWhenUsed="0" w:qFormat="1"/>
+    <w:lsdException w:name="Book Title" w:uiPriority="33" w:semiHidden="0" w:unhideWhenUsed="0" w:qFormat="1"/>
     <w:lsdException w:name="Bibliography" w:uiPriority="37"/>
     <w:lsdException w:name="TOC Heading" w:uiPriority="39" w:qFormat="1"/>
   </w:latentStyles>
-  <w:style w:type="paragraph" w:default="1" w:styleId="Normal">
+  <w:style w:type="paragraph" w:styleId="Normal" w:default="1">
     <w:name w:val="Normal"/>
     <w:qFormat/>
     <w:rsid w:val="00FC693F"/>
@@ -437,7 +437,7 @@
       <w:spacing w:after="0" w:line="240" w:lineRule="auto"/>
     </w:pPr>
   </w:style>
-  <w:style w:type="character" w:customStyle="1" w:styleId="HeaderChar">
+  <w:style w:type="character" w:styleId="HeaderChar" w:customStyle="1">
     <w:name w:val="Header Char"/>
     <w:basedOn w:val="DefaultParagraphFont"/>
     <w:link w:val="Header"/>
@@ -459,7 +459,7 @@
       <w:spacing w:after="0" w:line="240" w:lineRule="auto"/>
     </w:pPr>
   </w:style>
-  <w:style w:type="character" w:customStyle="1" w:styleId="FooterChar">
+  <w:style w:type="character" w:styleId="FooterChar" w:customStyle="1">
     <w:name w:val="Footer Char"/>
     <w:basedOn w:val="DefaultParagraphFont"/>
     <w:link w:val="Footer"/>
@@ -481,7 +481,7 @@
       <w:outlineLvl w:val="0"/>
     </w:pPr>
     <w:rPr>
-      <w:rFonts w:asciiTheme="majorHAnsi" w:eastAsiaTheme="majorEastAsia" w:hAnsiTheme="majorHAnsi" w:cstheme="majorBidi" w:ascii="Aptos" w:hAnsi="Aptos"/>
+      <w:rFonts w:ascii="Aptos" w:hAnsi="Aptos" w:asciiTheme="majorHAnsi" w:hAnsiTheme="majorHAnsi" w:eastAsiaTheme="majorEastAsia" w:cstheme="majorBidi"/>
       <w:b/>
       <w:bCs/>
       <w:color w:val="1F4E79"/>
@@ -505,7 +505,7 @@
       <w:outlineLvl w:val="1"/>
     </w:pPr>
     <w:rPr>
-      <w:rFonts w:asciiTheme="majorHAnsi" w:eastAsiaTheme="majorEastAsia" w:hAnsiTheme="majorHAnsi" w:cstheme="majorBidi" w:ascii="Aptos" w:hAnsi="Aptos"/>
+      <w:rFonts w:ascii="Aptos" w:hAnsi="Aptos" w:asciiTheme="majorHAnsi" w:hAnsiTheme="majorHAnsi" w:eastAsiaTheme="majorEastAsia" w:cstheme="majorBidi"/>
       <w:b/>
       <w:bCs/>
       <w:color w:val="2F6F4E"/>
@@ -529,7 +529,7 @@
       <w:outlineLvl w:val="2"/>
     </w:pPr>
     <w:rPr>
-      <w:rFonts w:asciiTheme="majorHAnsi" w:eastAsiaTheme="majorEastAsia" w:hAnsiTheme="majorHAnsi" w:cstheme="majorBidi" w:ascii="Aptos" w:hAnsi="Aptos"/>
+      <w:rFonts w:ascii="Aptos" w:hAnsi="Aptos" w:asciiTheme="majorHAnsi" w:hAnsiTheme="majorHAnsi" w:eastAsiaTheme="majorEastAsia" w:cstheme="majorBidi"/>
       <w:b/>
       <w:bCs/>
       <w:color w:val="3F3F46"/>
@@ -553,7 +553,7 @@
       <w:outlineLvl w:val="3"/>
     </w:pPr>
     <w:rPr>
-      <w:rFonts w:asciiTheme="majorHAnsi" w:eastAsiaTheme="majorEastAsia" w:hAnsiTheme="majorHAnsi" w:cstheme="majorBidi"/>
+      <w:rFonts w:asciiTheme="majorHAnsi" w:hAnsiTheme="majorHAnsi" w:eastAsiaTheme="majorEastAsia" w:cstheme="majorBidi"/>
       <w:b/>
       <w:bCs/>
       <w:i/>
@@ -578,7 +578,7 @@
       <w:outlineLvl w:val="4"/>
     </w:pPr>
     <w:rPr>
-      <w:rFonts w:asciiTheme="majorHAnsi" w:eastAsiaTheme="majorEastAsia" w:hAnsiTheme="majorHAnsi" w:cstheme="majorBidi"/>
+      <w:rFonts w:asciiTheme="majorHAnsi" w:hAnsiTheme="majorHAnsi" w:eastAsiaTheme="majorEastAsia" w:cstheme="majorBidi"/>
       <w:color w:val="243F60" w:themeColor="accent1" w:themeShade="7F"/>
     </w:rPr>
   </w:style>
@@ -599,7 +599,7 @@
       <w:outlineLvl w:val="5"/>
     </w:pPr>
     <w:rPr>
-      <w:rFonts w:asciiTheme="majorHAnsi" w:eastAsiaTheme="majorEastAsia" w:hAnsiTheme="majorHAnsi" w:cstheme="majorBidi"/>
+      <w:rFonts w:asciiTheme="majorHAnsi" w:hAnsiTheme="majorHAnsi" w:eastAsiaTheme="majorEastAsia" w:cstheme="majorBidi"/>
       <w:i/>
       <w:iCs/>
       <w:color w:val="243F60" w:themeColor="accent1" w:themeShade="7F"/>
@@ -622,7 +622,7 @@
       <w:outlineLvl w:val="6"/>
     </w:pPr>
     <w:rPr>
-      <w:rFonts w:asciiTheme="majorHAnsi" w:eastAsiaTheme="majorEastAsia" w:hAnsiTheme="majorHAnsi" w:cstheme="majorBidi"/>
+      <w:rFonts w:asciiTheme="majorHAnsi" w:hAnsiTheme="majorHAnsi" w:eastAsiaTheme="majorEastAsia" w:cstheme="majorBidi"/>
       <w:i/>
       <w:iCs/>
       <w:color w:val="404040" w:themeColor="text1" w:themeTint="BF"/>
@@ -645,7 +645,7 @@
       <w:outlineLvl w:val="7"/>
     </w:pPr>
     <w:rPr>
-      <w:rFonts w:asciiTheme="majorHAnsi" w:eastAsiaTheme="majorEastAsia" w:hAnsiTheme="majorHAnsi" w:cstheme="majorBidi"/>
+      <w:rFonts w:asciiTheme="majorHAnsi" w:hAnsiTheme="majorHAnsi" w:eastAsiaTheme="majorEastAsia" w:cstheme="majorBidi"/>
       <w:color w:val="4F81BD" w:themeColor="accent1"/>
       <w:sz w:val="20"/>
       <w:szCs w:val="20"/>
@@ -668,7 +668,7 @@
       <w:outlineLvl w:val="8"/>
     </w:pPr>
     <w:rPr>
-      <w:rFonts w:asciiTheme="majorHAnsi" w:eastAsiaTheme="majorEastAsia" w:hAnsiTheme="majorHAnsi" w:cstheme="majorBidi"/>
+      <w:rFonts w:asciiTheme="majorHAnsi" w:hAnsiTheme="majorHAnsi" w:eastAsiaTheme="majorEastAsia" w:cstheme="majorBidi"/>
       <w:i/>
       <w:iCs/>
       <w:color w:val="404040" w:themeColor="text1" w:themeTint="BF"/>
@@ -676,13 +676,13 @@
       <w:szCs w:val="20"/>
     </w:rPr>
   </w:style>
-  <w:style w:type="character" w:default="1" w:styleId="DefaultParagraphFont">
+  <w:style w:type="character" w:styleId="DefaultParagraphFont" w:default="1">
     <w:name w:val="Default Paragraph Font"/>
     <w:uiPriority w:val="1"/>
     <w:semiHidden/>
     <w:unhideWhenUsed/>
   </w:style>
-  <w:style w:type="table" w:default="1" w:styleId="TableNormal">
+  <w:style w:type="table" w:styleId="TableNormal" w:default="1">
     <w:name w:val="Normal Table"/>
     <w:uiPriority w:val="99"/>
     <w:semiHidden/>
@@ -697,7 +697,7 @@
       </w:tblCellMar>
     </w:tblPr>
   </w:style>
-  <w:style w:type="numbering" w:default="1" w:styleId="NoList">
+  <w:style w:type="numbering" w:styleId="NoList" w:default="1">
     <w:name w:val="No List"/>
     <w:uiPriority w:val="99"/>
     <w:semiHidden/>
@@ -712,14 +712,14 @@
       <w:spacing w:after="0" w:line="240" w:lineRule="auto"/>
     </w:pPr>
   </w:style>
-  <w:style w:type="character" w:customStyle="1" w:styleId="Heading1Char">
+  <w:style w:type="character" w:styleId="Heading1Char" w:customStyle="1">
     <w:name w:val="Heading 1 Char"/>
     <w:basedOn w:val="DefaultParagraphFont"/>
     <w:link w:val="Heading1"/>
     <w:uiPriority w:val="9"/>
     <w:rsid w:val="00FC693F"/>
     <w:rPr>
-      <w:rFonts w:asciiTheme="majorHAnsi" w:eastAsiaTheme="majorEastAsia" w:hAnsiTheme="majorHAnsi" w:cstheme="majorBidi"/>
+      <w:rFonts w:asciiTheme="majorHAnsi" w:hAnsiTheme="majorHAnsi" w:eastAsiaTheme="majorEastAsia" w:cstheme="majorBidi"/>
       <w:b/>
       <w:bCs/>
       <w:color w:val="365F91" w:themeColor="accent1" w:themeShade="BF"/>
@@ -727,14 +727,14 @@
       <w:szCs w:val="28"/>
     </w:rPr>
   </w:style>
-  <w:style w:type="character" w:customStyle="1" w:styleId="Heading2Char">
+  <w:style w:type="character" w:styleId="Heading2Char" w:customStyle="1">
     <w:name w:val="Heading 2 Char"/>
     <w:basedOn w:val="DefaultParagraphFont"/>
     <w:link w:val="Heading2"/>
     <w:uiPriority w:val="9"/>
     <w:rsid w:val="00FC693F"/>
     <w:rPr>
-      <w:rFonts w:asciiTheme="majorHAnsi" w:eastAsiaTheme="majorEastAsia" w:hAnsiTheme="majorHAnsi" w:cstheme="majorBidi"/>
+      <w:rFonts w:asciiTheme="majorHAnsi" w:hAnsiTheme="majorHAnsi" w:eastAsiaTheme="majorEastAsia" w:cstheme="majorBidi"/>
       <w:b/>
       <w:bCs/>
       <w:color w:val="4F81BD" w:themeColor="accent1"/>
@@ -742,14 +742,14 @@
       <w:szCs w:val="26"/>
     </w:rPr>
   </w:style>
-  <w:style w:type="character" w:customStyle="1" w:styleId="Heading3Char">
+  <w:style w:type="character" w:styleId="Heading3Char" w:customStyle="1">
     <w:name w:val="Heading 3 Char"/>
     <w:basedOn w:val="DefaultParagraphFont"/>
     <w:link w:val="Heading3"/>
     <w:uiPriority w:val="9"/>
     <w:rsid w:val="00FC693F"/>
     <w:rPr>
-      <w:rFonts w:asciiTheme="majorHAnsi" w:eastAsiaTheme="majorEastAsia" w:hAnsiTheme="majorHAnsi" w:cstheme="majorBidi"/>
+      <w:rFonts w:asciiTheme="majorHAnsi" w:hAnsiTheme="majorHAnsi" w:eastAsiaTheme="majorEastAsia" w:cstheme="majorBidi"/>
       <w:b/>
       <w:bCs/>
       <w:color w:val="4F81BD" w:themeColor="accent1"/>
@@ -765,13 +765,13 @@
     <w:rsid w:val="00FC693F"/>
     <w:pPr>
       <w:pBdr>
-        <w:bottom w:val="single" w:sz="8" w:space="4" w:color="4F81BD" w:themeColor="accent1"/>
+        <w:bottom w:val="single" w:color="4F81BD" w:themeColor="accent1" w:sz="8" w:space="4"/>
       </w:pBdr>
-      <w:spacing w:after="200" w:line="240" w:lineRule="auto" w:before="0"/>
+      <w:spacing w:before="0" w:after="200" w:line="240" w:lineRule="auto"/>
       <w:contextualSpacing/>
     </w:pPr>
     <w:rPr>
-      <w:rFonts w:asciiTheme="majorHAnsi" w:eastAsiaTheme="majorEastAsia" w:hAnsiTheme="majorHAnsi" w:cstheme="majorBidi" w:ascii="Aptos Display" w:hAnsi="Aptos Display"/>
+      <w:rFonts w:ascii="Aptos Display" w:hAnsi="Aptos Display" w:asciiTheme="majorHAnsi" w:hAnsiTheme="majorHAnsi" w:eastAsiaTheme="majorEastAsia" w:cstheme="majorBidi"/>
       <w:b/>
       <w:color w:val="1F4E79"/>
       <w:spacing w:val="5"/>
@@ -780,14 +780,14 @@
       <w:szCs w:val="52"/>
     </w:rPr>
   </w:style>
-  <w:style w:type="character" w:customStyle="1" w:styleId="TitleChar">
+  <w:style w:type="character" w:styleId="TitleChar" w:customStyle="1">
     <w:name w:val="Title Char"/>
     <w:basedOn w:val="DefaultParagraphFont"/>
     <w:link w:val="Title"/>
     <w:uiPriority w:val="10"/>
     <w:rsid w:val="00FC693F"/>
     <w:rPr>
-      <w:rFonts w:asciiTheme="majorHAnsi" w:eastAsiaTheme="majorEastAsia" w:hAnsiTheme="majorHAnsi" w:cstheme="majorBidi"/>
+      <w:rFonts w:asciiTheme="majorHAnsi" w:hAnsiTheme="majorHAnsi" w:eastAsiaTheme="majorEastAsia" w:cstheme="majorBidi"/>
       <w:color w:val="17365D" w:themeColor="text2" w:themeShade="BF"/>
       <w:spacing w:val="5"/>
       <w:kern w:val="28"/>
@@ -809,7 +809,7 @@
       </w:numPr>
     </w:pPr>
     <w:rPr>
-      <w:rFonts w:asciiTheme="majorHAnsi" w:eastAsiaTheme="majorEastAsia" w:hAnsiTheme="majorHAnsi" w:cstheme="majorBidi"/>
+      <w:rFonts w:asciiTheme="majorHAnsi" w:hAnsiTheme="majorHAnsi" w:eastAsiaTheme="majorEastAsia" w:cstheme="majorBidi"/>
       <w:i/>
       <w:iCs/>
       <w:color w:val="4F81BD" w:themeColor="accent1"/>
@@ -818,14 +818,14 @@
       <w:szCs w:val="24"/>
     </w:rPr>
   </w:style>
-  <w:style w:type="character" w:customStyle="1" w:styleId="SubtitleChar">
+  <w:style w:type="character" w:styleId="SubtitleChar" w:customStyle="1">
     <w:name w:val="Subtitle Char"/>
     <w:basedOn w:val="DefaultParagraphFont"/>
     <w:link w:val="Subtitle"/>
     <w:uiPriority w:val="11"/>
     <w:rsid w:val="00FC693F"/>
     <w:rPr>
-      <w:rFonts w:asciiTheme="majorHAnsi" w:eastAsiaTheme="majorEastAsia" w:hAnsiTheme="majorHAnsi" w:cstheme="majorBidi"/>
+      <w:rFonts w:asciiTheme="majorHAnsi" w:hAnsiTheme="majorHAnsi" w:eastAsiaTheme="majorEastAsia" w:cstheme="majorBidi"/>
       <w:i/>
       <w:iCs/>
       <w:color w:val="4F81BD" w:themeColor="accent1"/>
@@ -856,7 +856,7 @@
       <w:spacing w:after="120"/>
     </w:pPr>
   </w:style>
-  <w:style w:type="character" w:customStyle="1" w:styleId="BodyTextChar">
+  <w:style w:type="character" w:styleId="BodyTextChar" w:customStyle="1">
     <w:name w:val="Body Text Char"/>
     <w:basedOn w:val="DefaultParagraphFont"/>
     <w:link w:val="BodyText"/>
@@ -874,7 +874,7 @@
       <w:spacing w:after="120" w:line="480" w:lineRule="auto"/>
     </w:pPr>
   </w:style>
-  <w:style w:type="character" w:customStyle="1" w:styleId="BodyText2Char">
+  <w:style w:type="character" w:styleId="BodyText2Char" w:customStyle="1">
     <w:name w:val="Body Text 2 Char"/>
     <w:basedOn w:val="DefaultParagraphFont"/>
     <w:link w:val="BodyText2"/>
@@ -896,7 +896,7 @@
       <w:szCs w:val="16"/>
     </w:rPr>
   </w:style>
-  <w:style w:type="character" w:customStyle="1" w:styleId="BodyText3Char">
+  <w:style w:type="character" w:styleId="BodyText3Char" w:customStyle="1">
     <w:name w:val="Body Text 3 Char"/>
     <w:basedOn w:val="DefaultParagraphFont"/>
     <w:link w:val="BodyText3"/>
@@ -1077,7 +1077,7 @@
       <w:szCs w:val="20"/>
     </w:rPr>
   </w:style>
-  <w:style w:type="character" w:customStyle="1" w:styleId="MacroTextChar">
+  <w:style w:type="character" w:styleId="MacroTextChar" w:customStyle="1">
     <w:name w:val="Macro Text Char"/>
     <w:basedOn w:val="DefaultParagraphFont"/>
     <w:link w:val="MacroText"/>
@@ -1103,7 +1103,7 @@
       <w:color w:val="000000" w:themeColor="text1"/>
     </w:rPr>
   </w:style>
-  <w:style w:type="character" w:customStyle="1" w:styleId="QuoteChar">
+  <w:style w:type="character" w:styleId="QuoteChar" w:customStyle="1">
     <w:name w:val="Quote Char"/>
     <w:basedOn w:val="DefaultParagraphFont"/>
     <w:link w:val="Quote"/>
@@ -1115,7 +1115,7 @@
       <w:color w:val="000000" w:themeColor="text1"/>
     </w:rPr>
   </w:style>
-  <w:style w:type="character" w:customStyle="1" w:styleId="Heading4Char">
+  <w:style w:type="character" w:styleId="Heading4Char" w:customStyle="1">
     <w:name w:val="Heading 4 Char"/>
     <w:basedOn w:val="DefaultParagraphFont"/>
     <w:link w:val="Heading4"/>
@@ -1123,7 +1123,7 @@
     <w:semiHidden/>
     <w:rsid w:val="00FC693F"/>
     <w:rPr>
-      <w:rFonts w:asciiTheme="majorHAnsi" w:eastAsiaTheme="majorEastAsia" w:hAnsiTheme="majorHAnsi" w:cstheme="majorBidi"/>
+      <w:rFonts w:asciiTheme="majorHAnsi" w:hAnsiTheme="majorHAnsi" w:eastAsiaTheme="majorEastAsia" w:cstheme="majorBidi"/>
       <w:b/>
       <w:bCs/>
       <w:i/>
@@ -1131,7 +1131,7 @@
       <w:color w:val="4F81BD" w:themeColor="accent1"/>
     </w:rPr>
   </w:style>
-  <w:style w:type="character" w:customStyle="1" w:styleId="Heading5Char">
+  <w:style w:type="character" w:styleId="Heading5Char" w:customStyle="1">
     <w:name w:val="Heading 5 Char"/>
     <w:basedOn w:val="DefaultParagraphFont"/>
     <w:link w:val="Heading5"/>
@@ -1139,11 +1139,11 @@
     <w:semiHidden/>
     <w:rsid w:val="00FC693F"/>
     <w:rPr>
-      <w:rFonts w:asciiTheme="majorHAnsi" w:eastAsiaTheme="majorEastAsia" w:hAnsiTheme="majorHAnsi" w:cstheme="majorBidi"/>
+      <w:rFonts w:asciiTheme="majorHAnsi" w:hAnsiTheme="majorHAnsi" w:eastAsiaTheme="majorEastAsia" w:cstheme="majorBidi"/>
       <w:color w:val="243F60" w:themeColor="accent1" w:themeShade="7F"/>
     </w:rPr>
   </w:style>
-  <w:style w:type="character" w:customStyle="1" w:styleId="Heading6Char">
+  <w:style w:type="character" w:styleId="Heading6Char" w:customStyle="1">
     <w:name w:val="Heading 6 Char"/>
     <w:basedOn w:val="DefaultParagraphFont"/>
     <w:link w:val="Heading6"/>
@@ -1151,13 +1151,13 @@
     <w:semiHidden/>
     <w:rsid w:val="00FC693F"/>
     <w:rPr>
-      <w:rFonts w:asciiTheme="majorHAnsi" w:eastAsiaTheme="majorEastAsia" w:hAnsiTheme="majorHAnsi" w:cstheme="majorBidi"/>
+      <w:rFonts w:asciiTheme="majorHAnsi" w:hAnsiTheme="majorHAnsi" w:eastAsiaTheme="majorEastAsia" w:cstheme="majorBidi"/>
       <w:i/>
       <w:iCs/>
       <w:color w:val="243F60" w:themeColor="accent1" w:themeShade="7F"/>
     </w:rPr>
   </w:style>
-  <w:style w:type="character" w:customStyle="1" w:styleId="Heading7Char">
+  <w:style w:type="character" w:styleId="Heading7Char" w:customStyle="1">
     <w:name w:val="Heading 7 Char"/>
     <w:basedOn w:val="DefaultParagraphFont"/>
     <w:link w:val="Heading7"/>
@@ -1165,13 +1165,13 @@
     <w:semiHidden/>
     <w:rsid w:val="00FC693F"/>
     <w:rPr>
-      <w:rFonts w:asciiTheme="majorHAnsi" w:eastAsiaTheme="majorEastAsia" w:hAnsiTheme="majorHAnsi" w:cstheme="majorBidi"/>
+      <w:rFonts w:asciiTheme="majorHAnsi" w:hAnsiTheme="majorHAnsi" w:eastAsiaTheme="majorEastAsia" w:cstheme="majorBidi"/>
       <w:i/>
       <w:iCs/>
       <w:color w:val="404040" w:themeColor="text1" w:themeTint="BF"/>
     </w:rPr>
   </w:style>
-  <w:style w:type="character" w:customStyle="1" w:styleId="Heading8Char">
+  <w:style w:type="character" w:styleId="Heading8Char" w:customStyle="1">
     <w:name w:val="Heading 8 Char"/>
     <w:basedOn w:val="DefaultParagraphFont"/>
     <w:link w:val="Heading8"/>
@@ -1179,13 +1179,13 @@
     <w:semiHidden/>
     <w:rsid w:val="00FC693F"/>
     <w:rPr>
-      <w:rFonts w:asciiTheme="majorHAnsi" w:eastAsiaTheme="majorEastAsia" w:hAnsiTheme="majorHAnsi" w:cstheme="majorBidi"/>
+      <w:rFonts w:asciiTheme="majorHAnsi" w:hAnsiTheme="majorHAnsi" w:eastAsiaTheme="majorEastAsia" w:cstheme="majorBidi"/>
       <w:color w:val="4F81BD" w:themeColor="accent1"/>
       <w:sz w:val="20"/>
       <w:szCs w:val="20"/>
     </w:rPr>
   </w:style>
-  <w:style w:type="character" w:customStyle="1" w:styleId="Heading9Char">
+  <w:style w:type="character" w:styleId="Heading9Char" w:customStyle="1">
     <w:name w:val="Heading 9 Char"/>
     <w:basedOn w:val="DefaultParagraphFont"/>
     <w:link w:val="Heading9"/>
@@ -1193,7 +1193,7 @@
     <w:semiHidden/>
     <w:rsid w:val="00FC693F"/>
     <w:rPr>
-      <w:rFonts w:asciiTheme="majorHAnsi" w:eastAsiaTheme="majorEastAsia" w:hAnsiTheme="majorHAnsi" w:cstheme="majorBidi"/>
+      <w:rFonts w:asciiTheme="majorHAnsi" w:hAnsiTheme="majorHAnsi" w:eastAsiaTheme="majorEastAsia" w:cstheme="majorBidi"/>
       <w:i/>
       <w:iCs/>
       <w:color w:val="404040" w:themeColor="text1" w:themeTint="BF"/>
@@ -1253,7 +1253,7 @@
     <w:rsid w:val="00FC693F"/>
     <w:pPr>
       <w:pBdr>
-        <w:bottom w:val="single" w:sz="4" w:space="4" w:color="4F81BD" w:themeColor="accent1"/>
+        <w:bottom w:val="single" w:color="4F81BD" w:themeColor="accent1" w:sz="4" w:space="4"/>
       </w:pBdr>
       <w:spacing w:before="200" w:after="280"/>
       <w:ind w:left="936" w:right="936"/>
@@ -1266,7 +1266,7 @@
       <w:color w:val="4F81BD" w:themeColor="accent1"/>
     </w:rPr>
   </w:style>
-  <w:style w:type="character" w:customStyle="1" w:styleId="IntenseQuoteChar">
+  <w:style w:type="character" w:styleId="IntenseQuoteChar" w:customStyle="1">
     <w:name w:val="Intense Quote Char"/>
     <w:basedOn w:val="DefaultParagraphFont"/>
     <w:link w:val="IntenseQuote"/>
@@ -1370,12 +1370,12 @@
     <w:tblPr>
       <w:tblInd w:w="0" w:type="dxa"/>
       <w:tblBorders>
-        <w:top w:val="single" w:sz="4" w:space="0" w:color="auto"/>
-        <w:left w:val="single" w:sz="4" w:space="0" w:color="auto"/>
-        <w:bottom w:val="single" w:sz="4" w:space="0" w:color="auto"/>
-        <w:right w:val="single" w:sz="4" w:space="0" w:color="auto"/>
-        <w:insideH w:val="single" w:sz="4" w:space="0" w:color="auto"/>
-        <w:insideV w:val="single" w:sz="4" w:space="0" w:color="auto"/>
+        <w:top w:val="single" w:color="auto" w:sz="4" w:space="0"/>
+        <w:left w:val="single" w:color="auto" w:sz="4" w:space="0"/>
+        <w:bottom w:val="single" w:color="auto" w:sz="4" w:space="0"/>
+        <w:right w:val="single" w:color="auto" w:sz="4" w:space="0"/>
+        <w:insideH w:val="single" w:color="auto" w:sz="4" w:space="0"/>
+        <w:insideV w:val="single" w:color="auto" w:sz="4" w:space="0"/>
       </w:tblBorders>
       <w:tblCellMar>
         <w:top w:w="0" w:type="dxa"/>
@@ -1401,8 +1401,8 @@
       <w:tblStyleColBandSize w:val="1"/>
       <w:tblInd w:w="0" w:type="dxa"/>
       <w:tblBorders>
-        <w:top w:val="single" w:sz="8" w:space="0" w:color="000000" w:themeColor="text1"/>
-        <w:bottom w:val="single" w:sz="8" w:space="0" w:color="000000" w:themeColor="text1"/>
+        <w:top w:val="single" w:color="000000" w:themeColor="text1" w:sz="8" w:space="0"/>
+        <w:bottom w:val="single" w:color="000000" w:themeColor="text1" w:sz="8" w:space="0"/>
       </w:tblBorders>
       <w:tblCellMar>
         <w:top w:w="0" w:type="dxa"/>
@@ -1422,9 +1422,9 @@
       <w:tblPr/>
       <w:tcPr>
         <w:tcBorders>
-          <w:top w:val="single" w:sz="8" w:space="0" w:color="000000" w:themeColor="text1"/>
-          <w:left w:val="nil"/>
-          <w:bottom w:val="single" w:sz="8" w:space="0" w:color="000000" w:themeColor="text1"/>
+          <w:top w:val="single" w:color="000000" w:themeColor="text1" w:sz="8" w:space="0"/>
+          <w:left w:val="nil"/>
+          <w:bottom w:val="single" w:color="000000" w:themeColor="text1" w:sz="8" w:space="0"/>
           <w:right w:val="nil"/>
           <w:insideH w:val="nil"/>
           <w:insideV w:val="nil"/>
@@ -1442,9 +1442,9 @@
       <w:tblPr/>
       <w:tcPr>
         <w:tcBorders>
-          <w:top w:val="single" w:sz="8" w:space="0" w:color="000000" w:themeColor="text1"/>
-          <w:left w:val="nil"/>
-          <w:bottom w:val="single" w:sz="8" w:space="0" w:color="000000" w:themeColor="text1"/>
+          <w:top w:val="single" w:color="000000" w:themeColor="text1" w:sz="8" w:space="0"/>
+          <w:left w:val="nil"/>
+          <w:bottom w:val="single" w:color="000000" w:themeColor="text1" w:sz="8" w:space="0"/>
           <w:right w:val="nil"/>
           <w:insideH w:val="nil"/>
           <w:insideV w:val="nil"/>
@@ -1504,8 +1504,8 @@
       <w:tblStyleColBandSize w:val="1"/>
       <w:tblInd w:w="0" w:type="dxa"/>
       <w:tblBorders>
-        <w:top w:val="single" w:sz="8" w:space="0" w:color="4F81BD" w:themeColor="accent1"/>
-        <w:bottom w:val="single" w:sz="8" w:space="0" w:color="4F81BD" w:themeColor="accent1"/>
+        <w:top w:val="single" w:color="4F81BD" w:themeColor="accent1" w:sz="8" w:space="0"/>
+        <w:bottom w:val="single" w:color="4F81BD" w:themeColor="accent1" w:sz="8" w:space="0"/>
       </w:tblBorders>
       <w:tblCellMar>
         <w:top w:w="0" w:type="dxa"/>
@@ -1525,9 +1525,9 @@
       <w:tblPr/>
       <w:tcPr>
         <w:tcBorders>
-          <w:top w:val="single" w:sz="8" w:space="0" w:color="4F81BD" w:themeColor="accent1"/>
-          <w:left w:val="nil"/>
-          <w:bottom w:val="single" w:sz="8" w:space="0" w:color="4F81BD" w:themeColor="accent1"/>
+          <w:top w:val="single" w:color="4F81BD" w:themeColor="accent1" w:sz="8" w:space="0"/>
+          <w:left w:val="nil"/>
+          <w:bottom w:val="single" w:color="4F81BD" w:themeColor="accent1" w:sz="8" w:space="0"/>
           <w:right w:val="nil"/>
           <w:insideH w:val="nil"/>
           <w:insideV w:val="nil"/>
@@ -1545,9 +1545,9 @@
       <w:tblPr/>
       <w:tcPr>
         <w:tcBorders>
-          <w:top w:val="single" w:sz="8" w:space="0" w:color="4F81BD" w:themeColor="accent1"/>
-          <w:left w:val="nil"/>
-          <w:bottom w:val="single" w:sz="8" w:space="0" w:color="4F81BD" w:themeColor="accent1"/>
+          <w:top w:val="single" w:color="4F81BD" w:themeColor="accent1" w:sz="8" w:space="0"/>
+          <w:left w:val="nil"/>
+          <w:bottom w:val="single" w:color="4F81BD" w:themeColor="accent1" w:sz="8" w:space="0"/>
           <w:right w:val="nil"/>
           <w:insideH w:val="nil"/>
           <w:insideV w:val="nil"/>
@@ -1607,8 +1607,8 @@
       <w:tblStyleColBandSize w:val="1"/>
       <w:tblInd w:w="0" w:type="dxa"/>
       <w:tblBorders>
-        <w:top w:val="single" w:sz="8" w:space="0" w:color="C0504D" w:themeColor="accent2"/>
-        <w:bottom w:val="single" w:sz="8" w:space="0" w:color="C0504D" w:themeColor="accent2"/>
+        <w:top w:val="single" w:color="C0504D" w:themeColor="accent2" w:sz="8" w:space="0"/>
+        <w:bottom w:val="single" w:color="C0504D" w:themeColor="accent2" w:sz="8" w:space="0"/>
       </w:tblBorders>
       <w:tblCellMar>
         <w:top w:w="0" w:type="dxa"/>
@@ -1628,9 +1628,9 @@
       <w:tblPr/>
       <w:tcPr>
         <w:tcBorders>
-          <w:top w:val="single" w:sz="8" w:space="0" w:color="C0504D" w:themeColor="accent2"/>
-          <w:left w:val="nil"/>
-          <w:bottom w:val="single" w:sz="8" w:space="0" w:color="C0504D" w:themeColor="accent2"/>
+          <w:top w:val="single" w:color="C0504D" w:themeColor="accent2" w:sz="8" w:space="0"/>
+          <w:left w:val="nil"/>
+          <w:bottom w:val="single" w:color="C0504D" w:themeColor="accent2" w:sz="8" w:space="0"/>
           <w:right w:val="nil"/>
           <w:insideH w:val="nil"/>
           <w:insideV w:val="nil"/>
@@ -1648,9 +1648,9 @@
       <w:tblPr/>
       <w:tcPr>
         <w:tcBorders>
-          <w:top w:val="single" w:sz="8" w:space="0" w:color="C0504D" w:themeColor="accent2"/>
-          <w:left w:val="nil"/>
-          <w:bottom w:val="single" w:sz="8" w:space="0" w:color="C0504D" w:themeColor="accent2"/>
+          <w:top w:val="single" w:color="C0504D" w:themeColor="accent2" w:sz="8" w:space="0"/>
+          <w:left w:val="nil"/>
+          <w:bottom w:val="single" w:color="C0504D" w:themeColor="accent2" w:sz="8" w:space="0"/>
           <w:right w:val="nil"/>
           <w:insideH w:val="nil"/>
           <w:insideV w:val="nil"/>
@@ -1710,8 +1710,8 @@
       <w:tblStyleColBandSize w:val="1"/>
       <w:tblInd w:w="0" w:type="dxa"/>
       <w:tblBorders>
-        <w:top w:val="single" w:sz="8" w:space="0" w:color="9BBB59" w:themeColor="accent3"/>
-        <w:bottom w:val="single" w:sz="8" w:space="0" w:color="9BBB59" w:themeColor="accent3"/>
+        <w:top w:val="single" w:color="9BBB59" w:themeColor="accent3" w:sz="8" w:space="0"/>
+        <w:bottom w:val="single" w:color="9BBB59" w:themeColor="accent3" w:sz="8" w:space="0"/>
       </w:tblBorders>
       <w:tblCellMar>
         <w:top w:w="0" w:type="dxa"/>
@@ -1731,9 +1731,9 @@
       <w:tblPr/>
       <w:tcPr>
         <w:tcBorders>
-          <w:top w:val="single" w:sz="8" w:space="0" w:color="9BBB59" w:themeColor="accent3"/>
-          <w:left w:val="nil"/>
-          <w:bottom w:val="single" w:sz="8" w:space="0" w:color="9BBB59" w:themeColor="accent3"/>
+          <w:top w:val="single" w:color="9BBB59" w:themeColor="accent3" w:sz="8" w:space="0"/>
+          <w:left w:val="nil"/>
+          <w:bottom w:val="single" w:color="9BBB59" w:themeColor="accent3" w:sz="8" w:space="0"/>
           <w:right w:val="nil"/>
           <w:insideH w:val="nil"/>
           <w:insideV w:val="nil"/>
@@ -1751,9 +1751,9 @@
       <w:tblPr/>
       <w:tcPr>
         <w:tcBorders>
-          <w:top w:val="single" w:sz="8" w:space="0" w:color="9BBB59" w:themeColor="accent3"/>
-          <w:left w:val="nil"/>
-          <w:bottom w:val="single" w:sz="8" w:space="0" w:color="9BBB59" w:themeColor="accent3"/>
+          <w:top w:val="single" w:color="9BBB59" w:themeColor="accent3" w:sz="8" w:space="0"/>
+          <w:left w:val="nil"/>
+          <w:bottom w:val="single" w:color="9BBB59" w:themeColor="accent3" w:sz="8" w:space="0"/>
           <w:right w:val="nil"/>
           <w:insideH w:val="nil"/>
           <w:insideV w:val="nil"/>
@@ -1813,8 +1813,8 @@
       <w:tblStyleColBandSize w:val="1"/>
       <w:tblInd w:w="0" w:type="dxa"/>
       <w:tblBorders>
-        <w:top w:val="single" w:sz="8" w:space="0" w:color="8064A2" w:themeColor="accent4"/>
-        <w:bottom w:val="single" w:sz="8" w:space="0" w:color="8064A2" w:themeColor="accent4"/>
+        <w:top w:val="single" w:color="8064A2" w:themeColor="accent4" w:sz="8" w:space="0"/>
+        <w:bottom w:val="single" w:color="8064A2" w:themeColor="accent4" w:sz="8" w:space="0"/>
       </w:tblBorders>
       <w:tblCellMar>
         <w:top w:w="0" w:type="dxa"/>
@@ -1834,9 +1834,9 @@
       <w:tblPr/>
       <w:tcPr>
         <w:tcBorders>
-          <w:top w:val="single" w:sz="8" w:space="0" w:color="8064A2" w:themeColor="accent4"/>
-          <w:left w:val="nil"/>
-          <w:bottom w:val="single" w:sz="8" w:space="0" w:color="8064A2" w:themeColor="accent4"/>
+          <w:top w:val="single" w:color="8064A2" w:themeColor="accent4" w:sz="8" w:space="0"/>
+          <w:left w:val="nil"/>
+          <w:bottom w:val="single" w:color="8064A2" w:themeColor="accent4" w:sz="8" w:space="0"/>
           <w:right w:val="nil"/>
           <w:insideH w:val="nil"/>
           <w:insideV w:val="nil"/>
@@ -1854,9 +1854,9 @@
       <w:tblPr/>
       <w:tcPr>
         <w:tcBorders>
-          <w:top w:val="single" w:sz="8" w:space="0" w:color="8064A2" w:themeColor="accent4"/>
-          <w:left w:val="nil"/>
-          <w:bottom w:val="single" w:sz="8" w:space="0" w:color="8064A2" w:themeColor="accent4"/>
+          <w:top w:val="single" w:color="8064A2" w:themeColor="accent4" w:sz="8" w:space="0"/>
+          <w:left w:val="nil"/>
+          <w:bottom w:val="single" w:color="8064A2" w:themeColor="accent4" w:sz="8" w:space="0"/>
           <w:right w:val="nil"/>
           <w:insideH w:val="nil"/>
           <w:insideV w:val="nil"/>
@@ -1916,8 +1916,8 @@
       <w:tblStyleColBandSize w:val="1"/>
       <w:tblInd w:w="0" w:type="dxa"/>
       <w:tblBorders>
-        <w:top w:val="single" w:sz="8" w:space="0" w:color="4BACC6" w:themeColor="accent5"/>
-        <w:bottom w:val="single" w:sz="8" w:space="0" w:color="4BACC6" w:themeColor="accent5"/>
+        <w:top w:val="single" w:color="4BACC6" w:themeColor="accent5" w:sz="8" w:space="0"/>
+        <w:bottom w:val="single" w:color="4BACC6" w:themeColor="accent5" w:sz="8" w:space="0"/>
       </w:tblBorders>
       <w:tblCellMar>
         <w:top w:w="0" w:type="dxa"/>
@@ -1937,9 +1937,9 @@
       <w:tblPr/>
       <w:tcPr>
         <w:tcBorders>
-          <w:top w:val="single" w:sz="8" w:space="0" w:color="4BACC6" w:themeColor="accent5"/>
-          <w:left w:val="nil"/>
-          <w:bottom w:val="single" w:sz="8" w:space="0" w:color="4BACC6" w:themeColor="accent5"/>
+          <w:top w:val="single" w:color="4BACC6" w:themeColor="accent5" w:sz="8" w:space="0"/>
+          <w:left w:val="nil"/>
+          <w:bottom w:val="single" w:color="4BACC6" w:themeColor="accent5" w:sz="8" w:space="0"/>
           <w:right w:val="nil"/>
           <w:insideH w:val="nil"/>
           <w:insideV w:val="nil"/>
@@ -1957,9 +1957,9 @@
       <w:tblPr/>
       <w:tcPr>
         <w:tcBorders>
-          <w:top w:val="single" w:sz="8" w:space="0" w:color="4BACC6" w:themeColor="accent5"/>
-          <w:left w:val="nil"/>
-          <w:bottom w:val="single" w:sz="8" w:space="0" w:color="4BACC6" w:themeColor="accent5"/>
+          <w:top w:val="single" w:color="4BACC6" w:themeColor="accent5" w:sz="8" w:space="0"/>
+          <w:left w:val="nil"/>
+          <w:bottom w:val="single" w:color="4BACC6" w:themeColor="accent5" w:sz="8" w:space="0"/>
           <w:right w:val="nil"/>
           <w:insideH w:val="nil"/>
           <w:insideV w:val="nil"/>
@@ -2019,8 +2019,8 @@
       <w:tblStyleColBandSize w:val="1"/>
       <w:tblInd w:w="0" w:type="dxa"/>
       <w:tblBorders>
-        <w:top w:val="single" w:sz="8" w:space="0" w:color="F79646" w:themeColor="accent6"/>
-        <w:bottom w:val="single" w:sz="8" w:space="0" w:color="F79646" w:themeColor="accent6"/>
+        <w:top w:val="single" w:color="F79646" w:themeColor="accent6" w:sz="8" w:space="0"/>
+        <w:bottom w:val="single" w:color="F79646" w:themeColor="accent6" w:sz="8" w:space="0"/>
       </w:tblBorders>
       <w:tblCellMar>
         <w:top w:w="0" w:type="dxa"/>
@@ -2040,9 +2040,9 @@
       <w:tblPr/>
       <w:tcPr>
         <w:tcBorders>
-          <w:top w:val="single" w:sz="8" w:space="0" w:color="F79646" w:themeColor="accent6"/>
-          <w:left w:val="nil"/>
-          <w:bottom w:val="single" w:sz="8" w:space="0" w:color="F79646" w:themeColor="accent6"/>
+          <w:top w:val="single" w:color="F79646" w:themeColor="accent6" w:sz="8" w:space="0"/>
+          <w:left w:val="nil"/>
+          <w:bottom w:val="single" w:color="F79646" w:themeColor="accent6" w:sz="8" w:space="0"/>
           <w:right w:val="nil"/>
           <w:insideH w:val="nil"/>
           <w:insideV w:val="nil"/>
@@ -2060,9 +2060,9 @@
       <w:tblPr/>
       <w:tcPr>
         <w:tcBorders>
-          <w:top w:val="single" w:sz="8" w:space="0" w:color="F79646" w:themeColor="accent6"/>
-          <w:left w:val="nil"/>
-          <w:bottom w:val="single" w:sz="8" w:space="0" w:color="F79646" w:themeColor="accent6"/>
+          <w:top w:val="single" w:color="F79646" w:themeColor="accent6" w:sz="8" w:space="0"/>
+          <w:left w:val="nil"/>
+          <w:bottom w:val="single" w:color="F79646" w:themeColor="accent6" w:sz="8" w:space="0"/>
           <w:right w:val="nil"/>
           <w:insideH w:val="nil"/>
           <w:insideV w:val="nil"/>
@@ -2119,10 +2119,10 @@
       <w:tblStyleColBandSize w:val="1"/>
       <w:tblInd w:w="0" w:type="dxa"/>
       <w:tblBorders>
-        <w:top w:val="single" w:sz="8" w:space="0" w:color="000000" w:themeColor="text1"/>
-        <w:left w:val="single" w:sz="8" w:space="0" w:color="000000" w:themeColor="text1"/>
-        <w:bottom w:val="single" w:sz="8" w:space="0" w:color="000000" w:themeColor="text1"/>
-        <w:right w:val="single" w:sz="8" w:space="0" w:color="000000" w:themeColor="text1"/>
+        <w:top w:val="single" w:color="000000" w:themeColor="text1" w:sz="8" w:space="0"/>
+        <w:left w:val="single" w:color="000000" w:themeColor="text1" w:sz="8" w:space="0"/>
+        <w:bottom w:val="single" w:color="000000" w:themeColor="text1" w:sz="8" w:space="0"/>
+        <w:right w:val="single" w:color="000000" w:themeColor="text1" w:sz="8" w:space="0"/>
       </w:tblBorders>
       <w:tblCellMar>
         <w:top w:w="0" w:type="dxa"/>
@@ -2156,10 +2156,10 @@
       <w:tblPr/>
       <w:tcPr>
         <w:tcBorders>
-          <w:top w:val="double" w:sz="6" w:space="0" w:color="000000" w:themeColor="text1"/>
-          <w:left w:val="single" w:sz="8" w:space="0" w:color="000000" w:themeColor="text1"/>
-          <w:bottom w:val="single" w:sz="8" w:space="0" w:color="000000" w:themeColor="text1"/>
-          <w:right w:val="single" w:sz="8" w:space="0" w:color="000000" w:themeColor="text1"/>
+          <w:top w:val="double" w:color="000000" w:themeColor="text1" w:sz="6" w:space="0"/>
+          <w:left w:val="single" w:color="000000" w:themeColor="text1" w:sz="8" w:space="0"/>
+          <w:bottom w:val="single" w:color="000000" w:themeColor="text1" w:sz="8" w:space="0"/>
+          <w:right w:val="single" w:color="000000" w:themeColor="text1" w:sz="8" w:space="0"/>
         </w:tcBorders>
       </w:tcPr>
     </w:tblStylePr>
@@ -2179,10 +2179,10 @@
       <w:tblPr/>
       <w:tcPr>
         <w:tcBorders>
-          <w:top w:val="single" w:sz="8" w:space="0" w:color="000000" w:themeColor="text1"/>
-          <w:left w:val="single" w:sz="8" w:space="0" w:color="000000" w:themeColor="text1"/>
-          <w:bottom w:val="single" w:sz="8" w:space="0" w:color="000000" w:themeColor="text1"/>
-          <w:right w:val="single" w:sz="8" w:space="0" w:color="000000" w:themeColor="text1"/>
+          <w:top w:val="single" w:color="000000" w:themeColor="text1" w:sz="8" w:space="0"/>
+          <w:left w:val="single" w:color="000000" w:themeColor="text1" w:sz="8" w:space="0"/>
+          <w:bottom w:val="single" w:color="000000" w:themeColor="text1" w:sz="8" w:space="0"/>
+          <w:right w:val="single" w:color="000000" w:themeColor="text1" w:sz="8" w:space="0"/>
         </w:tcBorders>
       </w:tcPr>
     </w:tblStylePr>
@@ -2190,10 +2190,10 @@
       <w:tblPr/>
       <w:tcPr>
         <w:tcBorders>
-          <w:top w:val="single" w:sz="8" w:space="0" w:color="000000" w:themeColor="text1"/>
-          <w:left w:val="single" w:sz="8" w:space="0" w:color="000000" w:themeColor="text1"/>
-          <w:bottom w:val="single" w:sz="8" w:space="0" w:color="000000" w:themeColor="text1"/>
-          <w:right w:val="single" w:sz="8" w:space="0" w:color="000000" w:themeColor="text1"/>
+          <w:top w:val="single" w:color="000000" w:themeColor="text1" w:sz="8" w:space="0"/>
+          <w:left w:val="single" w:color="000000" w:themeColor="text1" w:sz="8" w:space="0"/>
+          <w:bottom w:val="single" w:color="000000" w:themeColor="text1" w:sz="8" w:space="0"/>
+          <w:right w:val="single" w:color="000000" w:themeColor="text1" w:sz="8" w:space="0"/>
         </w:tcBorders>
       </w:tcPr>
     </w:tblStylePr>
@@ -2211,10 +2211,10 @@
       <w:tblStyleColBandSize w:val="1"/>
       <w:tblInd w:w="0" w:type="dxa"/>
       <w:tblBorders>
-        <w:top w:val="single" w:sz="8" w:space="0" w:color="4F81BD" w:themeColor="accent1"/>
-        <w:left w:val="single" w:sz="8" w:space="0" w:color="4F81BD" w:themeColor="accent1"/>
-        <w:bottom w:val="single" w:sz="8" w:space="0" w:color="4F81BD" w:themeColor="accent1"/>
-        <w:right w:val="single" w:sz="8" w:space="0" w:color="4F81BD" w:themeColor="accent1"/>
+        <w:top w:val="single" w:color="4F81BD" w:themeColor="accent1" w:sz="8" w:space="0"/>
+        <w:left w:val="single" w:color="4F81BD" w:themeColor="accent1" w:sz="8" w:space="0"/>
+        <w:bottom w:val="single" w:color="4F81BD" w:themeColor="accent1" w:sz="8" w:space="0"/>
+        <w:right w:val="single" w:color="4F81BD" w:themeColor="accent1" w:sz="8" w:space="0"/>
       </w:tblBorders>
       <w:tblCellMar>
         <w:top w:w="0" w:type="dxa"/>
@@ -2248,10 +2248,10 @@
       <w:tblPr/>
       <w:tcPr>
         <w:tcBorders>
-          <w:top w:val="double" w:sz="6" w:space="0" w:color="4F81BD" w:themeColor="accent1"/>
-          <w:left w:val="single" w:sz="8" w:space="0" w:color="4F81BD" w:themeColor="accent1"/>
-          <w:bottom w:val="single" w:sz="8" w:space="0" w:color="4F81BD" w:themeColor="accent1"/>
-          <w:right w:val="single" w:sz="8" w:space="0" w:color="4F81BD" w:themeColor="accent1"/>
+          <w:top w:val="double" w:color="4F81BD" w:themeColor="accent1" w:sz="6" w:space="0"/>
+          <w:left w:val="single" w:color="4F81BD" w:themeColor="accent1" w:sz="8" w:space="0"/>
+          <w:bottom w:val="single" w:color="4F81BD" w:themeColor="accent1" w:sz="8" w:space="0"/>
+          <w:right w:val="single" w:color="4F81BD" w:themeColor="accent1" w:sz="8" w:space="0"/>
         </w:tcBorders>
       </w:tcPr>
     </w:tblStylePr>
@@ -2271,10 +2271,10 @@
       <w:tblPr/>
       <w:tcPr>
         <w:tcBorders>
-          <w:top w:val="single" w:sz="8" w:space="0" w:color="4F81BD" w:themeColor="accent1"/>
-          <w:left w:val="single" w:sz="8" w:space="0" w:color="4F81BD" w:themeColor="accent1"/>
-          <w:bottom w:val="single" w:sz="8" w:space="0" w:color="4F81BD" w:themeColor="accent1"/>
-          <w:right w:val="single" w:sz="8" w:space="0" w:color="4F81BD" w:themeColor="accent1"/>
+          <w:top w:val="single" w:color="4F81BD" w:themeColor="accent1" w:sz="8" w:space="0"/>
+          <w:left w:val="single" w:color="4F81BD" w:themeColor="accent1" w:sz="8" w:space="0"/>
+          <w:bottom w:val="single" w:color="4F81BD" w:themeColor="accent1" w:sz="8" w:space="0"/>
+          <w:right w:val="single" w:color="4F81BD" w:themeColor="accent1" w:sz="8" w:space="0"/>
         </w:tcBorders>
       </w:tcPr>
     </w:tblStylePr>
@@ -2282,10 +2282,10 @@
       <w:tblPr/>
       <w:tcPr>
         <w:tcBorders>
-          <w:top w:val="single" w:sz="8" w:space="0" w:color="4F81BD" w:themeColor="accent1"/>
-          <w:left w:val="single" w:sz="8" w:space="0" w:color="4F81BD" w:themeColor="accent1"/>
-          <w:bottom w:val="single" w:sz="8" w:space="0" w:color="4F81BD" w:themeColor="accent1"/>
-          <w:right w:val="single" w:sz="8" w:space="0" w:color="4F81BD" w:themeColor="accent1"/>
+          <w:top w:val="single" w:color="4F81BD" w:themeColor="accent1" w:sz="8" w:space="0"/>
+          <w:left w:val="single" w:color="4F81BD" w:themeColor="accent1" w:sz="8" w:space="0"/>
+          <w:bottom w:val="single" w:color="4F81BD" w:themeColor="accent1" w:sz="8" w:space="0"/>
+          <w:right w:val="single" w:color="4F81BD" w:themeColor="accent1" w:sz="8" w:space="0"/>
         </w:tcBorders>
       </w:tcPr>
     </w:tblStylePr>
@@ -2303,10 +2303,10 @@
       <w:tblStyleColBandSize w:val="1"/>
       <w:tblInd w:w="0" w:type="dxa"/>
       <w:tblBorders>
-        <w:top w:val="single" w:sz="8" w:space="0" w:color="C0504D" w:themeColor="accent2"/>
-        <w:left w:val="single" w:sz="8" w:space="0" w:color="C0504D" w:themeColor="accent2"/>
-        <w:bottom w:val="single" w:sz="8" w:space="0" w:color="C0504D" w:themeColor="accent2"/>
-        <w:right w:val="single" w:sz="8" w:space="0" w:color="C0504D" w:themeColor="accent2"/>
+        <w:top w:val="single" w:color="C0504D" w:themeColor="accent2" w:sz="8" w:space="0"/>
+        <w:left w:val="single" w:color="C0504D" w:themeColor="accent2" w:sz="8" w:space="0"/>
+        <w:bottom w:val="single" w:color="C0504D" w:themeColor="accent2" w:sz="8" w:space="0"/>
+        <w:right w:val="single" w:color="C0504D" w:themeColor="accent2" w:sz="8" w:space="0"/>
       </w:tblBorders>
       <w:tblCellMar>
         <w:top w:w="0" w:type="dxa"/>
@@ -2340,10 +2340,10 @@
       <w:tblPr/>
       <w:tcPr>
         <w:tcBorders>
-          <w:top w:val="double" w:sz="6" w:space="0" w:color="C0504D" w:themeColor="accent2"/>
-          <w:left w:val="single" w:sz="8" w:space="0" w:color="C0504D" w:themeColor="accent2"/>
-          <w:bottom w:val="single" w:sz="8" w:space="0" w:color="C0504D" w:themeColor="accent2"/>
-          <w:right w:val="single" w:sz="8" w:space="0" w:color="C0504D" w:themeColor="accent2"/>
+          <w:top w:val="double" w:color="C0504D" w:themeColor="accent2" w:sz="6" w:space="0"/>
+          <w:left w:val="single" w:color="C0504D" w:themeColor="accent2" w:sz="8" w:space="0"/>
+          <w:bottom w:val="single" w:color="C0504D" w:themeColor="accent2" w:sz="8" w:space="0"/>
+          <w:right w:val="single" w:color="C0504D" w:themeColor="accent2" w:sz="8" w:space="0"/>
         </w:tcBorders>
       </w:tcPr>
     </w:tblStylePr>
@@ -2363,10 +2363,10 @@
       <w:tblPr/>
       <w:tcPr>
         <w:tcBorders>
-          <w:top w:val="single" w:sz="8" w:space="0" w:color="C0504D" w:themeColor="accent2"/>
-          <w:left w:val="single" w:sz="8" w:space="0" w:color="C0504D" w:themeColor="accent2"/>
-          <w:bottom w:val="single" w:sz="8" w:space="0" w:color="C0504D" w:themeColor="accent2"/>
-          <w:right w:val="single" w:sz="8" w:space="0" w:color="C0504D" w:themeColor="accent2"/>
+          <w:top w:val="single" w:color="C0504D" w:themeColor="accent2" w:sz="8" w:space="0"/>
+          <w:left w:val="single" w:color="C0504D" w:themeColor="accent2" w:sz="8" w:space="0"/>
+          <w:bottom w:val="single" w:color="C0504D" w:themeColor="accent2" w:sz="8" w:space="0"/>
+          <w:right w:val="single" w:color="C0504D" w:themeColor="accent2" w:sz="8" w:space="0"/>
         </w:tcBorders>
       </w:tcPr>
     </w:tblStylePr>
@@ -2374,10 +2374,10 @@
       <w:tblPr/>
       <w:tcPr>
         <w:tcBorders>
-          <w:top w:val="single" w:sz="8" w:space="0" w:color="C0504D" w:themeColor="accent2"/>
-          <w:left w:val="single" w:sz="8" w:space="0" w:color="C0504D" w:themeColor="accent2"/>
-          <w:bottom w:val="single" w:sz="8" w:space="0" w:color="C0504D" w:themeColor="accent2"/>
-          <w:right w:val="single" w:sz="8" w:space="0" w:color="C0504D" w:themeColor="accent2"/>
+          <w:top w:val="single" w:color="C0504D" w:themeColor="accent2" w:sz="8" w:space="0"/>
+          <w:left w:val="single" w:color="C0504D" w:themeColor="accent2" w:sz="8" w:space="0"/>
+          <w:bottom w:val="single" w:color="C0504D" w:themeColor="accent2" w:sz="8" w:space="0"/>
+          <w:right w:val="single" w:color="C0504D" w:themeColor="accent2" w:sz="8" w:space="0"/>
         </w:tcBorders>
       </w:tcPr>
     </w:tblStylePr>
@@ -2395,10 +2395,10 @@
       <w:tblStyleColBandSize w:val="1"/>
       <w:tblInd w:w="0" w:type="dxa"/>
       <w:tblBorders>
-        <w:top w:val="single" w:sz="8" w:space="0" w:color="9BBB59" w:themeColor="accent3"/>
-        <w:left w:val="single" w:sz="8" w:space="0" w:color="9BBB59" w:themeColor="accent3"/>
-        <w:bottom w:val="single" w:sz="8" w:space="0" w:color="9BBB59" w:themeColor="accent3"/>
-        <w:right w:val="single" w:sz="8" w:space="0" w:color="9BBB59" w:themeColor="accent3"/>
+        <w:top w:val="single" w:color="9BBB59" w:themeColor="accent3" w:sz="8" w:space="0"/>
+        <w:left w:val="single" w:color="9BBB59" w:themeColor="accent3" w:sz="8" w:space="0"/>
+        <w:bottom w:val="single" w:color="9BBB59" w:themeColor="accent3" w:sz="8" w:space="0"/>
+        <w:right w:val="single" w:color="9BBB59" w:themeColor="accent3" w:sz="8" w:space="0"/>
       </w:tblBorders>
       <w:tblCellMar>
         <w:top w:w="0" w:type="dxa"/>
@@ -2432,10 +2432,10 @@
       <w:tblPr/>
       <w:tcPr>
         <w:tcBorders>
-          <w:top w:val="double" w:sz="6" w:space="0" w:color="9BBB59" w:themeColor="accent3"/>
-          <w:left w:val="single" w:sz="8" w:space="0" w:color="9BBB59" w:themeColor="accent3"/>
-          <w:bottom w:val="single" w:sz="8" w:space="0" w:color="9BBB59" w:themeColor="accent3"/>
-          <w:right w:val="single" w:sz="8" w:space="0" w:color="9BBB59" w:themeColor="accent3"/>
+          <w:top w:val="double" w:color="9BBB59" w:themeColor="accent3" w:sz="6" w:space="0"/>
+          <w:left w:val="single" w:color="9BBB59" w:themeColor="accent3" w:sz="8" w:space="0"/>
+          <w:bottom w:val="single" w:color="9BBB59" w:themeColor="accent3" w:sz="8" w:space="0"/>
+          <w:right w:val="single" w:color="9BBB59" w:themeColor="accent3" w:sz="8" w:space="0"/>
         </w:tcBorders>
       </w:tcPr>
     </w:tblStylePr>
@@ -2455,10 +2455,10 @@
       <w:tblPr/>
       <w:tcPr>
         <w:tcBorders>
-          <w:top w:val="single" w:sz="8" w:space="0" w:color="9BBB59" w:themeColor="accent3"/>
-          <w:left w:val="single" w:sz="8" w:space="0" w:color="9BBB59" w:themeColor="accent3"/>
-          <w:bottom w:val="single" w:sz="8" w:space="0" w:color="9BBB59" w:themeColor="accent3"/>
-          <w:right w:val="single" w:sz="8" w:space="0" w:color="9BBB59" w:themeColor="accent3"/>
+          <w:top w:val="single" w:color="9BBB59" w:themeColor="accent3" w:sz="8" w:space="0"/>
+          <w:left w:val="single" w:color="9BBB59" w:themeColor="accent3" w:sz="8" w:space="0"/>
+          <w:bottom w:val="single" w:color="9BBB59" w:themeColor="accent3" w:sz="8" w:space="0"/>
+          <w:right w:val="single" w:color="9BBB59" w:themeColor="accent3" w:sz="8" w:space="0"/>
         </w:tcBorders>
       </w:tcPr>
     </w:tblStylePr>
@@ -2466,10 +2466,10 @@
       <w:tblPr/>
       <w:tcPr>
         <w:tcBorders>
-          <w:top w:val="single" w:sz="8" w:space="0" w:color="9BBB59" w:themeColor="accent3"/>
-          <w:left w:val="single" w:sz="8" w:space="0" w:color="9BBB59" w:themeColor="accent3"/>
-          <w:bottom w:val="single" w:sz="8" w:space="0" w:color="9BBB59" w:themeColor="accent3"/>
-          <w:right w:val="single" w:sz="8" w:space="0" w:color="9BBB59" w:themeColor="accent3"/>
+          <w:top w:val="single" w:color="9BBB59" w:themeColor="accent3" w:sz="8" w:space="0"/>
+          <w:left w:val="single" w:color="9BBB59" w:themeColor="accent3" w:sz="8" w:space="0"/>
+          <w:bottom w:val="single" w:color="9BBB59" w:themeColor="accent3" w:sz="8" w:space="0"/>
+          <w:right w:val="single" w:color="9BBB59" w:themeColor="accent3" w:sz="8" w:space="0"/>
         </w:tcBorders>
       </w:tcPr>
     </w:tblStylePr>
@@ -2487,10 +2487,10 @@
       <w:tblStyleColBandSize w:val="1"/>
       <w:tblInd w:w="0" w:type="dxa"/>
       <w:tblBorders>
-        <w:top w:val="single" w:sz="8" w:space="0" w:color="8064A2" w:themeColor="accent4"/>
-        <w:left w:val="single" w:sz="8" w:space="0" w:color="8064A2" w:themeColor="accent4"/>
-        <w:bottom w:val="single" w:sz="8" w:space="0" w:color="8064A2" w:themeColor="accent4"/>
-        <w:right w:val="single" w:sz="8" w:space="0" w:color="8064A2" w:themeColor="accent4"/>
+        <w:top w:val="single" w:color="8064A2" w:themeColor="accent4" w:sz="8" w:space="0"/>
+        <w:left w:val="single" w:color="8064A2" w:themeColor="accent4" w:sz="8" w:space="0"/>
+        <w:bottom w:val="single" w:color="8064A2" w:themeColor="accent4" w:sz="8" w:space="0"/>
+        <w:right w:val="single" w:color="8064A2" w:themeColor="accent4" w:sz="8" w:space="0"/>
       </w:tblBorders>
       <w:tblCellMar>
         <w:top w:w="0" w:type="dxa"/>
@@ -2524,10 +2524,10 @@
       <w:tblPr/>
       <w:tcPr>
         <w:tcBorders>
-          <w:top w:val="double" w:sz="6" w:space="0" w:color="8064A2" w:themeColor="accent4"/>
-          <w:left w:val="single" w:sz="8" w:space="0" w:color="8064A2" w:themeColor="accent4"/>
-          <w:bottom w:val="single" w:sz="8" w:space="0" w:color="8064A2" w:themeColor="accent4"/>
-          <w:right w:val="single" w:sz="8" w:space="0" w:color="8064A2" w:themeColor="accent4"/>
+          <w:top w:val="double" w:color="8064A2" w:themeColor="accent4" w:sz="6" w:space="0"/>
+          <w:left w:val="single" w:color="8064A2" w:themeColor="accent4" w:sz="8" w:space="0"/>
+          <w:bottom w:val="single" w:color="8064A2" w:themeColor="accent4" w:sz="8" w:space="0"/>
+          <w:right w:val="single" w:color="8064A2" w:themeColor="accent4" w:sz="8" w:space="0"/>
         </w:tcBorders>
       </w:tcPr>
     </w:tblStylePr>
@@ -2547,10 +2547,10 @@
       <w:tblPr/>
       <w:tcPr>
         <w:tcBorders>
-          <w:top w:val="single" w:sz="8" w:space="0" w:color="8064A2" w:themeColor="accent4"/>
-          <w:left w:val="single" w:sz="8" w:space="0" w:color="8064A2" w:themeColor="accent4"/>
-          <w:bottom w:val="single" w:sz="8" w:space="0" w:color="8064A2" w:themeColor="accent4"/>
-          <w:right w:val="single" w:sz="8" w:space="0" w:color="8064A2" w:themeColor="accent4"/>
+          <w:top w:val="single" w:color="8064A2" w:themeColor="accent4" w:sz="8" w:space="0"/>
+          <w:left w:val="single" w:color="8064A2" w:themeColor="accent4" w:sz="8" w:space="0"/>
+          <w:bottom w:val="single" w:color="8064A2" w:themeColor="accent4" w:sz="8" w:space="0"/>
+          <w:right w:val="single" w:color="8064A2" w:themeColor="accent4" w:sz="8" w:space="0"/>
         </w:tcBorders>
       </w:tcPr>
     </w:tblStylePr>
@@ -2558,10 +2558,10 @@
       <w:tblPr/>
       <w:tcPr>
         <w:tcBorders>
-          <w:top w:val="single" w:sz="8" w:space="0" w:color="8064A2" w:themeColor="accent4"/>
-          <w:left w:val="single" w:sz="8" w:space="0" w:color="8064A2" w:themeColor="accent4"/>
-          <w:bottom w:val="single" w:sz="8" w:space="0" w:color="8064A2" w:themeColor="accent4"/>
-          <w:right w:val="single" w:sz="8" w:space="0" w:color="8064A2" w:themeColor="accent4"/>
+          <w:top w:val="single" w:color="8064A2" w:themeColor="accent4" w:sz="8" w:space="0"/>
+          <w:left w:val="single" w:color="8064A2" w:themeColor="accent4" w:sz="8" w:space="0"/>
+          <w:bottom w:val="single" w:color="8064A2" w:themeColor="accent4" w:sz="8" w:space="0"/>
+          <w:right w:val="single" w:color="8064A2" w:themeColor="accent4" w:sz="8" w:space="0"/>
         </w:tcBorders>
       </w:tcPr>
     </w:tblStylePr>
@@ -2579,10 +2579,10 @@
       <w:tblStyleColBandSize w:val="1"/>
       <w:tblInd w:w="0" w:type="dxa"/>
       <w:tblBorders>
-        <w:top w:val="single" w:sz="8" w:space="0" w:color="4BACC6" w:themeColor="accent5"/>
-        <w:left w:val="single" w:sz="8" w:space="0" w:color="4BACC6" w:themeColor="accent5"/>
-        <w:bottom w:val="single" w:sz="8" w:space="0" w:color="4BACC6" w:themeColor="accent5"/>
-        <w:right w:val="single" w:sz="8" w:space="0" w:color="4BACC6" w:themeColor="accent5"/>
+        <w:top w:val="single" w:color="4BACC6" w:themeColor="accent5" w:sz="8" w:space="0"/>
+        <w:left w:val="single" w:color="4BACC6" w:themeColor="accent5" w:sz="8" w:space="0"/>
+        <w:bottom w:val="single" w:color="4BACC6" w:themeColor="accent5" w:sz="8" w:space="0"/>
+        <w:right w:val="single" w:color="4BACC6" w:themeColor="accent5" w:sz="8" w:space="0"/>
       </w:tblBorders>
       <w:tblCellMar>
         <w:top w:w="0" w:type="dxa"/>
@@ -2616,10 +2616,10 @@
       <w:tblPr/>
       <w:tcPr>
         <w:tcBorders>
-          <w:top w:val="double" w:sz="6" w:space="0" w:color="4BACC6" w:themeColor="accent5"/>
-          <w:left w:val="single" w:sz="8" w:space="0" w:color="4BACC6" w:themeColor="accent5"/>
-          <w:bottom w:val="single" w:sz="8" w:space="0" w:color="4BACC6" w:themeColor="accent5"/>
-          <w:right w:val="single" w:sz="8" w:space="0" w:color="4BACC6" w:themeColor="accent5"/>
+          <w:top w:val="double" w:color="4BACC6" w:themeColor="accent5" w:sz="6" w:space="0"/>
+          <w:left w:val="single" w:color="4BACC6" w:themeColor="accent5" w:sz="8" w:space="0"/>
+          <w:bottom w:val="single" w:color="4BACC6" w:themeColor="accent5" w:sz="8" w:space="0"/>
+          <w:right w:val="single" w:color="4BACC6" w:themeColor="accent5" w:sz="8" w:space="0"/>
         </w:tcBorders>
       </w:tcPr>
     </w:tblStylePr>
@@ -2639,10 +2639,10 @@
       <w:tblPr/>
       <w:tcPr>
         <w:tcBorders>
-          <w:top w:val="single" w:sz="8" w:space="0" w:color="4BACC6" w:themeColor="accent5"/>
-          <w:left w:val="single" w:sz="8" w:space="0" w:color="4BACC6" w:themeColor="accent5"/>
-          <w:bottom w:val="single" w:sz="8" w:space="0" w:color="4BACC6" w:themeColor="accent5"/>
-          <w:right w:val="single" w:sz="8" w:space="0" w:color="4BACC6" w:themeColor="accent5"/>
+          <w:top w:val="single" w:color="4BACC6" w:themeColor="accent5" w:sz="8" w:space="0"/>
+          <w:left w:val="single" w:color="4BACC6" w:themeColor="accent5" w:sz="8" w:space="0"/>
+          <w:bottom w:val="single" w:color="4BACC6" w:themeColor="accent5" w:sz="8" w:space="0"/>
+          <w:right w:val="single" w:color="4BACC6" w:themeColor="accent5" w:sz="8" w:space="0"/>
         </w:tcBorders>
       </w:tcPr>
     </w:tblStylePr>
@@ -2650,10 +2650,10 @@
       <w:tblPr/>
       <w:tcPr>
         <w:tcBorders>
-          <w:top w:val="single" w:sz="8" w:space="0" w:color="4BACC6" w:themeColor="accent5"/>
-          <w:left w:val="single" w:sz="8" w:space="0" w:color="4BACC6" w:themeColor="accent5"/>
-          <w:bottom w:val="single" w:sz="8" w:space="0" w:color="4BACC6" w:themeColor="accent5"/>
-          <w:right w:val="single" w:sz="8" w:space="0" w:color="4BACC6" w:themeColor="accent5"/>
+          <w:top w:val="single" w:color="4BACC6" w:themeColor="accent5" w:sz="8" w:space="0"/>
+          <w:left w:val="single" w:color="4BACC6" w:themeColor="accent5" w:sz="8" w:space="0"/>
+          <w:bottom w:val="single" w:color="4BACC6" w:themeColor="accent5" w:sz="8" w:space="0"/>
+          <w:right w:val="single" w:color="4BACC6" w:themeColor="accent5" w:sz="8" w:space="0"/>
         </w:tcBorders>
       </w:tcPr>
     </w:tblStylePr>
@@ -2671,10 +2671,10 @@
       <w:tblStyleColBandSize w:val="1"/>
       <w:tblInd w:w="0" w:type="dxa"/>
       <w:tblBorders>
-        <w:top w:val="single" w:sz="8" w:space="0" w:color="F79646" w:themeColor="accent6"/>
-        <w:left w:val="single" w:sz="8" w:space="0" w:color="F79646" w:themeColor="accent6"/>
-        <w:bottom w:val="single" w:sz="8" w:space="0" w:color="F79646" w:themeColor="accent6"/>
-        <w:right w:val="single" w:sz="8" w:space="0" w:color="F79646" w:themeColor="accent6"/>
+        <w:top w:val="single" w:color="F79646" w:themeColor="accent6" w:sz="8" w:space="0"/>
+        <w:left w:val="single" w:color="F79646" w:themeColor="accent6" w:sz="8" w:space="0"/>
+        <w:bottom w:val="single" w:color="F79646" w:themeColor="accent6" w:sz="8" w:space="0"/>
+        <w:right w:val="single" w:color="F79646" w:themeColor="accent6" w:sz="8" w:space="0"/>
       </w:tblBorders>
       <w:tblCellMar>
         <w:top w:w="0" w:type="dxa"/>
@@ -2708,10 +2708,10 @@
       <w:tblPr/>
       <w:tcPr>
         <w:tcBorders>
-          <w:top w:val="double" w:sz="6" w:space="0" w:color="F79646" w:themeColor="accent6"/>
-          <w:left w:val="single" w:sz="8" w:space="0" w:color="F79646" w:themeColor="accent6"/>
-          <w:bottom w:val="single" w:sz="8" w:space="0" w:color="F79646" w:themeColor="accent6"/>
-          <w:right w:val="single" w:sz="8" w:space="0" w:color="F79646" w:themeColor="accent6"/>
+          <w:top w:val="double" w:color="F79646" w:themeColor="accent6" w:sz="6" w:space="0"/>
+          <w:left w:val="single" w:color="F79646" w:themeColor="accent6" w:sz="8" w:space="0"/>
+          <w:bottom w:val="single" w:color="F79646" w:themeColor="accent6" w:sz="8" w:space="0"/>
+          <w:right w:val="single" w:color="F79646" w:themeColor="accent6" w:sz="8" w:space="0"/>
         </w:tcBorders>
       </w:tcPr>
     </w:tblStylePr>
@@ -2731,10 +2731,10 @@
       <w:tblPr/>
       <w:tcPr>
         <w:tcBorders>
-          <w:top w:val="single" w:sz="8" w:space="0" w:color="F79646" w:themeColor="accent6"/>
-          <w:left w:val="single" w:sz="8" w:space="0" w:color="F79646" w:themeColor="accent6"/>
-          <w:bottom w:val="single" w:sz="8" w:space="0" w:color="F79646" w:themeColor="accent6"/>
-          <w:right w:val="single" w:sz="8" w:space="0" w:color="F79646" w:themeColor="accent6"/>
+          <w:top w:val="single" w:color="F79646" w:themeColor="accent6" w:sz="8" w:space="0"/>
+          <w:left w:val="single" w:color="F79646" w:themeColor="accent6" w:sz="8" w:space="0"/>
+          <w:bottom w:val="single" w:color="F79646" w:themeColor="accent6" w:sz="8" w:space="0"/>
+          <w:right w:val="single" w:color="F79646" w:themeColor="accent6" w:sz="8" w:space="0"/>
         </w:tcBorders>
       </w:tcPr>
     </w:tblStylePr>
@@ -2742,10 +2742,10 @@
       <w:tblPr/>
       <w:tcPr>
         <w:tcBorders>
-          <w:top w:val="single" w:sz="8" w:space="0" w:color="F79646" w:themeColor="accent6"/>
-          <w:left w:val="single" w:sz="8" w:space="0" w:color="F79646" w:themeColor="accent6"/>
-          <w:bottom w:val="single" w:sz="8" w:space="0" w:color="F79646" w:themeColor="accent6"/>
-          <w:right w:val="single" w:sz="8" w:space="0" w:color="F79646" w:themeColor="accent6"/>
+          <w:top w:val="single" w:color="F79646" w:themeColor="accent6" w:sz="8" w:space="0"/>
+          <w:left w:val="single" w:color="F79646" w:themeColor="accent6" w:sz="8" w:space="0"/>
+          <w:bottom w:val="single" w:color="F79646" w:themeColor="accent6" w:sz="8" w:space="0"/>
+          <w:right w:val="single" w:color="F79646" w:themeColor="accent6" w:sz="8" w:space="0"/>
         </w:tcBorders>
       </w:tcPr>
     </w:tblStylePr>
@@ -2763,12 +2763,12 @@
       <w:tblStyleColBandSize w:val="1"/>
       <w:tblInd w:w="0" w:type="dxa"/>
       <w:tblBorders>
-        <w:top w:val="single" w:sz="8" w:space="0" w:color="000000" w:themeColor="text1"/>
-        <w:left w:val="single" w:sz="8" w:space="0" w:color="000000" w:themeColor="text1"/>
-        <w:bottom w:val="single" w:sz="8" w:space="0" w:color="000000" w:themeColor="text1"/>
-        <w:right w:val="single" w:sz="8" w:space="0" w:color="000000" w:themeColor="text1"/>
-        <w:insideH w:val="single" w:sz="8" w:space="0" w:color="000000" w:themeColor="text1"/>
-        <w:insideV w:val="single" w:sz="8" w:space="0" w:color="000000" w:themeColor="text1"/>
+        <w:top w:val="single" w:color="000000" w:themeColor="text1" w:sz="8" w:space="0"/>
+        <w:left w:val="single" w:color="000000" w:themeColor="text1" w:sz="8" w:space="0"/>
+        <w:bottom w:val="single" w:color="000000" w:themeColor="text1" w:sz="8" w:space="0"/>
+        <w:right w:val="single" w:color="000000" w:themeColor="text1" w:sz="8" w:space="0"/>
+        <w:insideH w:val="single" w:color="000000" w:themeColor="text1" w:sz="8" w:space="0"/>
+        <w:insideV w:val="single" w:color="000000" w:themeColor="text1" w:sz="8" w:space="0"/>
       </w:tblBorders>
       <w:tblCellMar>
         <w:top w:w="0" w:type="dxa"/>
@@ -2782,19 +2782,19 @@
         <w:spacing w:before="0" w:after="0" w:line="240" w:lineRule="auto"/>
       </w:pPr>
       <w:rPr>
-        <w:rFonts w:asciiTheme="majorHAnsi" w:eastAsiaTheme="majorEastAsia" w:hAnsiTheme="majorHAnsi" w:cstheme="majorBidi"/>
-        <w:b/>
-        <w:bCs/>
-      </w:rPr>
-      <w:tblPr/>
-      <w:tcPr>
-        <w:tcBorders>
-          <w:top w:val="single" w:sz="8" w:space="0" w:color="000000" w:themeColor="text1"/>
-          <w:left w:val="single" w:sz="8" w:space="0" w:color="000000" w:themeColor="text1"/>
-          <w:bottom w:val="single" w:sz="18" w:space="0" w:color="000000" w:themeColor="text1"/>
-          <w:right w:val="single" w:sz="8" w:space="0" w:color="000000" w:themeColor="text1"/>
-          <w:insideH w:val="nil"/>
-          <w:insideV w:val="single" w:sz="8" w:space="0" w:color="000000" w:themeColor="text1"/>
+        <w:rFonts w:asciiTheme="majorHAnsi" w:hAnsiTheme="majorHAnsi" w:eastAsiaTheme="majorEastAsia" w:cstheme="majorBidi"/>
+        <w:b/>
+        <w:bCs/>
+      </w:rPr>
+      <w:tblPr/>
+      <w:tcPr>
+        <w:tcBorders>
+          <w:top w:val="single" w:color="000000" w:themeColor="text1" w:sz="8" w:space="0"/>
+          <w:left w:val="single" w:color="000000" w:themeColor="text1" w:sz="8" w:space="0"/>
+          <w:bottom w:val="single" w:color="000000" w:themeColor="text1" w:sz="18" w:space="0"/>
+          <w:right w:val="single" w:color="000000" w:themeColor="text1" w:sz="8" w:space="0"/>
+          <w:insideH w:val="nil"/>
+          <w:insideV w:val="single" w:color="000000" w:themeColor="text1" w:sz="8" w:space="0"/>
         </w:tcBorders>
       </w:tcPr>
     </w:tblStylePr>
@@ -2803,42 +2803,42 @@
         <w:spacing w:before="0" w:after="0" w:line="240" w:lineRule="auto"/>
       </w:pPr>
       <w:rPr>
-        <w:rFonts w:asciiTheme="majorHAnsi" w:eastAsiaTheme="majorEastAsia" w:hAnsiTheme="majorHAnsi" w:cstheme="majorBidi"/>
-        <w:b/>
-        <w:bCs/>
-      </w:rPr>
-      <w:tblPr/>
-      <w:tcPr>
-        <w:tcBorders>
-          <w:top w:val="double" w:sz="6" w:space="0" w:color="000000" w:themeColor="text1"/>
-          <w:left w:val="single" w:sz="8" w:space="0" w:color="000000" w:themeColor="text1"/>
-          <w:bottom w:val="single" w:sz="8" w:space="0" w:color="000000" w:themeColor="text1"/>
-          <w:right w:val="single" w:sz="8" w:space="0" w:color="000000" w:themeColor="text1"/>
-          <w:insideH w:val="nil"/>
-          <w:insideV w:val="single" w:sz="8" w:space="0" w:color="000000" w:themeColor="text1"/>
+        <w:rFonts w:asciiTheme="majorHAnsi" w:hAnsiTheme="majorHAnsi" w:eastAsiaTheme="majorEastAsia" w:cstheme="majorBidi"/>
+        <w:b/>
+        <w:bCs/>
+      </w:rPr>
+      <w:tblPr/>
+      <w:tcPr>
+        <w:tcBorders>
+          <w:top w:val="double" w:color="000000" w:themeColor="text1" w:sz="6" w:space="0"/>
+          <w:left w:val="single" w:color="000000" w:themeColor="text1" w:sz="8" w:space="0"/>
+          <w:bottom w:val="single" w:color="000000" w:themeColor="text1" w:sz="8" w:space="0"/>
+          <w:right w:val="single" w:color="000000" w:themeColor="text1" w:sz="8" w:space="0"/>
+          <w:insideH w:val="nil"/>
+          <w:insideV w:val="single" w:color="000000" w:themeColor="text1" w:sz="8" w:space="0"/>
         </w:tcBorders>
       </w:tcPr>
     </w:tblStylePr>
     <w:tblStylePr w:type="firstCol">
       <w:rPr>
-        <w:rFonts w:asciiTheme="majorHAnsi" w:eastAsiaTheme="majorEastAsia" w:hAnsiTheme="majorHAnsi" w:cstheme="majorBidi"/>
+        <w:rFonts w:asciiTheme="majorHAnsi" w:hAnsiTheme="majorHAnsi" w:eastAsiaTheme="majorEastAsia" w:cstheme="majorBidi"/>
         <w:b/>
         <w:bCs/>
       </w:rPr>
     </w:tblStylePr>
     <w:tblStylePr w:type="lastCol">
       <w:rPr>
-        <w:rFonts w:asciiTheme="majorHAnsi" w:eastAsiaTheme="majorEastAsia" w:hAnsiTheme="majorHAnsi" w:cstheme="majorBidi"/>
-        <w:b/>
-        <w:bCs/>
-      </w:rPr>
-      <w:tblPr/>
-      <w:tcPr>
-        <w:tcBorders>
-          <w:top w:val="single" w:sz="8" w:space="0" w:color="000000" w:themeColor="text1"/>
-          <w:left w:val="single" w:sz="8" w:space="0" w:color="000000" w:themeColor="text1"/>
-          <w:bottom w:val="single" w:sz="8" w:space="0" w:color="000000" w:themeColor="text1"/>
-          <w:right w:val="single" w:sz="8" w:space="0" w:color="000000" w:themeColor="text1"/>
+        <w:rFonts w:asciiTheme="majorHAnsi" w:hAnsiTheme="majorHAnsi" w:eastAsiaTheme="majorEastAsia" w:cstheme="majorBidi"/>
+        <w:b/>
+        <w:bCs/>
+      </w:rPr>
+      <w:tblPr/>
+      <w:tcPr>
+        <w:tcBorders>
+          <w:top w:val="single" w:color="000000" w:themeColor="text1" w:sz="8" w:space="0"/>
+          <w:left w:val="single" w:color="000000" w:themeColor="text1" w:sz="8" w:space="0"/>
+          <w:bottom w:val="single" w:color="000000" w:themeColor="text1" w:sz="8" w:space="0"/>
+          <w:right w:val="single" w:color="000000" w:themeColor="text1" w:sz="8" w:space="0"/>
         </w:tcBorders>
       </w:tcPr>
     </w:tblStylePr>
@@ -2846,10 +2846,10 @@
       <w:tblPr/>
       <w:tcPr>
         <w:tcBorders>
-          <w:top w:val="single" w:sz="8" w:space="0" w:color="000000" w:themeColor="text1"/>
-          <w:left w:val="single" w:sz="8" w:space="0" w:color="000000" w:themeColor="text1"/>
-          <w:bottom w:val="single" w:sz="8" w:space="0" w:color="000000" w:themeColor="text1"/>
-          <w:right w:val="single" w:sz="8" w:space="0" w:color="000000" w:themeColor="text1"/>
+          <w:top w:val="single" w:color="000000" w:themeColor="text1" w:sz="8" w:space="0"/>
+          <w:left w:val="single" w:color="000000" w:themeColor="text1" w:sz="8" w:space="0"/>
+          <w:bottom w:val="single" w:color="000000" w:themeColor="text1" w:sz="8" w:space="0"/>
+          <w:right w:val="single" w:color="000000" w:themeColor="text1" w:sz="8" w:space="0"/>
         </w:tcBorders>
         <w:shd w:val="clear" w:color="auto" w:fill="C0C0C0" w:themeFill="text1" w:themeFillTint="3F"/>
       </w:tcPr>
@@ -2858,11 +2858,11 @@
       <w:tblPr/>
       <w:tcPr>
         <w:tcBorders>
-          <w:top w:val="single" w:sz="8" w:space="0" w:color="000000" w:themeColor="text1"/>
-          <w:left w:val="single" w:sz="8" w:space="0" w:color="000000" w:themeColor="text1"/>
-          <w:bottom w:val="single" w:sz="8" w:space="0" w:color="000000" w:themeColor="text1"/>
-          <w:right w:val="single" w:sz="8" w:space="0" w:color="000000" w:themeColor="text1"/>
-          <w:insideV w:val="single" w:sz="8" w:space="0" w:color="000000" w:themeColor="text1"/>
+          <w:top w:val="single" w:color="000000" w:themeColor="text1" w:sz="8" w:space="0"/>
+          <w:left w:val="single" w:color="000000" w:themeColor="text1" w:sz="8" w:space="0"/>
+          <w:bottom w:val="single" w:color="000000" w:themeColor="text1" w:sz="8" w:space="0"/>
+          <w:right w:val="single" w:color="000000" w:themeColor="text1" w:sz="8" w:space="0"/>
+          <w:insideV w:val="single" w:color="000000" w:themeColor="text1" w:sz="8" w:space="0"/>
         </w:tcBorders>
         <w:shd w:val="clear" w:color="auto" w:fill="C0C0C0" w:themeFill="text1" w:themeFillTint="3F"/>
       </w:tcPr>
@@ -2871,11 +2871,11 @@
       <w:tblPr/>
       <w:tcPr>
         <w:tcBorders>
-          <w:top w:val="single" w:sz="8" w:space="0" w:color="000000" w:themeColor="text1"/>
-          <w:left w:val="single" w:sz="8" w:space="0" w:color="000000" w:themeColor="text1"/>
-          <w:bottom w:val="single" w:sz="8" w:space="0" w:color="000000" w:themeColor="text1"/>
-          <w:right w:val="single" w:sz="8" w:space="0" w:color="000000" w:themeColor="text1"/>
-          <w:insideV w:val="single" w:sz="8" w:space="0" w:color="000000" w:themeColor="text1"/>
+          <w:top w:val="single" w:color="000000" w:themeColor="text1" w:sz="8" w:space="0"/>
+          <w:left w:val="single" w:color="000000" w:themeColor="text1" w:sz="8" w:space="0"/>
+          <w:bottom w:val="single" w:color="000000" w:themeColor="text1" w:sz="8" w:space="0"/>
+          <w:right w:val="single" w:color="000000" w:themeColor="text1" w:sz="8" w:space="0"/>
+          <w:insideV w:val="single" w:color="000000" w:themeColor="text1" w:sz="8" w:space="0"/>
         </w:tcBorders>
       </w:tcPr>
     </w:tblStylePr>
@@ -2893,12 +2893,12 @@
       <w:tblStyleColBandSize w:val="1"/>
       <w:tblInd w:w="0" w:type="dxa"/>
       <w:tblBorders>
-        <w:top w:val="single" w:sz="8" w:space="0" w:color="4F81BD" w:themeColor="accent1"/>
-        <w:left w:val="single" w:sz="8" w:space="0" w:color="4F81BD" w:themeColor="accent1"/>
-        <w:bottom w:val="single" w:sz="8" w:space="0" w:color="4F81BD" w:themeColor="accent1"/>
-        <w:right w:val="single" w:sz="8" w:space="0" w:color="4F81BD" w:themeColor="accent1"/>
-        <w:insideH w:val="single" w:sz="8" w:space="0" w:color="4F81BD" w:themeColor="accent1"/>
-        <w:insideV w:val="single" w:sz="8" w:space="0" w:color="4F81BD" w:themeColor="accent1"/>
+        <w:top w:val="single" w:color="4F81BD" w:themeColor="accent1" w:sz="8" w:space="0"/>
+        <w:left w:val="single" w:color="4F81BD" w:themeColor="accent1" w:sz="8" w:space="0"/>
+        <w:bottom w:val="single" w:color="4F81BD" w:themeColor="accent1" w:sz="8" w:space="0"/>
+        <w:right w:val="single" w:color="4F81BD" w:themeColor="accent1" w:sz="8" w:space="0"/>
+        <w:insideH w:val="single" w:color="4F81BD" w:themeColor="accent1" w:sz="8" w:space="0"/>
+        <w:insideV w:val="single" w:color="4F81BD" w:themeColor="accent1" w:sz="8" w:space="0"/>
       </w:tblBorders>
       <w:tblCellMar>
         <w:top w:w="0" w:type="dxa"/>
@@ -2912,19 +2912,19 @@
         <w:spacing w:before="0" w:after="0" w:line="240" w:lineRule="auto"/>
       </w:pPr>
       <w:rPr>
-        <w:rFonts w:asciiTheme="majorHAnsi" w:eastAsiaTheme="majorEastAsia" w:hAnsiTheme="majorHAnsi" w:cstheme="majorBidi"/>
-        <w:b/>
-        <w:bCs/>
-      </w:rPr>
-      <w:tblPr/>
-      <w:tcPr>
-        <w:tcBorders>
-          <w:top w:val="single" w:sz="8" w:space="0" w:color="4F81BD" w:themeColor="accent1"/>
-          <w:left w:val="single" w:sz="8" w:space="0" w:color="4F81BD" w:themeColor="accent1"/>
-          <w:bottom w:val="single" w:sz="18" w:space="0" w:color="4F81BD" w:themeColor="accent1"/>
-          <w:right w:val="single" w:sz="8" w:space="0" w:color="4F81BD" w:themeColor="accent1"/>
-          <w:insideH w:val="nil"/>
-          <w:insideV w:val="single" w:sz="8" w:space="0" w:color="4F81BD" w:themeColor="accent1"/>
+        <w:rFonts w:asciiTheme="majorHAnsi" w:hAnsiTheme="majorHAnsi" w:eastAsiaTheme="majorEastAsia" w:cstheme="majorBidi"/>
+        <w:b/>
+        <w:bCs/>
+      </w:rPr>
+      <w:tblPr/>
+      <w:tcPr>
+        <w:tcBorders>
+          <w:top w:val="single" w:color="4F81BD" w:themeColor="accent1" w:sz="8" w:space="0"/>
+          <w:left w:val="single" w:color="4F81BD" w:themeColor="accent1" w:sz="8" w:space="0"/>
+          <w:bottom w:val="single" w:color="4F81BD" w:themeColor="accent1" w:sz="18" w:space="0"/>
+          <w:right w:val="single" w:color="4F81BD" w:themeColor="accent1" w:sz="8" w:space="0"/>
+          <w:insideH w:val="nil"/>
+          <w:insideV w:val="single" w:color="4F81BD" w:themeColor="accent1" w:sz="8" w:space="0"/>
         </w:tcBorders>
       </w:tcPr>
     </w:tblStylePr>
@@ -2933,42 +2933,42 @@
         <w:spacing w:before="0" w:after="0" w:line="240" w:lineRule="auto"/>
       </w:pPr>
       <w:rPr>
-        <w:rFonts w:asciiTheme="majorHAnsi" w:eastAsiaTheme="majorEastAsia" w:hAnsiTheme="majorHAnsi" w:cstheme="majorBidi"/>
-        <w:b/>
-        <w:bCs/>
-      </w:rPr>
-      <w:tblPr/>
-      <w:tcPr>
-        <w:tcBorders>
-          <w:top w:val="double" w:sz="6" w:space="0" w:color="4F81BD" w:themeColor="accent1"/>
-          <w:left w:val="single" w:sz="8" w:space="0" w:color="4F81BD" w:themeColor="accent1"/>
-          <w:bottom w:val="single" w:sz="8" w:space="0" w:color="4F81BD" w:themeColor="accent1"/>
-          <w:right w:val="single" w:sz="8" w:space="0" w:color="4F81BD" w:themeColor="accent1"/>
-          <w:insideH w:val="nil"/>
-          <w:insideV w:val="single" w:sz="8" w:space="0" w:color="4F81BD" w:themeColor="accent1"/>
+        <w:rFonts w:asciiTheme="majorHAnsi" w:hAnsiTheme="majorHAnsi" w:eastAsiaTheme="majorEastAsia" w:cstheme="majorBidi"/>
+        <w:b/>
+        <w:bCs/>
+      </w:rPr>
+      <w:tblPr/>
+      <w:tcPr>
+        <w:tcBorders>
+          <w:top w:val="double" w:color="4F81BD" w:themeColor="accent1" w:sz="6" w:space="0"/>
+          <w:left w:val="single" w:color="4F81BD" w:themeColor="accent1" w:sz="8" w:space="0"/>
+          <w:bottom w:val="single" w:color="4F81BD" w:themeColor="accent1" w:sz="8" w:space="0"/>
+          <w:right w:val="single" w:color="4F81BD" w:themeColor="accent1" w:sz="8" w:space="0"/>
+          <w:insideH w:val="nil"/>
+          <w:insideV w:val="single" w:color="4F81BD" w:themeColor="accent1" w:sz="8" w:space="0"/>
         </w:tcBorders>
       </w:tcPr>
     </w:tblStylePr>
     <w:tblStylePr w:type="firstCol">
       <w:rPr>
-        <w:rFonts w:asciiTheme="majorHAnsi" w:eastAsiaTheme="majorEastAsia" w:hAnsiTheme="majorHAnsi" w:cstheme="majorBidi"/>
+        <w:rFonts w:asciiTheme="majorHAnsi" w:hAnsiTheme="majorHAnsi" w:eastAsiaTheme="majorEastAsia" w:cstheme="majorBidi"/>
         <w:b/>
         <w:bCs/>
       </w:rPr>
     </w:tblStylePr>
     <w:tblStylePr w:type="lastCol">
       <w:rPr>
-        <w:rFonts w:asciiTheme="majorHAnsi" w:eastAsiaTheme="majorEastAsia" w:hAnsiTheme="majorHAnsi" w:cstheme="majorBidi"/>
-        <w:b/>
-        <w:bCs/>
-      </w:rPr>
-      <w:tblPr/>
-      <w:tcPr>
-        <w:tcBorders>
-          <w:top w:val="single" w:sz="8" w:space="0" w:color="4F81BD" w:themeColor="accent1"/>
-          <w:left w:val="single" w:sz="8" w:space="0" w:color="4F81BD" w:themeColor="accent1"/>
-          <w:bottom w:val="single" w:sz="8" w:space="0" w:color="4F81BD" w:themeColor="accent1"/>
-          <w:right w:val="single" w:sz="8" w:space="0" w:color="4F81BD" w:themeColor="accent1"/>
+        <w:rFonts w:asciiTheme="majorHAnsi" w:hAnsiTheme="majorHAnsi" w:eastAsiaTheme="majorEastAsia" w:cstheme="majorBidi"/>
+        <w:b/>
+        <w:bCs/>
+      </w:rPr>
+      <w:tblPr/>
+      <w:tcPr>
+        <w:tcBorders>
+          <w:top w:val="single" w:color="4F81BD" w:themeColor="accent1" w:sz="8" w:space="0"/>
+          <w:left w:val="single" w:color="4F81BD" w:themeColor="accent1" w:sz="8" w:space="0"/>
+          <w:bottom w:val="single" w:color="4F81BD" w:themeColor="accent1" w:sz="8" w:space="0"/>
+          <w:right w:val="single" w:color="4F81BD" w:themeColor="accent1" w:sz="8" w:space="0"/>
         </w:tcBorders>
       </w:tcPr>
     </w:tblStylePr>
@@ -2976,10 +2976,10 @@
       <w:tblPr/>
       <w:tcPr>
         <w:tcBorders>
-          <w:top w:val="single" w:sz="8" w:space="0" w:color="4F81BD" w:themeColor="accent1"/>
-          <w:left w:val="single" w:sz="8" w:space="0" w:color="4F81BD" w:themeColor="accent1"/>
-          <w:bottom w:val="single" w:sz="8" w:space="0" w:color="4F81BD" w:themeColor="accent1"/>
-          <w:right w:val="single" w:sz="8" w:space="0" w:color="4F81BD" w:themeColor="accent1"/>
+          <w:top w:val="single" w:color="4F81BD" w:themeColor="accent1" w:sz="8" w:space="0"/>
+          <w:left w:val="single" w:color="4F81BD" w:themeColor="accent1" w:sz="8" w:space="0"/>
+          <w:bottom w:val="single" w:color="4F81BD" w:themeColor="accent1" w:sz="8" w:space="0"/>
+          <w:right w:val="single" w:color="4F81BD" w:themeColor="accent1" w:sz="8" w:space="0"/>
         </w:tcBorders>
         <w:shd w:val="clear" w:color="auto" w:fill="D3DFEE" w:themeFill="accent1" w:themeFillTint="3F"/>
       </w:tcPr>
@@ -2988,11 +2988,11 @@
       <w:tblPr/>
       <w:tcPr>
         <w:tcBorders>
-          <w:top w:val="single" w:sz="8" w:space="0" w:color="4F81BD" w:themeColor="accent1"/>
-          <w:left w:val="single" w:sz="8" w:space="0" w:color="4F81BD" w:themeColor="accent1"/>
-          <w:bottom w:val="single" w:sz="8" w:space="0" w:color="4F81BD" w:themeColor="accent1"/>
-          <w:right w:val="single" w:sz="8" w:space="0" w:color="4F81BD" w:themeColor="accent1"/>
-          <w:insideV w:val="single" w:sz="8" w:space="0" w:color="4F81BD" w:themeColor="accent1"/>
+          <w:top w:val="single" w:color="4F81BD" w:themeColor="accent1" w:sz="8" w:space="0"/>
+          <w:left w:val="single" w:color="4F81BD" w:themeColor="accent1" w:sz="8" w:space="0"/>
+          <w:bottom w:val="single" w:color="4F81BD" w:themeColor="accent1" w:sz="8" w:space="0"/>
+          <w:right w:val="single" w:color="4F81BD" w:themeColor="accent1" w:sz="8" w:space="0"/>
+          <w:insideV w:val="single" w:color="4F81BD" w:themeColor="accent1" w:sz="8" w:space="0"/>
         </w:tcBorders>
         <w:shd w:val="clear" w:color="auto" w:fill="D3DFEE" w:themeFill="accent1" w:themeFillTint="3F"/>
       </w:tcPr>
@@ -3001,11 +3001,11 @@
       <w:tblPr/>
       <w:tcPr>
         <w:tcBorders>
-          <w:top w:val="single" w:sz="8" w:space="0" w:color="4F81BD" w:themeColor="accent1"/>
-          <w:left w:val="single" w:sz="8" w:space="0" w:color="4F81BD" w:themeColor="accent1"/>
-          <w:bottom w:val="single" w:sz="8" w:space="0" w:color="4F81BD" w:themeColor="accent1"/>
-          <w:right w:val="single" w:sz="8" w:space="0" w:color="4F81BD" w:themeColor="accent1"/>
-          <w:insideV w:val="single" w:sz="8" w:space="0" w:color="4F81BD" w:themeColor="accent1"/>
+          <w:top w:val="single" w:color="4F81BD" w:themeColor="accent1" w:sz="8" w:space="0"/>
+          <w:left w:val="single" w:color="4F81BD" w:themeColor="accent1" w:sz="8" w:space="0"/>
+          <w:bottom w:val="single" w:color="4F81BD" w:themeColor="accent1" w:sz="8" w:space="0"/>
+          <w:right w:val="single" w:color="4F81BD" w:themeColor="accent1" w:sz="8" w:space="0"/>
+          <w:insideV w:val="single" w:color="4F81BD" w:themeColor="accent1" w:sz="8" w:space="0"/>
         </w:tcBorders>
       </w:tcPr>
     </w:tblStylePr>
@@ -3023,12 +3023,12 @@
       <w:tblStyleColBandSize w:val="1"/>
       <w:tblInd w:w="0" w:type="dxa"/>
       <w:tblBorders>
-        <w:top w:val="single" w:sz="8" w:space="0" w:color="C0504D" w:themeColor="accent2"/>
-        <w:left w:val="single" w:sz="8" w:space="0" w:color="C0504D" w:themeColor="accent2"/>
-        <w:bottom w:val="single" w:sz="8" w:space="0" w:color="C0504D" w:themeColor="accent2"/>
-        <w:right w:val="single" w:sz="8" w:space="0" w:color="C0504D" w:themeColor="accent2"/>
-        <w:insideH w:val="single" w:sz="8" w:space="0" w:color="C0504D" w:themeColor="accent2"/>
-        <w:insideV w:val="single" w:sz="8" w:space="0" w:color="C0504D" w:themeColor="accent2"/>
+        <w:top w:val="single" w:color="C0504D" w:themeColor="accent2" w:sz="8" w:space="0"/>
+        <w:left w:val="single" w:color="C0504D" w:themeColor="accent2" w:sz="8" w:space="0"/>
+        <w:bottom w:val="single" w:color="C0504D" w:themeColor="accent2" w:sz="8" w:space="0"/>
+        <w:right w:val="single" w:color="C0504D" w:themeColor="accent2" w:sz="8" w:space="0"/>
+        <w:insideH w:val="single" w:color="C0504D" w:themeColor="accent2" w:sz="8" w:space="0"/>
+        <w:insideV w:val="single" w:color="C0504D" w:themeColor="accent2" w:sz="8" w:space="0"/>
       </w:tblBorders>
       <w:tblCellMar>
         <w:top w:w="0" w:type="dxa"/>
@@ -3042,19 +3042,19 @@
         <w:spacing w:before="0" w:after="0" w:line="240" w:lineRule="auto"/>
       </w:pPr>
       <w:rPr>
-        <w:rFonts w:asciiTheme="majorHAnsi" w:eastAsiaTheme="majorEastAsia" w:hAnsiTheme="majorHAnsi" w:cstheme="majorBidi"/>
-        <w:b/>
-        <w:bCs/>
-      </w:rPr>
-      <w:tblPr/>
-      <w:tcPr>
-        <w:tcBorders>
-          <w:top w:val="single" w:sz="8" w:space="0" w:color="C0504D" w:themeColor="accent2"/>
-          <w:left w:val="single" w:sz="8" w:space="0" w:color="C0504D" w:themeColor="accent2"/>
-          <w:bottom w:val="single" w:sz="18" w:space="0" w:color="C0504D" w:themeColor="accent2"/>
-          <w:right w:val="single" w:sz="8" w:space="0" w:color="C0504D" w:themeColor="accent2"/>
-          <w:insideH w:val="nil"/>
-          <w:insideV w:val="single" w:sz="8" w:space="0" w:color="C0504D" w:themeColor="accent2"/>
+        <w:rFonts w:asciiTheme="majorHAnsi" w:hAnsiTheme="majorHAnsi" w:eastAsiaTheme="majorEastAsia" w:cstheme="majorBidi"/>
+        <w:b/>
+        <w:bCs/>
+      </w:rPr>
+      <w:tblPr/>
+      <w:tcPr>
+        <w:tcBorders>
+          <w:top w:val="single" w:color="C0504D" w:themeColor="accent2" w:sz="8" w:space="0"/>
+          <w:left w:val="single" w:color="C0504D" w:themeColor="accent2" w:sz="8" w:space="0"/>
+          <w:bottom w:val="single" w:color="C0504D" w:themeColor="accent2" w:sz="18" w:space="0"/>
+          <w:right w:val="single" w:color="C0504D" w:themeColor="accent2" w:sz="8" w:space="0"/>
+          <w:insideH w:val="nil"/>
+          <w:insideV w:val="single" w:color="C0504D" w:themeColor="accent2" w:sz="8" w:space="0"/>
         </w:tcBorders>
       </w:tcPr>
     </w:tblStylePr>
@@ -3063,42 +3063,42 @@
         <w:spacing w:before="0" w:after="0" w:line="240" w:lineRule="auto"/>
       </w:pPr>
       <w:rPr>
-        <w:rFonts w:asciiTheme="majorHAnsi" w:eastAsiaTheme="majorEastAsia" w:hAnsiTheme="majorHAnsi" w:cstheme="majorBidi"/>
-        <w:b/>
-        <w:bCs/>
-      </w:rPr>
-      <w:tblPr/>
-      <w:tcPr>
-        <w:tcBorders>
-          <w:top w:val="double" w:sz="6" w:space="0" w:color="C0504D" w:themeColor="accent2"/>
-          <w:left w:val="single" w:sz="8" w:space="0" w:color="C0504D" w:themeColor="accent2"/>
-          <w:bottom w:val="single" w:sz="8" w:space="0" w:color="C0504D" w:themeColor="accent2"/>
-          <w:right w:val="single" w:sz="8" w:space="0" w:color="C0504D" w:themeColor="accent2"/>
-          <w:insideH w:val="nil"/>
-          <w:insideV w:val="single" w:sz="8" w:space="0" w:color="C0504D" w:themeColor="accent2"/>
+        <w:rFonts w:asciiTheme="majorHAnsi" w:hAnsiTheme="majorHAnsi" w:eastAsiaTheme="majorEastAsia" w:cstheme="majorBidi"/>
+        <w:b/>
+        <w:bCs/>
+      </w:rPr>
+      <w:tblPr/>
+      <w:tcPr>
+        <w:tcBorders>
+          <w:top w:val="double" w:color="C0504D" w:themeColor="accent2" w:sz="6" w:space="0"/>
+          <w:left w:val="single" w:color="C0504D" w:themeColor="accent2" w:sz="8" w:space="0"/>
+          <w:bottom w:val="single" w:color="C0504D" w:themeColor="accent2" w:sz="8" w:space="0"/>
+          <w:right w:val="single" w:color="C0504D" w:themeColor="accent2" w:sz="8" w:space="0"/>
+          <w:insideH w:val="nil"/>
+          <w:insideV w:val="single" w:color="C0504D" w:themeColor="accent2" w:sz="8" w:space="0"/>
         </w:tcBorders>
       </w:tcPr>
     </w:tblStylePr>
     <w:tblStylePr w:type="firstCol">
       <w:rPr>
-        <w:rFonts w:asciiTheme="majorHAnsi" w:eastAsiaTheme="majorEastAsia" w:hAnsiTheme="majorHAnsi" w:cstheme="majorBidi"/>
+        <w:rFonts w:asciiTheme="majorHAnsi" w:hAnsiTheme="majorHAnsi" w:eastAsiaTheme="majorEastAsia" w:cstheme="majorBidi"/>
         <w:b/>
         <w:bCs/>
       </w:rPr>
     </w:tblStylePr>
     <w:tblStylePr w:type="lastCol">
       <w:rPr>
-        <w:rFonts w:asciiTheme="majorHAnsi" w:eastAsiaTheme="majorEastAsia" w:hAnsiTheme="majorHAnsi" w:cstheme="majorBidi"/>
-        <w:b/>
-        <w:bCs/>
-      </w:rPr>
-      <w:tblPr/>
-      <w:tcPr>
-        <w:tcBorders>
-          <w:top w:val="single" w:sz="8" w:space="0" w:color="C0504D" w:themeColor="accent2"/>
-          <w:left w:val="single" w:sz="8" w:space="0" w:color="C0504D" w:themeColor="accent2"/>
-          <w:bottom w:val="single" w:sz="8" w:space="0" w:color="C0504D" w:themeColor="accent2"/>
-          <w:right w:val="single" w:sz="8" w:space="0" w:color="C0504D" w:themeColor="accent2"/>
+        <w:rFonts w:asciiTheme="majorHAnsi" w:hAnsiTheme="majorHAnsi" w:eastAsiaTheme="majorEastAsia" w:cstheme="majorBidi"/>
+        <w:b/>
+        <w:bCs/>
+      </w:rPr>
+      <w:tblPr/>
+      <w:tcPr>
+        <w:tcBorders>
+          <w:top w:val="single" w:color="C0504D" w:themeColor="accent2" w:sz="8" w:space="0"/>
+          <w:left w:val="single" w:color="C0504D" w:themeColor="accent2" w:sz="8" w:space="0"/>
+          <w:bottom w:val="single" w:color="C0504D" w:themeColor="accent2" w:sz="8" w:space="0"/>
+          <w:right w:val="single" w:color="C0504D" w:themeColor="accent2" w:sz="8" w:space="0"/>
         </w:tcBorders>
       </w:tcPr>
     </w:tblStylePr>
@@ -3106,10 +3106,10 @@
       <w:tblPr/>
       <w:tcPr>
         <w:tcBorders>
-          <w:top w:val="single" w:sz="8" w:space="0" w:color="C0504D" w:themeColor="accent2"/>
-          <w:left w:val="single" w:sz="8" w:space="0" w:color="C0504D" w:themeColor="accent2"/>
-          <w:bottom w:val="single" w:sz="8" w:space="0" w:color="C0504D" w:themeColor="accent2"/>
-          <w:right w:val="single" w:sz="8" w:space="0" w:color="C0504D" w:themeColor="accent2"/>
+          <w:top w:val="single" w:color="C0504D" w:themeColor="accent2" w:sz="8" w:space="0"/>
+          <w:left w:val="single" w:color="C0504D" w:themeColor="accent2" w:sz="8" w:space="0"/>
+          <w:bottom w:val="single" w:color="C0504D" w:themeColor="accent2" w:sz="8" w:space="0"/>
+          <w:right w:val="single" w:color="C0504D" w:themeColor="accent2" w:sz="8" w:space="0"/>
         </w:tcBorders>
         <w:shd w:val="clear" w:color="auto" w:fill="EFD3D2" w:themeFill="accent2" w:themeFillTint="3F"/>
       </w:tcPr>
@@ -3118,11 +3118,11 @@
       <w:tblPr/>
       <w:tcPr>
         <w:tcBorders>
-          <w:top w:val="single" w:sz="8" w:space="0" w:color="C0504D" w:themeColor="accent2"/>
-          <w:left w:val="single" w:sz="8" w:space="0" w:color="C0504D" w:themeColor="accent2"/>
-          <w:bottom w:val="single" w:sz="8" w:space="0" w:color="C0504D" w:themeColor="accent2"/>
-          <w:right w:val="single" w:sz="8" w:space="0" w:color="C0504D" w:themeColor="accent2"/>
-          <w:insideV w:val="single" w:sz="8" w:space="0" w:color="C0504D" w:themeColor="accent2"/>
+          <w:top w:val="single" w:color="C0504D" w:themeColor="accent2" w:sz="8" w:space="0"/>
+          <w:left w:val="single" w:color="C0504D" w:themeColor="accent2" w:sz="8" w:space="0"/>
+          <w:bottom w:val="single" w:color="C0504D" w:themeColor="accent2" w:sz="8" w:space="0"/>
+          <w:right w:val="single" w:color="C0504D" w:themeColor="accent2" w:sz="8" w:space="0"/>
+          <w:insideV w:val="single" w:color="C0504D" w:themeColor="accent2" w:sz="8" w:space="0"/>
         </w:tcBorders>
         <w:shd w:val="clear" w:color="auto" w:fill="EFD3D2" w:themeFill="accent2" w:themeFillTint="3F"/>
       </w:tcPr>
@@ -3131,11 +3131,11 @@
       <w:tblPr/>
       <w:tcPr>
         <w:tcBorders>
-          <w:top w:val="single" w:sz="8" w:space="0" w:color="C0504D" w:themeColor="accent2"/>
-          <w:left w:val="single" w:sz="8" w:space="0" w:color="C0504D" w:themeColor="accent2"/>
-          <w:bottom w:val="single" w:sz="8" w:space="0" w:color="C0504D" w:themeColor="accent2"/>
-          <w:right w:val="single" w:sz="8" w:space="0" w:color="C0504D" w:themeColor="accent2"/>
-          <w:insideV w:val="single" w:sz="8" w:space="0" w:color="C0504D" w:themeColor="accent2"/>
+          <w:top w:val="single" w:color="C0504D" w:themeColor="accent2" w:sz="8" w:space="0"/>
+          <w:left w:val="single" w:color="C0504D" w:themeColor="accent2" w:sz="8" w:space="0"/>
+          <w:bottom w:val="single" w:color="C0504D" w:themeColor="accent2" w:sz="8" w:space="0"/>
+          <w:right w:val="single" w:color="C0504D" w:themeColor="accent2" w:sz="8" w:space="0"/>
+          <w:insideV w:val="single" w:color="C0504D" w:themeColor="accent2" w:sz="8" w:space="0"/>
         </w:tcBorders>
       </w:tcPr>
     </w:tblStylePr>
@@ -3153,12 +3153,12 @@
       <w:tblStyleColBandSize w:val="1"/>
       <w:tblInd w:w="0" w:type="dxa"/>
       <w:tblBorders>
-        <w:top w:val="single" w:sz="8" w:space="0" w:color="9BBB59" w:themeColor="accent3"/>
-        <w:left w:val="single" w:sz="8" w:space="0" w:color="9BBB59" w:themeColor="accent3"/>
-        <w:bottom w:val="single" w:sz="8" w:space="0" w:color="9BBB59" w:themeColor="accent3"/>
-        <w:right w:val="single" w:sz="8" w:space="0" w:color="9BBB59" w:themeColor="accent3"/>
-        <w:insideH w:val="single" w:sz="8" w:space="0" w:color="9BBB59" w:themeColor="accent3"/>
-        <w:insideV w:val="single" w:sz="8" w:space="0" w:color="9BBB59" w:themeColor="accent3"/>
+        <w:top w:val="single" w:color="9BBB59" w:themeColor="accent3" w:sz="8" w:space="0"/>
+        <w:left w:val="single" w:color="9BBB59" w:themeColor="accent3" w:sz="8" w:space="0"/>
+        <w:bottom w:val="single" w:color="9BBB59" w:themeColor="accent3" w:sz="8" w:space="0"/>
+        <w:right w:val="single" w:color="9BBB59" w:themeColor="accent3" w:sz="8" w:space="0"/>
+        <w:insideH w:val="single" w:color="9BBB59" w:themeColor="accent3" w:sz="8" w:space="0"/>
+        <w:insideV w:val="single" w:color="9BBB59" w:themeColor="accent3" w:sz="8" w:space="0"/>
       </w:tblBorders>
       <w:tblCellMar>
         <w:top w:w="0" w:type="dxa"/>
@@ -3172,19 +3172,19 @@
         <w:spacing w:before="0" w:after="0" w:line="240" w:lineRule="auto"/>
       </w:pPr>
       <w:rPr>
-        <w:rFonts w:asciiTheme="majorHAnsi" w:eastAsiaTheme="majorEastAsia" w:hAnsiTheme="majorHAnsi" w:cstheme="majorBidi"/>
-        <w:b/>
-        <w:bCs/>
-      </w:rPr>
-      <w:tblPr/>
-      <w:tcPr>
-        <w:tcBorders>
-          <w:top w:val="single" w:sz="8" w:space="0" w:color="9BBB59" w:themeColor="accent3"/>
-          <w:left w:val="single" w:sz="8" w:space="0" w:color="9BBB59" w:themeColor="accent3"/>
-          <w:bottom w:val="single" w:sz="18" w:space="0" w:color="9BBB59" w:themeColor="accent3"/>
-          <w:right w:val="single" w:sz="8" w:space="0" w:color="9BBB59" w:themeColor="accent3"/>
-          <w:insideH w:val="nil"/>
-          <w:insideV w:val="single" w:sz="8" w:space="0" w:color="9BBB59" w:themeColor="accent3"/>
+        <w:rFonts w:asciiTheme="majorHAnsi" w:hAnsiTheme="majorHAnsi" w:eastAsiaTheme="majorEastAsia" w:cstheme="majorBidi"/>
+        <w:b/>
+        <w:bCs/>
+      </w:rPr>
+      <w:tblPr/>
+      <w:tcPr>
+        <w:tcBorders>
+          <w:top w:val="single" w:color="9BBB59" w:themeColor="accent3" w:sz="8" w:space="0"/>
+          <w:left w:val="single" w:color="9BBB59" w:themeColor="accent3" w:sz="8" w:space="0"/>
+          <w:bottom w:val="single" w:color="9BBB59" w:themeColor="accent3" w:sz="18" w:space="0"/>
+          <w:right w:val="single" w:color="9BBB59" w:themeColor="accent3" w:sz="8" w:space="0"/>
+          <w:insideH w:val="nil"/>
+          <w:insideV w:val="single" w:color="9BBB59" w:themeColor="accent3" w:sz="8" w:space="0"/>
         </w:tcBorders>
       </w:tcPr>
     </w:tblStylePr>
@@ -3193,42 +3193,42 @@
         <w:spacing w:before="0" w:after="0" w:line="240" w:lineRule="auto"/>
       </w:pPr>
       <w:rPr>
-        <w:rFonts w:asciiTheme="majorHAnsi" w:eastAsiaTheme="majorEastAsia" w:hAnsiTheme="majorHAnsi" w:cstheme="majorBidi"/>
-        <w:b/>
-        <w:bCs/>
-      </w:rPr>
-      <w:tblPr/>
-      <w:tcPr>
-        <w:tcBorders>
-          <w:top w:val="double" w:sz="6" w:space="0" w:color="9BBB59" w:themeColor="accent3"/>
-          <w:left w:val="single" w:sz="8" w:space="0" w:color="9BBB59" w:themeColor="accent3"/>
-          <w:bottom w:val="single" w:sz="8" w:space="0" w:color="9BBB59" w:themeColor="accent3"/>
-          <w:right w:val="single" w:sz="8" w:space="0" w:color="9BBB59" w:themeColor="accent3"/>
-          <w:insideH w:val="nil"/>
-          <w:insideV w:val="single" w:sz="8" w:space="0" w:color="9BBB59" w:themeColor="accent3"/>
+        <w:rFonts w:asciiTheme="majorHAnsi" w:hAnsiTheme="majorHAnsi" w:eastAsiaTheme="majorEastAsia" w:cstheme="majorBidi"/>
+        <w:b/>
+        <w:bCs/>
+      </w:rPr>
+      <w:tblPr/>
+      <w:tcPr>
+        <w:tcBorders>
+          <w:top w:val="double" w:color="9BBB59" w:themeColor="accent3" w:sz="6" w:space="0"/>
+          <w:left w:val="single" w:color="9BBB59" w:themeColor="accent3" w:sz="8" w:space="0"/>
+          <w:bottom w:val="single" w:color="9BBB59" w:themeColor="accent3" w:sz="8" w:space="0"/>
+          <w:right w:val="single" w:color="9BBB59" w:themeColor="accent3" w:sz="8" w:space="0"/>
+          <w:insideH w:val="nil"/>
+          <w:insideV w:val="single" w:color="9BBB59" w:themeColor="accent3" w:sz="8" w:space="0"/>
         </w:tcBorders>
       </w:tcPr>
     </w:tblStylePr>
     <w:tblStylePr w:type="firstCol">
       <w:rPr>
-        <w:rFonts w:asciiTheme="majorHAnsi" w:eastAsiaTheme="majorEastAsia" w:hAnsiTheme="majorHAnsi" w:cstheme="majorBidi"/>
+        <w:rFonts w:asciiTheme="majorHAnsi" w:hAnsiTheme="majorHAnsi" w:eastAsiaTheme="majorEastAsia" w:cstheme="majorBidi"/>
         <w:b/>
         <w:bCs/>
       </w:rPr>
     </w:tblStylePr>
     <w:tblStylePr w:type="lastCol">
       <w:rPr>
-        <w:rFonts w:asciiTheme="majorHAnsi" w:eastAsiaTheme="majorEastAsia" w:hAnsiTheme="majorHAnsi" w:cstheme="majorBidi"/>
-        <w:b/>
-        <w:bCs/>
-      </w:rPr>
-      <w:tblPr/>
-      <w:tcPr>
-        <w:tcBorders>
-          <w:top w:val="single" w:sz="8" w:space="0" w:color="9BBB59" w:themeColor="accent3"/>
-          <w:left w:val="single" w:sz="8" w:space="0" w:color="9BBB59" w:themeColor="accent3"/>
-          <w:bottom w:val="single" w:sz="8" w:space="0" w:color="9BBB59" w:themeColor="accent3"/>
-          <w:right w:val="single" w:sz="8" w:space="0" w:color="9BBB59" w:themeColor="accent3"/>
+        <w:rFonts w:asciiTheme="majorHAnsi" w:hAnsiTheme="majorHAnsi" w:eastAsiaTheme="majorEastAsia" w:cstheme="majorBidi"/>
+        <w:b/>
+        <w:bCs/>
+      </w:rPr>
+      <w:tblPr/>
+      <w:tcPr>
+        <w:tcBorders>
+          <w:top w:val="single" w:color="9BBB59" w:themeColor="accent3" w:sz="8" w:space="0"/>
+          <w:left w:val="single" w:color="9BBB59" w:themeColor="accent3" w:sz="8" w:space="0"/>
+          <w:bottom w:val="single" w:color="9BBB59" w:themeColor="accent3" w:sz="8" w:space="0"/>
+          <w:right w:val="single" w:color="9BBB59" w:themeColor="accent3" w:sz="8" w:space="0"/>
         </w:tcBorders>
       </w:tcPr>
     </w:tblStylePr>
@@ -3236,10 +3236,10 @@
       <w:tblPr/>
       <w:tcPr>
         <w:tcBorders>
-          <w:top w:val="single" w:sz="8" w:space="0" w:color="9BBB59" w:themeColor="accent3"/>
-          <w:left w:val="single" w:sz="8" w:space="0" w:color="9BBB59" w:themeColor="accent3"/>
-          <w:bottom w:val="single" w:sz="8" w:space="0" w:color="9BBB59" w:themeColor="accent3"/>
-          <w:right w:val="single" w:sz="8" w:space="0" w:color="9BBB59" w:themeColor="accent3"/>
+          <w:top w:val="single" w:color="9BBB59" w:themeColor="accent3" w:sz="8" w:space="0"/>
+          <w:left w:val="single" w:color="9BBB59" w:themeColor="accent3" w:sz="8" w:space="0"/>
+          <w:bottom w:val="single" w:color="9BBB59" w:themeColor="accent3" w:sz="8" w:space="0"/>
+          <w:right w:val="single" w:color="9BBB59" w:themeColor="accent3" w:sz="8" w:space="0"/>
         </w:tcBorders>
         <w:shd w:val="clear" w:color="auto" w:fill="E6EED5" w:themeFill="accent3" w:themeFillTint="3F"/>
       </w:tcPr>
@@ -3248,11 +3248,11 @@
       <w:tblPr/>
       <w:tcPr>
         <w:tcBorders>
-          <w:top w:val="single" w:sz="8" w:space="0" w:color="9BBB59" w:themeColor="accent3"/>
-          <w:left w:val="single" w:sz="8" w:space="0" w:color="9BBB59" w:themeColor="accent3"/>
-          <w:bottom w:val="single" w:sz="8" w:space="0" w:color="9BBB59" w:themeColor="accent3"/>
-          <w:right w:val="single" w:sz="8" w:space="0" w:color="9BBB59" w:themeColor="accent3"/>
-          <w:insideV w:val="single" w:sz="8" w:space="0" w:color="9BBB59" w:themeColor="accent3"/>
+          <w:top w:val="single" w:color="9BBB59" w:themeColor="accent3" w:sz="8" w:space="0"/>
+          <w:left w:val="single" w:color="9BBB59" w:themeColor="accent3" w:sz="8" w:space="0"/>
+          <w:bottom w:val="single" w:color="9BBB59" w:themeColor="accent3" w:sz="8" w:space="0"/>
+          <w:right w:val="single" w:color="9BBB59" w:themeColor="accent3" w:sz="8" w:space="0"/>
+          <w:insideV w:val="single" w:color="9BBB59" w:themeColor="accent3" w:sz="8" w:space="0"/>
         </w:tcBorders>
         <w:shd w:val="clear" w:color="auto" w:fill="E6EED5" w:themeFill="accent3" w:themeFillTint="3F"/>
       </w:tcPr>
@@ -3261,11 +3261,11 @@
       <w:tblPr/>
       <w:tcPr>
         <w:tcBorders>
-          <w:top w:val="single" w:sz="8" w:space="0" w:color="9BBB59" w:themeColor="accent3"/>
-          <w:left w:val="single" w:sz="8" w:space="0" w:color="9BBB59" w:themeColor="accent3"/>
-          <w:bottom w:val="single" w:sz="8" w:space="0" w:color="9BBB59" w:themeColor="accent3"/>
-          <w:right w:val="single" w:sz="8" w:space="0" w:color="9BBB59" w:themeColor="accent3"/>
-          <w:insideV w:val="single" w:sz="8" w:space="0" w:color="9BBB59" w:themeColor="accent3"/>
+          <w:top w:val="single" w:color="9BBB59" w:themeColor="accent3" w:sz="8" w:space="0"/>
+          <w:left w:val="single" w:color="9BBB59" w:themeColor="accent3" w:sz="8" w:space="0"/>
+          <w:bottom w:val="single" w:color="9BBB59" w:themeColor="accent3" w:sz="8" w:space="0"/>
+          <w:right w:val="single" w:color="9BBB59" w:themeColor="accent3" w:sz="8" w:space="0"/>
+          <w:insideV w:val="single" w:color="9BBB59" w:themeColor="accent3" w:sz="8" w:space="0"/>
         </w:tcBorders>
       </w:tcPr>
     </w:tblStylePr>
@@ -3283,12 +3283,12 @@
       <w:tblStyleColBandSize w:val="1"/>
       <w:tblInd w:w="0" w:type="dxa"/>
       <w:tblBorders>
-        <w:top w:val="single" w:sz="8" w:space="0" w:color="8064A2" w:themeColor="accent4"/>
-        <w:left w:val="single" w:sz="8" w:space="0" w:color="8064A2" w:themeColor="accent4"/>
-        <w:bottom w:val="single" w:sz="8" w:space="0" w:color="8064A2" w:themeColor="accent4"/>
-        <w:right w:val="single" w:sz="8" w:space="0" w:color="8064A2" w:themeColor="accent4"/>
-        <w:insideH w:val="single" w:sz="8" w:space="0" w:color="8064A2" w:themeColor="accent4"/>
-        <w:insideV w:val="single" w:sz="8" w:space="0" w:color="8064A2" w:themeColor="accent4"/>
+        <w:top w:val="single" w:color="8064A2" w:themeColor="accent4" w:sz="8" w:space="0"/>
+        <w:left w:val="single" w:color="8064A2" w:themeColor="accent4" w:sz="8" w:space="0"/>
+        <w:bottom w:val="single" w:color="8064A2" w:themeColor="accent4" w:sz="8" w:space="0"/>
+        <w:right w:val="single" w:color="8064A2" w:themeColor="accent4" w:sz="8" w:space="0"/>
+        <w:insideH w:val="single" w:color="8064A2" w:themeColor="accent4" w:sz="8" w:space="0"/>
+        <w:insideV w:val="single" w:color="8064A2" w:themeColor="accent4" w:sz="8" w:space="0"/>
       </w:tblBorders>
       <w:tblCellMar>
         <w:top w:w="0" w:type="dxa"/>
@@ -3302,19 +3302,19 @@
         <w:spacing w:before="0" w:after="0" w:line="240" w:lineRule="auto"/>
       </w:pPr>
       <w:rPr>
-        <w:rFonts w:asciiTheme="majorHAnsi" w:eastAsiaTheme="majorEastAsia" w:hAnsiTheme="majorHAnsi" w:cstheme="majorBidi"/>
-        <w:b/>
-        <w:bCs/>
-      </w:rPr>
-      <w:tblPr/>
-      <w:tcPr>
-        <w:tcBorders>
-          <w:top w:val="single" w:sz="8" w:space="0" w:color="8064A2" w:themeColor="accent4"/>
-          <w:left w:val="single" w:sz="8" w:space="0" w:color="8064A2" w:themeColor="accent4"/>
-          <w:bottom w:val="single" w:sz="18" w:space="0" w:color="8064A2" w:themeColor="accent4"/>
-          <w:right w:val="single" w:sz="8" w:space="0" w:color="8064A2" w:themeColor="accent4"/>
-          <w:insideH w:val="nil"/>
-          <w:insideV w:val="single" w:sz="8" w:space="0" w:color="8064A2" w:themeColor="accent4"/>
+        <w:rFonts w:asciiTheme="majorHAnsi" w:hAnsiTheme="majorHAnsi" w:eastAsiaTheme="majorEastAsia" w:cstheme="majorBidi"/>
+        <w:b/>
+        <w:bCs/>
+      </w:rPr>
+      <w:tblPr/>
+      <w:tcPr>
+        <w:tcBorders>
+          <w:top w:val="single" w:color="8064A2" w:themeColor="accent4" w:sz="8" w:space="0"/>
+          <w:left w:val="single" w:color="8064A2" w:themeColor="accent4" w:sz="8" w:space="0"/>
+          <w:bottom w:val="single" w:color="8064A2" w:themeColor="accent4" w:sz="18" w:space="0"/>
+          <w:right w:val="single" w:color="8064A2" w:themeColor="accent4" w:sz="8" w:space="0"/>
+          <w:insideH w:val="nil"/>
+          <w:insideV w:val="single" w:color="8064A2" w:themeColor="accent4" w:sz="8" w:space="0"/>
         </w:tcBorders>
       </w:tcPr>
     </w:tblStylePr>
@@ -3323,42 +3323,42 @@
         <w:spacing w:before="0" w:after="0" w:line="240" w:lineRule="auto"/>
       </w:pPr>
       <w:rPr>
-        <w:rFonts w:asciiTheme="majorHAnsi" w:eastAsiaTheme="majorEastAsia" w:hAnsiTheme="majorHAnsi" w:cstheme="majorBidi"/>
-        <w:b/>
-        <w:bCs/>
-      </w:rPr>
-      <w:tblPr/>
-      <w:tcPr>
-        <w:tcBorders>
-          <w:top w:val="double" w:sz="6" w:space="0" w:color="8064A2" w:themeColor="accent4"/>
-          <w:left w:val="single" w:sz="8" w:space="0" w:color="8064A2" w:themeColor="accent4"/>
-          <w:bottom w:val="single" w:sz="8" w:space="0" w:color="8064A2" w:themeColor="accent4"/>
-          <w:right w:val="single" w:sz="8" w:space="0" w:color="8064A2" w:themeColor="accent4"/>
-          <w:insideH w:val="nil"/>
-          <w:insideV w:val="single" w:sz="8" w:space="0" w:color="8064A2" w:themeColor="accent4"/>
+        <w:rFonts w:asciiTheme="majorHAnsi" w:hAnsiTheme="majorHAnsi" w:eastAsiaTheme="majorEastAsia" w:cstheme="majorBidi"/>
+        <w:b/>
+        <w:bCs/>
+      </w:rPr>
+      <w:tblPr/>
+      <w:tcPr>
+        <w:tcBorders>
+          <w:top w:val="double" w:color="8064A2" w:themeColor="accent4" w:sz="6" w:space="0"/>
+          <w:left w:val="single" w:color="8064A2" w:themeColor="accent4" w:sz="8" w:space="0"/>
+          <w:bottom w:val="single" w:color="8064A2" w:themeColor="accent4" w:sz="8" w:space="0"/>
+          <w:right w:val="single" w:color="8064A2" w:themeColor="accent4" w:sz="8" w:space="0"/>
+          <w:insideH w:val="nil"/>
+          <w:insideV w:val="single" w:color="8064A2" w:themeColor="accent4" w:sz="8" w:space="0"/>
         </w:tcBorders>
       </w:tcPr>
     </w:tblStylePr>
     <w:tblStylePr w:type="firstCol">
       <w:rPr>
-        <w:rFonts w:asciiTheme="majorHAnsi" w:eastAsiaTheme="majorEastAsia" w:hAnsiTheme="majorHAnsi" w:cstheme="majorBidi"/>
+        <w:rFonts w:asciiTheme="majorHAnsi" w:hAnsiTheme="majorHAnsi" w:eastAsiaTheme="majorEastAsia" w:cstheme="majorBidi"/>
         <w:b/>
         <w:bCs/>
       </w:rPr>
     </w:tblStylePr>
     <w:tblStylePr w:type="lastCol">
       <w:rPr>
-        <w:rFonts w:asciiTheme="majorHAnsi" w:eastAsiaTheme="majorEastAsia" w:hAnsiTheme="majorHAnsi" w:cstheme="majorBidi"/>
-        <w:b/>
-        <w:bCs/>
-      </w:rPr>
-      <w:tblPr/>
-      <w:tcPr>
-        <w:tcBorders>
-          <w:top w:val="single" w:sz="8" w:space="0" w:color="8064A2" w:themeColor="accent4"/>
-          <w:left w:val="single" w:sz="8" w:space="0" w:color="8064A2" w:themeColor="accent4"/>
-          <w:bottom w:val="single" w:sz="8" w:space="0" w:color="8064A2" w:themeColor="accent4"/>
-          <w:right w:val="single" w:sz="8" w:space="0" w:color="8064A2" w:themeColor="accent4"/>
+        <w:rFonts w:asciiTheme="majorHAnsi" w:hAnsiTheme="majorHAnsi" w:eastAsiaTheme="majorEastAsia" w:cstheme="majorBidi"/>
+        <w:b/>
+        <w:bCs/>
+      </w:rPr>
+      <w:tblPr/>
+      <w:tcPr>
+        <w:tcBorders>
+          <w:top w:val="single" w:color="8064A2" w:themeColor="accent4" w:sz="8" w:space="0"/>
+          <w:left w:val="single" w:color="8064A2" w:themeColor="accent4" w:sz="8" w:space="0"/>
+          <w:bottom w:val="single" w:color="8064A2" w:themeColor="accent4" w:sz="8" w:space="0"/>
+          <w:right w:val="single" w:color="8064A2" w:themeColor="accent4" w:sz="8" w:space="0"/>
         </w:tcBorders>
       </w:tcPr>
     </w:tblStylePr>
@@ -3366,10 +3366,10 @@
       <w:tblPr/>
       <w:tcPr>
         <w:tcBorders>
-          <w:top w:val="single" w:sz="8" w:space="0" w:color="8064A2" w:themeColor="accent4"/>
-          <w:left w:val="single" w:sz="8" w:space="0" w:color="8064A2" w:themeColor="accent4"/>
-          <w:bottom w:val="single" w:sz="8" w:space="0" w:color="8064A2" w:themeColor="accent4"/>
-          <w:right w:val="single" w:sz="8" w:space="0" w:color="8064A2" w:themeColor="accent4"/>
+          <w:top w:val="single" w:color="8064A2" w:themeColor="accent4" w:sz="8" w:space="0"/>
+          <w:left w:val="single" w:color="8064A2" w:themeColor="accent4" w:sz="8" w:space="0"/>
+          <w:bottom w:val="single" w:color="8064A2" w:themeColor="accent4" w:sz="8" w:space="0"/>
+          <w:right w:val="single" w:color="8064A2" w:themeColor="accent4" w:sz="8" w:space="0"/>
         </w:tcBorders>
         <w:shd w:val="clear" w:color="auto" w:fill="DFD8E8" w:themeFill="accent4" w:themeFillTint="3F"/>
       </w:tcPr>
@@ -3378,11 +3378,11 @@
       <w:tblPr/>
       <w:tcPr>
         <w:tcBorders>
-          <w:top w:val="single" w:sz="8" w:space="0" w:color="8064A2" w:themeColor="accent4"/>
-          <w:left w:val="single" w:sz="8" w:space="0" w:color="8064A2" w:themeColor="accent4"/>
-          <w:bottom w:val="single" w:sz="8" w:space="0" w:color="8064A2" w:themeColor="accent4"/>
-          <w:right w:val="single" w:sz="8" w:space="0" w:color="8064A2" w:themeColor="accent4"/>
-          <w:insideV w:val="single" w:sz="8" w:space="0" w:color="8064A2" w:themeColor="accent4"/>
+          <w:top w:val="single" w:color="8064A2" w:themeColor="accent4" w:sz="8" w:space="0"/>
+          <w:left w:val="single" w:color="8064A2" w:themeColor="accent4" w:sz="8" w:space="0"/>
+          <w:bottom w:val="single" w:color="8064A2" w:themeColor="accent4" w:sz="8" w:space="0"/>
+          <w:right w:val="single" w:color="8064A2" w:themeColor="accent4" w:sz="8" w:space="0"/>
+          <w:insideV w:val="single" w:color="8064A2" w:themeColor="accent4" w:sz="8" w:space="0"/>
         </w:tcBorders>
         <w:shd w:val="clear" w:color="auto" w:fill="DFD8E8" w:themeFill="accent4" w:themeFillTint="3F"/>
       </w:tcPr>
@@ -3391,11 +3391,11 @@
       <w:tblPr/>
       <w:tcPr>
         <w:tcBorders>
-          <w:top w:val="single" w:sz="8" w:space="0" w:color="8064A2" w:themeColor="accent4"/>
-          <w:left w:val="single" w:sz="8" w:space="0" w:color="8064A2" w:themeColor="accent4"/>
-          <w:bottom w:val="single" w:sz="8" w:space="0" w:color="8064A2" w:themeColor="accent4"/>
-          <w:right w:val="single" w:sz="8" w:space="0" w:color="8064A2" w:themeColor="accent4"/>
-          <w:insideV w:val="single" w:sz="8" w:space="0" w:color="8064A2" w:themeColor="accent4"/>
+          <w:top w:val="single" w:color="8064A2" w:themeColor="accent4" w:sz="8" w:space="0"/>
+          <w:left w:val="single" w:color="8064A2" w:themeColor="accent4" w:sz="8" w:space="0"/>
+          <w:bottom w:val="single" w:color="8064A2" w:themeColor="accent4" w:sz="8" w:space="0"/>
+          <w:right w:val="single" w:color="8064A2" w:themeColor="accent4" w:sz="8" w:space="0"/>
+          <w:insideV w:val="single" w:color="8064A2" w:themeColor="accent4" w:sz="8" w:space="0"/>
         </w:tcBorders>
       </w:tcPr>
     </w:tblStylePr>
@@ -3413,12 +3413,12 @@
       <w:tblStyleColBandSize w:val="1"/>
       <w:tblInd w:w="0" w:type="dxa"/>
       <w:tblBorders>
-        <w:top w:val="single" w:sz="8" w:space="0" w:color="4BACC6" w:themeColor="accent5"/>
-        <w:left w:val="single" w:sz="8" w:space="0" w:color="4BACC6" w:themeColor="accent5"/>
-        <w:bottom w:val="single" w:sz="8" w:space="0" w:color="4BACC6" w:themeColor="accent5"/>
-        <w:right w:val="single" w:sz="8" w:space="0" w:color="4BACC6" w:themeColor="accent5"/>
-        <w:insideH w:val="single" w:sz="8" w:space="0" w:color="4BACC6" w:themeColor="accent5"/>
-        <w:insideV w:val="single" w:sz="8" w:space="0" w:color="4BACC6" w:themeColor="accent5"/>
+        <w:top w:val="single" w:color="4BACC6" w:themeColor="accent5" w:sz="8" w:space="0"/>
+        <w:left w:val="single" w:color="4BACC6" w:themeColor="accent5" w:sz="8" w:space="0"/>
+        <w:bottom w:val="single" w:color="4BACC6" w:themeColor="accent5" w:sz="8" w:space="0"/>
+        <w:right w:val="single" w:color="4BACC6" w:themeColor="accent5" w:sz="8" w:space="0"/>
+        <w:insideH w:val="single" w:color="4BACC6" w:themeColor="accent5" w:sz="8" w:space="0"/>
+        <w:insideV w:val="single" w:color="4BACC6" w:themeColor="accent5" w:sz="8" w:space="0"/>
       </w:tblBorders>
       <w:tblCellMar>
         <w:top w:w="0" w:type="dxa"/>
@@ -3432,19 +3432,19 @@
         <w:spacing w:before="0" w:after="0" w:line="240" w:lineRule="auto"/>
       </w:pPr>
       <w:rPr>
-        <w:rFonts w:asciiTheme="majorHAnsi" w:eastAsiaTheme="majorEastAsia" w:hAnsiTheme="majorHAnsi" w:cstheme="majorBidi"/>
-        <w:b/>
-        <w:bCs/>
-      </w:rPr>
-      <w:tblPr/>
-      <w:tcPr>
-        <w:tcBorders>
-          <w:top w:val="single" w:sz="8" w:space="0" w:color="4BACC6" w:themeColor="accent5"/>
-          <w:left w:val="single" w:sz="8" w:space="0" w:color="4BACC6" w:themeColor="accent5"/>
-          <w:bottom w:val="single" w:sz="18" w:space="0" w:color="4BACC6" w:themeColor="accent5"/>
-          <w:right w:val="single" w:sz="8" w:space="0" w:color="4BACC6" w:themeColor="accent5"/>
-          <w:insideH w:val="nil"/>
-          <w:insideV w:val="single" w:sz="8" w:space="0" w:color="4BACC6" w:themeColor="accent5"/>
+        <w:rFonts w:asciiTheme="majorHAnsi" w:hAnsiTheme="majorHAnsi" w:eastAsiaTheme="majorEastAsia" w:cstheme="majorBidi"/>
+        <w:b/>
+        <w:bCs/>
+      </w:rPr>
+      <w:tblPr/>
+      <w:tcPr>
+        <w:tcBorders>
+          <w:top w:val="single" w:color="4BACC6" w:themeColor="accent5" w:sz="8" w:space="0"/>
+          <w:left w:val="single" w:color="4BACC6" w:themeColor="accent5" w:sz="8" w:space="0"/>
+          <w:bottom w:val="single" w:color="4BACC6" w:themeColor="accent5" w:sz="18" w:space="0"/>
+          <w:right w:val="single" w:color="4BACC6" w:themeColor="accent5" w:sz="8" w:space="0"/>
+          <w:insideH w:val="nil"/>
+          <w:insideV w:val="single" w:color="4BACC6" w:themeColor="accent5" w:sz="8" w:space="0"/>
         </w:tcBorders>
       </w:tcPr>
     </w:tblStylePr>
@@ -3453,42 +3453,42 @@
         <w:spacing w:before="0" w:after="0" w:line="240" w:lineRule="auto"/>
       </w:pPr>
       <w:rPr>
-        <w:rFonts w:asciiTheme="majorHAnsi" w:eastAsiaTheme="majorEastAsia" w:hAnsiTheme="majorHAnsi" w:cstheme="majorBidi"/>
-        <w:b/>
-        <w:bCs/>
-      </w:rPr>
-      <w:tblPr/>
-      <w:tcPr>
-        <w:tcBorders>
-          <w:top w:val="double" w:sz="6" w:space="0" w:color="4BACC6" w:themeColor="accent5"/>
-          <w:left w:val="single" w:sz="8" w:space="0" w:color="4BACC6" w:themeColor="accent5"/>
-          <w:bottom w:val="single" w:sz="8" w:space="0" w:color="4BACC6" w:themeColor="accent5"/>
-          <w:right w:val="single" w:sz="8" w:space="0" w:color="4BACC6" w:themeColor="accent5"/>
-          <w:insideH w:val="nil"/>
-          <w:insideV w:val="single" w:sz="8" w:space="0" w:color="4BACC6" w:themeColor="accent5"/>
+        <w:rFonts w:asciiTheme="majorHAnsi" w:hAnsiTheme="majorHAnsi" w:eastAsiaTheme="majorEastAsia" w:cstheme="majorBidi"/>
+        <w:b/>
+        <w:bCs/>
+      </w:rPr>
+      <w:tblPr/>
+      <w:tcPr>
+        <w:tcBorders>
+          <w:top w:val="double" w:color="4BACC6" w:themeColor="accent5" w:sz="6" w:space="0"/>
+          <w:left w:val="single" w:color="4BACC6" w:themeColor="accent5" w:sz="8" w:space="0"/>
+          <w:bottom w:val="single" w:color="4BACC6" w:themeColor="accent5" w:sz="8" w:space="0"/>
+          <w:right w:val="single" w:color="4BACC6" w:themeColor="accent5" w:sz="8" w:space="0"/>
+          <w:insideH w:val="nil"/>
+          <w:insideV w:val="single" w:color="4BACC6" w:themeColor="accent5" w:sz="8" w:space="0"/>
         </w:tcBorders>
       </w:tcPr>
     </w:tblStylePr>
     <w:tblStylePr w:type="firstCol">
       <w:rPr>
-        <w:rFonts w:asciiTheme="majorHAnsi" w:eastAsiaTheme="majorEastAsia" w:hAnsiTheme="majorHAnsi" w:cstheme="majorBidi"/>
+        <w:rFonts w:asciiTheme="majorHAnsi" w:hAnsiTheme="majorHAnsi" w:eastAsiaTheme="majorEastAsia" w:cstheme="majorBidi"/>
         <w:b/>
         <w:bCs/>
       </w:rPr>
     </w:tblStylePr>
     <w:tblStylePr w:type="lastCol">
       <w:rPr>
-        <w:rFonts w:asciiTheme="majorHAnsi" w:eastAsiaTheme="majorEastAsia" w:hAnsiTheme="majorHAnsi" w:cstheme="majorBidi"/>
-        <w:b/>
-        <w:bCs/>
-      </w:rPr>
-      <w:tblPr/>
-      <w:tcPr>
-        <w:tcBorders>
-          <w:top w:val="single" w:sz="8" w:space="0" w:color="4BACC6" w:themeColor="accent5"/>
-          <w:left w:val="single" w:sz="8" w:space="0" w:color="4BACC6" w:themeColor="accent5"/>
-          <w:bottom w:val="single" w:sz="8" w:space="0" w:color="4BACC6" w:themeColor="accent5"/>
-          <w:right w:val="single" w:sz="8" w:space="0" w:color="4BACC6" w:themeColor="accent5"/>
+        <w:rFonts w:asciiTheme="majorHAnsi" w:hAnsiTheme="majorHAnsi" w:eastAsiaTheme="majorEastAsia" w:cstheme="majorBidi"/>
+        <w:b/>
+        <w:bCs/>
+      </w:rPr>
+      <w:tblPr/>
+      <w:tcPr>
+        <w:tcBorders>
+          <w:top w:val="single" w:color="4BACC6" w:themeColor="accent5" w:sz="8" w:space="0"/>
+          <w:left w:val="single" w:color="4BACC6" w:themeColor="accent5" w:sz="8" w:space="0"/>
+          <w:bottom w:val="single" w:color="4BACC6" w:themeColor="accent5" w:sz="8" w:space="0"/>
+          <w:right w:val="single" w:color="4BACC6" w:themeColor="accent5" w:sz="8" w:space="0"/>
         </w:tcBorders>
       </w:tcPr>
     </w:tblStylePr>
@@ -3496,10 +3496,10 @@
       <w:tblPr/>
       <w:tcPr>
         <w:tcBorders>
-          <w:top w:val="single" w:sz="8" w:space="0" w:color="4BACC6" w:themeColor="accent5"/>
-          <w:left w:val="single" w:sz="8" w:space="0" w:color="4BACC6" w:themeColor="accent5"/>
-          <w:bottom w:val="single" w:sz="8" w:space="0" w:color="4BACC6" w:themeColor="accent5"/>
-          <w:right w:val="single" w:sz="8" w:space="0" w:color="4BACC6" w:themeColor="accent5"/>
+          <w:top w:val="single" w:color="4BACC6" w:themeColor="accent5" w:sz="8" w:space="0"/>
+          <w:left w:val="single" w:color="4BACC6" w:themeColor="accent5" w:sz="8" w:space="0"/>
+          <w:bottom w:val="single" w:color="4BACC6" w:themeColor="accent5" w:sz="8" w:space="0"/>
+          <w:right w:val="single" w:color="4BACC6" w:themeColor="accent5" w:sz="8" w:space="0"/>
         </w:tcBorders>
         <w:shd w:val="clear" w:color="auto" w:fill="D2EAF1" w:themeFill="accent5" w:themeFillTint="3F"/>
       </w:tcPr>
@@ -3508,11 +3508,11 @@
       <w:tblPr/>
       <w:tcPr>
         <w:tcBorders>
-          <w:top w:val="single" w:sz="8" w:space="0" w:color="4BACC6" w:themeColor="accent5"/>
-          <w:left w:val="single" w:sz="8" w:space="0" w:color="4BACC6" w:themeColor="accent5"/>
-          <w:bottom w:val="single" w:sz="8" w:space="0" w:color="4BACC6" w:themeColor="accent5"/>
-          <w:right w:val="single" w:sz="8" w:space="0" w:color="4BACC6" w:themeColor="accent5"/>
-          <w:insideV w:val="single" w:sz="8" w:space="0" w:color="4BACC6" w:themeColor="accent5"/>
+          <w:top w:val="single" w:color="4BACC6" w:themeColor="accent5" w:sz="8" w:space="0"/>
+          <w:left w:val="single" w:color="4BACC6" w:themeColor="accent5" w:sz="8" w:space="0"/>
+          <w:bottom w:val="single" w:color="4BACC6" w:themeColor="accent5" w:sz="8" w:space="0"/>
+          <w:right w:val="single" w:color="4BACC6" w:themeColor="accent5" w:sz="8" w:space="0"/>
+          <w:insideV w:val="single" w:color="4BACC6" w:themeColor="accent5" w:sz="8" w:space="0"/>
         </w:tcBorders>
         <w:shd w:val="clear" w:color="auto" w:fill="D2EAF1" w:themeFill="accent5" w:themeFillTint="3F"/>
       </w:tcPr>
@@ -3521,11 +3521,11 @@
       <w:tblPr/>
       <w:tcPr>
         <w:tcBorders>
-          <w:top w:val="single" w:sz="8" w:space="0" w:color="4BACC6" w:themeColor="accent5"/>
-          <w:left w:val="single" w:sz="8" w:space="0" w:color="4BACC6" w:themeColor="accent5"/>
-          <w:bottom w:val="single" w:sz="8" w:space="0" w:color="4BACC6" w:themeColor="accent5"/>
-          <w:right w:val="single" w:sz="8" w:space="0" w:color="4BACC6" w:themeColor="accent5"/>
-          <w:insideV w:val="single" w:sz="8" w:space="0" w:color="4BACC6" w:themeColor="accent5"/>
+          <w:top w:val="single" w:color="4BACC6" w:themeColor="accent5" w:sz="8" w:space="0"/>
+          <w:left w:val="single" w:color="4BACC6" w:themeColor="accent5" w:sz="8" w:space="0"/>
+          <w:bottom w:val="single" w:color="4BACC6" w:themeColor="accent5" w:sz="8" w:space="0"/>
+          <w:right w:val="single" w:color="4BACC6" w:themeColor="accent5" w:sz="8" w:space="0"/>
+          <w:insideV w:val="single" w:color="4BACC6" w:themeColor="accent5" w:sz="8" w:space="0"/>
         </w:tcBorders>
       </w:tcPr>
     </w:tblStylePr>
@@ -3543,12 +3543,12 @@
       <w:tblStyleColBandSize w:val="1"/>
       <w:tblInd w:w="0" w:type="dxa"/>
       <w:tblBorders>
-        <w:top w:val="single" w:sz="8" w:space="0" w:color="F79646" w:themeColor="accent6"/>
-        <w:left w:val="single" w:sz="8" w:space="0" w:color="F79646" w:themeColor="accent6"/>
-        <w:bottom w:val="single" w:sz="8" w:space="0" w:color="F79646" w:themeColor="accent6"/>
-        <w:right w:val="single" w:sz="8" w:space="0" w:color="F79646" w:themeColor="accent6"/>
-        <w:insideH w:val="single" w:sz="8" w:space="0" w:color="F79646" w:themeColor="accent6"/>
-        <w:insideV w:val="single" w:sz="8" w:space="0" w:color="F79646" w:themeColor="accent6"/>
+        <w:top w:val="single" w:color="F79646" w:themeColor="accent6" w:sz="8" w:space="0"/>
+        <w:left w:val="single" w:color="F79646" w:themeColor="accent6" w:sz="8" w:space="0"/>
+        <w:bottom w:val="single" w:color="F79646" w:themeColor="accent6" w:sz="8" w:space="0"/>
+        <w:right w:val="single" w:color="F79646" w:themeColor="accent6" w:sz="8" w:space="0"/>
+        <w:insideH w:val="single" w:color="F79646" w:themeColor="accent6" w:sz="8" w:space="0"/>
+        <w:insideV w:val="single" w:color="F79646" w:themeColor="accent6" w:sz="8" w:space="0"/>
       </w:tblBorders>
       <w:tblCellMar>
         <w:top w:w="0" w:type="dxa"/>
@@ -3562,19 +3562,19 @@
         <w:spacing w:before="0" w:after="0" w:line="240" w:lineRule="auto"/>
       </w:pPr>
       <w:rPr>
-        <w:rFonts w:asciiTheme="majorHAnsi" w:eastAsiaTheme="majorEastAsia" w:hAnsiTheme="majorHAnsi" w:cstheme="majorBidi"/>
-        <w:b/>
-        <w:bCs/>
-      </w:rPr>
-      <w:tblPr/>
-      <w:tcPr>
-        <w:tcBorders>
-          <w:top w:val="single" w:sz="8" w:space="0" w:color="F79646" w:themeColor="accent6"/>
-          <w:left w:val="single" w:sz="8" w:space="0" w:color="F79646" w:themeColor="accent6"/>
-          <w:bottom w:val="single" w:sz="18" w:space="0" w:color="F79646" w:themeColor="accent6"/>
-          <w:right w:val="single" w:sz="8" w:space="0" w:color="F79646" w:themeColor="accent6"/>
-          <w:insideH w:val="nil"/>
-          <w:insideV w:val="single" w:sz="8" w:space="0" w:color="F79646" w:themeColor="accent6"/>
+        <w:rFonts w:asciiTheme="majorHAnsi" w:hAnsiTheme="majorHAnsi" w:eastAsiaTheme="majorEastAsia" w:cstheme="majorBidi"/>
+        <w:b/>
+        <w:bCs/>
+      </w:rPr>
+      <w:tblPr/>
+      <w:tcPr>
+        <w:tcBorders>
+          <w:top w:val="single" w:color="F79646" w:themeColor="accent6" w:sz="8" w:space="0"/>
+          <w:left w:val="single" w:color="F79646" w:themeColor="accent6" w:sz="8" w:space="0"/>
+          <w:bottom w:val="single" w:color="F79646" w:themeColor="accent6" w:sz="18" w:space="0"/>
+          <w:right w:val="single" w:color="F79646" w:themeColor="accent6" w:sz="8" w:space="0"/>
+          <w:insideH w:val="nil"/>
+          <w:insideV w:val="single" w:color="F79646" w:themeColor="accent6" w:sz="8" w:space="0"/>
         </w:tcBorders>
       </w:tcPr>
     </w:tblStylePr>
@@ -3583,42 +3583,42 @@
         <w:spacing w:before="0" w:after="0" w:line="240" w:lineRule="auto"/>
       </w:pPr>
       <w:rPr>
-        <w:rFonts w:asciiTheme="majorHAnsi" w:eastAsiaTheme="majorEastAsia" w:hAnsiTheme="majorHAnsi" w:cstheme="majorBidi"/>
-        <w:b/>
-        <w:bCs/>
-      </w:rPr>
-      <w:tblPr/>
-      <w:tcPr>
-        <w:tcBorders>
-          <w:top w:val="double" w:sz="6" w:space="0" w:color="F79646" w:themeColor="accent6"/>
-          <w:left w:val="single" w:sz="8" w:space="0" w:color="F79646" w:themeColor="accent6"/>
-          <w:bottom w:val="single" w:sz="8" w:space="0" w:color="F79646" w:themeColor="accent6"/>
-          <w:right w:val="single" w:sz="8" w:space="0" w:color="F79646" w:themeColor="accent6"/>
-          <w:insideH w:val="nil"/>
-          <w:insideV w:val="single" w:sz="8" w:space="0" w:color="F79646" w:themeColor="accent6"/>
+        <w:rFonts w:asciiTheme="majorHAnsi" w:hAnsiTheme="majorHAnsi" w:eastAsiaTheme="majorEastAsia" w:cstheme="majorBidi"/>
+        <w:b/>
+        <w:bCs/>
+      </w:rPr>
+      <w:tblPr/>
+      <w:tcPr>
+        <w:tcBorders>
+          <w:top w:val="double" w:color="F79646" w:themeColor="accent6" w:sz="6" w:space="0"/>
+          <w:left w:val="single" w:color="F79646" w:themeColor="accent6" w:sz="8" w:space="0"/>
+          <w:bottom w:val="single" w:color="F79646" w:themeColor="accent6" w:sz="8" w:space="0"/>
+          <w:right w:val="single" w:color="F79646" w:themeColor="accent6" w:sz="8" w:space="0"/>
+          <w:insideH w:val="nil"/>
+          <w:insideV w:val="single" w:color="F79646" w:themeColor="accent6" w:sz="8" w:space="0"/>
         </w:tcBorders>
       </w:tcPr>
     </w:tblStylePr>
     <w:tblStylePr w:type="firstCol">
       <w:rPr>
-        <w:rFonts w:asciiTheme="majorHAnsi" w:eastAsiaTheme="majorEastAsia" w:hAnsiTheme="majorHAnsi" w:cstheme="majorBidi"/>
+        <w:rFonts w:asciiTheme="majorHAnsi" w:hAnsiTheme="majorHAnsi" w:eastAsiaTheme="majorEastAsia" w:cstheme="majorBidi"/>
         <w:b/>
         <w:bCs/>
       </w:rPr>
     </w:tblStylePr>
     <w:tblStylePr w:type="lastCol">
       <w:rPr>
-        <w:rFonts w:asciiTheme="majorHAnsi" w:eastAsiaTheme="majorEastAsia" w:hAnsiTheme="majorHAnsi" w:cstheme="majorBidi"/>
-        <w:b/>
-        <w:bCs/>
-      </w:rPr>
-      <w:tblPr/>
-      <w:tcPr>
-        <w:tcBorders>
-          <w:top w:val="single" w:sz="8" w:space="0" w:color="F79646" w:themeColor="accent6"/>
-          <w:left w:val="single" w:sz="8" w:space="0" w:color="F79646" w:themeColor="accent6"/>
-          <w:bottom w:val="single" w:sz="8" w:space="0" w:color="F79646" w:themeColor="accent6"/>
-          <w:right w:val="single" w:sz="8" w:space="0" w:color="F79646" w:themeColor="accent6"/>
+        <w:rFonts w:asciiTheme="majorHAnsi" w:hAnsiTheme="majorHAnsi" w:eastAsiaTheme="majorEastAsia" w:cstheme="majorBidi"/>
+        <w:b/>
+        <w:bCs/>
+      </w:rPr>
+      <w:tblPr/>
+      <w:tcPr>
+        <w:tcBorders>
+          <w:top w:val="single" w:color="F79646" w:themeColor="accent6" w:sz="8" w:space="0"/>
+          <w:left w:val="single" w:color="F79646" w:themeColor="accent6" w:sz="8" w:space="0"/>
+          <w:bottom w:val="single" w:color="F79646" w:themeColor="accent6" w:sz="8" w:space="0"/>
+          <w:right w:val="single" w:color="F79646" w:themeColor="accent6" w:sz="8" w:space="0"/>
         </w:tcBorders>
       </w:tcPr>
     </w:tblStylePr>
@@ -3626,10 +3626,10 @@
       <w:tblPr/>
       <w:tcPr>
         <w:tcBorders>
-          <w:top w:val="single" w:sz="8" w:space="0" w:color="F79646" w:themeColor="accent6"/>
-          <w:left w:val="single" w:sz="8" w:space="0" w:color="F79646" w:themeColor="accent6"/>
-          <w:bottom w:val="single" w:sz="8" w:space="0" w:color="F79646" w:themeColor="accent6"/>
-          <w:right w:val="single" w:sz="8" w:space="0" w:color="F79646" w:themeColor="accent6"/>
+          <w:top w:val="single" w:color="F79646" w:themeColor="accent6" w:sz="8" w:space="0"/>
+          <w:left w:val="single" w:color="F79646" w:themeColor="accent6" w:sz="8" w:space="0"/>
+          <w:bottom w:val="single" w:color="F79646" w:themeColor="accent6" w:sz="8" w:space="0"/>
+          <w:right w:val="single" w:color="F79646" w:themeColor="accent6" w:sz="8" w:space="0"/>
         </w:tcBorders>
         <w:shd w:val="clear" w:color="auto" w:fill="FDE4D0" w:themeFill="accent6" w:themeFillTint="3F"/>
       </w:tcPr>
@@ -3638,11 +3638,11 @@
       <w:tblPr/>
       <w:tcPr>
         <w:tcBorders>
-          <w:top w:val="single" w:sz="8" w:space="0" w:color="F79646" w:themeColor="accent6"/>
-          <w:left w:val="single" w:sz="8" w:space="0" w:color="F79646" w:themeColor="accent6"/>
-          <w:bottom w:val="single" w:sz="8" w:space="0" w:color="F79646" w:themeColor="accent6"/>
-          <w:right w:val="single" w:sz="8" w:space="0" w:color="F79646" w:themeColor="accent6"/>
-          <w:insideV w:val="single" w:sz="8" w:space="0" w:color="F79646" w:themeColor="accent6"/>
+          <w:top w:val="single" w:color="F79646" w:themeColor="accent6" w:sz="8" w:space="0"/>
+          <w:left w:val="single" w:color="F79646" w:themeColor="accent6" w:sz="8" w:space="0"/>
+          <w:bottom w:val="single" w:color="F79646" w:themeColor="accent6" w:sz="8" w:space="0"/>
+          <w:right w:val="single" w:color="F79646" w:themeColor="accent6" w:sz="8" w:space="0"/>
+          <w:insideV w:val="single" w:color="F79646" w:themeColor="accent6" w:sz="8" w:space="0"/>
         </w:tcBorders>
         <w:shd w:val="clear" w:color="auto" w:fill="FDE4D0" w:themeFill="accent6" w:themeFillTint="3F"/>
       </w:tcPr>
@@ -3651,11 +3651,11 @@
       <w:tblPr/>
       <w:tcPr>
         <w:tcBorders>
-          <w:top w:val="single" w:sz="8" w:space="0" w:color="F79646" w:themeColor="accent6"/>
-          <w:left w:val="single" w:sz="8" w:space="0" w:color="F79646" w:themeColor="accent6"/>
-          <w:bottom w:val="single" w:sz="8" w:space="0" w:color="F79646" w:themeColor="accent6"/>
-          <w:right w:val="single" w:sz="8" w:space="0" w:color="F79646" w:themeColor="accent6"/>
-          <w:insideV w:val="single" w:sz="8" w:space="0" w:color="F79646" w:themeColor="accent6"/>
+          <w:top w:val="single" w:color="F79646" w:themeColor="accent6" w:sz="8" w:space="0"/>
+          <w:left w:val="single" w:color="F79646" w:themeColor="accent6" w:sz="8" w:space="0"/>
+          <w:bottom w:val="single" w:color="F79646" w:themeColor="accent6" w:sz="8" w:space="0"/>
+          <w:right w:val="single" w:color="F79646" w:themeColor="accent6" w:sz="8" w:space="0"/>
+          <w:insideV w:val="single" w:color="F79646" w:themeColor="accent6" w:sz="8" w:space="0"/>
         </w:tcBorders>
       </w:tcPr>
     </w:tblStylePr>
@@ -3673,11 +3673,11 @@
       <w:tblStyleColBandSize w:val="1"/>
       <w:tblInd w:w="0" w:type="dxa"/>
       <w:tblBorders>
-        <w:top w:val="single" w:sz="8" w:space="0" w:color="404040" w:themeColor="text1" w:themeTint="BF"/>
-        <w:left w:val="single" w:sz="8" w:space="0" w:color="404040" w:themeColor="text1" w:themeTint="BF"/>
-        <w:bottom w:val="single" w:sz="8" w:space="0" w:color="404040" w:themeColor="text1" w:themeTint="BF"/>
-        <w:right w:val="single" w:sz="8" w:space="0" w:color="404040" w:themeColor="text1" w:themeTint="BF"/>
-        <w:insideH w:val="single" w:sz="8" w:space="0" w:color="404040" w:themeColor="text1" w:themeTint="BF"/>
+        <w:top w:val="single" w:color="404040" w:themeColor="text1" w:themeTint="BF" w:sz="8" w:space="0"/>
+        <w:left w:val="single" w:color="404040" w:themeColor="text1" w:themeTint="BF" w:sz="8" w:space="0"/>
+        <w:bottom w:val="single" w:color="404040" w:themeColor="text1" w:themeTint="BF" w:sz="8" w:space="0"/>
+        <w:right w:val="single" w:color="404040" w:themeColor="text1" w:themeTint="BF" w:sz="8" w:space="0"/>
+        <w:insideH w:val="single" w:color="404040" w:themeColor="text1" w:themeTint="BF" w:sz="8" w:space="0"/>
       </w:tblBorders>
       <w:tblCellMar>
         <w:top w:w="0" w:type="dxa"/>
@@ -3698,10 +3698,10 @@
       <w:tblPr/>
       <w:tcPr>
         <w:tcBorders>
-          <w:top w:val="single" w:sz="8" w:space="0" w:color="404040" w:themeColor="text1" w:themeTint="BF"/>
-          <w:left w:val="single" w:sz="8" w:space="0" w:color="404040" w:themeColor="text1" w:themeTint="BF"/>
-          <w:bottom w:val="single" w:sz="8" w:space="0" w:color="404040" w:themeColor="text1" w:themeTint="BF"/>
-          <w:right w:val="single" w:sz="8" w:space="0" w:color="404040" w:themeColor="text1" w:themeTint="BF"/>
+          <w:top w:val="single" w:color="404040" w:themeColor="text1" w:themeTint="BF" w:sz="8" w:space="0"/>
+          <w:left w:val="single" w:color="404040" w:themeColor="text1" w:themeTint="BF" w:sz="8" w:space="0"/>
+          <w:bottom w:val="single" w:color="404040" w:themeColor="text1" w:themeTint="BF" w:sz="8" w:space="0"/>
+          <w:right w:val="single" w:color="404040" w:themeColor="text1" w:themeTint="BF" w:sz="8" w:space="0"/>
           <w:insideH w:val="nil"/>
           <w:insideV w:val="nil"/>
         </w:tcBorders>
@@ -3719,10 +3719,10 @@
       <w:tblPr/>
       <w:tcPr>
         <w:tcBorders>
-          <w:top w:val="double" w:sz="6" w:space="0" w:color="404040" w:themeColor="text1" w:themeTint="BF"/>
-          <w:left w:val="single" w:sz="8" w:space="0" w:color="404040" w:themeColor="text1" w:themeTint="BF"/>
-          <w:bottom w:val="single" w:sz="8" w:space="0" w:color="404040" w:themeColor="text1" w:themeTint="BF"/>
-          <w:right w:val="single" w:sz="8" w:space="0" w:color="404040" w:themeColor="text1" w:themeTint="BF"/>
+          <w:top w:val="double" w:color="404040" w:themeColor="text1" w:themeTint="BF" w:sz="6" w:space="0"/>
+          <w:left w:val="single" w:color="404040" w:themeColor="text1" w:themeTint="BF" w:sz="8" w:space="0"/>
+          <w:bottom w:val="single" w:color="404040" w:themeColor="text1" w:themeTint="BF" w:sz="8" w:space="0"/>
+          <w:right w:val="single" w:color="404040" w:themeColor="text1" w:themeTint="BF" w:sz="8" w:space="0"/>
           <w:insideH w:val="nil"/>
           <w:insideV w:val="nil"/>
         </w:tcBorders>
@@ -3779,11 +3779,11 @@
       <w:tblStyleColBandSize w:val="1"/>
       <w:tblInd w:w="0" w:type="dxa"/>
       <w:tblBorders>
-        <w:top w:val="single" w:sz="8" w:space="0" w:color="7BA0CD" w:themeColor="accent1" w:themeTint="BF"/>
-        <w:left w:val="single" w:sz="8" w:space="0" w:color="7BA0CD" w:themeColor="accent1" w:themeTint="BF"/>
-        <w:bottom w:val="single" w:sz="8" w:space="0" w:color="7BA0CD" w:themeColor="accent1" w:themeTint="BF"/>
-        <w:right w:val="single" w:sz="8" w:space="0" w:color="7BA0CD" w:themeColor="accent1" w:themeTint="BF"/>
-        <w:insideH w:val="single" w:sz="8" w:space="0" w:color="7BA0CD" w:themeColor="accent1" w:themeTint="BF"/>
+        <w:top w:val="single" w:color="7BA0CD" w:themeColor="accent1" w:themeTint="BF" w:sz="8" w:space="0"/>
+        <w:left w:val="single" w:color="7BA0CD" w:themeColor="accent1" w:themeTint="BF" w:sz="8" w:space="0"/>
+        <w:bottom w:val="single" w:color="7BA0CD" w:themeColor="accent1" w:themeTint="BF" w:sz="8" w:space="0"/>
+        <w:right w:val="single" w:color="7BA0CD" w:themeColor="accent1" w:themeTint="BF" w:sz="8" w:space="0"/>
+        <w:insideH w:val="single" w:color="7BA0CD" w:themeColor="accent1" w:themeTint="BF" w:sz="8" w:space="0"/>
       </w:tblBorders>
       <w:tblCellMar>
         <w:top w:w="0" w:type="dxa"/>
@@ -3804,10 +3804,10 @@
       <w:tblPr/>
       <w:tcPr>
         <w:tcBorders>
-          <w:top w:val="single" w:sz="8" w:space="0" w:color="7BA0CD" w:themeColor="accent1" w:themeTint="BF"/>
-          <w:left w:val="single" w:sz="8" w:space="0" w:color="7BA0CD" w:themeColor="accent1" w:themeTint="BF"/>
-          <w:bottom w:val="single" w:sz="8" w:space="0" w:color="7BA0CD" w:themeColor="accent1" w:themeTint="BF"/>
-          <w:right w:val="single" w:sz="8" w:space="0" w:color="7BA0CD" w:themeColor="accent1" w:themeTint="BF"/>
+          <w:top w:val="single" w:color="7BA0CD" w:themeColor="accent1" w:themeTint="BF" w:sz="8" w:space="0"/>
+          <w:left w:val="single" w:color="7BA0CD" w:themeColor="accent1" w:themeTint="BF" w:sz="8" w:space="0"/>
+          <w:bottom w:val="single" w:color="7BA0CD" w:themeColor="accent1" w:themeTint="BF" w:sz="8" w:space="0"/>
+          <w:right w:val="single" w:color="7BA0CD" w:themeColor="accent1" w:themeTint="BF" w:sz="8" w:space="0"/>
           <w:insideH w:val="nil"/>
           <w:insideV w:val="nil"/>
         </w:tcBorders>
@@ -3825,10 +3825,10 @@
       <w:tblPr/>
       <w:tcPr>
         <w:tcBorders>
-          <w:top w:val="double" w:sz="6" w:space="0" w:color="7BA0CD" w:themeColor="accent1" w:themeTint="BF"/>
-          <w:left w:val="single" w:sz="8" w:space="0" w:color="7BA0CD" w:themeColor="accent1" w:themeTint="BF"/>
-          <w:bottom w:val="single" w:sz="8" w:space="0" w:color="7BA0CD" w:themeColor="accent1" w:themeTint="BF"/>
-          <w:right w:val="single" w:sz="8" w:space="0" w:color="7BA0CD" w:themeColor="accent1" w:themeTint="BF"/>
+          <w:top w:val="double" w:color="7BA0CD" w:themeColor="accent1" w:themeTint="BF" w:sz="6" w:space="0"/>
+          <w:left w:val="single" w:color="7BA0CD" w:themeColor="accent1" w:themeTint="BF" w:sz="8" w:space="0"/>
+          <w:bottom w:val="single" w:color="7BA0CD" w:themeColor="accent1" w:themeTint="BF" w:sz="8" w:space="0"/>
+          <w:right w:val="single" w:color="7BA0CD" w:themeColor="accent1" w:themeTint="BF" w:sz="8" w:space="0"/>
           <w:insideH w:val="nil"/>
           <w:insideV w:val="nil"/>
         </w:tcBorders>
@@ -3885,11 +3885,11 @@
       <w:tblStyleColBandSize w:val="1"/>
       <w:tblInd w:w="0" w:type="dxa"/>
       <w:tblBorders>
-        <w:top w:val="single" w:sz="8" w:space="0" w:color="CF7B79" w:themeColor="accent2" w:themeTint="BF"/>
-        <w:left w:val="single" w:sz="8" w:space="0" w:color="CF7B79" w:themeColor="accent2" w:themeTint="BF"/>
-        <w:bottom w:val="single" w:sz="8" w:space="0" w:color="CF7B79" w:themeColor="accent2" w:themeTint="BF"/>
-        <w:right w:val="single" w:sz="8" w:space="0" w:color="CF7B79" w:themeColor="accent2" w:themeTint="BF"/>
-        <w:insideH w:val="single" w:sz="8" w:space="0" w:color="CF7B79" w:themeColor="accent2" w:themeTint="BF"/>
+        <w:top w:val="single" w:color="CF7B79" w:themeColor="accent2" w:themeTint="BF" w:sz="8" w:space="0"/>
+        <w:left w:val="single" w:color="CF7B79" w:themeColor="accent2" w:themeTint="BF" w:sz="8" w:space="0"/>
+        <w:bottom w:val="single" w:color="CF7B79" w:themeColor="accent2" w:themeTint="BF" w:sz="8" w:space="0"/>
+        <w:right w:val="single" w:color="CF7B79" w:themeColor="accent2" w:themeTint="BF" w:sz="8" w:space="0"/>
+        <w:insideH w:val="single" w:color="CF7B79" w:themeColor="accent2" w:themeTint="BF" w:sz="8" w:space="0"/>
       </w:tblBorders>
       <w:tblCellMar>
         <w:top w:w="0" w:type="dxa"/>
@@ -3910,10 +3910,10 @@
       <w:tblPr/>
       <w:tcPr>
         <w:tcBorders>
-          <w:top w:val="single" w:sz="8" w:space="0" w:color="CF7B79" w:themeColor="accent2" w:themeTint="BF"/>
-          <w:left w:val="single" w:sz="8" w:space="0" w:color="CF7B79" w:themeColor="accent2" w:themeTint="BF"/>
-          <w:bottom w:val="single" w:sz="8" w:space="0" w:color="CF7B79" w:themeColor="accent2" w:themeTint="BF"/>
-          <w:right w:val="single" w:sz="8" w:space="0" w:color="CF7B79" w:themeColor="accent2" w:themeTint="BF"/>
+          <w:top w:val="single" w:color="CF7B79" w:themeColor="accent2" w:themeTint="BF" w:sz="8" w:space="0"/>
+          <w:left w:val="single" w:color="CF7B79" w:themeColor="accent2" w:themeTint="BF" w:sz="8" w:space="0"/>
+          <w:bottom w:val="single" w:color="CF7B79" w:themeColor="accent2" w:themeTint="BF" w:sz="8" w:space="0"/>
+          <w:right w:val="single" w:color="CF7B79" w:themeColor="accent2" w:themeTint="BF" w:sz="8" w:space="0"/>
           <w:insideH w:val="nil"/>
           <w:insideV w:val="nil"/>
         </w:tcBorders>
@@ -3931,10 +3931,10 @@
       <w:tblPr/>
       <w:tcPr>
         <w:tcBorders>
-          <w:top w:val="double" w:sz="6" w:space="0" w:color="CF7B79" w:themeColor="accent2" w:themeTint="BF"/>
-          <w:left w:val="single" w:sz="8" w:space="0" w:color="CF7B79" w:themeColor="accent2" w:themeTint="BF"/>
-          <w:bottom w:val="single" w:sz="8" w:space="0" w:color="CF7B79" w:themeColor="accent2" w:themeTint="BF"/>
-          <w:right w:val="single" w:sz="8" w:space="0" w:color="CF7B79" w:themeColor="accent2" w:themeTint="BF"/>
+          <w:top w:val="double" w:color="CF7B79" w:themeColor="accent2" w:themeTint="BF" w:sz="6" w:space="0"/>
+          <w:left w:val="single" w:color="CF7B79" w:themeColor="accent2" w:themeTint="BF" w:sz="8" w:space="0"/>
+          <w:bottom w:val="single" w:color="CF7B79" w:themeColor="accent2" w:themeTint="BF" w:sz="8" w:space="0"/>
+          <w:right w:val="single" w:color="CF7B79" w:themeColor="accent2" w:themeTint="BF" w:sz="8" w:space="0"/>
           <w:insideH w:val="nil"/>
           <w:insideV w:val="nil"/>
         </w:tcBorders>
@@ -3991,11 +3991,11 @@
       <w:tblStyleColBandSize w:val="1"/>
       <w:tblInd w:w="0" w:type="dxa"/>
       <w:tblBorders>
-        <w:top w:val="single" w:sz="8" w:space="0" w:color="B3CC82" w:themeColor="accent3" w:themeTint="BF"/>
-        <w:left w:val="single" w:sz="8" w:space="0" w:color="B3CC82" w:themeColor="accent3" w:themeTint="BF"/>
-        <w:bottom w:val="single" w:sz="8" w:space="0" w:color="B3CC82" w:themeColor="accent3" w:themeTint="BF"/>
-        <w:right w:val="single" w:sz="8" w:space="0" w:color="B3CC82" w:themeColor="accent3" w:themeTint="BF"/>
-        <w:insideH w:val="single" w:sz="8" w:space="0" w:color="B3CC82" w:themeColor="accent3" w:themeTint="BF"/>
+        <w:top w:val="single" w:color="B3CC82" w:themeColor="accent3" w:themeTint="BF" w:sz="8" w:space="0"/>
+        <w:left w:val="single" w:color="B3CC82" w:themeColor="accent3" w:themeTint="BF" w:sz="8" w:space="0"/>
+        <w:bottom w:val="single" w:color="B3CC82" w:themeColor="accent3" w:themeTint="BF" w:sz="8" w:space="0"/>
+        <w:right w:val="single" w:color="B3CC82" w:themeColor="accent3" w:themeTint="BF" w:sz="8" w:space="0"/>
+        <w:insideH w:val="single" w:color="B3CC82" w:themeColor="accent3" w:themeTint="BF" w:sz="8" w:space="0"/>
       </w:tblBorders>
       <w:tblCellMar>
         <w:top w:w="0" w:type="dxa"/>
@@ -4016,10 +4016,10 @@
       <w:tblPr/>
       <w:tcPr>
         <w:tcBorders>
-          <w:top w:val="single" w:sz="8" w:space="0" w:color="B3CC82" w:themeColor="accent3" w:themeTint="BF"/>
-          <w:left w:val="single" w:sz="8" w:space="0" w:color="B3CC82" w:themeColor="accent3" w:themeTint="BF"/>
-          <w:bottom w:val="single" w:sz="8" w:space="0" w:color="B3CC82" w:themeColor="accent3" w:themeTint="BF"/>
-          <w:right w:val="single" w:sz="8" w:space="0" w:color="B3CC82" w:themeColor="accent3" w:themeTint="BF"/>
+          <w:top w:val="single" w:color="B3CC82" w:themeColor="accent3" w:themeTint="BF" w:sz="8" w:space="0"/>
+          <w:left w:val="single" w:color="B3CC82" w:themeColor="accent3" w:themeTint="BF" w:sz="8" w:space="0"/>
+          <w:bottom w:val="single" w:color="B3CC82" w:themeColor="accent3" w:themeTint="BF" w:sz="8" w:space="0"/>
+          <w:right w:val="single" w:color="B3CC82" w:themeColor="accent3" w:themeTint="BF" w:sz="8" w:space="0"/>
           <w:insideH w:val="nil"/>
           <w:insideV w:val="nil"/>
         </w:tcBorders>
@@ -4037,10 +4037,10 @@
       <w:tblPr/>
       <w:tcPr>
         <w:tcBorders>
-          <w:top w:val="double" w:sz="6" w:space="0" w:color="B3CC82" w:themeColor="accent3" w:themeTint="BF"/>
-          <w:left w:val="single" w:sz="8" w:space="0" w:color="B3CC82" w:themeColor="accent3" w:themeTint="BF"/>
-          <w:bottom w:val="single" w:sz="8" w:space="0" w:color="B3CC82" w:themeColor="accent3" w:themeTint="BF"/>
-          <w:right w:val="single" w:sz="8" w:space="0" w:color="B3CC82" w:themeColor="accent3" w:themeTint="BF"/>
+          <w:top w:val="double" w:color="B3CC82" w:themeColor="accent3" w:themeTint="BF" w:sz="6" w:space="0"/>
+          <w:left w:val="single" w:color="B3CC82" w:themeColor="accent3" w:themeTint="BF" w:sz="8" w:space="0"/>
+          <w:bottom w:val="single" w:color="B3CC82" w:themeColor="accent3" w:themeTint="BF" w:sz="8" w:space="0"/>
+          <w:right w:val="single" w:color="B3CC82" w:themeColor="accent3" w:themeTint="BF" w:sz="8" w:space="0"/>
           <w:insideH w:val="nil"/>
           <w:insideV w:val="nil"/>
         </w:tcBorders>
@@ -4097,11 +4097,11 @@
       <w:tblStyleColBandSize w:val="1"/>
       <w:tblInd w:w="0" w:type="dxa"/>
       <w:tblBorders>
-        <w:top w:val="single" w:sz="8" w:space="0" w:color="9F8AB9" w:themeColor="accent4" w:themeTint="BF"/>
-        <w:left w:val="single" w:sz="8" w:space="0" w:color="9F8AB9" w:themeColor="accent4" w:themeTint="BF"/>
-        <w:bottom w:val="single" w:sz="8" w:space="0" w:color="9F8AB9" w:themeColor="accent4" w:themeTint="BF"/>
-        <w:right w:val="single" w:sz="8" w:space="0" w:color="9F8AB9" w:themeColor="accent4" w:themeTint="BF"/>
-        <w:insideH w:val="single" w:sz="8" w:space="0" w:color="9F8AB9" w:themeColor="accent4" w:themeTint="BF"/>
+        <w:top w:val="single" w:color="9F8AB9" w:themeColor="accent4" w:themeTint="BF" w:sz="8" w:space="0"/>
+        <w:left w:val="single" w:color="9F8AB9" w:themeColor="accent4" w:themeTint="BF" w:sz="8" w:space="0"/>
+        <w:bottom w:val="single" w:color="9F8AB9" w:themeColor="accent4" w:themeTint="BF" w:sz="8" w:space="0"/>
+        <w:right w:val="single" w:color="9F8AB9" w:themeColor="accent4" w:themeTint="BF" w:sz="8" w:space="0"/>
+        <w:insideH w:val="single" w:color="9F8AB9" w:themeColor="accent4" w:themeTint="BF" w:sz="8" w:space="0"/>
       </w:tblBorders>
       <w:tblCellMar>
         <w:top w:w="0" w:type="dxa"/>
@@ -4122,10 +4122,10 @@
       <w:tblPr/>
       <w:tcPr>
         <w:tcBorders>
-          <w:top w:val="single" w:sz="8" w:space="0" w:color="9F8AB9" w:themeColor="accent4" w:themeTint="BF"/>
-          <w:left w:val="single" w:sz="8" w:space="0" w:color="9F8AB9" w:themeColor="accent4" w:themeTint="BF"/>
-          <w:bottom w:val="single" w:sz="8" w:space="0" w:color="9F8AB9" w:themeColor="accent4" w:themeTint="BF"/>
-          <w:right w:val="single" w:sz="8" w:space="0" w:color="9F8AB9" w:themeColor="accent4" w:themeTint="BF"/>
+          <w:top w:val="single" w:color="9F8AB9" w:themeColor="accent4" w:themeTint="BF" w:sz="8" w:space="0"/>
+          <w:left w:val="single" w:color="9F8AB9" w:themeColor="accent4" w:themeTint="BF" w:sz="8" w:space="0"/>
+          <w:bottom w:val="single" w:color="9F8AB9" w:themeColor="accent4" w:themeTint="BF" w:sz="8" w:space="0"/>
+          <w:right w:val="single" w:color="9F8AB9" w:themeColor="accent4" w:themeTint="BF" w:sz="8" w:space="0"/>
           <w:insideH w:val="nil"/>
           <w:insideV w:val="nil"/>
         </w:tcBorders>
@@ -4143,10 +4143,10 @@
       <w:tblPr/>
       <w:tcPr>
         <w:tcBorders>
-          <w:top w:val="double" w:sz="6" w:space="0" w:color="9F8AB9" w:themeColor="accent4" w:themeTint="BF"/>
-          <w:left w:val="single" w:sz="8" w:space="0" w:color="9F8AB9" w:themeColor="accent4" w:themeTint="BF"/>
-          <w:bottom w:val="single" w:sz="8" w:space="0" w:color="9F8AB9" w:themeColor="accent4" w:themeTint="BF"/>
-          <w:right w:val="single" w:sz="8" w:space="0" w:color="9F8AB9" w:themeColor="accent4" w:themeTint="BF"/>
+          <w:top w:val="double" w:color="9F8AB9" w:themeColor="accent4" w:themeTint="BF" w:sz="6" w:space="0"/>
+          <w:left w:val="single" w:color="9F8AB9" w:themeColor="accent4" w:themeTint="BF" w:sz="8" w:space="0"/>
+          <w:bottom w:val="single" w:color="9F8AB9" w:themeColor="accent4" w:themeTint="BF" w:sz="8" w:space="0"/>
+          <w:right w:val="single" w:color="9F8AB9" w:themeColor="accent4" w:themeTint="BF" w:sz="8" w:space="0"/>
           <w:insideH w:val="nil"/>
           <w:insideV w:val="nil"/>
         </w:tcBorders>
@@ -4203,11 +4203,11 @@
       <w:tblStyleColBandSize w:val="1"/>
       <w:tblInd w:w="0" w:type="dxa"/>
       <w:tblBorders>
-        <w:top w:val="single" w:sz="8" w:space="0" w:color="78C0D4" w:themeColor="accent5" w:themeTint="BF"/>
-        <w:left w:val="single" w:sz="8" w:space="0" w:color="78C0D4" w:themeColor="accent5" w:themeTint="BF"/>
-        <w:bottom w:val="single" w:sz="8" w:space="0" w:color="78C0D4" w:themeColor="accent5" w:themeTint="BF"/>
-        <w:right w:val="single" w:sz="8" w:space="0" w:color="78C0D4" w:themeColor="accent5" w:themeTint="BF"/>
-        <w:insideH w:val="single" w:sz="8" w:space="0" w:color="78C0D4" w:themeColor="accent5" w:themeTint="BF"/>
+        <w:top w:val="single" w:color="78C0D4" w:themeColor="accent5" w:themeTint="BF" w:sz="8" w:space="0"/>
+        <w:left w:val="single" w:color="78C0D4" w:themeColor="accent5" w:themeTint="BF" w:sz="8" w:space="0"/>
+        <w:bottom w:val="single" w:color="78C0D4" w:themeColor="accent5" w:themeTint="BF" w:sz="8" w:space="0"/>
+        <w:right w:val="single" w:color="78C0D4" w:themeColor="accent5" w:themeTint="BF" w:sz="8" w:space="0"/>
+        <w:insideH w:val="single" w:color="78C0D4" w:themeColor="accent5" w:themeTint="BF" w:sz="8" w:space="0"/>
       </w:tblBorders>
       <w:tblCellMar>
         <w:top w:w="0" w:type="dxa"/>
@@ -4228,10 +4228,10 @@
       <w:tblPr/>
       <w:tcPr>
         <w:tcBorders>
-          <w:top w:val="single" w:sz="8" w:space="0" w:color="78C0D4" w:themeColor="accent5" w:themeTint="BF"/>
-          <w:left w:val="single" w:sz="8" w:space="0" w:color="78C0D4" w:themeColor="accent5" w:themeTint="BF"/>
-          <w:bottom w:val="single" w:sz="8" w:space="0" w:color="78C0D4" w:themeColor="accent5" w:themeTint="BF"/>
-          <w:right w:val="single" w:sz="8" w:space="0" w:color="78C0D4" w:themeColor="accent5" w:themeTint="BF"/>
+          <w:top w:val="single" w:color="78C0D4" w:themeColor="accent5" w:themeTint="BF" w:sz="8" w:space="0"/>
+          <w:left w:val="single" w:color="78C0D4" w:themeColor="accent5" w:themeTint="BF" w:sz="8" w:space="0"/>
+          <w:bottom w:val="single" w:color="78C0D4" w:themeColor="accent5" w:themeTint="BF" w:sz="8" w:space="0"/>
+          <w:right w:val="single" w:color="78C0D4" w:themeColor="accent5" w:themeTint="BF" w:sz="8" w:space="0"/>
           <w:insideH w:val="nil"/>
           <w:insideV w:val="nil"/>
         </w:tcBorders>
@@ -4249,10 +4249,10 @@
       <w:tblPr/>
       <w:tcPr>
         <w:tcBorders>
-          <w:top w:val="double" w:sz="6" w:space="0" w:color="78C0D4" w:themeColor="accent5" w:themeTint="BF"/>
-          <w:left w:val="single" w:sz="8" w:space="0" w:color="78C0D4" w:themeColor="accent5" w:themeTint="BF"/>
-          <w:bottom w:val="single" w:sz="8" w:space="0" w:color="78C0D4" w:themeColor="accent5" w:themeTint="BF"/>
-          <w:right w:val="single" w:sz="8" w:space="0" w:color="78C0D4" w:themeColor="accent5" w:themeTint="BF"/>
+          <w:top w:val="double" w:color="78C0D4" w:themeColor="accent5" w:themeTint="BF" w:sz="6" w:space="0"/>
+          <w:left w:val="single" w:color="78C0D4" w:themeColor="accent5" w:themeTint="BF" w:sz="8" w:space="0"/>
+          <w:bottom w:val="single" w:color="78C0D4" w:themeColor="accent5" w:themeTint="BF" w:sz="8" w:space="0"/>
+          <w:right w:val="single" w:color="78C0D4" w:themeColor="accent5" w:themeTint="BF" w:sz="8" w:space="0"/>
           <w:insideH w:val="nil"/>
           <w:insideV w:val="nil"/>
         </w:tcBorders>
@@ -4309,11 +4309,11 @@
       <w:tblStyleColBandSize w:val="1"/>
       <w:tblInd w:w="0" w:type="dxa"/>
       <w:tblBorders>
-        <w:top w:val="single" w:sz="8" w:space="0" w:color="F9B074" w:themeColor="accent6" w:themeTint="BF"/>
-        <w:left w:val="single" w:sz="8" w:space="0" w:color="F9B074" w:themeColor="accent6" w:themeTint="BF"/>
-        <w:bottom w:val="single" w:sz="8" w:space="0" w:color="F9B074" w:themeColor="accent6" w:themeTint="BF"/>
-        <w:right w:val="single" w:sz="8" w:space="0" w:color="F9B074" w:themeColor="accent6" w:themeTint="BF"/>
-        <w:insideH w:val="single" w:sz="8" w:space="0" w:color="F9B074" w:themeColor="accent6" w:themeTint="BF"/>
+        <w:top w:val="single" w:color="F9B074" w:themeColor="accent6" w:themeTint="BF" w:sz="8" w:space="0"/>
+        <w:left w:val="single" w:color="F9B074" w:themeColor="accent6" w:themeTint="BF" w:sz="8" w:space="0"/>
+        <w:bottom w:val="single" w:color="F9B074" w:themeColor="accent6" w:themeTint="BF" w:sz="8" w:space="0"/>
+        <w:right w:val="single" w:color="F9B074" w:themeColor="accent6" w:themeTint="BF" w:sz="8" w:space="0"/>
+        <w:insideH w:val="single" w:color="F9B074" w:themeColor="accent6" w:themeTint="BF" w:sz="8" w:space="0"/>
       </w:tblBorders>
       <w:tblCellMar>
         <w:top w:w="0" w:type="dxa"/>
@@ -4334,10 +4334,10 @@
       <w:tblPr/>
       <w:tcPr>
         <w:tcBorders>
-          <w:top w:val="single" w:sz="8" w:space="0" w:color="F9B074" w:themeColor="accent6" w:themeTint="BF"/>
-          <w:left w:val="single" w:sz="8" w:space="0" w:color="F9B074" w:themeColor="accent6" w:themeTint="BF"/>
-          <w:bottom w:val="single" w:sz="8" w:space="0" w:color="F9B074" w:themeColor="accent6" w:themeTint="BF"/>
-          <w:right w:val="single" w:sz="8" w:space="0" w:color="F9B074" w:themeColor="accent6" w:themeTint="BF"/>
+          <w:top w:val="single" w:color="F9B074" w:themeColor="accent6" w:themeTint="BF" w:sz="8" w:space="0"/>
+          <w:left w:val="single" w:color="F9B074" w:themeColor="accent6" w:themeTint="BF" w:sz="8" w:space="0"/>
+          <w:bottom w:val="single" w:color="F9B074" w:themeColor="accent6" w:themeTint="BF" w:sz="8" w:space="0"/>
+          <w:right w:val="single" w:color="F9B074" w:themeColor="accent6" w:themeTint="BF" w:sz="8" w:space="0"/>
           <w:insideH w:val="nil"/>
           <w:insideV w:val="nil"/>
         </w:tcBorders>
@@ -4355,10 +4355,10 @@
       <w:tblPr/>
       <w:tcPr>
         <w:tcBorders>
-          <w:top w:val="double" w:sz="6" w:space="0" w:color="F9B074" w:themeColor="accent6" w:themeTint="BF"/>
-          <w:left w:val="single" w:sz="8" w:space="0" w:color="F9B074" w:themeColor="accent6" w:themeTint="BF"/>
-          <w:bottom w:val="single" w:sz="8" w:space="0" w:color="F9B074" w:themeColor="accent6" w:themeTint="BF"/>
-          <w:right w:val="single" w:sz="8" w:space="0" w:color="F9B074" w:themeColor="accent6" w:themeTint="BF"/>
+          <w:top w:val="double" w:color="F9B074" w:themeColor="accent6" w:themeTint="BF" w:sz="6" w:space="0"/>
+          <w:left w:val="single" w:color="F9B074" w:themeColor="accent6" w:themeTint="BF" w:sz="8" w:space="0"/>
+          <w:bottom w:val="single" w:color="F9B074" w:themeColor="accent6" w:themeTint="BF" w:sz="8" w:space="0"/>
+          <w:right w:val="single" w:color="F9B074" w:themeColor="accent6" w:themeTint="BF" w:sz="8" w:space="0"/>
           <w:insideH w:val="nil"/>
           <w:insideV w:val="nil"/>
         </w:tcBorders>
@@ -4415,8 +4415,8 @@
       <w:tblStyleColBandSize w:val="1"/>
       <w:tblInd w:w="0" w:type="dxa"/>
       <w:tblBorders>
-        <w:top w:val="single" w:sz="18" w:space="0" w:color="auto"/>
-        <w:bottom w:val="single" w:sz="18" w:space="0" w:color="auto"/>
+        <w:top w:val="single" w:color="auto" w:sz="18" w:space="0"/>
+        <w:bottom w:val="single" w:color="auto" w:sz="18" w:space="0"/>
       </w:tblBorders>
       <w:tblCellMar>
         <w:top w:w="0" w:type="dxa"/>
@@ -4437,9 +4437,9 @@
       <w:tblPr/>
       <w:tcPr>
         <w:tcBorders>
-          <w:top w:val="single" w:sz="18" w:space="0" w:color="auto"/>
-          <w:left w:val="nil"/>
-          <w:bottom w:val="single" w:sz="18" w:space="0" w:color="auto"/>
+          <w:top w:val="single" w:color="auto" w:sz="18" w:space="0"/>
+          <w:left w:val="nil"/>
+          <w:bottom w:val="single" w:color="auto" w:sz="18" w:space="0"/>
           <w:right w:val="nil"/>
           <w:insideH w:val="nil"/>
           <w:insideV w:val="nil"/>
@@ -4457,9 +4457,9 @@
       <w:tblPr/>
       <w:tcPr>
         <w:tcBorders>
-          <w:top w:val="double" w:sz="6" w:space="0" w:color="auto"/>
-          <w:left w:val="nil"/>
-          <w:bottom w:val="single" w:sz="18" w:space="0" w:color="auto"/>
+          <w:top w:val="double" w:color="auto" w:sz="6" w:space="0"/>
+          <w:left w:val="nil"/>
+          <w:bottom w:val="single" w:color="auto" w:sz="18" w:space="0"/>
           <w:right w:val="nil"/>
           <w:insideH w:val="nil"/>
           <w:insideV w:val="nil"/>
@@ -4478,7 +4478,7 @@
         <w:tcBorders>
           <w:top w:val="nil"/>
           <w:left w:val="nil"/>
-          <w:bottom w:val="single" w:sz="18" w:space="0" w:color="auto"/>
+          <w:bottom w:val="single" w:color="auto" w:sz="18" w:space="0"/>
           <w:right w:val="nil"/>
           <w:insideH w:val="nil"/>
           <w:insideV w:val="nil"/>
@@ -4525,9 +4525,9 @@
       <w:tblPr/>
       <w:tcPr>
         <w:tcBorders>
-          <w:top w:val="single" w:sz="18" w:space="0" w:color="auto"/>
-          <w:left w:val="nil"/>
-          <w:bottom w:val="single" w:sz="18" w:space="0" w:color="auto"/>
+          <w:top w:val="single" w:color="auto" w:sz="18" w:space="0"/>
+          <w:left w:val="nil"/>
+          <w:bottom w:val="single" w:color="auto" w:sz="18" w:space="0"/>
           <w:right w:val="nil"/>
           <w:insideH w:val="nil"/>
           <w:insideV w:val="nil"/>
@@ -4541,9 +4541,9 @@
       <w:tblPr/>
       <w:tcPr>
         <w:tcBorders>
-          <w:top w:val="single" w:sz="18" w:space="0" w:color="auto"/>
-          <w:left w:val="nil"/>
-          <w:bottom w:val="single" w:sz="18" w:space="0" w:color="auto"/>
+          <w:top w:val="single" w:color="auto" w:sz="18" w:space="0"/>
+          <w:left w:val="nil"/>
+          <w:bottom w:val="single" w:color="auto" w:sz="18" w:space="0"/>
           <w:right w:val="nil"/>
           <w:insideH w:val="nil"/>
           <w:insideV w:val="nil"/>
@@ -4564,8 +4564,8 @@
       <w:tblStyleColBandSize w:val="1"/>
       <w:tblInd w:w="0" w:type="dxa"/>
       <w:tblBorders>
-        <w:top w:val="single" w:sz="18" w:space="0" w:color="auto"/>
-        <w:bottom w:val="single" w:sz="18" w:space="0" w:color="auto"/>
+        <w:top w:val="single" w:color="auto" w:sz="18" w:space="0"/>
+        <w:bottom w:val="single" w:color="auto" w:sz="18" w:space="0"/>
       </w:tblBorders>
       <w:tblCellMar>
         <w:top w:w="0" w:type="dxa"/>
@@ -4586,9 +4586,9 @@
       <w:tblPr/>
       <w:tcPr>
         <w:tcBorders>
-          <w:top w:val="single" w:sz="18" w:space="0" w:color="auto"/>
-          <w:left w:val="nil"/>
-          <w:bottom w:val="single" w:sz="18" w:space="0" w:color="auto"/>
+          <w:top w:val="single" w:color="auto" w:sz="18" w:space="0"/>
+          <w:left w:val="nil"/>
+          <w:bottom w:val="single" w:color="auto" w:sz="18" w:space="0"/>
           <w:right w:val="nil"/>
           <w:insideH w:val="nil"/>
           <w:insideV w:val="nil"/>
@@ -4606,9 +4606,9 @@
       <w:tblPr/>
       <w:tcPr>
         <w:tcBorders>
-          <w:top w:val="double" w:sz="6" w:space="0" w:color="auto"/>
-          <w:left w:val="nil"/>
-          <w:bottom w:val="single" w:sz="18" w:space="0" w:color="auto"/>
+          <w:top w:val="double" w:color="auto" w:sz="6" w:space="0"/>
+          <w:left w:val="nil"/>
+          <w:bottom w:val="single" w:color="auto" w:sz="18" w:space="0"/>
           <w:right w:val="nil"/>
           <w:insideH w:val="nil"/>
           <w:insideV w:val="nil"/>
@@ -4627,7 +4627,7 @@
         <w:tcBorders>
           <w:top w:val="nil"/>
           <w:left w:val="nil"/>
-          <w:bottom w:val="single" w:sz="18" w:space="0" w:color="auto"/>
+          <w:bottom w:val="single" w:color="auto" w:sz="18" w:space="0"/>
           <w:right w:val="nil"/>
           <w:insideH w:val="nil"/>
           <w:insideV w:val="nil"/>
@@ -4674,9 +4674,9 @@
       <w:tblPr/>
       <w:tcPr>
         <w:tcBorders>
-          <w:top w:val="single" w:sz="18" w:space="0" w:color="auto"/>
-          <w:left w:val="nil"/>
-          <w:bottom w:val="single" w:sz="18" w:space="0" w:color="auto"/>
+          <w:top w:val="single" w:color="auto" w:sz="18" w:space="0"/>
+          <w:left w:val="nil"/>
+          <w:bottom w:val="single" w:color="auto" w:sz="18" w:space="0"/>
           <w:right w:val="nil"/>
           <w:insideH w:val="nil"/>
           <w:insideV w:val="nil"/>
@@ -4690,9 +4690,9 @@
       <w:tblPr/>
       <w:tcPr>
         <w:tcBorders>
-          <w:top w:val="single" w:sz="18" w:space="0" w:color="auto"/>
-          <w:left w:val="nil"/>
-          <w:bottom w:val="single" w:sz="18" w:space="0" w:color="auto"/>
+          <w:top w:val="single" w:color="auto" w:sz="18" w:space="0"/>
+          <w:left w:val="nil"/>
+          <w:bottom w:val="single" w:color="auto" w:sz="18" w:space="0"/>
           <w:right w:val="nil"/>
           <w:insideH w:val="nil"/>
           <w:insideV w:val="nil"/>
@@ -4713,8 +4713,8 @@
       <w:tblStyleColBandSize w:val="1"/>
       <w:tblInd w:w="0" w:type="dxa"/>
       <w:tblBorders>
-        <w:top w:val="single" w:sz="18" w:space="0" w:color="auto"/>
-        <w:bottom w:val="single" w:sz="18" w:space="0" w:color="auto"/>
+        <w:top w:val="single" w:color="auto" w:sz="18" w:space="0"/>
+        <w:bottom w:val="single" w:color="auto" w:sz="18" w:space="0"/>
       </w:tblBorders>
       <w:tblCellMar>
         <w:top w:w="0" w:type="dxa"/>
@@ -4735,9 +4735,9 @@
       <w:tblPr/>
       <w:tcPr>
         <w:tcBorders>
-          <w:top w:val="single" w:sz="18" w:space="0" w:color="auto"/>
-          <w:left w:val="nil"/>
-          <w:bottom w:val="single" w:sz="18" w:space="0" w:color="auto"/>
+          <w:top w:val="single" w:color="auto" w:sz="18" w:space="0"/>
+          <w:left w:val="nil"/>
+          <w:bottom w:val="single" w:color="auto" w:sz="18" w:space="0"/>
           <w:right w:val="nil"/>
           <w:insideH w:val="nil"/>
           <w:insideV w:val="nil"/>
@@ -4755,9 +4755,9 @@
       <w:tblPr/>
       <w:tcPr>
         <w:tcBorders>
-          <w:top w:val="double" w:sz="6" w:space="0" w:color="auto"/>
-          <w:left w:val="nil"/>
-          <w:bottom w:val="single" w:sz="18" w:space="0" w:color="auto"/>
+          <w:top w:val="double" w:color="auto" w:sz="6" w:space="0"/>
+          <w:left w:val="nil"/>
+          <w:bottom w:val="single" w:color="auto" w:sz="18" w:space="0"/>
           <w:right w:val="nil"/>
           <w:insideH w:val="nil"/>
           <w:insideV w:val="nil"/>
@@ -4776,7 +4776,7 @@
         <w:tcBorders>
           <w:top w:val="nil"/>
           <w:left w:val="nil"/>
-          <w:bottom w:val="single" w:sz="18" w:space="0" w:color="auto"/>
+          <w:bottom w:val="single" w:color="auto" w:sz="18" w:space="0"/>
           <w:right w:val="nil"/>
           <w:insideH w:val="nil"/>
           <w:insideV w:val="nil"/>
@@ -4823,9 +4823,9 @@
       <w:tblPr/>
       <w:tcPr>
         <w:tcBorders>
-          <w:top w:val="single" w:sz="18" w:space="0" w:color="auto"/>
-          <w:left w:val="nil"/>
-          <w:bottom w:val="single" w:sz="18" w:space="0" w:color="auto"/>
+          <w:top w:val="single" w:color="auto" w:sz="18" w:space="0"/>
+          <w:left w:val="nil"/>
+          <w:bottom w:val="single" w:color="auto" w:sz="18" w:space="0"/>
           <w:right w:val="nil"/>
           <w:insideH w:val="nil"/>
           <w:insideV w:val="nil"/>
@@ -4839,9 +4839,9 @@
       <w:tblPr/>
       <w:tcPr>
         <w:tcBorders>
-          <w:top w:val="single" w:sz="18" w:space="0" w:color="auto"/>
-          <w:left w:val="nil"/>
-          <w:bottom w:val="single" w:sz="18" w:space="0" w:color="auto"/>
+          <w:top w:val="single" w:color="auto" w:sz="18" w:space="0"/>
+          <w:left w:val="nil"/>
+          <w:bottom w:val="single" w:color="auto" w:sz="18" w:space="0"/>
           <w:right w:val="nil"/>
           <w:insideH w:val="nil"/>
           <w:insideV w:val="nil"/>
@@ -4862,8 +4862,8 @@
       <w:tblStyleColBandSize w:val="1"/>
       <w:tblInd w:w="0" w:type="dxa"/>
       <w:tblBorders>
-        <w:top w:val="single" w:sz="18" w:space="0" w:color="auto"/>
-        <w:bottom w:val="single" w:sz="18" w:space="0" w:color="auto"/>
+        <w:top w:val="single" w:color="auto" w:sz="18" w:space="0"/>
+        <w:bottom w:val="single" w:color="auto" w:sz="18" w:space="0"/>
       </w:tblBorders>
       <w:tblCellMar>
         <w:top w:w="0" w:type="dxa"/>
@@ -4884,9 +4884,9 @@
       <w:tblPr/>
       <w:tcPr>
         <w:tcBorders>
-          <w:top w:val="single" w:sz="18" w:space="0" w:color="auto"/>
-          <w:left w:val="nil"/>
-          <w:bottom w:val="single" w:sz="18" w:space="0" w:color="auto"/>
+          <w:top w:val="single" w:color="auto" w:sz="18" w:space="0"/>
+          <w:left w:val="nil"/>
+          <w:bottom w:val="single" w:color="auto" w:sz="18" w:space="0"/>
           <w:right w:val="nil"/>
           <w:insideH w:val="nil"/>
           <w:insideV w:val="nil"/>
@@ -4904,9 +4904,9 @@
       <w:tblPr/>
       <w:tcPr>
         <w:tcBorders>
-          <w:top w:val="double" w:sz="6" w:space="0" w:color="auto"/>
-          <w:left w:val="nil"/>
-          <w:bottom w:val="single" w:sz="18" w:space="0" w:color="auto"/>
+          <w:top w:val="double" w:color="auto" w:sz="6" w:space="0"/>
+          <w:left w:val="nil"/>
+          <w:bottom w:val="single" w:color="auto" w:sz="18" w:space="0"/>
           <w:right w:val="nil"/>
           <w:insideH w:val="nil"/>
           <w:insideV w:val="nil"/>
@@ -4925,7 +4925,7 @@
         <w:tcBorders>
           <w:top w:val="nil"/>
           <w:left w:val="nil"/>
-          <w:bottom w:val="single" w:sz="18" w:space="0" w:color="auto"/>
+          <w:bottom w:val="single" w:color="auto" w:sz="18" w:space="0"/>
           <w:right w:val="nil"/>
           <w:insideH w:val="nil"/>
           <w:insideV w:val="nil"/>
@@ -4972,9 +4972,9 @@
       <w:tblPr/>
       <w:tcPr>
         <w:tcBorders>
-          <w:top w:val="single" w:sz="18" w:space="0" w:color="auto"/>
-          <w:left w:val="nil"/>
-          <w:bottom w:val="single" w:sz="18" w:space="0" w:color="auto"/>
+          <w:top w:val="single" w:color="auto" w:sz="18" w:space="0"/>
+          <w:left w:val="nil"/>
+          <w:bottom w:val="single" w:color="auto" w:sz="18" w:space="0"/>
           <w:right w:val="nil"/>
           <w:insideH w:val="nil"/>
           <w:insideV w:val="nil"/>
@@ -4988,9 +4988,9 @@
       <w:tblPr/>
       <w:tcPr>
         <w:tcBorders>
-          <w:top w:val="single" w:sz="18" w:space="0" w:color="auto"/>
-          <w:left w:val="nil"/>
-          <w:bottom w:val="single" w:sz="18" w:space="0" w:color="auto"/>
+          <w:top w:val="single" w:color="auto" w:sz="18" w:space="0"/>
+          <w:left w:val="nil"/>
+          <w:bottom w:val="single" w:color="auto" w:sz="18" w:space="0"/>
           <w:right w:val="nil"/>
           <w:insideH w:val="nil"/>
           <w:insideV w:val="nil"/>
@@ -5011,8 +5011,8 @@
       <w:tblStyleColBandSize w:val="1"/>
       <w:tblInd w:w="0" w:type="dxa"/>
       <w:tblBorders>
-        <w:top w:val="single" w:sz="18" w:space="0" w:color="auto"/>
-        <w:bottom w:val="single" w:sz="18" w:space="0" w:color="auto"/>
+        <w:top w:val="single" w:color="auto" w:sz="18" w:space="0"/>
+        <w:bottom w:val="single" w:color="auto" w:sz="18" w:space="0"/>
       </w:tblBorders>
       <w:tblCellMar>
         <w:top w:w="0" w:type="dxa"/>
@@ -5033,9 +5033,9 @@
       <w:tblPr/>
       <w:tcPr>
         <w:tcBorders>
-          <w:top w:val="single" w:sz="18" w:space="0" w:color="auto"/>
-          <w:left w:val="nil"/>
-          <w:bottom w:val="single" w:sz="18" w:space="0" w:color="auto"/>
+          <w:top w:val="single" w:color="auto" w:sz="18" w:space="0"/>
+          <w:left w:val="nil"/>
+          <w:bottom w:val="single" w:color="auto" w:sz="18" w:space="0"/>
           <w:right w:val="nil"/>
           <w:insideH w:val="nil"/>
           <w:insideV w:val="nil"/>
@@ -5053,9 +5053,9 @@
       <w:tblPr/>
       <w:tcPr>
         <w:tcBorders>
-          <w:top w:val="double" w:sz="6" w:space="0" w:color="auto"/>
-          <w:left w:val="nil"/>
-          <w:bottom w:val="single" w:sz="18" w:space="0" w:color="auto"/>
+          <w:top w:val="double" w:color="auto" w:sz="6" w:space="0"/>
+          <w:left w:val="nil"/>
+          <w:bottom w:val="single" w:color="auto" w:sz="18" w:space="0"/>
           <w:right w:val="nil"/>
           <w:insideH w:val="nil"/>
           <w:insideV w:val="nil"/>
@@ -5074,7 +5074,7 @@
         <w:tcBorders>
           <w:top w:val="nil"/>
           <w:left w:val="nil"/>
-          <w:bottom w:val="single" w:sz="18" w:space="0" w:color="auto"/>
+          <w:bottom w:val="single" w:color="auto" w:sz="18" w:space="0"/>
           <w:right w:val="nil"/>
           <w:insideH w:val="nil"/>
           <w:insideV w:val="nil"/>
@@ -5121,9 +5121,9 @@
       <w:tblPr/>
       <w:tcPr>
         <w:tcBorders>
-          <w:top w:val="single" w:sz="18" w:space="0" w:color="auto"/>
-          <w:left w:val="nil"/>
-          <w:bottom w:val="single" w:sz="18" w:space="0" w:color="auto"/>
+          <w:top w:val="single" w:color="auto" w:sz="18" w:space="0"/>
+          <w:left w:val="nil"/>
+          <w:bottom w:val="single" w:color="auto" w:sz="18" w:space="0"/>
           <w:right w:val="nil"/>
           <w:insideH w:val="nil"/>
           <w:insideV w:val="nil"/>
@@ -5137,9 +5137,9 @@
       <w:tblPr/>
       <w:tcPr>
         <w:tcBorders>
-          <w:top w:val="single" w:sz="18" w:space="0" w:color="auto"/>
-          <w:left w:val="nil"/>
-          <w:bottom w:val="single" w:sz="18" w:space="0" w:color="auto"/>
+          <w:top w:val="single" w:color="auto" w:sz="18" w:space="0"/>
+          <w:left w:val="nil"/>
+          <w:bottom w:val="single" w:color="auto" w:sz="18" w:space="0"/>
           <w:right w:val="nil"/>
           <w:insideH w:val="nil"/>
           <w:insideV w:val="nil"/>
@@ -5160,8 +5160,8 @@
       <w:tblStyleColBandSize w:val="1"/>
       <w:tblInd w:w="0" w:type="dxa"/>
       <w:tblBorders>
-        <w:top w:val="single" w:sz="18" w:space="0" w:color="auto"/>
-        <w:bottom w:val="single" w:sz="18" w:space="0" w:color="auto"/>
+        <w:top w:val="single" w:color="auto" w:sz="18" w:space="0"/>
+        <w:bottom w:val="single" w:color="auto" w:sz="18" w:space="0"/>
       </w:tblBorders>
       <w:tblCellMar>
         <w:top w:w="0" w:type="dxa"/>
@@ -5182,9 +5182,9 @@
       <w:tblPr/>
       <w:tcPr>
         <w:tcBorders>
-          <w:top w:val="single" w:sz="18" w:space="0" w:color="auto"/>
-          <w:left w:val="nil"/>
-          <w:bottom w:val="single" w:sz="18" w:space="0" w:color="auto"/>
+          <w:top w:val="single" w:color="auto" w:sz="18" w:space="0"/>
+          <w:left w:val="nil"/>
+          <w:bottom w:val="single" w:color="auto" w:sz="18" w:space="0"/>
           <w:right w:val="nil"/>
           <w:insideH w:val="nil"/>
           <w:insideV w:val="nil"/>
@@ -5202,9 +5202,9 @@
       <w:tblPr/>
       <w:tcPr>
         <w:tcBorders>
-          <w:top w:val="double" w:sz="6" w:space="0" w:color="auto"/>
-          <w:left w:val="nil"/>
-          <w:bottom w:val="single" w:sz="18" w:space="0" w:color="auto"/>
+          <w:top w:val="double" w:color="auto" w:sz="6" w:space="0"/>
+          <w:left w:val="nil"/>
+          <w:bottom w:val="single" w:color="auto" w:sz="18" w:space="0"/>
           <w:right w:val="nil"/>
           <w:insideH w:val="nil"/>
           <w:insideV w:val="nil"/>
@@ -5223,7 +5223,7 @@
         <w:tcBorders>
           <w:top w:val="nil"/>
           <w:left w:val="nil"/>
-          <w:bottom w:val="single" w:sz="18" w:space="0" w:color="auto"/>
+          <w:bottom w:val="single" w:color="auto" w:sz="18" w:space="0"/>
           <w:right w:val="nil"/>
           <w:insideH w:val="nil"/>
           <w:insideV w:val="nil"/>
@@ -5270,9 +5270,9 @@
       <w:tblPr/>
       <w:tcPr>
         <w:tcBorders>
-          <w:top w:val="single" w:sz="18" w:space="0" w:color="auto"/>
-          <w:left w:val="nil"/>
-          <w:bottom w:val="single" w:sz="18" w:space="0" w:color="auto"/>
+          <w:top w:val="single" w:color="auto" w:sz="18" w:space="0"/>
+          <w:left w:val="nil"/>
+          <w:bottom w:val="single" w:color="auto" w:sz="18" w:space="0"/>
           <w:right w:val="nil"/>
           <w:insideH w:val="nil"/>
           <w:insideV w:val="nil"/>
@@ -5286,9 +5286,9 @@
       <w:tblPr/>
       <w:tcPr>
         <w:tcBorders>
-          <w:top w:val="single" w:sz="18" w:space="0" w:color="auto"/>
-          <w:left w:val="nil"/>
-          <w:bottom w:val="single" w:sz="18" w:space="0" w:color="auto"/>
+          <w:top w:val="single" w:color="auto" w:sz="18" w:space="0"/>
+          <w:left w:val="nil"/>
+          <w:bottom w:val="single" w:color="auto" w:sz="18" w:space="0"/>
           <w:right w:val="nil"/>
           <w:insideH w:val="nil"/>
           <w:insideV w:val="nil"/>
@@ -5309,8 +5309,8 @@
       <w:tblStyleColBandSize w:val="1"/>
       <w:tblInd w:w="0" w:type="dxa"/>
       <w:tblBorders>
-        <w:top w:val="single" w:sz="18" w:space="0" w:color="auto"/>
-        <w:bottom w:val="single" w:sz="18" w:space="0" w:color="auto"/>
+        <w:top w:val="single" w:color="auto" w:sz="18" w:space="0"/>
+        <w:bottom w:val="single" w:color="auto" w:sz="18" w:space="0"/>
       </w:tblBorders>
       <w:tblCellMar>
         <w:top w:w="0" w:type="dxa"/>
@@ -5331,9 +5331,9 @@
       <w:tblPr/>
       <w:tcPr>
         <w:tcBorders>
-          <w:top w:val="single" w:sz="18" w:space="0" w:color="auto"/>
-          <w:left w:val="nil"/>
-          <w:bottom w:val="single" w:sz="18" w:space="0" w:color="auto"/>
+          <w:top w:val="single" w:color="auto" w:sz="18" w:space="0"/>
+          <w:left w:val="nil"/>
+          <w:bottom w:val="single" w:color="auto" w:sz="18" w:space="0"/>
           <w:right w:val="nil"/>
           <w:insideH w:val="nil"/>
           <w:insideV w:val="nil"/>
@@ -5351,9 +5351,9 @@
       <w:tblPr/>
       <w:tcPr>
         <w:tcBorders>
-          <w:top w:val="double" w:sz="6" w:space="0" w:color="auto"/>
-          <w:left w:val="nil"/>
-          <w:bottom w:val="single" w:sz="18" w:space="0" w:color="auto"/>
+          <w:top w:val="double" w:color="auto" w:sz="6" w:space="0"/>
+          <w:left w:val="nil"/>
+          <w:bottom w:val="single" w:color="auto" w:sz="18" w:space="0"/>
           <w:right w:val="nil"/>
           <w:insideH w:val="nil"/>
           <w:insideV w:val="nil"/>
@@ -5372,7 +5372,7 @@
         <w:tcBorders>
           <w:top w:val="nil"/>
           <w:left w:val="nil"/>
-          <w:bottom w:val="single" w:sz="18" w:space="0" w:color="auto"/>
+          <w:bottom w:val="single" w:color="auto" w:sz="18" w:space="0"/>
           <w:right w:val="nil"/>
           <w:insideH w:val="nil"/>
           <w:insideV w:val="nil"/>
@@ -5419,9 +5419,9 @@
       <w:tblPr/>
       <w:tcPr>
         <w:tcBorders>
-          <w:top w:val="single" w:sz="18" w:space="0" w:color="auto"/>
-          <w:left w:val="nil"/>
-          <w:bottom w:val="single" w:sz="18" w:space="0" w:color="auto"/>
+          <w:top w:val="single" w:color="auto" w:sz="18" w:space="0"/>
+          <w:left w:val="nil"/>
+          <w:bottom w:val="single" w:color="auto" w:sz="18" w:space="0"/>
           <w:right w:val="nil"/>
           <w:insideH w:val="nil"/>
           <w:insideV w:val="nil"/>
@@ -5435,9 +5435,9 @@
       <w:tblPr/>
       <w:tcPr>
         <w:tcBorders>
-          <w:top w:val="single" w:sz="18" w:space="0" w:color="auto"/>
-          <w:left w:val="nil"/>
-          <w:bottom w:val="single" w:sz="18" w:space="0" w:color="auto"/>
+          <w:top w:val="single" w:color="auto" w:sz="18" w:space="0"/>
+          <w:left w:val="nil"/>
+          <w:bottom w:val="single" w:color="auto" w:sz="18" w:space="0"/>
           <w:right w:val="nil"/>
           <w:insideH w:val="nil"/>
           <w:insideV w:val="nil"/>
@@ -5461,8 +5461,8 @@
       <w:tblStyleColBandSize w:val="1"/>
       <w:tblInd w:w="0" w:type="dxa"/>
       <w:tblBorders>
-        <w:top w:val="single" w:sz="8" w:space="0" w:color="000000" w:themeColor="text1"/>
-        <w:bottom w:val="single" w:sz="8" w:space="0" w:color="000000" w:themeColor="text1"/>
+        <w:top w:val="single" w:color="000000" w:themeColor="text1" w:sz="8" w:space="0"/>
+        <w:bottom w:val="single" w:color="000000" w:themeColor="text1" w:sz="8" w:space="0"/>
       </w:tblBorders>
       <w:tblCellMar>
         <w:top w:w="0" w:type="dxa"/>
@@ -5473,13 +5473,13 @@
     </w:tblPr>
     <w:tblStylePr w:type="firstRow">
       <w:rPr>
-        <w:rFonts w:asciiTheme="majorHAnsi" w:eastAsiaTheme="majorEastAsia" w:hAnsiTheme="majorHAnsi" w:cstheme="majorBidi"/>
-      </w:rPr>
-      <w:tblPr/>
-      <w:tcPr>
-        <w:tcBorders>
-          <w:top w:val="nil"/>
-          <w:bottom w:val="single" w:sz="8" w:space="0" w:color="000000" w:themeColor="text1"/>
+        <w:rFonts w:asciiTheme="majorHAnsi" w:hAnsiTheme="majorHAnsi" w:eastAsiaTheme="majorEastAsia" w:cstheme="majorBidi"/>
+      </w:rPr>
+      <w:tblPr/>
+      <w:tcPr>
+        <w:tcBorders>
+          <w:top w:val="nil"/>
+          <w:bottom w:val="single" w:color="000000" w:themeColor="text1" w:sz="8" w:space="0"/>
         </w:tcBorders>
       </w:tcPr>
     </w:tblStylePr>
@@ -5492,8 +5492,8 @@
       <w:tblPr/>
       <w:tcPr>
         <w:tcBorders>
-          <w:top w:val="single" w:sz="8" w:space="0" w:color="000000" w:themeColor="text1"/>
-          <w:bottom w:val="single" w:sz="8" w:space="0" w:color="000000" w:themeColor="text1"/>
+          <w:top w:val="single" w:color="000000" w:themeColor="text1" w:sz="8" w:space="0"/>
+          <w:bottom w:val="single" w:color="000000" w:themeColor="text1" w:sz="8" w:space="0"/>
         </w:tcBorders>
       </w:tcPr>
     </w:tblStylePr>
@@ -5511,8 +5511,8 @@
       <w:tblPr/>
       <w:tcPr>
         <w:tcBorders>
-          <w:top w:val="single" w:sz="8" w:space="0" w:color="000000" w:themeColor="text1"/>
-          <w:bottom w:val="single" w:sz="8" w:space="0" w:color="000000" w:themeColor="text1"/>
+          <w:top w:val="single" w:color="000000" w:themeColor="text1" w:sz="8" w:space="0"/>
+          <w:bottom w:val="single" w:color="000000" w:themeColor="text1" w:sz="8" w:space="0"/>
         </w:tcBorders>
       </w:tcPr>
     </w:tblStylePr>
@@ -5545,8 +5545,8 @@
       <w:tblStyleColBandSize w:val="1"/>
       <w:tblInd w:w="0" w:type="dxa"/>
       <w:tblBorders>
-        <w:top w:val="single" w:sz="8" w:space="0" w:color="4F81BD" w:themeColor="accent1"/>
-        <w:bottom w:val="single" w:sz="8" w:space="0" w:color="4F81BD" w:themeColor="accent1"/>
+        <w:top w:val="single" w:color="4F81BD" w:themeColor="accent1" w:sz="8" w:space="0"/>
+        <w:bottom w:val="single" w:color="4F81BD" w:themeColor="accent1" w:sz="8" w:space="0"/>
       </w:tblBorders>
       <w:tblCellMar>
         <w:top w:w="0" w:type="dxa"/>
@@ -5557,13 +5557,13 @@
     </w:tblPr>
     <w:tblStylePr w:type="firstRow">
       <w:rPr>
-        <w:rFonts w:asciiTheme="majorHAnsi" w:eastAsiaTheme="majorEastAsia" w:hAnsiTheme="majorHAnsi" w:cstheme="majorBidi"/>
-      </w:rPr>
-      <w:tblPr/>
-      <w:tcPr>
-        <w:tcBorders>
-          <w:top w:val="nil"/>
-          <w:bottom w:val="single" w:sz="8" w:space="0" w:color="4F81BD" w:themeColor="accent1"/>
+        <w:rFonts w:asciiTheme="majorHAnsi" w:hAnsiTheme="majorHAnsi" w:eastAsiaTheme="majorEastAsia" w:cstheme="majorBidi"/>
+      </w:rPr>
+      <w:tblPr/>
+      <w:tcPr>
+        <w:tcBorders>
+          <w:top w:val="nil"/>
+          <w:bottom w:val="single" w:color="4F81BD" w:themeColor="accent1" w:sz="8" w:space="0"/>
         </w:tcBorders>
       </w:tcPr>
     </w:tblStylePr>
@@ -5576,8 +5576,8 @@
       <w:tblPr/>
       <w:tcPr>
         <w:tcBorders>
-          <w:top w:val="single" w:sz="8" w:space="0" w:color="4F81BD" w:themeColor="accent1"/>
-          <w:bottom w:val="single" w:sz="8" w:space="0" w:color="4F81BD" w:themeColor="accent1"/>
+          <w:top w:val="single" w:color="4F81BD" w:themeColor="accent1" w:sz="8" w:space="0"/>
+          <w:bottom w:val="single" w:color="4F81BD" w:themeColor="accent1" w:sz="8" w:space="0"/>
         </w:tcBorders>
       </w:tcPr>
     </w:tblStylePr>
@@ -5595,8 +5595,8 @@
       <w:tblPr/>
       <w:tcPr>
         <w:tcBorders>
-          <w:top w:val="single" w:sz="8" w:space="0" w:color="4F81BD" w:themeColor="accent1"/>
-          <w:bottom w:val="single" w:sz="8" w:space="0" w:color="4F81BD" w:themeColor="accent1"/>
+          <w:top w:val="single" w:color="4F81BD" w:themeColor="accent1" w:sz="8" w:space="0"/>
+          <w:bottom w:val="single" w:color="4F81BD" w:themeColor="accent1" w:sz="8" w:space="0"/>
         </w:tcBorders>
       </w:tcPr>
     </w:tblStylePr>
@@ -5629,8 +5629,8 @@
       <w:tblStyleColBandSize w:val="1"/>
       <w:tblInd w:w="0" w:type="dxa"/>
       <w:tblBorders>
-        <w:top w:val="single" w:sz="8" w:space="0" w:color="C0504D" w:themeColor="accent2"/>
-        <w:bottom w:val="single" w:sz="8" w:space="0" w:color="C0504D" w:themeColor="accent2"/>
+        <w:top w:val="single" w:color="C0504D" w:themeColor="accent2" w:sz="8" w:space="0"/>
+        <w:bottom w:val="single" w:color="C0504D" w:themeColor="accent2" w:sz="8" w:space="0"/>
       </w:tblBorders>
       <w:tblCellMar>
         <w:top w:w="0" w:type="dxa"/>
@@ -5641,13 +5641,13 @@
     </w:tblPr>
     <w:tblStylePr w:type="firstRow">
       <w:rPr>
-        <w:rFonts w:asciiTheme="majorHAnsi" w:eastAsiaTheme="majorEastAsia" w:hAnsiTheme="majorHAnsi" w:cstheme="majorBidi"/>
-      </w:rPr>
-      <w:tblPr/>
-      <w:tcPr>
-        <w:tcBorders>
-          <w:top w:val="nil"/>
-          <w:bottom w:val="single" w:sz="8" w:space="0" w:color="C0504D" w:themeColor="accent2"/>
+        <w:rFonts w:asciiTheme="majorHAnsi" w:hAnsiTheme="majorHAnsi" w:eastAsiaTheme="majorEastAsia" w:cstheme="majorBidi"/>
+      </w:rPr>
+      <w:tblPr/>
+      <w:tcPr>
+        <w:tcBorders>
+          <w:top w:val="nil"/>
+          <w:bottom w:val="single" w:color="C0504D" w:themeColor="accent2" w:sz="8" w:space="0"/>
         </w:tcBorders>
       </w:tcPr>
     </w:tblStylePr>
@@ -5660,8 +5660,8 @@
       <w:tblPr/>
       <w:tcPr>
         <w:tcBorders>
-          <w:top w:val="single" w:sz="8" w:space="0" w:color="C0504D" w:themeColor="accent2"/>
-          <w:bottom w:val="single" w:sz="8" w:space="0" w:color="C0504D" w:themeColor="accent2"/>
+          <w:top w:val="single" w:color="C0504D" w:themeColor="accent2" w:sz="8" w:space="0"/>
+          <w:bottom w:val="single" w:color="C0504D" w:themeColor="accent2" w:sz="8" w:space="0"/>
         </w:tcBorders>
       </w:tcPr>
     </w:tblStylePr>
@@ -5679,8 +5679,8 @@
       <w:tblPr/>
       <w:tcPr>
         <w:tcBorders>
-          <w:top w:val="single" w:sz="8" w:space="0" w:color="C0504D" w:themeColor="accent2"/>
-          <w:bottom w:val="single" w:sz="8" w:space="0" w:color="C0504D" w:themeColor="accent2"/>
+          <w:top w:val="single" w:color="C0504D" w:themeColor="accent2" w:sz="8" w:space="0"/>
+          <w:bottom w:val="single" w:color="C0504D" w:themeColor="accent2" w:sz="8" w:space="0"/>
         </w:tcBorders>
       </w:tcPr>
     </w:tblStylePr>
@@ -5713,8 +5713,8 @@
       <w:tblStyleColBandSize w:val="1"/>
       <w:tblInd w:w="0" w:type="dxa"/>
       <w:tblBorders>
-        <w:top w:val="single" w:sz="8" w:space="0" w:color="9BBB59" w:themeColor="accent3"/>
-        <w:bottom w:val="single" w:sz="8" w:space="0" w:color="9BBB59" w:themeColor="accent3"/>
+        <w:top w:val="single" w:color="9BBB59" w:themeColor="accent3" w:sz="8" w:space="0"/>
+        <w:bottom w:val="single" w:color="9BBB59" w:themeColor="accent3" w:sz="8" w:space="0"/>
       </w:tblBorders>
       <w:tblCellMar>
         <w:top w:w="0" w:type="dxa"/>
@@ -5725,13 +5725,13 @@
     </w:tblPr>
     <w:tblStylePr w:type="firstRow">
       <w:rPr>
-        <w:rFonts w:asciiTheme="majorHAnsi" w:eastAsiaTheme="majorEastAsia" w:hAnsiTheme="majorHAnsi" w:cstheme="majorBidi"/>
-      </w:rPr>
-      <w:tblPr/>
-      <w:tcPr>
-        <w:tcBorders>
-          <w:top w:val="nil"/>
-          <w:bottom w:val="single" w:sz="8" w:space="0" w:color="9BBB59" w:themeColor="accent3"/>
+        <w:rFonts w:asciiTheme="majorHAnsi" w:hAnsiTheme="majorHAnsi" w:eastAsiaTheme="majorEastAsia" w:cstheme="majorBidi"/>
+      </w:rPr>
+      <w:tblPr/>
+      <w:tcPr>
+        <w:tcBorders>
+          <w:top w:val="nil"/>
+          <w:bottom w:val="single" w:color="9BBB59" w:themeColor="accent3" w:sz="8" w:space="0"/>
         </w:tcBorders>
       </w:tcPr>
     </w:tblStylePr>
@@ -5744,8 +5744,8 @@
       <w:tblPr/>
       <w:tcPr>
         <w:tcBorders>
-          <w:top w:val="single" w:sz="8" w:space="0" w:color="9BBB59" w:themeColor="accent3"/>
-          <w:bottom w:val="single" w:sz="8" w:space="0" w:color="9BBB59" w:themeColor="accent3"/>
+          <w:top w:val="single" w:color="9BBB59" w:themeColor="accent3" w:sz="8" w:space="0"/>
+          <w:bottom w:val="single" w:color="9BBB59" w:themeColor="accent3" w:sz="8" w:space="0"/>
         </w:tcBorders>
       </w:tcPr>
     </w:tblStylePr>
@@ -5763,8 +5763,8 @@
       <w:tblPr/>
       <w:tcPr>
         <w:tcBorders>
-          <w:top w:val="single" w:sz="8" w:space="0" w:color="9BBB59" w:themeColor="accent3"/>
-          <w:bottom w:val="single" w:sz="8" w:space="0" w:color="9BBB59" w:themeColor="accent3"/>
+          <w:top w:val="single" w:color="9BBB59" w:themeColor="accent3" w:sz="8" w:space="0"/>
+          <w:bottom w:val="single" w:color="9BBB59" w:themeColor="accent3" w:sz="8" w:space="0"/>
         </w:tcBorders>
       </w:tcPr>
     </w:tblStylePr>
@@ -5797,8 +5797,8 @@
       <w:tblStyleColBandSize w:val="1"/>
       <w:tblInd w:w="0" w:type="dxa"/>
       <w:tblBorders>
-        <w:top w:val="single" w:sz="8" w:space="0" w:color="8064A2" w:themeColor="accent4"/>
-        <w:bottom w:val="single" w:sz="8" w:space="0" w:color="8064A2" w:themeColor="accent4"/>
+        <w:top w:val="single" w:color="8064A2" w:themeColor="accent4" w:sz="8" w:space="0"/>
+        <w:bottom w:val="single" w:color="8064A2" w:themeColor="accent4" w:sz="8" w:space="0"/>
       </w:tblBorders>
       <w:tblCellMar>
         <w:top w:w="0" w:type="dxa"/>
@@ -5809,13 +5809,13 @@
     </w:tblPr>
     <w:tblStylePr w:type="firstRow">
       <w:rPr>
-        <w:rFonts w:asciiTheme="majorHAnsi" w:eastAsiaTheme="majorEastAsia" w:hAnsiTheme="majorHAnsi" w:cstheme="majorBidi"/>
-      </w:rPr>
-      <w:tblPr/>
-      <w:tcPr>
-        <w:tcBorders>
-          <w:top w:val="nil"/>
-          <w:bottom w:val="single" w:sz="8" w:space="0" w:color="8064A2" w:themeColor="accent4"/>
+        <w:rFonts w:asciiTheme="majorHAnsi" w:hAnsiTheme="majorHAnsi" w:eastAsiaTheme="majorEastAsia" w:cstheme="majorBidi"/>
+      </w:rPr>
+      <w:tblPr/>
+      <w:tcPr>
+        <w:tcBorders>
+          <w:top w:val="nil"/>
+          <w:bottom w:val="single" w:color="8064A2" w:themeColor="accent4" w:sz="8" w:space="0"/>
         </w:tcBorders>
       </w:tcPr>
     </w:tblStylePr>
@@ -5828,8 +5828,8 @@
       <w:tblPr/>
       <w:tcPr>
         <w:tcBorders>
-          <w:top w:val="single" w:sz="8" w:space="0" w:color="8064A2" w:themeColor="accent4"/>
-          <w:bottom w:val="single" w:sz="8" w:space="0" w:color="8064A2" w:themeColor="accent4"/>
+          <w:top w:val="single" w:color="8064A2" w:themeColor="accent4" w:sz="8" w:space="0"/>
+          <w:bottom w:val="single" w:color="8064A2" w:themeColor="accent4" w:sz="8" w:space="0"/>
         </w:tcBorders>
       </w:tcPr>
     </w:tblStylePr>
@@ -5847,8 +5847,8 @@
       <w:tblPr/>
       <w:tcPr>
         <w:tcBorders>
-          <w:top w:val="single" w:sz="8" w:space="0" w:color="8064A2" w:themeColor="accent4"/>
-          <w:bottom w:val="single" w:sz="8" w:space="0" w:color="8064A2" w:themeColor="accent4"/>
+          <w:top w:val="single" w:color="8064A2" w:themeColor="accent4" w:sz="8" w:space="0"/>
+          <w:bottom w:val="single" w:color="8064A2" w:themeColor="accent4" w:sz="8" w:space="0"/>
         </w:tcBorders>
       </w:tcPr>
     </w:tblStylePr>
@@ -5881,8 +5881,8 @@
       <w:tblStyleColBandSize w:val="1"/>
       <w:tblInd w:w="0" w:type="dxa"/>
       <w:tblBorders>
-        <w:top w:val="single" w:sz="8" w:space="0" w:color="4BACC6" w:themeColor="accent5"/>
-        <w:bottom w:val="single" w:sz="8" w:space="0" w:color="4BACC6" w:themeColor="accent5"/>
+        <w:top w:val="single" w:color="4BACC6" w:themeColor="accent5" w:sz="8" w:space="0"/>
+        <w:bottom w:val="single" w:color="4BACC6" w:themeColor="accent5" w:sz="8" w:space="0"/>
       </w:tblBorders>
       <w:tblCellMar>
         <w:top w:w="0" w:type="dxa"/>
@@ -5893,13 +5893,13 @@
     </w:tblPr>
     <w:tblStylePr w:type="firstRow">
       <w:rPr>
-        <w:rFonts w:asciiTheme="majorHAnsi" w:eastAsiaTheme="majorEastAsia" w:hAnsiTheme="majorHAnsi" w:cstheme="majorBidi"/>
-      </w:rPr>
-      <w:tblPr/>
-      <w:tcPr>
-        <w:tcBorders>
-          <w:top w:val="nil"/>
-          <w:bottom w:val="single" w:sz="8" w:space="0" w:color="4BACC6" w:themeColor="accent5"/>
+        <w:rFonts w:asciiTheme="majorHAnsi" w:hAnsiTheme="majorHAnsi" w:eastAsiaTheme="majorEastAsia" w:cstheme="majorBidi"/>
+      </w:rPr>
+      <w:tblPr/>
+      <w:tcPr>
+        <w:tcBorders>
+          <w:top w:val="nil"/>
+          <w:bottom w:val="single" w:color="4BACC6" w:themeColor="accent5" w:sz="8" w:space="0"/>
         </w:tcBorders>
       </w:tcPr>
     </w:tblStylePr>
@@ -5912,8 +5912,8 @@
       <w:tblPr/>
       <w:tcPr>
         <w:tcBorders>
-          <w:top w:val="single" w:sz="8" w:space="0" w:color="4BACC6" w:themeColor="accent5"/>
-          <w:bottom w:val="single" w:sz="8" w:space="0" w:color="4BACC6" w:themeColor="accent5"/>
+          <w:top w:val="single" w:color="4BACC6" w:themeColor="accent5" w:sz="8" w:space="0"/>
+          <w:bottom w:val="single" w:color="4BACC6" w:themeColor="accent5" w:sz="8" w:space="0"/>
         </w:tcBorders>
       </w:tcPr>
     </w:tblStylePr>
@@ -5931,8 +5931,8 @@
       <w:tblPr/>
       <w:tcPr>
         <w:tcBorders>
-          <w:top w:val="single" w:sz="8" w:space="0" w:color="4BACC6" w:themeColor="accent5"/>
-          <w:bottom w:val="single" w:sz="8" w:space="0" w:color="4BACC6" w:themeColor="accent5"/>
+          <w:top w:val="single" w:color="4BACC6" w:themeColor="accent5" w:sz="8" w:space="0"/>
+          <w:bottom w:val="single" w:color="4BACC6" w:themeColor="accent5" w:sz="8" w:space="0"/>
         </w:tcBorders>
       </w:tcPr>
     </w:tblStylePr>
@@ -5965,8 +5965,8 @@
       <w:tblStyleColBandSize w:val="1"/>
       <w:tblInd w:w="0" w:type="dxa"/>
       <w:tblBorders>
-        <w:top w:val="single" w:sz="8" w:space="0" w:color="F79646" w:themeColor="accent6"/>
-        <w:bottom w:val="single" w:sz="8" w:space="0" w:color="F79646" w:themeColor="accent6"/>
+        <w:top w:val="single" w:color="F79646" w:themeColor="accent6" w:sz="8" w:space="0"/>
+        <w:bottom w:val="single" w:color="F79646" w:themeColor="accent6" w:sz="8" w:space="0"/>
       </w:tblBorders>
       <w:tblCellMar>
         <w:top w:w="0" w:type="dxa"/>
@@ -5977,13 +5977,13 @@
     </w:tblPr>
     <w:tblStylePr w:type="firstRow">
       <w:rPr>
-        <w:rFonts w:asciiTheme="majorHAnsi" w:eastAsiaTheme="majorEastAsia" w:hAnsiTheme="majorHAnsi" w:cstheme="majorBidi"/>
-      </w:rPr>
-      <w:tblPr/>
-      <w:tcPr>
-        <w:tcBorders>
-          <w:top w:val="nil"/>
-          <w:bottom w:val="single" w:sz="8" w:space="0" w:color="F79646" w:themeColor="accent6"/>
+        <w:rFonts w:asciiTheme="majorHAnsi" w:hAnsiTheme="majorHAnsi" w:eastAsiaTheme="majorEastAsia" w:cstheme="majorBidi"/>
+      </w:rPr>
+      <w:tblPr/>
+      <w:tcPr>
+        <w:tcBorders>
+          <w:top w:val="nil"/>
+          <w:bottom w:val="single" w:color="F79646" w:themeColor="accent6" w:sz="8" w:space="0"/>
         </w:tcBorders>
       </w:tcPr>
     </w:tblStylePr>
@@ -5996,8 +5996,8 @@
       <w:tblPr/>
       <w:tcPr>
         <w:tcBorders>
-          <w:top w:val="single" w:sz="8" w:space="0" w:color="F79646" w:themeColor="accent6"/>
-          <w:bottom w:val="single" w:sz="8" w:space="0" w:color="F79646" w:themeColor="accent6"/>
+          <w:top w:val="single" w:color="F79646" w:themeColor="accent6" w:sz="8" w:space="0"/>
+          <w:bottom w:val="single" w:color="F79646" w:themeColor="accent6" w:sz="8" w:space="0"/>
         </w:tcBorders>
       </w:tcPr>
     </w:tblStylePr>
@@ -6015,8 +6015,8 @@
       <w:tblPr/>
       <w:tcPr>
         <w:tcBorders>
-          <w:top w:val="single" w:sz="8" w:space="0" w:color="F79646" w:themeColor="accent6"/>
-          <w:bottom w:val="single" w:sz="8" w:space="0" w:color="F79646" w:themeColor="accent6"/>
+          <w:top w:val="single" w:color="F79646" w:themeColor="accent6" w:sz="8" w:space="0"/>
+          <w:bottom w:val="single" w:color="F79646" w:themeColor="accent6" w:sz="8" w:space="0"/>
         </w:tcBorders>
       </w:tcPr>
     </w:tblStylePr>
@@ -6042,7 +6042,7 @@
       <w:spacing w:after="0" w:line="240" w:lineRule="auto"/>
     </w:pPr>
     <w:rPr>
-      <w:rFonts w:asciiTheme="majorHAnsi" w:eastAsiaTheme="majorEastAsia" w:hAnsiTheme="majorHAnsi" w:cstheme="majorBidi"/>
+      <w:rFonts w:asciiTheme="majorHAnsi" w:hAnsiTheme="majorHAnsi" w:eastAsiaTheme="majorEastAsia" w:cstheme="majorBidi"/>
       <w:color w:val="000000" w:themeColor="text1"/>
     </w:rPr>
     <w:tblPr>
@@ -6050,10 +6050,10 @@
       <w:tblStyleColBandSize w:val="1"/>
       <w:tblInd w:w="0" w:type="dxa"/>
       <w:tblBorders>
-        <w:top w:val="single" w:sz="8" w:space="0" w:color="000000" w:themeColor="text1"/>
-        <w:left w:val="single" w:sz="8" w:space="0" w:color="000000" w:themeColor="text1"/>
-        <w:bottom w:val="single" w:sz="8" w:space="0" w:color="000000" w:themeColor="text1"/>
-        <w:right w:val="single" w:sz="8" w:space="0" w:color="000000" w:themeColor="text1"/>
+        <w:top w:val="single" w:color="000000" w:themeColor="text1" w:sz="8" w:space="0"/>
+        <w:left w:val="single" w:color="000000" w:themeColor="text1" w:sz="8" w:space="0"/>
+        <w:bottom w:val="single" w:color="000000" w:themeColor="text1" w:sz="8" w:space="0"/>
+        <w:right w:val="single" w:color="000000" w:themeColor="text1" w:sz="8" w:space="0"/>
       </w:tblBorders>
       <w:tblCellMar>
         <w:top w:w="0" w:type="dxa"/>
@@ -6072,7 +6072,7 @@
         <w:tcBorders>
           <w:top w:val="nil"/>
           <w:left w:val="nil"/>
-          <w:bottom w:val="single" w:sz="24" w:space="0" w:color="000000" w:themeColor="text1"/>
+          <w:bottom w:val="single" w:color="000000" w:themeColor="text1" w:sz="24" w:space="0"/>
           <w:right w:val="nil"/>
           <w:insideH w:val="nil"/>
           <w:insideV w:val="nil"/>
@@ -6084,7 +6084,7 @@
       <w:tblPr/>
       <w:tcPr>
         <w:tcBorders>
-          <w:top w:val="single" w:sz="8" w:space="0" w:color="000000" w:themeColor="text1"/>
+          <w:top w:val="single" w:color="000000" w:themeColor="text1" w:sz="8" w:space="0"/>
           <w:left w:val="nil"/>
           <w:bottom w:val="nil"/>
           <w:right w:val="nil"/>
@@ -6101,7 +6101,7 @@
           <w:top w:val="nil"/>
           <w:left w:val="nil"/>
           <w:bottom w:val="nil"/>
-          <w:right w:val="single" w:sz="8" w:space="0" w:color="000000" w:themeColor="text1"/>
+          <w:right w:val="single" w:color="000000" w:themeColor="text1" w:sz="8" w:space="0"/>
           <w:insideH w:val="nil"/>
           <w:insideV w:val="nil"/>
         </w:tcBorders>
@@ -6113,7 +6113,7 @@
       <w:tcPr>
         <w:tcBorders>
           <w:top w:val="nil"/>
-          <w:left w:val="single" w:sz="8" w:space="0" w:color="000000" w:themeColor="text1"/>
+          <w:left w:val="single" w:color="000000" w:themeColor="text1" w:sz="8" w:space="0"/>
           <w:bottom w:val="nil"/>
           <w:right w:val="nil"/>
           <w:insideH w:val="nil"/>
@@ -6170,7 +6170,7 @@
       <w:spacing w:after="0" w:line="240" w:lineRule="auto"/>
     </w:pPr>
     <w:rPr>
-      <w:rFonts w:asciiTheme="majorHAnsi" w:eastAsiaTheme="majorEastAsia" w:hAnsiTheme="majorHAnsi" w:cstheme="majorBidi"/>
+      <w:rFonts w:asciiTheme="majorHAnsi" w:hAnsiTheme="majorHAnsi" w:eastAsiaTheme="majorEastAsia" w:cstheme="majorBidi"/>
       <w:color w:val="000000" w:themeColor="text1"/>
     </w:rPr>
     <w:tblPr>
@@ -6178,10 +6178,10 @@
       <w:tblStyleColBandSize w:val="1"/>
       <w:tblInd w:w="0" w:type="dxa"/>
       <w:tblBorders>
-        <w:top w:val="single" w:sz="8" w:space="0" w:color="4F81BD" w:themeColor="accent1"/>
-        <w:left w:val="single" w:sz="8" w:space="0" w:color="4F81BD" w:themeColor="accent1"/>
-        <w:bottom w:val="single" w:sz="8" w:space="0" w:color="4F81BD" w:themeColor="accent1"/>
-        <w:right w:val="single" w:sz="8" w:space="0" w:color="4F81BD" w:themeColor="accent1"/>
+        <w:top w:val="single" w:color="4F81BD" w:themeColor="accent1" w:sz="8" w:space="0"/>
+        <w:left w:val="single" w:color="4F81BD" w:themeColor="accent1" w:sz="8" w:space="0"/>
+        <w:bottom w:val="single" w:color="4F81BD" w:themeColor="accent1" w:sz="8" w:space="0"/>
+        <w:right w:val="single" w:color="4F81BD" w:themeColor="accent1" w:sz="8" w:space="0"/>
       </w:tblBorders>
       <w:tblCellMar>
         <w:top w:w="0" w:type="dxa"/>
@@ -6200,7 +6200,7 @@
         <w:tcBorders>
           <w:top w:val="nil"/>
           <w:left w:val="nil"/>
-          <w:bottom w:val="single" w:sz="24" w:space="0" w:color="4F81BD" w:themeColor="accent1"/>
+          <w:bottom w:val="single" w:color="4F81BD" w:themeColor="accent1" w:sz="24" w:space="0"/>
           <w:right w:val="nil"/>
           <w:insideH w:val="nil"/>
           <w:insideV w:val="nil"/>
@@ -6212,7 +6212,7 @@
       <w:tblPr/>
       <w:tcPr>
         <w:tcBorders>
-          <w:top w:val="single" w:sz="8" w:space="0" w:color="4F81BD" w:themeColor="accent1"/>
+          <w:top w:val="single" w:color="4F81BD" w:themeColor="accent1" w:sz="8" w:space="0"/>
           <w:left w:val="nil"/>
           <w:bottom w:val="nil"/>
           <w:right w:val="nil"/>
@@ -6229,7 +6229,7 @@
           <w:top w:val="nil"/>
           <w:left w:val="nil"/>
           <w:bottom w:val="nil"/>
-          <w:right w:val="single" w:sz="8" w:space="0" w:color="4F81BD" w:themeColor="accent1"/>
+          <w:right w:val="single" w:color="4F81BD" w:themeColor="accent1" w:sz="8" w:space="0"/>
           <w:insideH w:val="nil"/>
           <w:insideV w:val="nil"/>
         </w:tcBorders>
@@ -6241,7 +6241,7 @@
       <w:tcPr>
         <w:tcBorders>
           <w:top w:val="nil"/>
-          <w:left w:val="single" w:sz="8" w:space="0" w:color="4F81BD" w:themeColor="accent1"/>
+          <w:left w:val="single" w:color="4F81BD" w:themeColor="accent1" w:sz="8" w:space="0"/>
           <w:bottom w:val="nil"/>
           <w:right w:val="nil"/>
           <w:insideH w:val="nil"/>
@@ -6298,7 +6298,7 @@
       <w:spacing w:after="0" w:line="240" w:lineRule="auto"/>
     </w:pPr>
     <w:rPr>
-      <w:rFonts w:asciiTheme="majorHAnsi" w:eastAsiaTheme="majorEastAsia" w:hAnsiTheme="majorHAnsi" w:cstheme="majorBidi"/>
+      <w:rFonts w:asciiTheme="majorHAnsi" w:hAnsiTheme="majorHAnsi" w:eastAsiaTheme="majorEastAsia" w:cstheme="majorBidi"/>
       <w:color w:val="000000" w:themeColor="text1"/>
     </w:rPr>
     <w:tblPr>
@@ -6306,10 +6306,10 @@
       <w:tblStyleColBandSize w:val="1"/>
       <w:tblInd w:w="0" w:type="dxa"/>
       <w:tblBorders>
-        <w:top w:val="single" w:sz="8" w:space="0" w:color="C0504D" w:themeColor="accent2"/>
-        <w:left w:val="single" w:sz="8" w:space="0" w:color="C0504D" w:themeColor="accent2"/>
-        <w:bottom w:val="single" w:sz="8" w:space="0" w:color="C0504D" w:themeColor="accent2"/>
-        <w:right w:val="single" w:sz="8" w:space="0" w:color="C0504D" w:themeColor="accent2"/>
+        <w:top w:val="single" w:color="C0504D" w:themeColor="accent2" w:sz="8" w:space="0"/>
+        <w:left w:val="single" w:color="C0504D" w:themeColor="accent2" w:sz="8" w:space="0"/>
+        <w:bottom w:val="single" w:color="C0504D" w:themeColor="accent2" w:sz="8" w:space="0"/>
+        <w:right w:val="single" w:color="C0504D" w:themeColor="accent2" w:sz="8" w:space="0"/>
       </w:tblBorders>
       <w:tblCellMar>
         <w:top w:w="0" w:type="dxa"/>
@@ -6328,7 +6328,7 @@
         <w:tcBorders>
           <w:top w:val="nil"/>
           <w:left w:val="nil"/>
-          <w:bottom w:val="single" w:sz="24" w:space="0" w:color="C0504D" w:themeColor="accent2"/>
+          <w:bottom w:val="single" w:color="C0504D" w:themeColor="accent2" w:sz="24" w:space="0"/>
           <w:right w:val="nil"/>
           <w:insideH w:val="nil"/>
           <w:insideV w:val="nil"/>
@@ -6340,7 +6340,7 @@
       <w:tblPr/>
       <w:tcPr>
         <w:tcBorders>
-          <w:top w:val="single" w:sz="8" w:space="0" w:color="C0504D" w:themeColor="accent2"/>
+          <w:top w:val="single" w:color="C0504D" w:themeColor="accent2" w:sz="8" w:space="0"/>
           <w:left w:val="nil"/>
           <w:bottom w:val="nil"/>
           <w:right w:val="nil"/>
@@ -6357,7 +6357,7 @@
           <w:top w:val="nil"/>
           <w:left w:val="nil"/>
           <w:bottom w:val="nil"/>
-          <w:right w:val="single" w:sz="8" w:space="0" w:color="C0504D" w:themeColor="accent2"/>
+          <w:right w:val="single" w:color="C0504D" w:themeColor="accent2" w:sz="8" w:space="0"/>
           <w:insideH w:val="nil"/>
           <w:insideV w:val="nil"/>
         </w:tcBorders>
@@ -6369,7 +6369,7 @@
       <w:tcPr>
         <w:tcBorders>
           <w:top w:val="nil"/>
-          <w:left w:val="single" w:sz="8" w:space="0" w:color="C0504D" w:themeColor="accent2"/>
+          <w:left w:val="single" w:color="C0504D" w:themeColor="accent2" w:sz="8" w:space="0"/>
           <w:bottom w:val="nil"/>
           <w:right w:val="nil"/>
           <w:insideH w:val="nil"/>
@@ -6426,7 +6426,7 @@
       <w:spacing w:after="0" w:line="240" w:lineRule="auto"/>
     </w:pPr>
     <w:rPr>
-      <w:rFonts w:asciiTheme="majorHAnsi" w:eastAsiaTheme="majorEastAsia" w:hAnsiTheme="majorHAnsi" w:cstheme="majorBidi"/>
+      <w:rFonts w:asciiTheme="majorHAnsi" w:hAnsiTheme="majorHAnsi" w:eastAsiaTheme="majorEastAsia" w:cstheme="majorBidi"/>
       <w:color w:val="000000" w:themeColor="text1"/>
     </w:rPr>
     <w:tblPr>
@@ -6434,10 +6434,10 @@
       <w:tblStyleColBandSize w:val="1"/>
       <w:tblInd w:w="0" w:type="dxa"/>
       <w:tblBorders>
-        <w:top w:val="single" w:sz="8" w:space="0" w:color="9BBB59" w:themeColor="accent3"/>
-        <w:left w:val="single" w:sz="8" w:space="0" w:color="9BBB59" w:themeColor="accent3"/>
-        <w:bottom w:val="single" w:sz="8" w:space="0" w:color="9BBB59" w:themeColor="accent3"/>
-        <w:right w:val="single" w:sz="8" w:space="0" w:color="9BBB59" w:themeColor="accent3"/>
+        <w:top w:val="single" w:color="9BBB59" w:themeColor="accent3" w:sz="8" w:space="0"/>
+        <w:left w:val="single" w:color="9BBB59" w:themeColor="accent3" w:sz="8" w:space="0"/>
+        <w:bottom w:val="single" w:color="9BBB59" w:themeColor="accent3" w:sz="8" w:space="0"/>
+        <w:right w:val="single" w:color="9BBB59" w:themeColor="accent3" w:sz="8" w:space="0"/>
       </w:tblBorders>
       <w:tblCellMar>
         <w:top w:w="0" w:type="dxa"/>
@@ -6456,7 +6456,7 @@
         <w:tcBorders>
           <w:top w:val="nil"/>
           <w:left w:val="nil"/>
-          <w:bottom w:val="single" w:sz="24" w:space="0" w:color="9BBB59" w:themeColor="accent3"/>
+          <w:bottom w:val="single" w:color="9BBB59" w:themeColor="accent3" w:sz="24" w:space="0"/>
           <w:right w:val="nil"/>
           <w:insideH w:val="nil"/>
           <w:insideV w:val="nil"/>
@@ -6468,7 +6468,7 @@
       <w:tblPr/>
       <w:tcPr>
         <w:tcBorders>
-          <w:top w:val="single" w:sz="8" w:space="0" w:color="9BBB59" w:themeColor="accent3"/>
+          <w:top w:val="single" w:color="9BBB59" w:themeColor="accent3" w:sz="8" w:space="0"/>
           <w:left w:val="nil"/>
           <w:bottom w:val="nil"/>
           <w:right w:val="nil"/>
@@ -6485,7 +6485,7 @@
           <w:top w:val="nil"/>
           <w:left w:val="nil"/>
           <w:bottom w:val="nil"/>
-          <w:right w:val="single" w:sz="8" w:space="0" w:color="9BBB59" w:themeColor="accent3"/>
+          <w:right w:val="single" w:color="9BBB59" w:themeColor="accent3" w:sz="8" w:space="0"/>
           <w:insideH w:val="nil"/>
           <w:insideV w:val="nil"/>
         </w:tcBorders>
@@ -6497,7 +6497,7 @@
       <w:tcPr>
         <w:tcBorders>
           <w:top w:val="nil"/>
-          <w:left w:val="single" w:sz="8" w:space="0" w:color="9BBB59" w:themeColor="accent3"/>
+          <w:left w:val="single" w:color="9BBB59" w:themeColor="accent3" w:sz="8" w:space="0"/>
           <w:bottom w:val="nil"/>
           <w:right w:val="nil"/>
           <w:insideH w:val="nil"/>
@@ -6554,7 +6554,7 @@
       <w:spacing w:after="0" w:line="240" w:lineRule="auto"/>
     </w:pPr>
     <w:rPr>
-      <w:rFonts w:asciiTheme="majorHAnsi" w:eastAsiaTheme="majorEastAsia" w:hAnsiTheme="majorHAnsi" w:cstheme="majorBidi"/>
+      <w:rFonts w:asciiTheme="majorHAnsi" w:hAnsiTheme="majorHAnsi" w:eastAsiaTheme="majorEastAsia" w:cstheme="majorBidi"/>
       <w:color w:val="000000" w:themeColor="text1"/>
     </w:rPr>
     <w:tblPr>
@@ -6562,10 +6562,10 @@
       <w:tblStyleColBandSize w:val="1"/>
       <w:tblInd w:w="0" w:type="dxa"/>
       <w:tblBorders>
-        <w:top w:val="single" w:sz="8" w:space="0" w:color="8064A2" w:themeColor="accent4"/>
-        <w:left w:val="single" w:sz="8" w:space="0" w:color="8064A2" w:themeColor="accent4"/>
-        <w:bottom w:val="single" w:sz="8" w:space="0" w:color="8064A2" w:themeColor="accent4"/>
-        <w:right w:val="single" w:sz="8" w:space="0" w:color="8064A2" w:themeColor="accent4"/>
+        <w:top w:val="single" w:color="8064A2" w:themeColor="accent4" w:sz="8" w:space="0"/>
+        <w:left w:val="single" w:color="8064A2" w:themeColor="accent4" w:sz="8" w:space="0"/>
+        <w:bottom w:val="single" w:color="8064A2" w:themeColor="accent4" w:sz="8" w:space="0"/>
+        <w:right w:val="single" w:color="8064A2" w:themeColor="accent4" w:sz="8" w:space="0"/>
       </w:tblBorders>
       <w:tblCellMar>
         <w:top w:w="0" w:type="dxa"/>
@@ -6584,7 +6584,7 @@
         <w:tcBorders>
           <w:top w:val="nil"/>
           <w:left w:val="nil"/>
-          <w:bottom w:val="single" w:sz="24" w:space="0" w:color="8064A2" w:themeColor="accent4"/>
+          <w:bottom w:val="single" w:color="8064A2" w:themeColor="accent4" w:sz="24" w:space="0"/>
           <w:right w:val="nil"/>
           <w:insideH w:val="nil"/>
           <w:insideV w:val="nil"/>
@@ -6596,7 +6596,7 @@
       <w:tblPr/>
       <w:tcPr>
         <w:tcBorders>
-          <w:top w:val="single" w:sz="8" w:space="0" w:color="8064A2" w:themeColor="accent4"/>
+          <w:top w:val="single" w:color="8064A2" w:themeColor="accent4" w:sz="8" w:space="0"/>
           <w:left w:val="nil"/>
           <w:bottom w:val="nil"/>
           <w:right w:val="nil"/>
@@ -6613,7 +6613,7 @@
           <w:top w:val="nil"/>
           <w:left w:val="nil"/>
           <w:bottom w:val="nil"/>
-          <w:right w:val="single" w:sz="8" w:space="0" w:color="8064A2" w:themeColor="accent4"/>
+          <w:right w:val="single" w:color="8064A2" w:themeColor="accent4" w:sz="8" w:space="0"/>
           <w:insideH w:val="nil"/>
           <w:insideV w:val="nil"/>
         </w:tcBorders>
@@ -6625,7 +6625,7 @@
       <w:tcPr>
         <w:tcBorders>
           <w:top w:val="nil"/>
-          <w:left w:val="single" w:sz="8" w:space="0" w:color="8064A2" w:themeColor="accent4"/>
+          <w:left w:val="single" w:color="8064A2" w:themeColor="accent4" w:sz="8" w:space="0"/>
           <w:bottom w:val="nil"/>
           <w:right w:val="nil"/>
           <w:insideH w:val="nil"/>
@@ -6682,7 +6682,7 @@
       <w:spacing w:after="0" w:line="240" w:lineRule="auto"/>
     </w:pPr>
     <w:rPr>
-      <w:rFonts w:asciiTheme="majorHAnsi" w:eastAsiaTheme="majorEastAsia" w:hAnsiTheme="majorHAnsi" w:cstheme="majorBidi"/>
+      <w:rFonts w:asciiTheme="majorHAnsi" w:hAnsiTheme="majorHAnsi" w:eastAsiaTheme="majorEastAsia" w:cstheme="majorBidi"/>
       <w:color w:val="000000" w:themeColor="text1"/>
     </w:rPr>
     <w:tblPr>
@@ -6690,10 +6690,10 @@
       <w:tblStyleColBandSize w:val="1"/>
       <w:tblInd w:w="0" w:type="dxa"/>
       <w:tblBorders>
-        <w:top w:val="single" w:sz="8" w:space="0" w:color="4BACC6" w:themeColor="accent5"/>
-        <w:left w:val="single" w:sz="8" w:space="0" w:color="4BACC6" w:themeColor="accent5"/>
-        <w:bottom w:val="single" w:sz="8" w:space="0" w:color="4BACC6" w:themeColor="accent5"/>
-        <w:right w:val="single" w:sz="8" w:space="0" w:color="4BACC6" w:themeColor="accent5"/>
+        <w:top w:val="single" w:color="4BACC6" w:themeColor="accent5" w:sz="8" w:space="0"/>
+        <w:left w:val="single" w:color="4BACC6" w:themeColor="accent5" w:sz="8" w:space="0"/>
+        <w:bottom w:val="single" w:color="4BACC6" w:themeColor="accent5" w:sz="8" w:space="0"/>
+        <w:right w:val="single" w:color="4BACC6" w:themeColor="accent5" w:sz="8" w:space="0"/>
       </w:tblBorders>
       <w:tblCellMar>
         <w:top w:w="0" w:type="dxa"/>
@@ -6712,7 +6712,7 @@
         <w:tcBorders>
           <w:top w:val="nil"/>
           <w:left w:val="nil"/>
-          <w:bottom w:val="single" w:sz="24" w:space="0" w:color="4BACC6" w:themeColor="accent5"/>
+          <w:bottom w:val="single" w:color="4BACC6" w:themeColor="accent5" w:sz="24" w:space="0"/>
           <w:right w:val="nil"/>
           <w:insideH w:val="nil"/>
           <w:insideV w:val="nil"/>
@@ -6724,7 +6724,7 @@
       <w:tblPr/>
       <w:tcPr>
         <w:tcBorders>
-          <w:top w:val="single" w:sz="8" w:space="0" w:color="4BACC6" w:themeColor="accent5"/>
+          <w:top w:val="single" w:color="4BACC6" w:themeColor="accent5" w:sz="8" w:space="0"/>
           <w:left w:val="nil"/>
           <w:bottom w:val="nil"/>
           <w:right w:val="nil"/>
@@ -6741,7 +6741,7 @@
           <w:top w:val="nil"/>
           <w:left w:val="nil"/>
           <w:bottom w:val="nil"/>
-          <w:right w:val="single" w:sz="8" w:space="0" w:color="4BACC6" w:themeColor="accent5"/>
+          <w:right w:val="single" w:color="4BACC6" w:themeColor="accent5" w:sz="8" w:space="0"/>
           <w:insideH w:val="nil"/>
           <w:insideV w:val="nil"/>
         </w:tcBorders>
@@ -6753,7 +6753,7 @@
       <w:tcPr>
         <w:tcBorders>
           <w:top w:val="nil"/>
-          <w:left w:val="single" w:sz="8" w:space="0" w:color="4BACC6" w:themeColor="accent5"/>
+          <w:left w:val="single" w:color="4BACC6" w:themeColor="accent5" w:sz="8" w:space="0"/>
           <w:bottom w:val="nil"/>
           <w:right w:val="nil"/>
           <w:insideH w:val="nil"/>
@@ -6810,7 +6810,7 @@
       <w:spacing w:after="0" w:line="240" w:lineRule="auto"/>
     </w:pPr>
     <w:rPr>
-      <w:rFonts w:asciiTheme="majorHAnsi" w:eastAsiaTheme="majorEastAsia" w:hAnsiTheme="majorHAnsi" w:cstheme="majorBidi"/>
+      <w:rFonts w:asciiTheme="majorHAnsi" w:hAnsiTheme="majorHAnsi" w:eastAsiaTheme="majorEastAsia" w:cstheme="majorBidi"/>
       <w:color w:val="000000" w:themeColor="text1"/>
     </w:rPr>
     <w:tblPr>
@@ -6818,10 +6818,10 @@
       <w:tblStyleColBandSize w:val="1"/>
       <w:tblInd w:w="0" w:type="dxa"/>
       <w:tblBorders>
-        <w:top w:val="single" w:sz="8" w:space="0" w:color="F79646" w:themeColor="accent6"/>
-        <w:left w:val="single" w:sz="8" w:space="0" w:color="F79646" w:themeColor="accent6"/>
-        <w:bottom w:val="single" w:sz="8" w:space="0" w:color="F79646" w:themeColor="accent6"/>
-        <w:right w:val="single" w:sz="8" w:space="0" w:color="F79646" w:themeColor="accent6"/>
+        <w:top w:val="single" w:color="F79646" w:themeColor="accent6" w:sz="8" w:space="0"/>
+        <w:left w:val="single" w:color="F79646" w:themeColor="accent6" w:sz="8" w:space="0"/>
+        <w:bottom w:val="single" w:color="F79646" w:themeColor="accent6" w:sz="8" w:space="0"/>
+        <w:right w:val="single" w:color="F79646" w:themeColor="accent6" w:sz="8" w:space="0"/>
       </w:tblBorders>
       <w:tblCellMar>
         <w:top w:w="0" w:type="dxa"/>
@@ -6840,7 +6840,7 @@
         <w:tcBorders>
           <w:top w:val="nil"/>
           <w:left w:val="nil"/>
-          <w:bottom w:val="single" w:sz="24" w:space="0" w:color="F79646" w:themeColor="accent6"/>
+          <w:bottom w:val="single" w:color="F79646" w:themeColor="accent6" w:sz="24" w:space="0"/>
           <w:right w:val="nil"/>
           <w:insideH w:val="nil"/>
           <w:insideV w:val="nil"/>
@@ -6852,7 +6852,7 @@
       <w:tblPr/>
       <w:tcPr>
         <w:tcBorders>
-          <w:top w:val="single" w:sz="8" w:space="0" w:color="F79646" w:themeColor="accent6"/>
+          <w:top w:val="single" w:color="F79646" w:themeColor="accent6" w:sz="8" w:space="0"/>
           <w:left w:val="nil"/>
           <w:bottom w:val="nil"/>
           <w:right w:val="nil"/>
@@ -6869,7 +6869,7 @@
           <w:top w:val="nil"/>
           <w:left w:val="nil"/>
           <w:bottom w:val="nil"/>
-          <w:right w:val="single" w:sz="8" w:space="0" w:color="F79646" w:themeColor="accent6"/>
+          <w:right w:val="single" w:color="F79646" w:themeColor="accent6" w:sz="8" w:space="0"/>
           <w:insideH w:val="nil"/>
           <w:insideV w:val="nil"/>
         </w:tcBorders>
@@ -6881,7 +6881,7 @@
       <w:tcPr>
         <w:tcBorders>
           <w:top w:val="nil"/>
-          <w:left w:val="single" w:sz="8" w:space="0" w:color="F79646" w:themeColor="accent6"/>
+          <w:left w:val="single" w:color="F79646" w:themeColor="accent6" w:sz="8" w:space="0"/>
           <w:bottom w:val="nil"/>
           <w:right w:val="nil"/>
           <w:insideH w:val="nil"/>
@@ -6942,12 +6942,12 @@
       <w:tblStyleColBandSize w:val="1"/>
       <w:tblInd w:w="0" w:type="dxa"/>
       <w:tblBorders>
-        <w:top w:val="single" w:sz="8" w:space="0" w:color="404040" w:themeColor="text1" w:themeTint="BF"/>
-        <w:left w:val="single" w:sz="8" w:space="0" w:color="404040" w:themeColor="text1" w:themeTint="BF"/>
-        <w:bottom w:val="single" w:sz="8" w:space="0" w:color="404040" w:themeColor="text1" w:themeTint="BF"/>
-        <w:right w:val="single" w:sz="8" w:space="0" w:color="404040" w:themeColor="text1" w:themeTint="BF"/>
-        <w:insideH w:val="single" w:sz="8" w:space="0" w:color="404040" w:themeColor="text1" w:themeTint="BF"/>
-        <w:insideV w:val="single" w:sz="8" w:space="0" w:color="404040" w:themeColor="text1" w:themeTint="BF"/>
+        <w:top w:val="single" w:color="404040" w:themeColor="text1" w:themeTint="BF" w:sz="8" w:space="0"/>
+        <w:left w:val="single" w:color="404040" w:themeColor="text1" w:themeTint="BF" w:sz="8" w:space="0"/>
+        <w:bottom w:val="single" w:color="404040" w:themeColor="text1" w:themeTint="BF" w:sz="8" w:space="0"/>
+        <w:right w:val="single" w:color="404040" w:themeColor="text1" w:themeTint="BF" w:sz="8" w:space="0"/>
+        <w:insideH w:val="single" w:color="404040" w:themeColor="text1" w:themeTint="BF" w:sz="8" w:space="0"/>
+        <w:insideV w:val="single" w:color="404040" w:themeColor="text1" w:themeTint="BF" w:sz="8" w:space="0"/>
       </w:tblBorders>
       <w:tblCellMar>
         <w:top w:w="0" w:type="dxa"/>
@@ -6973,7 +6973,7 @@
       <w:tblPr/>
       <w:tcPr>
         <w:tcBorders>
-          <w:top w:val="single" w:sz="18" w:space="0" w:color="404040" w:themeColor="text1" w:themeTint="BF"/>
+          <w:top w:val="single" w:color="404040" w:themeColor="text1" w:themeTint="BF" w:sz="18" w:space="0"/>
         </w:tcBorders>
       </w:tcPr>
     </w:tblStylePr>
@@ -7015,12 +7015,12 @@
       <w:tblStyleColBandSize w:val="1"/>
       <w:tblInd w:w="0" w:type="dxa"/>
       <w:tblBorders>
-        <w:top w:val="single" w:sz="8" w:space="0" w:color="7BA0CD" w:themeColor="accent1" w:themeTint="BF"/>
-        <w:left w:val="single" w:sz="8" w:space="0" w:color="7BA0CD" w:themeColor="accent1" w:themeTint="BF"/>
-        <w:bottom w:val="single" w:sz="8" w:space="0" w:color="7BA0CD" w:themeColor="accent1" w:themeTint="BF"/>
-        <w:right w:val="single" w:sz="8" w:space="0" w:color="7BA0CD" w:themeColor="accent1" w:themeTint="BF"/>
-        <w:insideH w:val="single" w:sz="8" w:space="0" w:color="7BA0CD" w:themeColor="accent1" w:themeTint="BF"/>
-        <w:insideV w:val="single" w:sz="8" w:space="0" w:color="7BA0CD" w:themeColor="accent1" w:themeTint="BF"/>
+        <w:top w:val="single" w:color="7BA0CD" w:themeColor="accent1" w:themeTint="BF" w:sz="8" w:space="0"/>
+        <w:left w:val="single" w:color="7BA0CD" w:themeColor="accent1" w:themeTint="BF" w:sz="8" w:space="0"/>
+        <w:bottom w:val="single" w:color="7BA0CD" w:themeColor="accent1" w:themeTint="BF" w:sz="8" w:space="0"/>
+        <w:right w:val="single" w:color="7BA0CD" w:themeColor="accent1" w:themeTint="BF" w:sz="8" w:space="0"/>
+        <w:insideH w:val="single" w:color="7BA0CD" w:themeColor="accent1" w:themeTint="BF" w:sz="8" w:space="0"/>
+        <w:insideV w:val="single" w:color="7BA0CD" w:themeColor="accent1" w:themeTint="BF" w:sz="8" w:space="0"/>
       </w:tblBorders>
       <w:tblCellMar>
         <w:top w:w="0" w:type="dxa"/>
@@ -7046,7 +7046,7 @@
       <w:tblPr/>
       <w:tcPr>
         <w:tcBorders>
-          <w:top w:val="single" w:sz="18" w:space="0" w:color="7BA0CD" w:themeColor="accent1" w:themeTint="BF"/>
+          <w:top w:val="single" w:color="7BA0CD" w:themeColor="accent1" w:themeTint="BF" w:sz="18" w:space="0"/>
         </w:tcBorders>
       </w:tcPr>
     </w:tblStylePr>
@@ -7088,12 +7088,12 @@
       <w:tblStyleColBandSize w:val="1"/>
       <w:tblInd w:w="0" w:type="dxa"/>
       <w:tblBorders>
-        <w:top w:val="single" w:sz="8" w:space="0" w:color="CF7B79" w:themeColor="accent2" w:themeTint="BF"/>
-        <w:left w:val="single" w:sz="8" w:space="0" w:color="CF7B79" w:themeColor="accent2" w:themeTint="BF"/>
-        <w:bottom w:val="single" w:sz="8" w:space="0" w:color="CF7B79" w:themeColor="accent2" w:themeTint="BF"/>
-        <w:right w:val="single" w:sz="8" w:space="0" w:color="CF7B79" w:themeColor="accent2" w:themeTint="BF"/>
-        <w:insideH w:val="single" w:sz="8" w:space="0" w:color="CF7B79" w:themeColor="accent2" w:themeTint="BF"/>
-        <w:insideV w:val="single" w:sz="8" w:space="0" w:color="CF7B79" w:themeColor="accent2" w:themeTint="BF"/>
+        <w:top w:val="single" w:color="CF7B79" w:themeColor="accent2" w:themeTint="BF" w:sz="8" w:space="0"/>
+        <w:left w:val="single" w:color="CF7B79" w:themeColor="accent2" w:themeTint="BF" w:sz="8" w:space="0"/>
+        <w:bottom w:val="single" w:color="CF7B79" w:themeColor="accent2" w:themeTint="BF" w:sz="8" w:space="0"/>
+        <w:right w:val="single" w:color="CF7B79" w:themeColor="accent2" w:themeTint="BF" w:sz="8" w:space="0"/>
+        <w:insideH w:val="single" w:color="CF7B79" w:themeColor="accent2" w:themeTint="BF" w:sz="8" w:space="0"/>
+        <w:insideV w:val="single" w:color="CF7B79" w:themeColor="accent2" w:themeTint="BF" w:sz="8" w:space="0"/>
       </w:tblBorders>
       <w:tblCellMar>
         <w:top w:w="0" w:type="dxa"/>
@@ -7119,7 +7119,7 @@
       <w:tblPr/>
       <w:tcPr>
         <w:tcBorders>
-          <w:top w:val="single" w:sz="18" w:space="0" w:color="CF7B79" w:themeColor="accent2" w:themeTint="BF"/>
+          <w:top w:val="single" w:color="CF7B79" w:themeColor="accent2" w:themeTint="BF" w:sz="18" w:space="0"/>
         </w:tcBorders>
       </w:tcPr>
     </w:tblStylePr>
@@ -7161,12 +7161,12 @@
       <w:tblStyleColBandSize w:val="1"/>
       <w:tblInd w:w="0" w:type="dxa"/>
       <w:tblBorders>
-        <w:top w:val="single" w:sz="8" w:space="0" w:color="B3CC82" w:themeColor="accent3" w:themeTint="BF"/>
-        <w:left w:val="single" w:sz="8" w:space="0" w:color="B3CC82" w:themeColor="accent3" w:themeTint="BF"/>
-        <w:bottom w:val="single" w:sz="8" w:space="0" w:color="B3CC82" w:themeColor="accent3" w:themeTint="BF"/>
-        <w:right w:val="single" w:sz="8" w:space="0" w:color="B3CC82" w:themeColor="accent3" w:themeTint="BF"/>
-        <w:insideH w:val="single" w:sz="8" w:space="0" w:color="B3CC82" w:themeColor="accent3" w:themeTint="BF"/>
-        <w:insideV w:val="single" w:sz="8" w:space="0" w:color="B3CC82" w:themeColor="accent3" w:themeTint="BF"/>
+        <w:top w:val="single" w:color="B3CC82" w:themeColor="accent3" w:themeTint="BF" w:sz="8" w:space="0"/>
+        <w:left w:val="single" w:color="B3CC82" w:themeColor="accent3" w:themeTint="BF" w:sz="8" w:space="0"/>
+        <w:bottom w:val="single" w:color="B3CC82" w:themeColor="accent3" w:themeTint="BF" w:sz="8" w:space="0"/>
+        <w:right w:val="single" w:color="B3CC82" w:themeColor="accent3" w:themeTint="BF" w:sz="8" w:space="0"/>
+        <w:insideH w:val="single" w:color="B3CC82" w:themeColor="accent3" w:themeTint="BF" w:sz="8" w:space="0"/>
+        <w:insideV w:val="single" w:color="B3CC82" w:themeColor="accent3" w:themeTint="BF" w:sz="8" w:space="0"/>
       </w:tblBorders>
       <w:tblCellMar>
         <w:top w:w="0" w:type="dxa"/>
@@ -7192,7 +7192,7 @@
       <w:tblPr/>
       <w:tcPr>
         <w:tcBorders>
-          <w:top w:val="single" w:sz="18" w:space="0" w:color="B3CC82" w:themeColor="accent3" w:themeTint="BF"/>
+          <w:top w:val="single" w:color="B3CC82" w:themeColor="accent3" w:themeTint="BF" w:sz="18" w:space="0"/>
         </w:tcBorders>
       </w:tcPr>
     </w:tblStylePr>
@@ -7234,12 +7234,12 @@
       <w:tblStyleColBandSize w:val="1"/>
       <w:tblInd w:w="0" w:type="dxa"/>
       <w:tblBorders>
-        <w:top w:val="single" w:sz="8" w:space="0" w:color="9F8AB9" w:themeColor="accent4" w:themeTint="BF"/>
-        <w:left w:val="single" w:sz="8" w:space="0" w:color="9F8AB9" w:themeColor="accent4" w:themeTint="BF"/>
-        <w:bottom w:val="single" w:sz="8" w:space="0" w:color="9F8AB9" w:themeColor="accent4" w:themeTint="BF"/>
-        <w:right w:val="single" w:sz="8" w:space="0" w:color="9F8AB9" w:themeColor="accent4" w:themeTint="BF"/>
-        <w:insideH w:val="single" w:sz="8" w:space="0" w:color="9F8AB9" w:themeColor="accent4" w:themeTint="BF"/>
-        <w:insideV w:val="single" w:sz="8" w:space="0" w:color="9F8AB9" w:themeColor="accent4" w:themeTint="BF"/>
+        <w:top w:val="single" w:color="9F8AB9" w:themeColor="accent4" w:themeTint="BF" w:sz="8" w:space="0"/>
+        <w:left w:val="single" w:color="9F8AB9" w:themeColor="accent4" w:themeTint="BF" w:sz="8" w:space="0"/>
+        <w:bottom w:val="single" w:color="9F8AB9" w:themeColor="accent4" w:themeTint="BF" w:sz="8" w:space="0"/>
+        <w:right w:val="single" w:color="9F8AB9" w:themeColor="accent4" w:themeTint="BF" w:sz="8" w:space="0"/>
+        <w:insideH w:val="single" w:color="9F8AB9" w:themeColor="accent4" w:themeTint="BF" w:sz="8" w:space="0"/>
+        <w:insideV w:val="single" w:color="9F8AB9" w:themeColor="accent4" w:themeTint="BF" w:sz="8" w:space="0"/>
       </w:tblBorders>
       <w:tblCellMar>
         <w:top w:w="0" w:type="dxa"/>
@@ -7265,7 +7265,7 @@
       <w:tblPr/>
       <w:tcPr>
         <w:tcBorders>
-          <w:top w:val="single" w:sz="18" w:space="0" w:color="9F8AB9" w:themeColor="accent4" w:themeTint="BF"/>
+          <w:top w:val="single" w:color="9F8AB9" w:themeColor="accent4" w:themeTint="BF" w:sz="18" w:space="0"/>
         </w:tcBorders>
       </w:tcPr>
     </w:tblStylePr>
@@ -7307,12 +7307,12 @@
       <w:tblStyleColBandSize w:val="1"/>
       <w:tblInd w:w="0" w:type="dxa"/>
       <w:tblBorders>
-        <w:top w:val="single" w:sz="8" w:space="0" w:color="78C0D4" w:themeColor="accent5" w:themeTint="BF"/>
-        <w:left w:val="single" w:sz="8" w:space="0" w:color="78C0D4" w:themeColor="accent5" w:themeTint="BF"/>
-        <w:bottom w:val="single" w:sz="8" w:space="0" w:color="78C0D4" w:themeColor="accent5" w:themeTint="BF"/>
-        <w:right w:val="single" w:sz="8" w:space="0" w:color="78C0D4" w:themeColor="accent5" w:themeTint="BF"/>
-        <w:insideH w:val="single" w:sz="8" w:space="0" w:color="78C0D4" w:themeColor="accent5" w:themeTint="BF"/>
-        <w:insideV w:val="single" w:sz="8" w:space="0" w:color="78C0D4" w:themeColor="accent5" w:themeTint="BF"/>
+        <w:top w:val="single" w:color="78C0D4" w:themeColor="accent5" w:themeTint="BF" w:sz="8" w:space="0"/>
+        <w:left w:val="single" w:color="78C0D4" w:themeColor="accent5" w:themeTint="BF" w:sz="8" w:space="0"/>
+        <w:bottom w:val="single" w:color="78C0D4" w:themeColor="accent5" w:themeTint="BF" w:sz="8" w:space="0"/>
+        <w:right w:val="single" w:color="78C0D4" w:themeColor="accent5" w:themeTint="BF" w:sz="8" w:space="0"/>
+        <w:insideH w:val="single" w:color="78C0D4" w:themeColor="accent5" w:themeTint="BF" w:sz="8" w:space="0"/>
+        <w:insideV w:val="single" w:color="78C0D4" w:themeColor="accent5" w:themeTint="BF" w:sz="8" w:space="0"/>
       </w:tblBorders>
       <w:tblCellMar>
         <w:top w:w="0" w:type="dxa"/>
@@ -7338,7 +7338,7 @@
       <w:tblPr/>
       <w:tcPr>
         <w:tcBorders>
-          <w:top w:val="single" w:sz="18" w:space="0" w:color="78C0D4" w:themeColor="accent5" w:themeTint="BF"/>
+          <w:top w:val="single" w:color="78C0D4" w:themeColor="accent5" w:themeTint="BF" w:sz="18" w:space="0"/>
         </w:tcBorders>
       </w:tcPr>
     </w:tblStylePr>
@@ -7380,12 +7380,12 @@
       <w:tblStyleColBandSize w:val="1"/>
       <w:tblInd w:w="0" w:type="dxa"/>
       <w:tblBorders>
-        <w:top w:val="single" w:sz="8" w:space="0" w:color="F9B074" w:themeColor="accent6" w:themeTint="BF"/>
-        <w:left w:val="single" w:sz="8" w:space="0" w:color="F9B074" w:themeColor="accent6" w:themeTint="BF"/>
-        <w:bottom w:val="single" w:sz="8" w:space="0" w:color="F9B074" w:themeColor="accent6" w:themeTint="BF"/>
-        <w:right w:val="single" w:sz="8" w:space="0" w:color="F9B074" w:themeColor="accent6" w:themeTint="BF"/>
-        <w:insideH w:val="single" w:sz="8" w:space="0" w:color="F9B074" w:themeColor="accent6" w:themeTint="BF"/>
-        <w:insideV w:val="single" w:sz="8" w:space="0" w:color="F9B074" w:themeColor="accent6" w:themeTint="BF"/>
+        <w:top w:val="single" w:color="F9B074" w:themeColor="accent6" w:themeTint="BF" w:sz="8" w:space="0"/>
+        <w:left w:val="single" w:color="F9B074" w:themeColor="accent6" w:themeTint="BF" w:sz="8" w:space="0"/>
+        <w:bottom w:val="single" w:color="F9B074" w:themeColor="accent6" w:themeTint="BF" w:sz="8" w:space="0"/>
+        <w:right w:val="single" w:color="F9B074" w:themeColor="accent6" w:themeTint="BF" w:sz="8" w:space="0"/>
+        <w:insideH w:val="single" w:color="F9B074" w:themeColor="accent6" w:themeTint="BF" w:sz="8" w:space="0"/>
+        <w:insideV w:val="single" w:color="F9B074" w:themeColor="accent6" w:themeTint="BF" w:sz="8" w:space="0"/>
       </w:tblBorders>
       <w:tblCellMar>
         <w:top w:w="0" w:type="dxa"/>
@@ -7411,7 +7411,7 @@
       <w:tblPr/>
       <w:tcPr>
         <w:tcBorders>
-          <w:top w:val="single" w:sz="18" w:space="0" w:color="F9B074" w:themeColor="accent6" w:themeTint="BF"/>
+          <w:top w:val="single" w:color="F9B074" w:themeColor="accent6" w:themeTint="BF" w:sz="18" w:space="0"/>
         </w:tcBorders>
       </w:tcPr>
     </w:tblStylePr>
@@ -7449,7 +7449,7 @@
       <w:spacing w:after="0" w:line="240" w:lineRule="auto"/>
     </w:pPr>
     <w:rPr>
-      <w:rFonts w:asciiTheme="majorHAnsi" w:eastAsiaTheme="majorEastAsia" w:hAnsiTheme="majorHAnsi" w:cstheme="majorBidi"/>
+      <w:rFonts w:asciiTheme="majorHAnsi" w:hAnsiTheme="majorHAnsi" w:eastAsiaTheme="majorEastAsia" w:cstheme="majorBidi"/>
       <w:color w:val="000000" w:themeColor="text1"/>
     </w:rPr>
     <w:tblPr>
@@ -7457,12 +7457,12 @@
       <w:tblStyleColBandSize w:val="1"/>
       <w:tblInd w:w="0" w:type="dxa"/>
       <w:tblBorders>
-        <w:top w:val="single" w:sz="8" w:space="0" w:color="000000" w:themeColor="text1"/>
-        <w:left w:val="single" w:sz="8" w:space="0" w:color="000000" w:themeColor="text1"/>
-        <w:bottom w:val="single" w:sz="8" w:space="0" w:color="000000" w:themeColor="text1"/>
-        <w:right w:val="single" w:sz="8" w:space="0" w:color="000000" w:themeColor="text1"/>
-        <w:insideH w:val="single" w:sz="8" w:space="0" w:color="000000" w:themeColor="text1"/>
-        <w:insideV w:val="single" w:sz="8" w:space="0" w:color="000000" w:themeColor="text1"/>
+        <w:top w:val="single" w:color="000000" w:themeColor="text1" w:sz="8" w:space="0"/>
+        <w:left w:val="single" w:color="000000" w:themeColor="text1" w:sz="8" w:space="0"/>
+        <w:bottom w:val="single" w:color="000000" w:themeColor="text1" w:sz="8" w:space="0"/>
+        <w:right w:val="single" w:color="000000" w:themeColor="text1" w:sz="8" w:space="0"/>
+        <w:insideH w:val="single" w:color="000000" w:themeColor="text1" w:sz="8" w:space="0"/>
+        <w:insideV w:val="single" w:color="000000" w:themeColor="text1" w:sz="8" w:space="0"/>
       </w:tblBorders>
       <w:tblCellMar>
         <w:top w:w="0" w:type="dxa"/>
@@ -7494,7 +7494,7 @@
       <w:tblPr/>
       <w:tcPr>
         <w:tcBorders>
-          <w:top w:val="single" w:sz="12" w:space="0" w:color="000000" w:themeColor="text1"/>
+          <w:top w:val="single" w:color="000000" w:themeColor="text1" w:sz="12" w:space="0"/>
           <w:left w:val="nil"/>
           <w:bottom w:val="nil"/>
           <w:right w:val="nil"/>
@@ -7552,8 +7552,8 @@
       <w:tblPr/>
       <w:tcPr>
         <w:tcBorders>
-          <w:insideH w:val="single" w:sz="6" w:space="0" w:color="000000" w:themeColor="text1"/>
-          <w:insideV w:val="single" w:sz="6" w:space="0" w:color="000000" w:themeColor="text1"/>
+          <w:insideH w:val="single" w:color="000000" w:themeColor="text1" w:sz="6" w:space="0"/>
+          <w:insideV w:val="single" w:color="000000" w:themeColor="text1" w:sz="6" w:space="0"/>
         </w:tcBorders>
         <w:shd w:val="clear" w:color="auto" w:fill="808080" w:themeFill="text1" w:themeFillTint="7F"/>
       </w:tcPr>
@@ -7574,7 +7574,7 @@
       <w:spacing w:after="0" w:line="240" w:lineRule="auto"/>
     </w:pPr>
     <w:rPr>
-      <w:rFonts w:asciiTheme="majorHAnsi" w:eastAsiaTheme="majorEastAsia" w:hAnsiTheme="majorHAnsi" w:cstheme="majorBidi"/>
+      <w:rFonts w:asciiTheme="majorHAnsi" w:hAnsiTheme="majorHAnsi" w:eastAsiaTheme="majorEastAsia" w:cstheme="majorBidi"/>
       <w:color w:val="000000" w:themeColor="text1"/>
     </w:rPr>
     <w:tblPr>
@@ -7582,12 +7582,12 @@
       <w:tblStyleColBandSize w:val="1"/>
       <w:tblInd w:w="0" w:type="dxa"/>
       <w:tblBorders>
-        <w:top w:val="single" w:sz="8" w:space="0" w:color="4F81BD" w:themeColor="accent1"/>
-        <w:left w:val="single" w:sz="8" w:space="0" w:color="4F81BD" w:themeColor="accent1"/>
-        <w:bottom w:val="single" w:sz="8" w:space="0" w:color="4F81BD" w:themeColor="accent1"/>
-        <w:right w:val="single" w:sz="8" w:space="0" w:color="4F81BD" w:themeColor="accent1"/>
-        <w:insideH w:val="single" w:sz="8" w:space="0" w:color="4F81BD" w:themeColor="accent1"/>
-        <w:insideV w:val="single" w:sz="8" w:space="0" w:color="4F81BD" w:themeColor="accent1"/>
+        <w:top w:val="single" w:color="4F81BD" w:themeColor="accent1" w:sz="8" w:space="0"/>
+        <w:left w:val="single" w:color="4F81BD" w:themeColor="accent1" w:sz="8" w:space="0"/>
+        <w:bottom w:val="single" w:color="4F81BD" w:themeColor="accent1" w:sz="8" w:space="0"/>
+        <w:right w:val="single" w:color="4F81BD" w:themeColor="accent1" w:sz="8" w:space="0"/>
+        <w:insideH w:val="single" w:color="4F81BD" w:themeColor="accent1" w:sz="8" w:space="0"/>
+        <w:insideV w:val="single" w:color="4F81BD" w:themeColor="accent1" w:sz="8" w:space="0"/>
       </w:tblBorders>
       <w:tblCellMar>
         <w:top w:w="0" w:type="dxa"/>
@@ -7619,7 +7619,7 @@
       <w:tblPr/>
       <w:tcPr>
         <w:tcBorders>
-          <w:top w:val="single" w:sz="12" w:space="0" w:color="000000" w:themeColor="text1"/>
+          <w:top w:val="single" w:color="000000" w:themeColor="text1" w:sz="12" w:space="0"/>
           <w:left w:val="nil"/>
           <w:bottom w:val="nil"/>
           <w:right w:val="nil"/>
@@ -7677,8 +7677,8 @@
       <w:tblPr/>
       <w:tcPr>
         <w:tcBorders>
-          <w:insideH w:val="single" w:sz="6" w:space="0" w:color="4F81BD" w:themeColor="accent1"/>
-          <w:insideV w:val="single" w:sz="6" w:space="0" w:color="4F81BD" w:themeColor="accent1"/>
+          <w:insideH w:val="single" w:color="4F81BD" w:themeColor="accent1" w:sz="6" w:space="0"/>
+          <w:insideV w:val="single" w:color="4F81BD" w:themeColor="accent1" w:sz="6" w:space="0"/>
         </w:tcBorders>
         <w:shd w:val="clear" w:color="auto" w:fill="A7BFDE" w:themeFill="accent1" w:themeFillTint="7F"/>
       </w:tcPr>
@@ -7699,7 +7699,7 @@
       <w:spacing w:after="0" w:line="240" w:lineRule="auto"/>
     </w:pPr>
     <w:rPr>
-      <w:rFonts w:asciiTheme="majorHAnsi" w:eastAsiaTheme="majorEastAsia" w:hAnsiTheme="majorHAnsi" w:cstheme="majorBidi"/>
+      <w:rFonts w:asciiTheme="majorHAnsi" w:hAnsiTheme="majorHAnsi" w:eastAsiaTheme="majorEastAsia" w:cstheme="majorBidi"/>
       <w:color w:val="000000" w:themeColor="text1"/>
     </w:rPr>
     <w:tblPr>
@@ -7707,12 +7707,12 @@
       <w:tblStyleColBandSize w:val="1"/>
       <w:tblInd w:w="0" w:type="dxa"/>
       <w:tblBorders>
-        <w:top w:val="single" w:sz="8" w:space="0" w:color="C0504D" w:themeColor="accent2"/>
-        <w:left w:val="single" w:sz="8" w:space="0" w:color="C0504D" w:themeColor="accent2"/>
-        <w:bottom w:val="single" w:sz="8" w:space="0" w:color="C0504D" w:themeColor="accent2"/>
-        <w:right w:val="single" w:sz="8" w:space="0" w:color="C0504D" w:themeColor="accent2"/>
-        <w:insideH w:val="single" w:sz="8" w:space="0" w:color="C0504D" w:themeColor="accent2"/>
-        <w:insideV w:val="single" w:sz="8" w:space="0" w:color="C0504D" w:themeColor="accent2"/>
+        <w:top w:val="single" w:color="C0504D" w:themeColor="accent2" w:sz="8" w:space="0"/>
+        <w:left w:val="single" w:color="C0504D" w:themeColor="accent2" w:sz="8" w:space="0"/>
+        <w:bottom w:val="single" w:color="C0504D" w:themeColor="accent2" w:sz="8" w:space="0"/>
+        <w:right w:val="single" w:color="C0504D" w:themeColor="accent2" w:sz="8" w:space="0"/>
+        <w:insideH w:val="single" w:color="C0504D" w:themeColor="accent2" w:sz="8" w:space="0"/>
+        <w:insideV w:val="single" w:color="C0504D" w:themeColor="accent2" w:sz="8" w:space="0"/>
       </w:tblBorders>
       <w:tblCellMar>
         <w:top w:w="0" w:type="dxa"/>
@@ -7744,7 +7744,7 @@
       <w:tblPr/>
       <w:tcPr>
         <w:tcBorders>
-          <w:top w:val="single" w:sz="12" w:space="0" w:color="000000" w:themeColor="text1"/>
+          <w:top w:val="single" w:color="000000" w:themeColor="text1" w:sz="12" w:space="0"/>
           <w:left w:val="nil"/>
           <w:bottom w:val="nil"/>
           <w:right w:val="nil"/>
@@ -7802,8 +7802,8 @@
       <w:tblPr/>
       <w:tcPr>
         <w:tcBorders>
-          <w:insideH w:val="single" w:sz="6" w:space="0" w:color="C0504D" w:themeColor="accent2"/>
-          <w:insideV w:val="single" w:sz="6" w:space="0" w:color="C0504D" w:themeColor="accent2"/>
+          <w:insideH w:val="single" w:color="C0504D" w:themeColor="accent2" w:sz="6" w:space="0"/>
+          <w:insideV w:val="single" w:color="C0504D" w:themeColor="accent2" w:sz="6" w:space="0"/>
         </w:tcBorders>
         <w:shd w:val="clear" w:color="auto" w:fill="DFA7A6" w:themeFill="accent2" w:themeFillTint="7F"/>
       </w:tcPr>
@@ -7824,7 +7824,7 @@
       <w:spacing w:after="0" w:line="240" w:lineRule="auto"/>
     </w:pPr>
     <w:rPr>
-      <w:rFonts w:asciiTheme="majorHAnsi" w:eastAsiaTheme="majorEastAsia" w:hAnsiTheme="majorHAnsi" w:cstheme="majorBidi"/>
+      <w:rFonts w:asciiTheme="majorHAnsi" w:hAnsiTheme="majorHAnsi" w:eastAsiaTheme="majorEastAsia" w:cstheme="majorBidi"/>
       <w:color w:val="000000" w:themeColor="text1"/>
     </w:rPr>
     <w:tblPr>
@@ -7832,12 +7832,12 @@
       <w:tblStyleColBandSize w:val="1"/>
       <w:tblInd w:w="0" w:type="dxa"/>
       <w:tblBorders>
-        <w:top w:val="single" w:sz="8" w:space="0" w:color="9BBB59" w:themeColor="accent3"/>
-        <w:left w:val="single" w:sz="8" w:space="0" w:color="9BBB59" w:themeColor="accent3"/>
-        <w:bottom w:val="single" w:sz="8" w:space="0" w:color="9BBB59" w:themeColor="accent3"/>
-        <w:right w:val="single" w:sz="8" w:space="0" w:color="9BBB59" w:themeColor="accent3"/>
-        <w:insideH w:val="single" w:sz="8" w:space="0" w:color="9BBB59" w:themeColor="accent3"/>
-        <w:insideV w:val="single" w:sz="8" w:space="0" w:color="9BBB59" w:themeColor="accent3"/>
+        <w:top w:val="single" w:color="9BBB59" w:themeColor="accent3" w:sz="8" w:space="0"/>
+        <w:left w:val="single" w:color="9BBB59" w:themeColor="accent3" w:sz="8" w:space="0"/>
+        <w:bottom w:val="single" w:color="9BBB59" w:themeColor="accent3" w:sz="8" w:space="0"/>
+        <w:right w:val="single" w:color="9BBB59" w:themeColor="accent3" w:sz="8" w:space="0"/>
+        <w:insideH w:val="single" w:color="9BBB59" w:themeColor="accent3" w:sz="8" w:space="0"/>
+        <w:insideV w:val="single" w:color="9BBB59" w:themeColor="accent3" w:sz="8" w:space="0"/>
       </w:tblBorders>
       <w:tblCellMar>
         <w:top w:w="0" w:type="dxa"/>
@@ -7869,7 +7869,7 @@
       <w:tblPr/>
       <w:tcPr>
         <w:tcBorders>
-          <w:top w:val="single" w:sz="12" w:space="0" w:color="000000" w:themeColor="text1"/>
+          <w:top w:val="single" w:color="000000" w:themeColor="text1" w:sz="12" w:space="0"/>
           <w:left w:val="nil"/>
           <w:bottom w:val="nil"/>
           <w:right w:val="nil"/>
@@ -7927,8 +7927,8 @@
       <w:tblPr/>
       <w:tcPr>
         <w:tcBorders>
-          <w:insideH w:val="single" w:sz="6" w:space="0" w:color="9BBB59" w:themeColor="accent3"/>
-          <w:insideV w:val="single" w:sz="6" w:space="0" w:color="9BBB59" w:themeColor="accent3"/>
+          <w:insideH w:val="single" w:color="9BBB59" w:themeColor="accent3" w:sz="6" w:space="0"/>
+          <w:insideV w:val="single" w:color="9BBB59" w:themeColor="accent3" w:sz="6" w:space="0"/>
         </w:tcBorders>
         <w:shd w:val="clear" w:color="auto" w:fill="CDDDAC" w:themeFill="accent3" w:themeFillTint="7F"/>
       </w:tcPr>
@@ -7949,7 +7949,7 @@
       <w:spacing w:after="0" w:line="240" w:lineRule="auto"/>
     </w:pPr>
     <w:rPr>
-      <w:rFonts w:asciiTheme="majorHAnsi" w:eastAsiaTheme="majorEastAsia" w:hAnsiTheme="majorHAnsi" w:cstheme="majorBidi"/>
+      <w:rFonts w:asciiTheme="majorHAnsi" w:hAnsiTheme="majorHAnsi" w:eastAsiaTheme="majorEastAsia" w:cstheme="majorBidi"/>
       <w:color w:val="000000" w:themeColor="text1"/>
     </w:rPr>
     <w:tblPr>
@@ -7957,12 +7957,12 @@
       <w:tblStyleColBandSize w:val="1"/>
       <w:tblInd w:w="0" w:type="dxa"/>
       <w:tblBorders>
-        <w:top w:val="single" w:sz="8" w:space="0" w:color="8064A2" w:themeColor="accent4"/>
-        <w:left w:val="single" w:sz="8" w:space="0" w:color="8064A2" w:themeColor="accent4"/>
-        <w:bottom w:val="single" w:sz="8" w:space="0" w:color="8064A2" w:themeColor="accent4"/>
-        <w:right w:val="single" w:sz="8" w:space="0" w:color="8064A2" w:themeColor="accent4"/>
-        <w:insideH w:val="single" w:sz="8" w:space="0" w:color="8064A2" w:themeColor="accent4"/>
-        <w:insideV w:val="single" w:sz="8" w:space="0" w:color="8064A2" w:themeColor="accent4"/>
+        <w:top w:val="single" w:color="8064A2" w:themeColor="accent4" w:sz="8" w:space="0"/>
+        <w:left w:val="single" w:color="8064A2" w:themeColor="accent4" w:sz="8" w:space="0"/>
+        <w:bottom w:val="single" w:color="8064A2" w:themeColor="accent4" w:sz="8" w:space="0"/>
+        <w:right w:val="single" w:color="8064A2" w:themeColor="accent4" w:sz="8" w:space="0"/>
+        <w:insideH w:val="single" w:color="8064A2" w:themeColor="accent4" w:sz="8" w:space="0"/>
+        <w:insideV w:val="single" w:color="8064A2" w:themeColor="accent4" w:sz="8" w:space="0"/>
       </w:tblBorders>
       <w:tblCellMar>
         <w:top w:w="0" w:type="dxa"/>
@@ -7994,7 +7994,7 @@
       <w:tblPr/>
       <w:tcPr>
         <w:tcBorders>
-          <w:top w:val="single" w:sz="12" w:space="0" w:color="000000" w:themeColor="text1"/>
+          <w:top w:val="single" w:color="000000" w:themeColor="text1" w:sz="12" w:space="0"/>
           <w:left w:val="nil"/>
           <w:bottom w:val="nil"/>
           <w:right w:val="nil"/>
@@ -8052,8 +8052,8 @@
       <w:tblPr/>
       <w:tcPr>
         <w:tcBorders>
-          <w:insideH w:val="single" w:sz="6" w:space="0" w:color="8064A2" w:themeColor="accent4"/>
-          <w:insideV w:val="single" w:sz="6" w:space="0" w:color="8064A2" w:themeColor="accent4"/>
+          <w:insideH w:val="single" w:color="8064A2" w:themeColor="accent4" w:sz="6" w:space="0"/>
+          <w:insideV w:val="single" w:color="8064A2" w:themeColor="accent4" w:sz="6" w:space="0"/>
         </w:tcBorders>
         <w:shd w:val="clear" w:color="auto" w:fill="BFB1D0" w:themeFill="accent4" w:themeFillTint="7F"/>
       </w:tcPr>
@@ -8074,7 +8074,7 @@
       <w:spacing w:after="0" w:line="240" w:lineRule="auto"/>
     </w:pPr>
     <w:rPr>
-      <w:rFonts w:asciiTheme="majorHAnsi" w:eastAsiaTheme="majorEastAsia" w:hAnsiTheme="majorHAnsi" w:cstheme="majorBidi"/>
+      <w:rFonts w:asciiTheme="majorHAnsi" w:hAnsiTheme="majorHAnsi" w:eastAsiaTheme="majorEastAsia" w:cstheme="majorBidi"/>
       <w:color w:val="000000" w:themeColor="text1"/>
     </w:rPr>
     <w:tblPr>
@@ -8082,12 +8082,12 @@
       <w:tblStyleColBandSize w:val="1"/>
       <w:tblInd w:w="0" w:type="dxa"/>
       <w:tblBorders>
-        <w:top w:val="single" w:sz="8" w:space="0" w:color="4BACC6" w:themeColor="accent5"/>
-        <w:left w:val="single" w:sz="8" w:space="0" w:color="4BACC6" w:themeColor="accent5"/>
-        <w:bottom w:val="single" w:sz="8" w:space="0" w:color="4BACC6" w:themeColor="accent5"/>
-        <w:right w:val="single" w:sz="8" w:space="0" w:color="4BACC6" w:themeColor="accent5"/>
-        <w:insideH w:val="single" w:sz="8" w:space="0" w:color="4BACC6" w:themeColor="accent5"/>
-        <w:insideV w:val="single" w:sz="8" w:space="0" w:color="4BACC6" w:themeColor="accent5"/>
+        <w:top w:val="single" w:color="4BACC6" w:themeColor="accent5" w:sz="8" w:space="0"/>
+        <w:left w:val="single" w:color="4BACC6" w:themeColor="accent5" w:sz="8" w:space="0"/>
+        <w:bottom w:val="single" w:color="4BACC6" w:themeColor="accent5" w:sz="8" w:space="0"/>
+        <w:right w:val="single" w:color="4BACC6" w:themeColor="accent5" w:sz="8" w:space="0"/>
+        <w:insideH w:val="single" w:color="4BACC6" w:themeColor="accent5" w:sz="8" w:space="0"/>
+        <w:insideV w:val="single" w:color="4BACC6" w:themeColor="accent5" w:sz="8" w:space="0"/>
       </w:tblBorders>
       <w:tblCellMar>
         <w:top w:w="0" w:type="dxa"/>
@@ -8119,7 +8119,7 @@
       <w:tblPr/>
       <w:tcPr>
         <w:tcBorders>
-          <w:top w:val="single" w:sz="12" w:space="0" w:color="000000" w:themeColor="text1"/>
+          <w:top w:val="single" w:color="000000" w:themeColor="text1" w:sz="12" w:space="0"/>
           <w:left w:val="nil"/>
           <w:bottom w:val="nil"/>
           <w:right w:val="nil"/>
@@ -8177,8 +8177,8 @@
       <w:tblPr/>
       <w:tcPr>
         <w:tcBorders>
-          <w:insideH w:val="single" w:sz="6" w:space="0" w:color="4BACC6" w:themeColor="accent5"/>
-          <w:insideV w:val="single" w:sz="6" w:space="0" w:color="4BACC6" w:themeColor="accent5"/>
+          <w:insideH w:val="single" w:color="4BACC6" w:themeColor="accent5" w:sz="6" w:space="0"/>
+          <w:insideV w:val="single" w:color="4BACC6" w:themeColor="accent5" w:sz="6" w:space="0"/>
         </w:tcBorders>
         <w:shd w:val="clear" w:color="auto" w:fill="A5D5E2" w:themeFill="accent5" w:themeFillTint="7F"/>
       </w:tcPr>
@@ -8199,7 +8199,7 @@
       <w:spacing w:after="0" w:line="240" w:lineRule="auto"/>
     </w:pPr>
     <w:rPr>
-      <w:rFonts w:asciiTheme="majorHAnsi" w:eastAsiaTheme="majorEastAsia" w:hAnsiTheme="majorHAnsi" w:cstheme="majorBidi"/>
+      <w:rFonts w:asciiTheme="majorHAnsi" w:hAnsiTheme="majorHAnsi" w:eastAsiaTheme="majorEastAsia" w:cstheme="majorBidi"/>
       <w:color w:val="000000" w:themeColor="text1"/>
     </w:rPr>
     <w:tblPr>
@@ -8207,12 +8207,12 @@
       <w:tblStyleColBandSize w:val="1"/>
       <w:tblInd w:w="0" w:type="dxa"/>
       <w:tblBorders>
-        <w:top w:val="single" w:sz="8" w:space="0" w:color="F79646" w:themeColor="accent6"/>
-        <w:left w:val="single" w:sz="8" w:space="0" w:color="F79646" w:themeColor="accent6"/>
-        <w:bottom w:val="single" w:sz="8" w:space="0" w:color="F79646" w:themeColor="accent6"/>
-        <w:right w:val="single" w:sz="8" w:space="0" w:color="F79646" w:themeColor="accent6"/>
-        <w:insideH w:val="single" w:sz="8" w:space="0" w:color="F79646" w:themeColor="accent6"/>
-        <w:insideV w:val="single" w:sz="8" w:space="0" w:color="F79646" w:themeColor="accent6"/>
+        <w:top w:val="single" w:color="F79646" w:themeColor="accent6" w:sz="8" w:space="0"/>
+        <w:left w:val="single" w:color="F79646" w:themeColor="accent6" w:sz="8" w:space="0"/>
+        <w:bottom w:val="single" w:color="F79646" w:themeColor="accent6" w:sz="8" w:space="0"/>
+        <w:right w:val="single" w:color="F79646" w:themeColor="accent6" w:sz="8" w:space="0"/>
+        <w:insideH w:val="single" w:color="F79646" w:themeColor="accent6" w:sz="8" w:space="0"/>
+        <w:insideV w:val="single" w:color="F79646" w:themeColor="accent6" w:sz="8" w:space="0"/>
       </w:tblBorders>
       <w:tblCellMar>
         <w:top w:w="0" w:type="dxa"/>
@@ -8244,7 +8244,7 @@
       <w:tblPr/>
       <w:tcPr>
         <w:tcBorders>
-          <w:top w:val="single" w:sz="12" w:space="0" w:color="000000" w:themeColor="text1"/>
+          <w:top w:val="single" w:color="000000" w:themeColor="text1" w:sz="12" w:space="0"/>
           <w:left w:val="nil"/>
           <w:bottom w:val="nil"/>
           <w:right w:val="nil"/>
@@ -8302,8 +8302,8 @@
       <w:tblPr/>
       <w:tcPr>
         <w:tcBorders>
-          <w:insideH w:val="single" w:sz="6" w:space="0" w:color="F79646" w:themeColor="accent6"/>
-          <w:insideV w:val="single" w:sz="6" w:space="0" w:color="F79646" w:themeColor="accent6"/>
+          <w:insideH w:val="single" w:color="F79646" w:themeColor="accent6" w:sz="6" w:space="0"/>
+          <w:insideV w:val="single" w:color="F79646" w:themeColor="accent6" w:sz="6" w:space="0"/>
         </w:tcBorders>
         <w:shd w:val="clear" w:color="auto" w:fill="FBCAA2" w:themeFill="accent6" w:themeFillTint="7F"/>
       </w:tcPr>
@@ -8328,12 +8328,12 @@
       <w:tblStyleColBandSize w:val="1"/>
       <w:tblInd w:w="0" w:type="dxa"/>
       <w:tblBorders>
-        <w:top w:val="single" w:sz="8" w:space="0" w:color="FFFFFF" w:themeColor="background1"/>
-        <w:left w:val="single" w:sz="8" w:space="0" w:color="FFFFFF" w:themeColor="background1"/>
-        <w:bottom w:val="single" w:sz="8" w:space="0" w:color="FFFFFF" w:themeColor="background1"/>
-        <w:right w:val="single" w:sz="8" w:space="0" w:color="FFFFFF" w:themeColor="background1"/>
-        <w:insideH w:val="single" w:sz="6" w:space="0" w:color="FFFFFF" w:themeColor="background1"/>
-        <w:insideV w:val="single" w:sz="6" w:space="0" w:color="FFFFFF" w:themeColor="background1"/>
+        <w:top w:val="single" w:color="FFFFFF" w:themeColor="background1" w:sz="8" w:space="0"/>
+        <w:left w:val="single" w:color="FFFFFF" w:themeColor="background1" w:sz="8" w:space="0"/>
+        <w:bottom w:val="single" w:color="FFFFFF" w:themeColor="background1" w:sz="8" w:space="0"/>
+        <w:right w:val="single" w:color="FFFFFF" w:themeColor="background1" w:sz="8" w:space="0"/>
+        <w:insideH w:val="single" w:color="FFFFFF" w:themeColor="background1" w:sz="6" w:space="0"/>
+        <w:insideV w:val="single" w:color="FFFFFF" w:themeColor="background1" w:sz="6" w:space="0"/>
       </w:tblBorders>
       <w:tblCellMar>
         <w:top w:w="0" w:type="dxa"/>
@@ -8356,12 +8356,12 @@
       <w:tblPr/>
       <w:tcPr>
         <w:tcBorders>
-          <w:top w:val="single" w:sz="8" w:space="0" w:color="FFFFFF" w:themeColor="background1"/>
-          <w:left w:val="single" w:sz="8" w:space="0" w:color="FFFFFF" w:themeColor="background1"/>
-          <w:bottom w:val="single" w:sz="24" w:space="0" w:color="FFFFFF" w:themeColor="background1"/>
-          <w:right w:val="single" w:sz="8" w:space="0" w:color="FFFFFF" w:themeColor="background1"/>
-          <w:insideH w:val="nil"/>
-          <w:insideV w:val="single" w:sz="8" w:space="0" w:color="FFFFFF" w:themeColor="background1"/>
+          <w:top w:val="single" w:color="FFFFFF" w:themeColor="background1" w:sz="8" w:space="0"/>
+          <w:left w:val="single" w:color="FFFFFF" w:themeColor="background1" w:sz="8" w:space="0"/>
+          <w:bottom w:val="single" w:color="FFFFFF" w:themeColor="background1" w:sz="24" w:space="0"/>
+          <w:right w:val="single" w:color="FFFFFF" w:themeColor="background1" w:sz="8" w:space="0"/>
+          <w:insideH w:val="nil"/>
+          <w:insideV w:val="single" w:color="FFFFFF" w:themeColor="background1" w:sz="8" w:space="0"/>
         </w:tcBorders>
         <w:shd w:val="clear" w:color="auto" w:fill="000000" w:themeFill="text1"/>
       </w:tcPr>
@@ -8377,12 +8377,12 @@
       <w:tblPr/>
       <w:tcPr>
         <w:tcBorders>
-          <w:top w:val="single" w:sz="24" w:space="0" w:color="FFFFFF" w:themeColor="background1"/>
-          <w:left w:val="single" w:sz="8" w:space="0" w:color="FFFFFF" w:themeColor="background1"/>
-          <w:bottom w:val="single" w:sz="8" w:space="0" w:color="FFFFFF" w:themeColor="background1"/>
-          <w:right w:val="single" w:sz="8" w:space="0" w:color="FFFFFF" w:themeColor="background1"/>
-          <w:insideH w:val="nil"/>
-          <w:insideV w:val="single" w:sz="8" w:space="0" w:color="FFFFFF" w:themeColor="background1"/>
+          <w:top w:val="single" w:color="FFFFFF" w:themeColor="background1" w:sz="24" w:space="0"/>
+          <w:left w:val="single" w:color="FFFFFF" w:themeColor="background1" w:sz="8" w:space="0"/>
+          <w:bottom w:val="single" w:color="FFFFFF" w:themeColor="background1" w:sz="8" w:space="0"/>
+          <w:right w:val="single" w:color="FFFFFF" w:themeColor="background1" w:sz="8" w:space="0"/>
+          <w:insideH w:val="nil"/>
+          <w:insideV w:val="single" w:color="FFFFFF" w:themeColor="background1" w:sz="8" w:space="0"/>
         </w:tcBorders>
         <w:shd w:val="clear" w:color="auto" w:fill="000000" w:themeFill="text1"/>
       </w:tcPr>
@@ -8398,8 +8398,8 @@
       <w:tblPr/>
       <w:tcPr>
         <w:tcBorders>
-          <w:left w:val="single" w:sz="8" w:space="0" w:color="FFFFFF" w:themeColor="background1"/>
-          <w:right w:val="single" w:sz="24" w:space="0" w:color="FFFFFF" w:themeColor="background1"/>
+          <w:left w:val="single" w:color="FFFFFF" w:themeColor="background1" w:sz="8" w:space="0"/>
+          <w:right w:val="single" w:color="FFFFFF" w:themeColor="background1" w:sz="24" w:space="0"/>
           <w:insideH w:val="nil"/>
           <w:insideV w:val="nil"/>
         </w:tcBorders>
@@ -8418,7 +8418,7 @@
       <w:tcPr>
         <w:tcBorders>
           <w:top w:val="nil"/>
-          <w:left w:val="single" w:sz="24" w:space="0" w:color="FFFFFF" w:themeColor="background1"/>
+          <w:left w:val="single" w:color="FFFFFF" w:themeColor="background1" w:sz="24" w:space="0"/>
           <w:bottom w:val="nil"/>
           <w:right w:val="nil"/>
           <w:insideH w:val="nil"/>
@@ -8431,10 +8431,10 @@
       <w:tblPr/>
       <w:tcPr>
         <w:tcBorders>
-          <w:top w:val="single" w:sz="8" w:space="0" w:color="FFFFFF" w:themeColor="background1"/>
-          <w:left w:val="single" w:sz="8" w:space="0" w:color="FFFFFF" w:themeColor="background1"/>
-          <w:bottom w:val="single" w:sz="8" w:space="0" w:color="FFFFFF" w:themeColor="background1"/>
-          <w:right w:val="single" w:sz="8" w:space="0" w:color="FFFFFF" w:themeColor="background1"/>
+          <w:top w:val="single" w:color="FFFFFF" w:themeColor="background1" w:sz="8" w:space="0"/>
+          <w:left w:val="single" w:color="FFFFFF" w:themeColor="background1" w:sz="8" w:space="0"/>
+          <w:bottom w:val="single" w:color="FFFFFF" w:themeColor="background1" w:sz="8" w:space="0"/>
+          <w:right w:val="single" w:color="FFFFFF" w:themeColor="background1" w:sz="8" w:space="0"/>
           <w:insideH w:val="nil"/>
           <w:insideV w:val="nil"/>
         </w:tcBorders>
@@ -8445,12 +8445,12 @@
       <w:tblPr/>
       <w:tcPr>
         <w:tcBorders>
-          <w:top w:val="single" w:sz="8" w:space="0" w:color="FFFFFF" w:themeColor="background1"/>
-          <w:left w:val="single" w:sz="8" w:space="0" w:color="FFFFFF" w:themeColor="background1"/>
-          <w:bottom w:val="single" w:sz="8" w:space="0" w:color="FFFFFF" w:themeColor="background1"/>
-          <w:right w:val="single" w:sz="8" w:space="0" w:color="FFFFFF" w:themeColor="background1"/>
-          <w:insideH w:val="single" w:sz="8" w:space="0" w:color="FFFFFF" w:themeColor="background1"/>
-          <w:insideV w:val="single" w:sz="8" w:space="0" w:color="FFFFFF" w:themeColor="background1"/>
+          <w:top w:val="single" w:color="FFFFFF" w:themeColor="background1" w:sz="8" w:space="0"/>
+          <w:left w:val="single" w:color="FFFFFF" w:themeColor="background1" w:sz="8" w:space="0"/>
+          <w:bottom w:val="single" w:color="FFFFFF" w:themeColor="background1" w:sz="8" w:space="0"/>
+          <w:right w:val="single" w:color="FFFFFF" w:themeColor="background1" w:sz="8" w:space="0"/>
+          <w:insideH w:val="single" w:color="FFFFFF" w:themeColor="background1" w:sz="8" w:space="0"/>
+          <w:insideV w:val="single" w:color="FFFFFF" w:themeColor="background1" w:sz="8" w:space="0"/>
         </w:tcBorders>
         <w:shd w:val="clear" w:color="auto" w:fill="808080" w:themeFill="text1" w:themeFillTint="7F"/>
       </w:tcPr>
@@ -8469,12 +8469,12 @@
       <w:tblStyleColBandSize w:val="1"/>
       <w:tblInd w:w="0" w:type="dxa"/>
       <w:tblBorders>
-        <w:top w:val="single" w:sz="8" w:space="0" w:color="FFFFFF" w:themeColor="background1"/>
-        <w:left w:val="single" w:sz="8" w:space="0" w:color="FFFFFF" w:themeColor="background1"/>
-        <w:bottom w:val="single" w:sz="8" w:space="0" w:color="FFFFFF" w:themeColor="background1"/>
-        <w:right w:val="single" w:sz="8" w:space="0" w:color="FFFFFF" w:themeColor="background1"/>
-        <w:insideH w:val="single" w:sz="6" w:space="0" w:color="FFFFFF" w:themeColor="background1"/>
-        <w:insideV w:val="single" w:sz="6" w:space="0" w:color="FFFFFF" w:themeColor="background1"/>
+        <w:top w:val="single" w:color="FFFFFF" w:themeColor="background1" w:sz="8" w:space="0"/>
+        <w:left w:val="single" w:color="FFFFFF" w:themeColor="background1" w:sz="8" w:space="0"/>
+        <w:bottom w:val="single" w:color="FFFFFF" w:themeColor="background1" w:sz="8" w:space="0"/>
+        <w:right w:val="single" w:color="FFFFFF" w:themeColor="background1" w:sz="8" w:space="0"/>
+        <w:insideH w:val="single" w:color="FFFFFF" w:themeColor="background1" w:sz="6" w:space="0"/>
+        <w:insideV w:val="single" w:color="FFFFFF" w:themeColor="background1" w:sz="6" w:space="0"/>
       </w:tblBorders>
       <w:tblCellMar>
         <w:top w:w="0" w:type="dxa"/>
@@ -8497,12 +8497,12 @@
       <w:tblPr/>
       <w:tcPr>
         <w:tcBorders>
-          <w:top w:val="single" w:sz="8" w:space="0" w:color="FFFFFF" w:themeColor="background1"/>
-          <w:left w:val="single" w:sz="8" w:space="0" w:color="FFFFFF" w:themeColor="background1"/>
-          <w:bottom w:val="single" w:sz="24" w:space="0" w:color="FFFFFF" w:themeColor="background1"/>
-          <w:right w:val="single" w:sz="8" w:space="0" w:color="FFFFFF" w:themeColor="background1"/>
-          <w:insideH w:val="nil"/>
-          <w:insideV w:val="single" w:sz="8" w:space="0" w:color="FFFFFF" w:themeColor="background1"/>
+          <w:top w:val="single" w:color="FFFFFF" w:themeColor="background1" w:sz="8" w:space="0"/>
+          <w:left w:val="single" w:color="FFFFFF" w:themeColor="background1" w:sz="8" w:space="0"/>
+          <w:bottom w:val="single" w:color="FFFFFF" w:themeColor="background1" w:sz="24" w:space="0"/>
+          <w:right w:val="single" w:color="FFFFFF" w:themeColor="background1" w:sz="8" w:space="0"/>
+          <w:insideH w:val="nil"/>
+          <w:insideV w:val="single" w:color="FFFFFF" w:themeColor="background1" w:sz="8" w:space="0"/>
         </w:tcBorders>
         <w:shd w:val="clear" w:color="auto" w:fill="4F81BD" w:themeFill="accent1"/>
       </w:tcPr>
@@ -8518,12 +8518,12 @@
       <w:tblPr/>
       <w:tcPr>
         <w:tcBorders>
-          <w:top w:val="single" w:sz="24" w:space="0" w:color="FFFFFF" w:themeColor="background1"/>
-          <w:left w:val="single" w:sz="8" w:space="0" w:color="FFFFFF" w:themeColor="background1"/>
-          <w:bottom w:val="single" w:sz="8" w:space="0" w:color="FFFFFF" w:themeColor="background1"/>
-          <w:right w:val="single" w:sz="8" w:space="0" w:color="FFFFFF" w:themeColor="background1"/>
-          <w:insideH w:val="nil"/>
-          <w:insideV w:val="single" w:sz="8" w:space="0" w:color="FFFFFF" w:themeColor="background1"/>
+          <w:top w:val="single" w:color="FFFFFF" w:themeColor="background1" w:sz="24" w:space="0"/>
+          <w:left w:val="single" w:color="FFFFFF" w:themeColor="background1" w:sz="8" w:space="0"/>
+          <w:bottom w:val="single" w:color="FFFFFF" w:themeColor="background1" w:sz="8" w:space="0"/>
+          <w:right w:val="single" w:color="FFFFFF" w:themeColor="background1" w:sz="8" w:space="0"/>
+          <w:insideH w:val="nil"/>
+          <w:insideV w:val="single" w:color="FFFFFF" w:themeColor="background1" w:sz="8" w:space="0"/>
         </w:tcBorders>
         <w:shd w:val="clear" w:color="auto" w:fill="4F81BD" w:themeFill="accent1"/>
       </w:tcPr>
@@ -8539,8 +8539,8 @@
       <w:tblPr/>
       <w:tcPr>
         <w:tcBorders>
-          <w:left w:val="single" w:sz="8" w:space="0" w:color="FFFFFF" w:themeColor="background1"/>
-          <w:right w:val="single" w:sz="24" w:space="0" w:color="FFFFFF" w:themeColor="background1"/>
+          <w:left w:val="single" w:color="FFFFFF" w:themeColor="background1" w:sz="8" w:space="0"/>
+          <w:right w:val="single" w:color="FFFFFF" w:themeColor="background1" w:sz="24" w:space="0"/>
           <w:insideH w:val="nil"/>
           <w:insideV w:val="nil"/>
         </w:tcBorders>
@@ -8559,7 +8559,7 @@
       <w:tcPr>
         <w:tcBorders>
           <w:top w:val="nil"/>
-          <w:left w:val="single" w:sz="24" w:space="0" w:color="FFFFFF" w:themeColor="background1"/>
+          <w:left w:val="single" w:color="FFFFFF" w:themeColor="background1" w:sz="24" w:space="0"/>
           <w:bottom w:val="nil"/>
           <w:right w:val="nil"/>
           <w:insideH w:val="nil"/>
@@ -8572,10 +8572,10 @@
       <w:tblPr/>
       <w:tcPr>
         <w:tcBorders>
-          <w:top w:val="single" w:sz="8" w:space="0" w:color="FFFFFF" w:themeColor="background1"/>
-          <w:left w:val="single" w:sz="8" w:space="0" w:color="FFFFFF" w:themeColor="background1"/>
-          <w:bottom w:val="single" w:sz="8" w:space="0" w:color="FFFFFF" w:themeColor="background1"/>
-          <w:right w:val="single" w:sz="8" w:space="0" w:color="FFFFFF" w:themeColor="background1"/>
+          <w:top w:val="single" w:color="FFFFFF" w:themeColor="background1" w:sz="8" w:space="0"/>
+          <w:left w:val="single" w:color="FFFFFF" w:themeColor="background1" w:sz="8" w:space="0"/>
+          <w:bottom w:val="single" w:color="FFFFFF" w:themeColor="background1" w:sz="8" w:space="0"/>
+          <w:right w:val="single" w:color="FFFFFF" w:themeColor="background1" w:sz="8" w:space="0"/>
           <w:insideH w:val="nil"/>
           <w:insideV w:val="nil"/>
         </w:tcBorders>
@@ -8586,12 +8586,12 @@
       <w:tblPr/>
       <w:tcPr>
         <w:tcBorders>
-          <w:top w:val="single" w:sz="8" w:space="0" w:color="FFFFFF" w:themeColor="background1"/>
-          <w:left w:val="single" w:sz="8" w:space="0" w:color="FFFFFF" w:themeColor="background1"/>
-          <w:bottom w:val="single" w:sz="8" w:space="0" w:color="FFFFFF" w:themeColor="background1"/>
-          <w:right w:val="single" w:sz="8" w:space="0" w:color="FFFFFF" w:themeColor="background1"/>
-          <w:insideH w:val="single" w:sz="8" w:space="0" w:color="FFFFFF" w:themeColor="background1"/>
-          <w:insideV w:val="single" w:sz="8" w:space="0" w:color="FFFFFF" w:themeColor="background1"/>
+          <w:top w:val="single" w:color="FFFFFF" w:themeColor="background1" w:sz="8" w:space="0"/>
+          <w:left w:val="single" w:color="FFFFFF" w:themeColor="background1" w:sz="8" w:space="0"/>
+          <w:bottom w:val="single" w:color="FFFFFF" w:themeColor="background1" w:sz="8" w:space="0"/>
+          <w:right w:val="single" w:color="FFFFFF" w:themeColor="background1" w:sz="8" w:space="0"/>
+          <w:insideH w:val="single" w:color="FFFFFF" w:themeColor="background1" w:sz="8" w:space="0"/>
+          <w:insideV w:val="single" w:color="FFFFFF" w:themeColor="background1" w:sz="8" w:space="0"/>
         </w:tcBorders>
         <w:shd w:val="clear" w:color="auto" w:fill="A7BFDE" w:themeFill="accent1" w:themeFillTint="7F"/>
       </w:tcPr>
@@ -8610,12 +8610,12 @@
       <w:tblStyleColBandSize w:val="1"/>
       <w:tblInd w:w="0" w:type="dxa"/>
       <w:tblBorders>
-        <w:top w:val="single" w:sz="8" w:space="0" w:color="FFFFFF" w:themeColor="background1"/>
-        <w:left w:val="single" w:sz="8" w:space="0" w:color="FFFFFF" w:themeColor="background1"/>
-        <w:bottom w:val="single" w:sz="8" w:space="0" w:color="FFFFFF" w:themeColor="background1"/>
-        <w:right w:val="single" w:sz="8" w:space="0" w:color="FFFFFF" w:themeColor="background1"/>
-        <w:insideH w:val="single" w:sz="6" w:space="0" w:color="FFFFFF" w:themeColor="background1"/>
-        <w:insideV w:val="single" w:sz="6" w:space="0" w:color="FFFFFF" w:themeColor="background1"/>
+        <w:top w:val="single" w:color="FFFFFF" w:themeColor="background1" w:sz="8" w:space="0"/>
+        <w:left w:val="single" w:color="FFFFFF" w:themeColor="background1" w:sz="8" w:space="0"/>
+        <w:bottom w:val="single" w:color="FFFFFF" w:themeColor="background1" w:sz="8" w:space="0"/>
+        <w:right w:val="single" w:color="FFFFFF" w:themeColor="background1" w:sz="8" w:space="0"/>
+        <w:insideH w:val="single" w:color="FFFFFF" w:themeColor="background1" w:sz="6" w:space="0"/>
+        <w:insideV w:val="single" w:color="FFFFFF" w:themeColor="background1" w:sz="6" w:space="0"/>
       </w:tblBorders>
       <w:tblCellMar>
         <w:top w:w="0" w:type="dxa"/>
@@ -8638,12 +8638,12 @@
       <w:tblPr/>
       <w:tcPr>
         <w:tcBorders>
-          <w:top w:val="single" w:sz="8" w:space="0" w:color="FFFFFF" w:themeColor="background1"/>
-          <w:left w:val="single" w:sz="8" w:space="0" w:color="FFFFFF" w:themeColor="background1"/>
-          <w:bottom w:val="single" w:sz="24" w:space="0" w:color="FFFFFF" w:themeColor="background1"/>
-          <w:right w:val="single" w:sz="8" w:space="0" w:color="FFFFFF" w:themeColor="background1"/>
-          <w:insideH w:val="nil"/>
-          <w:insideV w:val="single" w:sz="8" w:space="0" w:color="FFFFFF" w:themeColor="background1"/>
+          <w:top w:val="single" w:color="FFFFFF" w:themeColor="background1" w:sz="8" w:space="0"/>
+          <w:left w:val="single" w:color="FFFFFF" w:themeColor="background1" w:sz="8" w:space="0"/>
+          <w:bottom w:val="single" w:color="FFFFFF" w:themeColor="background1" w:sz="24" w:space="0"/>
+          <w:right w:val="single" w:color="FFFFFF" w:themeColor="background1" w:sz="8" w:space="0"/>
+          <w:insideH w:val="nil"/>
+          <w:insideV w:val="single" w:color="FFFFFF" w:themeColor="background1" w:sz="8" w:space="0"/>
         </w:tcBorders>
         <w:shd w:val="clear" w:color="auto" w:fill="C0504D" w:themeFill="accent2"/>
       </w:tcPr>
@@ -8659,12 +8659,12 @@
       <w:tblPr/>
       <w:tcPr>
         <w:tcBorders>
-          <w:top w:val="single" w:sz="24" w:space="0" w:color="FFFFFF" w:themeColor="background1"/>
-          <w:left w:val="single" w:sz="8" w:space="0" w:color="FFFFFF" w:themeColor="background1"/>
-          <w:bottom w:val="single" w:sz="8" w:space="0" w:color="FFFFFF" w:themeColor="background1"/>
-          <w:right w:val="single" w:sz="8" w:space="0" w:color="FFFFFF" w:themeColor="background1"/>
-          <w:insideH w:val="nil"/>
-          <w:insideV w:val="single" w:sz="8" w:space="0" w:color="FFFFFF" w:themeColor="background1"/>
+          <w:top w:val="single" w:color="FFFFFF" w:themeColor="background1" w:sz="24" w:space="0"/>
+          <w:left w:val="single" w:color="FFFFFF" w:themeColor="background1" w:sz="8" w:space="0"/>
+          <w:bottom w:val="single" w:color="FFFFFF" w:themeColor="background1" w:sz="8" w:space="0"/>
+          <w:right w:val="single" w:color="FFFFFF" w:themeColor="background1" w:sz="8" w:space="0"/>
+          <w:insideH w:val="nil"/>
+          <w:insideV w:val="single" w:color="FFFFFF" w:themeColor="background1" w:sz="8" w:space="0"/>
         </w:tcBorders>
         <w:shd w:val="clear" w:color="auto" w:fill="C0504D" w:themeFill="accent2"/>
       </w:tcPr>
@@ -8680,8 +8680,8 @@
       <w:tblPr/>
       <w:tcPr>
         <w:tcBorders>
-          <w:left w:val="single" w:sz="8" w:space="0" w:color="FFFFFF" w:themeColor="background1"/>
-          <w:right w:val="single" w:sz="24" w:space="0" w:color="FFFFFF" w:themeColor="background1"/>
+          <w:left w:val="single" w:color="FFFFFF" w:themeColor="background1" w:sz="8" w:space="0"/>
+          <w:right w:val="single" w:color="FFFFFF" w:themeColor="background1" w:sz="24" w:space="0"/>
           <w:insideH w:val="nil"/>
           <w:insideV w:val="nil"/>
         </w:tcBorders>
@@ -8700,7 +8700,7 @@
       <w:tcPr>
         <w:tcBorders>
           <w:top w:val="nil"/>
-          <w:left w:val="single" w:sz="24" w:space="0" w:color="FFFFFF" w:themeColor="background1"/>
+          <w:left w:val="single" w:color="FFFFFF" w:themeColor="background1" w:sz="24" w:space="0"/>
           <w:bottom w:val="nil"/>
           <w:right w:val="nil"/>
           <w:insideH w:val="nil"/>
@@ -8713,10 +8713,10 @@
       <w:tblPr/>
       <w:tcPr>
         <w:tcBorders>
-          <w:top w:val="single" w:sz="8" w:space="0" w:color="FFFFFF" w:themeColor="background1"/>
-          <w:left w:val="single" w:sz="8" w:space="0" w:color="FFFFFF" w:themeColor="background1"/>
-          <w:bottom w:val="single" w:sz="8" w:space="0" w:color="FFFFFF" w:themeColor="background1"/>
-          <w:right w:val="single" w:sz="8" w:space="0" w:color="FFFFFF" w:themeColor="background1"/>
+          <w:top w:val="single" w:color="FFFFFF" w:themeColor="background1" w:sz="8" w:space="0"/>
+          <w:left w:val="single" w:color="FFFFFF" w:themeColor="background1" w:sz="8" w:space="0"/>
+          <w:bottom w:val="single" w:color="FFFFFF" w:themeColor="background1" w:sz="8" w:space="0"/>
+          <w:right w:val="single" w:color="FFFFFF" w:themeColor="background1" w:sz="8" w:space="0"/>
           <w:insideH w:val="nil"/>
           <w:insideV w:val="nil"/>
         </w:tcBorders>
@@ -8727,12 +8727,12 @@
       <w:tblPr/>
       <w:tcPr>
         <w:tcBorders>
-          <w:top w:val="single" w:sz="8" w:space="0" w:color="FFFFFF" w:themeColor="background1"/>
-          <w:left w:val="single" w:sz="8" w:space="0" w:color="FFFFFF" w:themeColor="background1"/>
-          <w:bottom w:val="single" w:sz="8" w:space="0" w:color="FFFFFF" w:themeColor="background1"/>
-          <w:right w:val="single" w:sz="8" w:space="0" w:color="FFFFFF" w:themeColor="background1"/>
-          <w:insideH w:val="single" w:sz="8" w:space="0" w:color="FFFFFF" w:themeColor="background1"/>
-          <w:insideV w:val="single" w:sz="8" w:space="0" w:color="FFFFFF" w:themeColor="background1"/>
+          <w:top w:val="single" w:color="FFFFFF" w:themeColor="background1" w:sz="8" w:space="0"/>
+          <w:left w:val="single" w:color="FFFFFF" w:themeColor="background1" w:sz="8" w:space="0"/>
+          <w:bottom w:val="single" w:color="FFFFFF" w:themeColor="background1" w:sz="8" w:space="0"/>
+          <w:right w:val="single" w:color="FFFFFF" w:themeColor="background1" w:sz="8" w:space="0"/>
+          <w:insideH w:val="single" w:color="FFFFFF" w:themeColor="background1" w:sz="8" w:space="0"/>
+          <w:insideV w:val="single" w:color="FFFFFF" w:themeColor="background1" w:sz="8" w:space="0"/>
         </w:tcBorders>
         <w:shd w:val="clear" w:color="auto" w:fill="DFA7A6" w:themeFill="accent2" w:themeFillTint="7F"/>
       </w:tcPr>
@@ -8751,12 +8751,12 @@
       <w:tblStyleColBandSize w:val="1"/>
       <w:tblInd w:w="0" w:type="dxa"/>
       <w:tblBorders>
-        <w:top w:val="single" w:sz="8" w:space="0" w:color="FFFFFF" w:themeColor="background1"/>
-        <w:left w:val="single" w:sz="8" w:space="0" w:color="FFFFFF" w:themeColor="background1"/>
-        <w:bottom w:val="single" w:sz="8" w:space="0" w:color="FFFFFF" w:themeColor="background1"/>
-        <w:right w:val="single" w:sz="8" w:space="0" w:color="FFFFFF" w:themeColor="background1"/>
-        <w:insideH w:val="single" w:sz="6" w:space="0" w:color="FFFFFF" w:themeColor="background1"/>
-        <w:insideV w:val="single" w:sz="6" w:space="0" w:color="FFFFFF" w:themeColor="background1"/>
+        <w:top w:val="single" w:color="FFFFFF" w:themeColor="background1" w:sz="8" w:space="0"/>
+        <w:left w:val="single" w:color="FFFFFF" w:themeColor="background1" w:sz="8" w:space="0"/>
+        <w:bottom w:val="single" w:color="FFFFFF" w:themeColor="background1" w:sz="8" w:space="0"/>
+        <w:right w:val="single" w:color="FFFFFF" w:themeColor="background1" w:sz="8" w:space="0"/>
+        <w:insideH w:val="single" w:color="FFFFFF" w:themeColor="background1" w:sz="6" w:space="0"/>
+        <w:insideV w:val="single" w:color="FFFFFF" w:themeColor="background1" w:sz="6" w:space="0"/>
       </w:tblBorders>
       <w:tblCellMar>
         <w:top w:w="0" w:type="dxa"/>
@@ -8779,12 +8779,12 @@
       <w:tblPr/>
       <w:tcPr>
         <w:tcBorders>
-          <w:top w:val="single" w:sz="8" w:space="0" w:color="FFFFFF" w:themeColor="background1"/>
-          <w:left w:val="single" w:sz="8" w:space="0" w:color="FFFFFF" w:themeColor="background1"/>
-          <w:bottom w:val="single" w:sz="24" w:space="0" w:color="FFFFFF" w:themeColor="background1"/>
-          <w:right w:val="single" w:sz="8" w:space="0" w:color="FFFFFF" w:themeColor="background1"/>
-          <w:insideH w:val="nil"/>
-          <w:insideV w:val="single" w:sz="8" w:space="0" w:color="FFFFFF" w:themeColor="background1"/>
+          <w:top w:val="single" w:color="FFFFFF" w:themeColor="background1" w:sz="8" w:space="0"/>
+          <w:left w:val="single" w:color="FFFFFF" w:themeColor="background1" w:sz="8" w:space="0"/>
+          <w:bottom w:val="single" w:color="FFFFFF" w:themeColor="background1" w:sz="24" w:space="0"/>
+          <w:right w:val="single" w:color="FFFFFF" w:themeColor="background1" w:sz="8" w:space="0"/>
+          <w:insideH w:val="nil"/>
+          <w:insideV w:val="single" w:color="FFFFFF" w:themeColor="background1" w:sz="8" w:space="0"/>
         </w:tcBorders>
         <w:shd w:val="clear" w:color="auto" w:fill="9BBB59" w:themeFill="accent3"/>
       </w:tcPr>
@@ -8800,12 +8800,12 @@
       <w:tblPr/>
       <w:tcPr>
         <w:tcBorders>
-          <w:top w:val="single" w:sz="24" w:space="0" w:color="FFFFFF" w:themeColor="background1"/>
-          <w:left w:val="single" w:sz="8" w:space="0" w:color="FFFFFF" w:themeColor="background1"/>
-          <w:bottom w:val="single" w:sz="8" w:space="0" w:color="FFFFFF" w:themeColor="background1"/>
-          <w:right w:val="single" w:sz="8" w:space="0" w:color="FFFFFF" w:themeColor="background1"/>
-          <w:insideH w:val="nil"/>
-          <w:insideV w:val="single" w:sz="8" w:space="0" w:color="FFFFFF" w:themeColor="background1"/>
+          <w:top w:val="single" w:color="FFFFFF" w:themeColor="background1" w:sz="24" w:space="0"/>
+          <w:left w:val="single" w:color="FFFFFF" w:themeColor="background1" w:sz="8" w:space="0"/>
+          <w:bottom w:val="single" w:color="FFFFFF" w:themeColor="background1" w:sz="8" w:space="0"/>
+          <w:right w:val="single" w:color="FFFFFF" w:themeColor="background1" w:sz="8" w:space="0"/>
+          <w:insideH w:val="nil"/>
+          <w:insideV w:val="single" w:color="FFFFFF" w:themeColor="background1" w:sz="8" w:space="0"/>
         </w:tcBorders>
         <w:shd w:val="clear" w:color="auto" w:fill="9BBB59" w:themeFill="accent3"/>
       </w:tcPr>
@@ -8821,8 +8821,8 @@
       <w:tblPr/>
       <w:tcPr>
         <w:tcBorders>
-          <w:left w:val="single" w:sz="8" w:space="0" w:color="FFFFFF" w:themeColor="background1"/>
-          <w:right w:val="single" w:sz="24" w:space="0" w:color="FFFFFF" w:themeColor="background1"/>
+          <w:left w:val="single" w:color="FFFFFF" w:themeColor="background1" w:sz="8" w:space="0"/>
+          <w:right w:val="single" w:color="FFFFFF" w:themeColor="background1" w:sz="24" w:space="0"/>
           <w:insideH w:val="nil"/>
           <w:insideV w:val="nil"/>
         </w:tcBorders>
@@ -8841,7 +8841,7 @@
       <w:tcPr>
         <w:tcBorders>
           <w:top w:val="nil"/>
-          <w:left w:val="single" w:sz="24" w:space="0" w:color="FFFFFF" w:themeColor="background1"/>
+          <w:left w:val="single" w:color="FFFFFF" w:themeColor="background1" w:sz="24" w:space="0"/>
           <w:bottom w:val="nil"/>
           <w:right w:val="nil"/>
           <w:insideH w:val="nil"/>
@@ -8854,10 +8854,10 @@
       <w:tblPr/>
       <w:tcPr>
         <w:tcBorders>
-          <w:top w:val="single" w:sz="8" w:space="0" w:color="FFFFFF" w:themeColor="background1"/>
-          <w:left w:val="single" w:sz="8" w:space="0" w:color="FFFFFF" w:themeColor="background1"/>
-          <w:bottom w:val="single" w:sz="8" w:space="0" w:color="FFFFFF" w:themeColor="background1"/>
-          <w:right w:val="single" w:sz="8" w:space="0" w:color="FFFFFF" w:themeColor="background1"/>
+          <w:top w:val="single" w:color="FFFFFF" w:themeColor="background1" w:sz="8" w:space="0"/>
+          <w:left w:val="single" w:color="FFFFFF" w:themeColor="background1" w:sz="8" w:space="0"/>
+          <w:bottom w:val="single" w:color="FFFFFF" w:themeColor="background1" w:sz="8" w:space="0"/>
+          <w:right w:val="single" w:color="FFFFFF" w:themeColor="background1" w:sz="8" w:space="0"/>
           <w:insideH w:val="nil"/>
           <w:insideV w:val="nil"/>
         </w:tcBorders>
@@ -8868,12 +8868,12 @@
       <w:tblPr/>
       <w:tcPr>
         <w:tcBorders>
-          <w:top w:val="single" w:sz="8" w:space="0" w:color="FFFFFF" w:themeColor="background1"/>
-          <w:left w:val="single" w:sz="8" w:space="0" w:color="FFFFFF" w:themeColor="background1"/>
-          <w:bottom w:val="single" w:sz="8" w:space="0" w:color="FFFFFF" w:themeColor="background1"/>
-          <w:right w:val="single" w:sz="8" w:space="0" w:color="FFFFFF" w:themeColor="background1"/>
-          <w:insideH w:val="single" w:sz="8" w:space="0" w:color="FFFFFF" w:themeColor="background1"/>
-          <w:insideV w:val="single" w:sz="8" w:space="0" w:color="FFFFFF" w:themeColor="background1"/>
+          <w:top w:val="single" w:color="FFFFFF" w:themeColor="background1" w:sz="8" w:space="0"/>
+          <w:left w:val="single" w:color="FFFFFF" w:themeColor="background1" w:sz="8" w:space="0"/>
+          <w:bottom w:val="single" w:color="FFFFFF" w:themeColor="background1" w:sz="8" w:space="0"/>
+          <w:right w:val="single" w:color="FFFFFF" w:themeColor="background1" w:sz="8" w:space="0"/>
+          <w:insideH w:val="single" w:color="FFFFFF" w:themeColor="background1" w:sz="8" w:space="0"/>
+          <w:insideV w:val="single" w:color="FFFFFF" w:themeColor="background1" w:sz="8" w:space="0"/>
         </w:tcBorders>
         <w:shd w:val="clear" w:color="auto" w:fill="CDDDAC" w:themeFill="accent3" w:themeFillTint="7F"/>
       </w:tcPr>
@@ -8892,12 +8892,12 @@
       <w:tblStyleColBandSize w:val="1"/>
       <w:tblInd w:w="0" w:type="dxa"/>
       <w:tblBorders>
-        <w:top w:val="single" w:sz="8" w:space="0" w:color="FFFFFF" w:themeColor="background1"/>
-        <w:left w:val="single" w:sz="8" w:space="0" w:color="FFFFFF" w:themeColor="background1"/>
-        <w:bottom w:val="single" w:sz="8" w:space="0" w:color="FFFFFF" w:themeColor="background1"/>
-        <w:right w:val="single" w:sz="8" w:space="0" w:color="FFFFFF" w:themeColor="background1"/>
-        <w:insideH w:val="single" w:sz="6" w:space="0" w:color="FFFFFF" w:themeColor="background1"/>
-        <w:insideV w:val="single" w:sz="6" w:space="0" w:color="FFFFFF" w:themeColor="background1"/>
+        <w:top w:val="single" w:color="FFFFFF" w:themeColor="background1" w:sz="8" w:space="0"/>
+        <w:left w:val="single" w:color="FFFFFF" w:themeColor="background1" w:sz="8" w:space="0"/>
+        <w:bottom w:val="single" w:color="FFFFFF" w:themeColor="background1" w:sz="8" w:space="0"/>
+        <w:right w:val="single" w:color="FFFFFF" w:themeColor="background1" w:sz="8" w:space="0"/>
+        <w:insideH w:val="single" w:color="FFFFFF" w:themeColor="background1" w:sz="6" w:space="0"/>
+        <w:insideV w:val="single" w:color="FFFFFF" w:themeColor="background1" w:sz="6" w:space="0"/>
       </w:tblBorders>
       <w:tblCellMar>
         <w:top w:w="0" w:type="dxa"/>
@@ -8920,12 +8920,12 @@
       <w:tblPr/>
       <w:tcPr>
         <w:tcBorders>
-          <w:top w:val="single" w:sz="8" w:space="0" w:color="FFFFFF" w:themeColor="background1"/>
-          <w:left w:val="single" w:sz="8" w:space="0" w:color="FFFFFF" w:themeColor="background1"/>
-          <w:bottom w:val="single" w:sz="24" w:space="0" w:color="FFFFFF" w:themeColor="background1"/>
-          <w:right w:val="single" w:sz="8" w:space="0" w:color="FFFFFF" w:themeColor="background1"/>
-          <w:insideH w:val="nil"/>
-          <w:insideV w:val="single" w:sz="8" w:space="0" w:color="FFFFFF" w:themeColor="background1"/>
+          <w:top w:val="single" w:color="FFFFFF" w:themeColor="background1" w:sz="8" w:space="0"/>
+          <w:left w:val="single" w:color="FFFFFF" w:themeColor="background1" w:sz="8" w:space="0"/>
+          <w:bottom w:val="single" w:color="FFFFFF" w:themeColor="background1" w:sz="24" w:space="0"/>
+          <w:right w:val="single" w:color="FFFFFF" w:themeColor="background1" w:sz="8" w:space="0"/>
+          <w:insideH w:val="nil"/>
+          <w:insideV w:val="single" w:color="FFFFFF" w:themeColor="background1" w:sz="8" w:space="0"/>
         </w:tcBorders>
         <w:shd w:val="clear" w:color="auto" w:fill="8064A2" w:themeFill="accent4"/>
       </w:tcPr>
@@ -8941,12 +8941,12 @@
       <w:tblPr/>
       <w:tcPr>
         <w:tcBorders>
-          <w:top w:val="single" w:sz="24" w:space="0" w:color="FFFFFF" w:themeColor="background1"/>
-          <w:left w:val="single" w:sz="8" w:space="0" w:color="FFFFFF" w:themeColor="background1"/>
-          <w:bottom w:val="single" w:sz="8" w:space="0" w:color="FFFFFF" w:themeColor="background1"/>
-          <w:right w:val="single" w:sz="8" w:space="0" w:color="FFFFFF" w:themeColor="background1"/>
-          <w:insideH w:val="nil"/>
-          <w:insideV w:val="single" w:sz="8" w:space="0" w:color="FFFFFF" w:themeColor="background1"/>
+          <w:top w:val="single" w:color="FFFFFF" w:themeColor="background1" w:sz="24" w:space="0"/>
+          <w:left w:val="single" w:color="FFFFFF" w:themeColor="background1" w:sz="8" w:space="0"/>
+          <w:bottom w:val="single" w:color="FFFFFF" w:themeColor="background1" w:sz="8" w:space="0"/>
+          <w:right w:val="single" w:color="FFFFFF" w:themeColor="background1" w:sz="8" w:space="0"/>
+          <w:insideH w:val="nil"/>
+          <w:insideV w:val="single" w:color="FFFFFF" w:themeColor="background1" w:sz="8" w:space="0"/>
         </w:tcBorders>
         <w:shd w:val="clear" w:color="auto" w:fill="8064A2" w:themeFill="accent4"/>
       </w:tcPr>
@@ -8962,8 +8962,8 @@
       <w:tblPr/>
       <w:tcPr>
         <w:tcBorders>
-          <w:left w:val="single" w:sz="8" w:space="0" w:color="FFFFFF" w:themeColor="background1"/>
-          <w:right w:val="single" w:sz="24" w:space="0" w:color="FFFFFF" w:themeColor="background1"/>
+          <w:left w:val="single" w:color="FFFFFF" w:themeColor="background1" w:sz="8" w:space="0"/>
+          <w:right w:val="single" w:color="FFFFFF" w:themeColor="background1" w:sz="24" w:space="0"/>
           <w:insideH w:val="nil"/>
           <w:insideV w:val="nil"/>
         </w:tcBorders>
@@ -8982,7 +8982,7 @@
       <w:tcPr>
         <w:tcBorders>
           <w:top w:val="nil"/>
-          <w:left w:val="single" w:sz="24" w:space="0" w:color="FFFFFF" w:themeColor="background1"/>
+          <w:left w:val="single" w:color="FFFFFF" w:themeColor="background1" w:sz="24" w:space="0"/>
           <w:bottom w:val="nil"/>
           <w:right w:val="nil"/>
           <w:insideH w:val="nil"/>
@@ -8995,10 +8995,10 @@
       <w:tblPr/>
       <w:tcPr>
         <w:tcBorders>
-          <w:top w:val="single" w:sz="8" w:space="0" w:color="FFFFFF" w:themeColor="background1"/>
-          <w:left w:val="single" w:sz="8" w:space="0" w:color="FFFFFF" w:themeColor="background1"/>
-          <w:bottom w:val="single" w:sz="8" w:space="0" w:color="FFFFFF" w:themeColor="background1"/>
-          <w:right w:val="single" w:sz="8" w:space="0" w:color="FFFFFF" w:themeColor="background1"/>
+          <w:top w:val="single" w:color="FFFFFF" w:themeColor="background1" w:sz="8" w:space="0"/>
+          <w:left w:val="single" w:color="FFFFFF" w:themeColor="background1" w:sz="8" w:space="0"/>
+          <w:bottom w:val="single" w:color="FFFFFF" w:themeColor="background1" w:sz="8" w:space="0"/>
+          <w:right w:val="single" w:color="FFFFFF" w:themeColor="background1" w:sz="8" w:space="0"/>
           <w:insideH w:val="nil"/>
           <w:insideV w:val="nil"/>
         </w:tcBorders>
@@ -9009,12 +9009,12 @@
       <w:tblPr/>
       <w:tcPr>
         <w:tcBorders>
-          <w:top w:val="single" w:sz="8" w:space="0" w:color="FFFFFF" w:themeColor="background1"/>
-          <w:left w:val="single" w:sz="8" w:space="0" w:color="FFFFFF" w:themeColor="background1"/>
-          <w:bottom w:val="single" w:sz="8" w:space="0" w:color="FFFFFF" w:themeColor="background1"/>
-          <w:right w:val="single" w:sz="8" w:space="0" w:color="FFFFFF" w:themeColor="background1"/>
-          <w:insideH w:val="single" w:sz="8" w:space="0" w:color="FFFFFF" w:themeColor="background1"/>
-          <w:insideV w:val="single" w:sz="8" w:space="0" w:color="FFFFFF" w:themeColor="background1"/>
+          <w:top w:val="single" w:color="FFFFFF" w:themeColor="background1" w:sz="8" w:space="0"/>
+          <w:left w:val="single" w:color="FFFFFF" w:themeColor="background1" w:sz="8" w:space="0"/>
+          <w:bottom w:val="single" w:color="FFFFFF" w:themeColor="background1" w:sz="8" w:space="0"/>
+          <w:right w:val="single" w:color="FFFFFF" w:themeColor="background1" w:sz="8" w:space="0"/>
+          <w:insideH w:val="single" w:color="FFFFFF" w:themeColor="background1" w:sz="8" w:space="0"/>
+          <w:insideV w:val="single" w:color="FFFFFF" w:themeColor="background1" w:sz="8" w:space="0"/>
         </w:tcBorders>
         <w:shd w:val="clear" w:color="auto" w:fill="BFB1D0" w:themeFill="accent4" w:themeFillTint="7F"/>
       </w:tcPr>
@@ -9033,12 +9033,12 @@
       <w:tblStyleColBandSize w:val="1"/>
       <w:tblInd w:w="0" w:type="dxa"/>
       <w:tblBorders>
-        <w:top w:val="single" w:sz="8" w:space="0" w:color="FFFFFF" w:themeColor="background1"/>
-        <w:left w:val="single" w:sz="8" w:space="0" w:color="FFFFFF" w:themeColor="background1"/>
-        <w:bottom w:val="single" w:sz="8" w:space="0" w:color="FFFFFF" w:themeColor="background1"/>
-        <w:right w:val="single" w:sz="8" w:space="0" w:color="FFFFFF" w:themeColor="background1"/>
-        <w:insideH w:val="single" w:sz="6" w:space="0" w:color="FFFFFF" w:themeColor="background1"/>
-        <w:insideV w:val="single" w:sz="6" w:space="0" w:color="FFFFFF" w:themeColor="background1"/>
+        <w:top w:val="single" w:color="FFFFFF" w:themeColor="background1" w:sz="8" w:space="0"/>
+        <w:left w:val="single" w:color="FFFFFF" w:themeColor="background1" w:sz="8" w:space="0"/>
+        <w:bottom w:val="single" w:color="FFFFFF" w:themeColor="background1" w:sz="8" w:space="0"/>
+        <w:right w:val="single" w:color="FFFFFF" w:themeColor="background1" w:sz="8" w:space="0"/>
+        <w:insideH w:val="single" w:color="FFFFFF" w:themeColor="background1" w:sz="6" w:space="0"/>
+        <w:insideV w:val="single" w:color="FFFFFF" w:themeColor="background1" w:sz="6" w:space="0"/>
       </w:tblBorders>
       <w:tblCellMar>
         <w:top w:w="0" w:type="dxa"/>
@@ -9061,12 +9061,12 @@
       <w:tblPr/>
       <w:tcPr>
         <w:tcBorders>
-          <w:top w:val="single" w:sz="8" w:space="0" w:color="FFFFFF" w:themeColor="background1"/>
-          <w:left w:val="single" w:sz="8" w:space="0" w:color="FFFFFF" w:themeColor="background1"/>
-          <w:bottom w:val="single" w:sz="24" w:space="0" w:color="FFFFFF" w:themeColor="background1"/>
-          <w:right w:val="single" w:sz="8" w:space="0" w:color="FFFFFF" w:themeColor="background1"/>
-          <w:insideH w:val="nil"/>
-          <w:insideV w:val="single" w:sz="8" w:space="0" w:color="FFFFFF" w:themeColor="background1"/>
+          <w:top w:val="single" w:color="FFFFFF" w:themeColor="background1" w:sz="8" w:space="0"/>
+          <w:left w:val="single" w:color="FFFFFF" w:themeColor="background1" w:sz="8" w:space="0"/>
+          <w:bottom w:val="single" w:color="FFFFFF" w:themeColor="background1" w:sz="24" w:space="0"/>
+          <w:right w:val="single" w:color="FFFFFF" w:themeColor="background1" w:sz="8" w:space="0"/>
+          <w:insideH w:val="nil"/>
+          <w:insideV w:val="single" w:color="FFFFFF" w:themeColor="background1" w:sz="8" w:space="0"/>
         </w:tcBorders>
         <w:shd w:val="clear" w:color="auto" w:fill="4BACC6" w:themeFill="accent5"/>
       </w:tcPr>
@@ -9082,12 +9082,12 @@
       <w:tblPr/>
       <w:tcPr>
         <w:tcBorders>
-          <w:top w:val="single" w:sz="24" w:space="0" w:color="FFFFFF" w:themeColor="background1"/>
-          <w:left w:val="single" w:sz="8" w:space="0" w:color="FFFFFF" w:themeColor="background1"/>
-          <w:bottom w:val="single" w:sz="8" w:space="0" w:color="FFFFFF" w:themeColor="background1"/>
-          <w:right w:val="single" w:sz="8" w:space="0" w:color="FFFFFF" w:themeColor="background1"/>
-          <w:insideH w:val="nil"/>
-          <w:insideV w:val="single" w:sz="8" w:space="0" w:color="FFFFFF" w:themeColor="background1"/>
+          <w:top w:val="single" w:color="FFFFFF" w:themeColor="background1" w:sz="24" w:space="0"/>
+          <w:left w:val="single" w:color="FFFFFF" w:themeColor="background1" w:sz="8" w:space="0"/>
+          <w:bottom w:val="single" w:color="FFFFFF" w:themeColor="background1" w:sz="8" w:space="0"/>
+          <w:right w:val="single" w:color="FFFFFF" w:themeColor="background1" w:sz="8" w:space="0"/>
+          <w:insideH w:val="nil"/>
+          <w:insideV w:val="single" w:color="FFFFFF" w:themeColor="background1" w:sz="8" w:space="0"/>
         </w:tcBorders>
         <w:shd w:val="clear" w:color="auto" w:fill="4BACC6" w:themeFill="accent5"/>
       </w:tcPr>
@@ -9103,8 +9103,8 @@
       <w:tblPr/>
       <w:tcPr>
         <w:tcBorders>
-          <w:left w:val="single" w:sz="8" w:space="0" w:color="FFFFFF" w:themeColor="background1"/>
-          <w:right w:val="single" w:sz="24" w:space="0" w:color="FFFFFF" w:themeColor="background1"/>
+          <w:left w:val="single" w:color="FFFFFF" w:themeColor="background1" w:sz="8" w:space="0"/>
+          <w:right w:val="single" w:color="FFFFFF" w:themeColor="background1" w:sz="24" w:space="0"/>
           <w:insideH w:val="nil"/>
           <w:insideV w:val="nil"/>
         </w:tcBorders>
@@ -9123,7 +9123,7 @@
       <w:tcPr>
         <w:tcBorders>
           <w:top w:val="nil"/>
-          <w:left w:val="single" w:sz="24" w:space="0" w:color="FFFFFF" w:themeColor="background1"/>
+          <w:left w:val="single" w:color="FFFFFF" w:themeColor="background1" w:sz="24" w:space="0"/>
           <w:bottom w:val="nil"/>
           <w:right w:val="nil"/>
           <w:insideH w:val="nil"/>
@@ -9136,10 +9136,10 @@
       <w:tblPr/>
       <w:tcPr>
         <w:tcBorders>
-          <w:top w:val="single" w:sz="8" w:space="0" w:color="FFFFFF" w:themeColor="background1"/>
-          <w:left w:val="single" w:sz="8" w:space="0" w:color="FFFFFF" w:themeColor="background1"/>
-          <w:bottom w:val="single" w:sz="8" w:space="0" w:color="FFFFFF" w:themeColor="background1"/>
-          <w:right w:val="single" w:sz="8" w:space="0" w:color="FFFFFF" w:themeColor="background1"/>
+          <w:top w:val="single" w:color="FFFFFF" w:themeColor="background1" w:sz="8" w:space="0"/>
+          <w:left w:val="single" w:color="FFFFFF" w:themeColor="background1" w:sz="8" w:space="0"/>
+          <w:bottom w:val="single" w:color="FFFFFF" w:themeColor="background1" w:sz="8" w:space="0"/>
+          <w:right w:val="single" w:color="FFFFFF" w:themeColor="background1" w:sz="8" w:space="0"/>
           <w:insideH w:val="nil"/>
           <w:insideV w:val="nil"/>
         </w:tcBorders>
@@ -9150,12 +9150,12 @@
       <w:tblPr/>
       <w:tcPr>
         <w:tcBorders>
-          <w:top w:val="single" w:sz="8" w:space="0" w:color="FFFFFF" w:themeColor="background1"/>
-          <w:left w:val="single" w:sz="8" w:space="0" w:color="FFFFFF" w:themeColor="background1"/>
-          <w:bottom w:val="single" w:sz="8" w:space="0" w:color="FFFFFF" w:themeColor="background1"/>
-          <w:right w:val="single" w:sz="8" w:space="0" w:color="FFFFFF" w:themeColor="background1"/>
-          <w:insideH w:val="single" w:sz="8" w:space="0" w:color="FFFFFF" w:themeColor="background1"/>
-          <w:insideV w:val="single" w:sz="8" w:space="0" w:color="FFFFFF" w:themeColor="background1"/>
+          <w:top w:val="single" w:color="FFFFFF" w:themeColor="background1" w:sz="8" w:space="0"/>
+          <w:left w:val="single" w:color="FFFFFF" w:themeColor="background1" w:sz="8" w:space="0"/>
+          <w:bottom w:val="single" w:color="FFFFFF" w:themeColor="background1" w:sz="8" w:space="0"/>
+          <w:right w:val="single" w:color="FFFFFF" w:themeColor="background1" w:sz="8" w:space="0"/>
+          <w:insideH w:val="single" w:color="FFFFFF" w:themeColor="background1" w:sz="8" w:space="0"/>
+          <w:insideV w:val="single" w:color="FFFFFF" w:themeColor="background1" w:sz="8" w:space="0"/>
         </w:tcBorders>
         <w:shd w:val="clear" w:color="auto" w:fill="A5D5E2" w:themeFill="accent5" w:themeFillTint="7F"/>
       </w:tcPr>
@@ -9174,12 +9174,12 @@
       <w:tblStyleColBandSize w:val="1"/>
       <w:tblInd w:w="0" w:type="dxa"/>
       <w:tblBorders>
-        <w:top w:val="single" w:sz="8" w:space="0" w:color="FFFFFF" w:themeColor="background1"/>
-        <w:left w:val="single" w:sz="8" w:space="0" w:color="FFFFFF" w:themeColor="background1"/>
-        <w:bottom w:val="single" w:sz="8" w:space="0" w:color="FFFFFF" w:themeColor="background1"/>
-        <w:right w:val="single" w:sz="8" w:space="0" w:color="FFFFFF" w:themeColor="background1"/>
-        <w:insideH w:val="single" w:sz="6" w:space="0" w:color="FFFFFF" w:themeColor="background1"/>
-        <w:insideV w:val="single" w:sz="6" w:space="0" w:color="FFFFFF" w:themeColor="background1"/>
+        <w:top w:val="single" w:color="FFFFFF" w:themeColor="background1" w:sz="8" w:space="0"/>
+        <w:left w:val="single" w:color="FFFFFF" w:themeColor="background1" w:sz="8" w:space="0"/>
+        <w:bottom w:val="single" w:color="FFFFFF" w:themeColor="background1" w:sz="8" w:space="0"/>
+        <w:right w:val="single" w:color="FFFFFF" w:themeColor="background1" w:sz="8" w:space="0"/>
+        <w:insideH w:val="single" w:color="FFFFFF" w:themeColor="background1" w:sz="6" w:space="0"/>
+        <w:insideV w:val="single" w:color="FFFFFF" w:themeColor="background1" w:sz="6" w:space="0"/>
       </w:tblBorders>
       <w:tblCellMar>
         <w:top w:w="0" w:type="dxa"/>
@@ -9202,12 +9202,12 @@
       <w:tblPr/>
       <w:tcPr>
         <w:tcBorders>
-          <w:top w:val="single" w:sz="8" w:space="0" w:color="FFFFFF" w:themeColor="background1"/>
-          <w:left w:val="single" w:sz="8" w:space="0" w:color="FFFFFF" w:themeColor="background1"/>
-          <w:bottom w:val="single" w:sz="24" w:space="0" w:color="FFFFFF" w:themeColor="background1"/>
-          <w:right w:val="single" w:sz="8" w:space="0" w:color="FFFFFF" w:themeColor="background1"/>
-          <w:insideH w:val="nil"/>
-          <w:insideV w:val="single" w:sz="8" w:space="0" w:color="FFFFFF" w:themeColor="background1"/>
+          <w:top w:val="single" w:color="FFFFFF" w:themeColor="background1" w:sz="8" w:space="0"/>
+          <w:left w:val="single" w:color="FFFFFF" w:themeColor="background1" w:sz="8" w:space="0"/>
+          <w:bottom w:val="single" w:color="FFFFFF" w:themeColor="background1" w:sz="24" w:space="0"/>
+          <w:right w:val="single" w:color="FFFFFF" w:themeColor="background1" w:sz="8" w:space="0"/>
+          <w:insideH w:val="nil"/>
+          <w:insideV w:val="single" w:color="FFFFFF" w:themeColor="background1" w:sz="8" w:space="0"/>
         </w:tcBorders>
         <w:shd w:val="clear" w:color="auto" w:fill="F79646" w:themeFill="accent6"/>
       </w:tcPr>
@@ -9223,12 +9223,12 @@
       <w:tblPr/>
       <w:tcPr>
         <w:tcBorders>
-          <w:top w:val="single" w:sz="24" w:space="0" w:color="FFFFFF" w:themeColor="background1"/>
-          <w:left w:val="single" w:sz="8" w:space="0" w:color="FFFFFF" w:themeColor="background1"/>
-          <w:bottom w:val="single" w:sz="8" w:space="0" w:color="FFFFFF" w:themeColor="background1"/>
-          <w:right w:val="single" w:sz="8" w:space="0" w:color="FFFFFF" w:themeColor="background1"/>
-          <w:insideH w:val="nil"/>
-          <w:insideV w:val="single" w:sz="8" w:space="0" w:color="FFFFFF" w:themeColor="background1"/>
+          <w:top w:val="single" w:color="FFFFFF" w:themeColor="background1" w:sz="24" w:space="0"/>
+          <w:left w:val="single" w:color="FFFFFF" w:themeColor="background1" w:sz="8" w:space="0"/>
+          <w:bottom w:val="single" w:color="FFFFFF" w:themeColor="background1" w:sz="8" w:space="0"/>
+          <w:right w:val="single" w:color="FFFFFF" w:themeColor="background1" w:sz="8" w:space="0"/>
+          <w:insideH w:val="nil"/>
+          <w:insideV w:val="single" w:color="FFFFFF" w:themeColor="background1" w:sz="8" w:space="0"/>
         </w:tcBorders>
         <w:shd w:val="clear" w:color="auto" w:fill="F79646" w:themeFill="accent6"/>
       </w:tcPr>
@@ -9244,8 +9244,8 @@
       <w:tblPr/>
       <w:tcPr>
         <w:tcBorders>
-          <w:left w:val="single" w:sz="8" w:space="0" w:color="FFFFFF" w:themeColor="background1"/>
-          <w:right w:val="single" w:sz="24" w:space="0" w:color="FFFFFF" w:themeColor="background1"/>
+          <w:left w:val="single" w:color="FFFFFF" w:themeColor="background1" w:sz="8" w:space="0"/>
+          <w:right w:val="single" w:color="FFFFFF" w:themeColor="background1" w:sz="24" w:space="0"/>
           <w:insideH w:val="nil"/>
           <w:insideV w:val="nil"/>
         </w:tcBorders>
@@ -9264,7 +9264,7 @@
       <w:tcPr>
         <w:tcBorders>
           <w:top w:val="nil"/>
-          <w:left w:val="single" w:sz="24" w:space="0" w:color="FFFFFF" w:themeColor="background1"/>
+          <w:left w:val="single" w:color="FFFFFF" w:themeColor="background1" w:sz="24" w:space="0"/>
           <w:bottom w:val="nil"/>
           <w:right w:val="nil"/>
           <w:insideH w:val="nil"/>
@@ -9277,10 +9277,10 @@
       <w:tblPr/>
       <w:tcPr>
         <w:tcBorders>
-          <w:top w:val="single" w:sz="8" w:space="0" w:color="FFFFFF" w:themeColor="background1"/>
-          <w:left w:val="single" w:sz="8" w:space="0" w:color="FFFFFF" w:themeColor="background1"/>
-          <w:bottom w:val="single" w:sz="8" w:space="0" w:color="FFFFFF" w:themeColor="background1"/>
-          <w:right w:val="single" w:sz="8" w:space="0" w:color="FFFFFF" w:themeColor="background1"/>
+          <w:top w:val="single" w:color="FFFFFF" w:themeColor="background1" w:sz="8" w:space="0"/>
+          <w:left w:val="single" w:color="FFFFFF" w:themeColor="background1" w:sz="8" w:space="0"/>
+          <w:bottom w:val="single" w:color="FFFFFF" w:themeColor="background1" w:sz="8" w:space="0"/>
+          <w:right w:val="single" w:color="FFFFFF" w:themeColor="background1" w:sz="8" w:space="0"/>
           <w:insideH w:val="nil"/>
           <w:insideV w:val="nil"/>
         </w:tcBorders>
@@ -9291,12 +9291,12 @@
       <w:tblPr/>
       <w:tcPr>
         <w:tcBorders>
-          <w:top w:val="single" w:sz="8" w:space="0" w:color="FFFFFF" w:themeColor="background1"/>
-          <w:left w:val="single" w:sz="8" w:space="0" w:color="FFFFFF" w:themeColor="background1"/>
-          <w:bottom w:val="single" w:sz="8" w:space="0" w:color="FFFFFF" w:themeColor="background1"/>
-          <w:right w:val="single" w:sz="8" w:space="0" w:color="FFFFFF" w:themeColor="background1"/>
-          <w:insideH w:val="single" w:sz="8" w:space="0" w:color="FFFFFF" w:themeColor="background1"/>
-          <w:insideV w:val="single" w:sz="8" w:space="0" w:color="FFFFFF" w:themeColor="background1"/>
+          <w:top w:val="single" w:color="FFFFFF" w:themeColor="background1" w:sz="8" w:space="0"/>
+          <w:left w:val="single" w:color="FFFFFF" w:themeColor="background1" w:sz="8" w:space="0"/>
+          <w:bottom w:val="single" w:color="FFFFFF" w:themeColor="background1" w:sz="8" w:space="0"/>
+          <w:right w:val="single" w:color="FFFFFF" w:themeColor="background1" w:sz="8" w:space="0"/>
+          <w:insideH w:val="single" w:color="FFFFFF" w:themeColor="background1" w:sz="8" w:space="0"/>
+          <w:insideV w:val="single" w:color="FFFFFF" w:themeColor="background1" w:sz="8" w:space="0"/>
         </w:tcBorders>
         <w:shd w:val="clear" w:color="auto" w:fill="FBCAA2" w:themeFill="accent6" w:themeFillTint="7F"/>
       </w:tcPr>
@@ -9337,7 +9337,7 @@
         <w:tcBorders>
           <w:top w:val="nil"/>
           <w:left w:val="nil"/>
-          <w:bottom w:val="single" w:sz="18" w:space="0" w:color="FFFFFF" w:themeColor="background1"/>
+          <w:bottom w:val="single" w:color="FFFFFF" w:themeColor="background1" w:sz="18" w:space="0"/>
           <w:right w:val="nil"/>
           <w:insideH w:val="nil"/>
           <w:insideV w:val="nil"/>
@@ -9349,7 +9349,7 @@
       <w:tblPr/>
       <w:tcPr>
         <w:tcBorders>
-          <w:top w:val="single" w:sz="18" w:space="0" w:color="FFFFFF" w:themeColor="background1"/>
+          <w:top w:val="single" w:color="FFFFFF" w:themeColor="background1" w:sz="18" w:space="0"/>
           <w:left w:val="nil"/>
           <w:bottom w:val="nil"/>
           <w:right w:val="nil"/>
@@ -9366,7 +9366,7 @@
           <w:top w:val="nil"/>
           <w:left w:val="nil"/>
           <w:bottom w:val="nil"/>
-          <w:right w:val="single" w:sz="18" w:space="0" w:color="FFFFFF" w:themeColor="background1"/>
+          <w:right w:val="single" w:color="FFFFFF" w:themeColor="background1" w:sz="18" w:space="0"/>
           <w:insideH w:val="nil"/>
           <w:insideV w:val="nil"/>
         </w:tcBorders>
@@ -9378,7 +9378,7 @@
       <w:tcPr>
         <w:tcBorders>
           <w:top w:val="nil"/>
-          <w:left w:val="single" w:sz="18" w:space="0" w:color="FFFFFF" w:themeColor="background1"/>
+          <w:left w:val="single" w:color="FFFFFF" w:themeColor="background1" w:sz="18" w:space="0"/>
           <w:bottom w:val="nil"/>
           <w:right w:val="nil"/>
           <w:insideH w:val="nil"/>
@@ -9451,7 +9451,7 @@
         <w:tcBorders>
           <w:top w:val="nil"/>
           <w:left w:val="nil"/>
-          <w:bottom w:val="single" w:sz="18" w:space="0" w:color="FFFFFF" w:themeColor="background1"/>
+          <w:bottom w:val="single" w:color="FFFFFF" w:themeColor="background1" w:sz="18" w:space="0"/>
           <w:right w:val="nil"/>
           <w:insideH w:val="nil"/>
           <w:insideV w:val="nil"/>
@@ -9463,7 +9463,7 @@
       <w:tblPr/>
       <w:tcPr>
         <w:tcBorders>
-          <w:top w:val="single" w:sz="18" w:space="0" w:color="FFFFFF" w:themeColor="background1"/>
+          <w:top w:val="single" w:color="FFFFFF" w:themeColor="background1" w:sz="18" w:space="0"/>
           <w:left w:val="nil"/>
           <w:bottom w:val="nil"/>
           <w:right w:val="nil"/>
@@ -9480,7 +9480,7 @@
           <w:top w:val="nil"/>
           <w:left w:val="nil"/>
           <w:bottom w:val="nil"/>
-          <w:right w:val="single" w:sz="18" w:space="0" w:color="FFFFFF" w:themeColor="background1"/>
+          <w:right w:val="single" w:color="FFFFFF" w:themeColor="background1" w:sz="18" w:space="0"/>
           <w:insideH w:val="nil"/>
           <w:insideV w:val="nil"/>
         </w:tcBorders>
@@ -9492,7 +9492,7 @@
       <w:tcPr>
         <w:tcBorders>
           <w:top w:val="nil"/>
-          <w:left w:val="single" w:sz="18" w:space="0" w:color="FFFFFF" w:themeColor="background1"/>
+          <w:left w:val="single" w:color="FFFFFF" w:themeColor="background1" w:sz="18" w:space="0"/>
           <w:bottom w:val="nil"/>
           <w:right w:val="nil"/>
           <w:insideH w:val="nil"/>
@@ -9565,7 +9565,7 @@
         <w:tcBorders>
           <w:top w:val="nil"/>
           <w:left w:val="nil"/>
-          <w:bottom w:val="single" w:sz="18" w:space="0" w:color="FFFFFF" w:themeColor="background1"/>
+          <w:bottom w:val="single" w:color="FFFFFF" w:themeColor="background1" w:sz="18" w:space="0"/>
           <w:right w:val="nil"/>
           <w:insideH w:val="nil"/>
           <w:insideV w:val="nil"/>
@@ -9577,7 +9577,7 @@
       <w:tblPr/>
       <w:tcPr>
         <w:tcBorders>
-          <w:top w:val="single" w:sz="18" w:space="0" w:color="FFFFFF" w:themeColor="background1"/>
+          <w:top w:val="single" w:color="FFFFFF" w:themeColor="background1" w:sz="18" w:space="0"/>
           <w:left w:val="nil"/>
           <w:bottom w:val="nil"/>
           <w:right w:val="nil"/>
@@ -9594,7 +9594,7 @@
           <w:top w:val="nil"/>
           <w:left w:val="nil"/>
           <w:bottom w:val="nil"/>
-          <w:right w:val="single" w:sz="18" w:space="0" w:color="FFFFFF" w:themeColor="background1"/>
+          <w:right w:val="single" w:color="FFFFFF" w:themeColor="background1" w:sz="18" w:space="0"/>
           <w:insideH w:val="nil"/>
           <w:insideV w:val="nil"/>
         </w:tcBorders>
@@ -9606,7 +9606,7 @@
       <w:tcPr>
         <w:tcBorders>
           <w:top w:val="nil"/>
-          <w:left w:val="single" w:sz="18" w:space="0" w:color="FFFFFF" w:themeColor="background1"/>
+          <w:left w:val="single" w:color="FFFFFF" w:themeColor="background1" w:sz="18" w:space="0"/>
           <w:bottom w:val="nil"/>
           <w:right w:val="nil"/>
           <w:insideH w:val="nil"/>
@@ -9679,7 +9679,7 @@
         <w:tcBorders>
           <w:top w:val="nil"/>
           <w:left w:val="nil"/>
-          <w:bottom w:val="single" w:sz="18" w:space="0" w:color="FFFFFF" w:themeColor="background1"/>
+          <w:bottom w:val="single" w:color="FFFFFF" w:themeColor="background1" w:sz="18" w:space="0"/>
           <w:right w:val="nil"/>
           <w:insideH w:val="nil"/>
           <w:insideV w:val="nil"/>
@@ -9691,7 +9691,7 @@
       <w:tblPr/>
       <w:tcPr>
         <w:tcBorders>
-          <w:top w:val="single" w:sz="18" w:space="0" w:color="FFFFFF" w:themeColor="background1"/>
+          <w:top w:val="single" w:color="FFFFFF" w:themeColor="background1" w:sz="18" w:space="0"/>
           <w:left w:val="nil"/>
           <w:bottom w:val="nil"/>
           <w:right w:val="nil"/>
@@ -9708,7 +9708,7 @@
           <w:top w:val="nil"/>
           <w:left w:val="nil"/>
           <w:bottom w:val="nil"/>
-          <w:right w:val="single" w:sz="18" w:space="0" w:color="FFFFFF" w:themeColor="background1"/>
+          <w:right w:val="single" w:color="FFFFFF" w:themeColor="background1" w:sz="18" w:space="0"/>
           <w:insideH w:val="nil"/>
           <w:insideV w:val="nil"/>
         </w:tcBorders>
@@ -9720,7 +9720,7 @@
       <w:tcPr>
         <w:tcBorders>
           <w:top w:val="nil"/>
-          <w:left w:val="single" w:sz="18" w:space="0" w:color="FFFFFF" w:themeColor="background1"/>
+          <w:left w:val="single" w:color="FFFFFF" w:themeColor="background1" w:sz="18" w:space="0"/>
           <w:bottom w:val="nil"/>
           <w:right w:val="nil"/>
           <w:insideH w:val="nil"/>
@@ -9793,7 +9793,7 @@
         <w:tcBorders>
           <w:top w:val="nil"/>
           <w:left w:val="nil"/>
-          <w:bottom w:val="single" w:sz="18" w:space="0" w:color="FFFFFF" w:themeColor="background1"/>
+          <w:bottom w:val="single" w:color="FFFFFF" w:themeColor="background1" w:sz="18" w:space="0"/>
           <w:right w:val="nil"/>
           <w:insideH w:val="nil"/>
           <w:insideV w:val="nil"/>
@@ -9805,7 +9805,7 @@
       <w:tblPr/>
       <w:tcPr>
         <w:tcBorders>
-          <w:top w:val="single" w:sz="18" w:space="0" w:color="FFFFFF" w:themeColor="background1"/>
+          <w:top w:val="single" w:color="FFFFFF" w:themeColor="background1" w:sz="18" w:space="0"/>
           <w:left w:val="nil"/>
           <w:bottom w:val="nil"/>
           <w:right w:val="nil"/>
@@ -9822,7 +9822,7 @@
           <w:top w:val="nil"/>
           <w:left w:val="nil"/>
           <w:bottom w:val="nil"/>
-          <w:right w:val="single" w:sz="18" w:space="0" w:color="FFFFFF" w:themeColor="background1"/>
+          <w:right w:val="single" w:color="FFFFFF" w:themeColor="background1" w:sz="18" w:space="0"/>
           <w:insideH w:val="nil"/>
           <w:insideV w:val="nil"/>
         </w:tcBorders>
@@ -9834,7 +9834,7 @@
       <w:tcPr>
         <w:tcBorders>
           <w:top w:val="nil"/>
-          <w:left w:val="single" w:sz="18" w:space="0" w:color="FFFFFF" w:themeColor="background1"/>
+          <w:left w:val="single" w:color="FFFFFF" w:themeColor="background1" w:sz="18" w:space="0"/>
           <w:bottom w:val="nil"/>
           <w:right w:val="nil"/>
           <w:insideH w:val="nil"/>
@@ -9907,7 +9907,7 @@
         <w:tcBorders>
           <w:top w:val="nil"/>
           <w:left w:val="nil"/>
-          <w:bottom w:val="single" w:sz="18" w:space="0" w:color="FFFFFF" w:themeColor="background1"/>
+          <w:bottom w:val="single" w:color="FFFFFF" w:themeColor="background1" w:sz="18" w:space="0"/>
           <w:right w:val="nil"/>
           <w:insideH w:val="nil"/>
           <w:insideV w:val="nil"/>
@@ -9919,7 +9919,7 @@
       <w:tblPr/>
       <w:tcPr>
         <w:tcBorders>
-          <w:top w:val="single" w:sz="18" w:space="0" w:color="FFFFFF" w:themeColor="background1"/>
+          <w:top w:val="single" w:color="FFFFFF" w:themeColor="background1" w:sz="18" w:space="0"/>
           <w:left w:val="nil"/>
           <w:bottom w:val="nil"/>
           <w:right w:val="nil"/>
@@ -9936,7 +9936,7 @@
           <w:top w:val="nil"/>
           <w:left w:val="nil"/>
           <w:bottom w:val="nil"/>
-          <w:right w:val="single" w:sz="18" w:space="0" w:color="FFFFFF" w:themeColor="background1"/>
+          <w:right w:val="single" w:color="FFFFFF" w:themeColor="background1" w:sz="18" w:space="0"/>
           <w:insideH w:val="nil"/>
           <w:insideV w:val="nil"/>
         </w:tcBorders>
@@ -9948,7 +9948,7 @@
       <w:tcPr>
         <w:tcBorders>
           <w:top w:val="nil"/>
-          <w:left w:val="single" w:sz="18" w:space="0" w:color="FFFFFF" w:themeColor="background1"/>
+          <w:left w:val="single" w:color="FFFFFF" w:themeColor="background1" w:sz="18" w:space="0"/>
           <w:bottom w:val="nil"/>
           <w:right w:val="nil"/>
           <w:insideH w:val="nil"/>
@@ -10021,7 +10021,7 @@
         <w:tcBorders>
           <w:top w:val="nil"/>
           <w:left w:val="nil"/>
-          <w:bottom w:val="single" w:sz="18" w:space="0" w:color="FFFFFF" w:themeColor="background1"/>
+          <w:bottom w:val="single" w:color="FFFFFF" w:themeColor="background1" w:sz="18" w:space="0"/>
           <w:right w:val="nil"/>
           <w:insideH w:val="nil"/>
           <w:insideV w:val="nil"/>
@@ -10033,7 +10033,7 @@
       <w:tblPr/>
       <w:tcPr>
         <w:tcBorders>
-          <w:top w:val="single" w:sz="18" w:space="0" w:color="FFFFFF" w:themeColor="background1"/>
+          <w:top w:val="single" w:color="FFFFFF" w:themeColor="background1" w:sz="18" w:space="0"/>
           <w:left w:val="nil"/>
           <w:bottom w:val="nil"/>
           <w:right w:val="nil"/>
@@ -10050,7 +10050,7 @@
           <w:top w:val="nil"/>
           <w:left w:val="nil"/>
           <w:bottom w:val="nil"/>
-          <w:right w:val="single" w:sz="18" w:space="0" w:color="FFFFFF" w:themeColor="background1"/>
+          <w:right w:val="single" w:color="FFFFFF" w:themeColor="background1" w:sz="18" w:space="0"/>
           <w:insideH w:val="nil"/>
           <w:insideV w:val="nil"/>
         </w:tcBorders>
@@ -10062,7 +10062,7 @@
       <w:tcPr>
         <w:tcBorders>
           <w:top w:val="nil"/>
-          <w:left w:val="single" w:sz="18" w:space="0" w:color="FFFFFF" w:themeColor="background1"/>
+          <w:left w:val="single" w:color="FFFFFF" w:themeColor="background1" w:sz="18" w:space="0"/>
           <w:bottom w:val="nil"/>
           <w:right w:val="nil"/>
           <w:insideH w:val="nil"/>
@@ -10116,12 +10116,12 @@
       <w:tblStyleColBandSize w:val="1"/>
       <w:tblInd w:w="0" w:type="dxa"/>
       <w:tblBorders>
-        <w:top w:val="single" w:sz="24" w:space="0" w:color="C0504D" w:themeColor="accent2"/>
-        <w:left w:val="single" w:sz="4" w:space="0" w:color="000000" w:themeColor="text1"/>
-        <w:bottom w:val="single" w:sz="4" w:space="0" w:color="000000" w:themeColor="text1"/>
-        <w:right w:val="single" w:sz="4" w:space="0" w:color="000000" w:themeColor="text1"/>
-        <w:insideH w:val="single" w:sz="4" w:space="0" w:color="FFFFFF" w:themeColor="background1"/>
-        <w:insideV w:val="single" w:sz="4" w:space="0" w:color="FFFFFF" w:themeColor="background1"/>
+        <w:top w:val="single" w:color="C0504D" w:themeColor="accent2" w:sz="24" w:space="0"/>
+        <w:left w:val="single" w:color="000000" w:themeColor="text1" w:sz="4" w:space="0"/>
+        <w:bottom w:val="single" w:color="000000" w:themeColor="text1" w:sz="4" w:space="0"/>
+        <w:right w:val="single" w:color="000000" w:themeColor="text1" w:sz="4" w:space="0"/>
+        <w:insideH w:val="single" w:color="FFFFFF" w:themeColor="background1" w:sz="4" w:space="0"/>
+        <w:insideV w:val="single" w:color="FFFFFF" w:themeColor="background1" w:sz="4" w:space="0"/>
       </w:tblBorders>
       <w:tblCellMar>
         <w:top w:w="0" w:type="dxa"/>
@@ -10143,7 +10143,7 @@
         <w:tcBorders>
           <w:top w:val="nil"/>
           <w:left w:val="nil"/>
-          <w:bottom w:val="single" w:sz="24" w:space="0" w:color="C0504D" w:themeColor="accent2"/>
+          <w:bottom w:val="single" w:color="C0504D" w:themeColor="accent2" w:sz="24" w:space="0"/>
           <w:right w:val="nil"/>
           <w:insideH w:val="nil"/>
           <w:insideV w:val="nil"/>
@@ -10160,7 +10160,7 @@
       <w:tblPr/>
       <w:tcPr>
         <w:tcBorders>
-          <w:top w:val="single" w:sz="6" w:space="0" w:color="FFFFFF" w:themeColor="background1"/>
+          <w:top w:val="single" w:color="FFFFFF" w:themeColor="background1" w:sz="6" w:space="0"/>
         </w:tcBorders>
         <w:shd w:val="clear" w:color="auto" w:fill="000000" w:themeFill="text1" w:themeFillShade="99"/>
       </w:tcPr>
@@ -10176,7 +10176,7 @@
           <w:left w:val="nil"/>
           <w:bottom w:val="nil"/>
           <w:right w:val="nil"/>
-          <w:insideH w:val="single" w:sz="4" w:space="0" w:color="000000" w:themeColor="text1" w:themeShade="99"/>
+          <w:insideH w:val="single" w:color="000000" w:themeColor="text1" w:themeShade="99" w:sz="4" w:space="0"/>
           <w:insideV w:val="nil"/>
         </w:tcBorders>
         <w:shd w:val="clear" w:color="auto" w:fill="000000" w:themeFill="text1" w:themeFillShade="99"/>
@@ -10238,12 +10238,12 @@
       <w:tblStyleColBandSize w:val="1"/>
       <w:tblInd w:w="0" w:type="dxa"/>
       <w:tblBorders>
-        <w:top w:val="single" w:sz="24" w:space="0" w:color="C0504D" w:themeColor="accent2"/>
-        <w:left w:val="single" w:sz="4" w:space="0" w:color="4F81BD" w:themeColor="accent1"/>
-        <w:bottom w:val="single" w:sz="4" w:space="0" w:color="4F81BD" w:themeColor="accent1"/>
-        <w:right w:val="single" w:sz="4" w:space="0" w:color="4F81BD" w:themeColor="accent1"/>
-        <w:insideH w:val="single" w:sz="4" w:space="0" w:color="FFFFFF" w:themeColor="background1"/>
-        <w:insideV w:val="single" w:sz="4" w:space="0" w:color="FFFFFF" w:themeColor="background1"/>
+        <w:top w:val="single" w:color="C0504D" w:themeColor="accent2" w:sz="24" w:space="0"/>
+        <w:left w:val="single" w:color="4F81BD" w:themeColor="accent1" w:sz="4" w:space="0"/>
+        <w:bottom w:val="single" w:color="4F81BD" w:themeColor="accent1" w:sz="4" w:space="0"/>
+        <w:right w:val="single" w:color="4F81BD" w:themeColor="accent1" w:sz="4" w:space="0"/>
+        <w:insideH w:val="single" w:color="FFFFFF" w:themeColor="background1" w:sz="4" w:space="0"/>
+        <w:insideV w:val="single" w:color="FFFFFF" w:themeColor="background1" w:sz="4" w:space="0"/>
       </w:tblBorders>
       <w:tblCellMar>
         <w:top w:w="0" w:type="dxa"/>
@@ -10265,7 +10265,7 @@
         <w:tcBorders>
           <w:top w:val="nil"/>
           <w:left w:val="nil"/>
-          <w:bottom w:val="single" w:sz="24" w:space="0" w:color="C0504D" w:themeColor="accent2"/>
+          <w:bottom w:val="single" w:color="C0504D" w:themeColor="accent2" w:sz="24" w:space="0"/>
           <w:right w:val="nil"/>
           <w:insideH w:val="nil"/>
           <w:insideV w:val="nil"/>
@@ -10282,7 +10282,7 @@
       <w:tblPr/>
       <w:tcPr>
         <w:tcBorders>
-          <w:top w:val="single" w:sz="6" w:space="0" w:color="FFFFFF" w:themeColor="background1"/>
+          <w:top w:val="single" w:color="FFFFFF" w:themeColor="background1" w:sz="6" w:space="0"/>
         </w:tcBorders>
         <w:shd w:val="clear" w:color="auto" w:fill="2C4C74" w:themeFill="accent1" w:themeFillShade="99"/>
       </w:tcPr>
@@ -10298,7 +10298,7 @@
           <w:left w:val="nil"/>
           <w:bottom w:val="nil"/>
           <w:right w:val="nil"/>
-          <w:insideH w:val="single" w:sz="4" w:space="0" w:color="2C4C74" w:themeColor="accent1" w:themeShade="99"/>
+          <w:insideH w:val="single" w:color="2C4C74" w:themeColor="accent1" w:themeShade="99" w:sz="4" w:space="0"/>
           <w:insideV w:val="nil"/>
         </w:tcBorders>
         <w:shd w:val="clear" w:color="auto" w:fill="2C4C74" w:themeFill="accent1" w:themeFillShade="99"/>
@@ -10360,12 +10360,12 @@
       <w:tblStyleColBandSize w:val="1"/>
       <w:tblInd w:w="0" w:type="dxa"/>
       <w:tblBorders>
-        <w:top w:val="single" w:sz="24" w:space="0" w:color="C0504D" w:themeColor="accent2"/>
-        <w:left w:val="single" w:sz="4" w:space="0" w:color="C0504D" w:themeColor="accent2"/>
-        <w:bottom w:val="single" w:sz="4" w:space="0" w:color="C0504D" w:themeColor="accent2"/>
-        <w:right w:val="single" w:sz="4" w:space="0" w:color="C0504D" w:themeColor="accent2"/>
-        <w:insideH w:val="single" w:sz="4" w:space="0" w:color="FFFFFF" w:themeColor="background1"/>
-        <w:insideV w:val="single" w:sz="4" w:space="0" w:color="FFFFFF" w:themeColor="background1"/>
+        <w:top w:val="single" w:color="C0504D" w:themeColor="accent2" w:sz="24" w:space="0"/>
+        <w:left w:val="single" w:color="C0504D" w:themeColor="accent2" w:sz="4" w:space="0"/>
+        <w:bottom w:val="single" w:color="C0504D" w:themeColor="accent2" w:sz="4" w:space="0"/>
+        <w:right w:val="single" w:color="C0504D" w:themeColor="accent2" w:sz="4" w:space="0"/>
+        <w:insideH w:val="single" w:color="FFFFFF" w:themeColor="background1" w:sz="4" w:space="0"/>
+        <w:insideV w:val="single" w:color="FFFFFF" w:themeColor="background1" w:sz="4" w:space="0"/>
       </w:tblBorders>
       <w:tblCellMar>
         <w:top w:w="0" w:type="dxa"/>
@@ -10387,7 +10387,7 @@
         <w:tcBorders>
           <w:top w:val="nil"/>
           <w:left w:val="nil"/>
-          <w:bottom w:val="single" w:sz="24" w:space="0" w:color="C0504D" w:themeColor="accent2"/>
+          <w:bottom w:val="single" w:color="C0504D" w:themeColor="accent2" w:sz="24" w:space="0"/>
           <w:right w:val="nil"/>
           <w:insideH w:val="nil"/>
           <w:insideV w:val="nil"/>
@@ -10404,7 +10404,7 @@
       <w:tblPr/>
       <w:tcPr>
         <w:tcBorders>
-          <w:top w:val="single" w:sz="6" w:space="0" w:color="FFFFFF" w:themeColor="background1"/>
+          <w:top w:val="single" w:color="FFFFFF" w:themeColor="background1" w:sz="6" w:space="0"/>
         </w:tcBorders>
         <w:shd w:val="clear" w:color="auto" w:fill="772C2A" w:themeFill="accent2" w:themeFillShade="99"/>
       </w:tcPr>
@@ -10420,7 +10420,7 @@
           <w:left w:val="nil"/>
           <w:bottom w:val="nil"/>
           <w:right w:val="nil"/>
-          <w:insideH w:val="single" w:sz="4" w:space="0" w:color="772C2A" w:themeColor="accent2" w:themeShade="99"/>
+          <w:insideH w:val="single" w:color="772C2A" w:themeColor="accent2" w:themeShade="99" w:sz="4" w:space="0"/>
           <w:insideV w:val="nil"/>
         </w:tcBorders>
         <w:shd w:val="clear" w:color="auto" w:fill="772C2A" w:themeFill="accent2" w:themeFillShade="99"/>
@@ -10482,12 +10482,12 @@
       <w:tblStyleColBandSize w:val="1"/>
       <w:tblInd w:w="0" w:type="dxa"/>
       <w:tblBorders>
-        <w:top w:val="single" w:sz="24" w:space="0" w:color="8064A2" w:themeColor="accent4"/>
-        <w:left w:val="single" w:sz="4" w:space="0" w:color="9BBB59" w:themeColor="accent3"/>
-        <w:bottom w:val="single" w:sz="4" w:space="0" w:color="9BBB59" w:themeColor="accent3"/>
-        <w:right w:val="single" w:sz="4" w:space="0" w:color="9BBB59" w:themeColor="accent3"/>
-        <w:insideH w:val="single" w:sz="4" w:space="0" w:color="FFFFFF" w:themeColor="background1"/>
-        <w:insideV w:val="single" w:sz="4" w:space="0" w:color="FFFFFF" w:themeColor="background1"/>
+        <w:top w:val="single" w:color="8064A2" w:themeColor="accent4" w:sz="24" w:space="0"/>
+        <w:left w:val="single" w:color="9BBB59" w:themeColor="accent3" w:sz="4" w:space="0"/>
+        <w:bottom w:val="single" w:color="9BBB59" w:themeColor="accent3" w:sz="4" w:space="0"/>
+        <w:right w:val="single" w:color="9BBB59" w:themeColor="accent3" w:sz="4" w:space="0"/>
+        <w:insideH w:val="single" w:color="FFFFFF" w:themeColor="background1" w:sz="4" w:space="0"/>
+        <w:insideV w:val="single" w:color="FFFFFF" w:themeColor="background1" w:sz="4" w:space="0"/>
       </w:tblBorders>
       <w:tblCellMar>
         <w:top w:w="0" w:type="dxa"/>
@@ -10509,7 +10509,7 @@
         <w:tcBorders>
           <w:top w:val="nil"/>
           <w:left w:val="nil"/>
-          <w:bottom w:val="single" w:sz="24" w:space="0" w:color="8064A2" w:themeColor="accent4"/>
+          <w:bottom w:val="single" w:color="8064A2" w:themeColor="accent4" w:sz="24" w:space="0"/>
           <w:right w:val="nil"/>
           <w:insideH w:val="nil"/>
           <w:insideV w:val="nil"/>
@@ -10526,7 +10526,7 @@
       <w:tblPr/>
       <w:tcPr>
         <w:tcBorders>
-          <w:top w:val="single" w:sz="6" w:space="0" w:color="FFFFFF" w:themeColor="background1"/>
+          <w:top w:val="single" w:color="FFFFFF" w:themeColor="background1" w:sz="6" w:space="0"/>
         </w:tcBorders>
         <w:shd w:val="clear" w:color="auto" w:fill="5E7530" w:themeFill="accent3" w:themeFillShade="99"/>
       </w:tcPr>
@@ -10542,7 +10542,7 @@
           <w:left w:val="nil"/>
           <w:bottom w:val="nil"/>
           <w:right w:val="nil"/>
-          <w:insideH w:val="single" w:sz="4" w:space="0" w:color="5E7530" w:themeColor="accent3" w:themeShade="99"/>
+          <w:insideH w:val="single" w:color="5E7530" w:themeColor="accent3" w:themeShade="99" w:sz="4" w:space="0"/>
           <w:insideV w:val="nil"/>
         </w:tcBorders>
         <w:shd w:val="clear" w:color="auto" w:fill="5E7530" w:themeFill="accent3" w:themeFillShade="99"/>
@@ -10594,12 +10594,12 @@
       <w:tblStyleColBandSize w:val="1"/>
       <w:tblInd w:w="0" w:type="dxa"/>
       <w:tblBorders>
-        <w:top w:val="single" w:sz="24" w:space="0" w:color="9BBB59" w:themeColor="accent3"/>
-        <w:left w:val="single" w:sz="4" w:space="0" w:color="8064A2" w:themeColor="accent4"/>
-        <w:bottom w:val="single" w:sz="4" w:space="0" w:color="8064A2" w:themeColor="accent4"/>
-        <w:right w:val="single" w:sz="4" w:space="0" w:color="8064A2" w:themeColor="accent4"/>
-        <w:insideH w:val="single" w:sz="4" w:space="0" w:color="FFFFFF" w:themeColor="background1"/>
-        <w:insideV w:val="single" w:sz="4" w:space="0" w:color="FFFFFF" w:themeColor="background1"/>
+        <w:top w:val="single" w:color="9BBB59" w:themeColor="accent3" w:sz="24" w:space="0"/>
+        <w:left w:val="single" w:color="8064A2" w:themeColor="accent4" w:sz="4" w:space="0"/>
+        <w:bottom w:val="single" w:color="8064A2" w:themeColor="accent4" w:sz="4" w:space="0"/>
+        <w:right w:val="single" w:color="8064A2" w:themeColor="accent4" w:sz="4" w:space="0"/>
+        <w:insideH w:val="single" w:color="FFFFFF" w:themeColor="background1" w:sz="4" w:space="0"/>
+        <w:insideV w:val="single" w:color="FFFFFF" w:themeColor="background1" w:sz="4" w:space="0"/>
       </w:tblBorders>
       <w:tblCellMar>
         <w:top w:w="0" w:type="dxa"/>
@@ -10621,7 +10621,7 @@
         <w:tcBorders>
           <w:top w:val="nil"/>
           <w:left w:val="nil"/>
-          <w:bottom w:val="single" w:sz="24" w:space="0" w:color="9BBB59" w:themeColor="accent3"/>
+          <w:bottom w:val="single" w:color="9BBB59" w:themeColor="accent3" w:sz="24" w:space="0"/>
           <w:right w:val="nil"/>
           <w:insideH w:val="nil"/>
           <w:insideV w:val="nil"/>
@@ -10638,7 +10638,7 @@
       <w:tblPr/>
       <w:tcPr>
         <w:tcBorders>
-          <w:top w:val="single" w:sz="6" w:space="0" w:color="FFFFFF" w:themeColor="background1"/>
+          <w:top w:val="single" w:color="FFFFFF" w:themeColor="background1" w:sz="6" w:space="0"/>
         </w:tcBorders>
         <w:shd w:val="clear" w:color="auto" w:fill="4C3B62" w:themeFill="accent4" w:themeFillShade="99"/>
       </w:tcPr>
@@ -10654,7 +10654,7 @@
           <w:left w:val="nil"/>
           <w:bottom w:val="nil"/>
           <w:right w:val="nil"/>
-          <w:insideH w:val="single" w:sz="4" w:space="0" w:color="4C3B62" w:themeColor="accent4" w:themeShade="99"/>
+          <w:insideH w:val="single" w:color="4C3B62" w:themeColor="accent4" w:themeShade="99" w:sz="4" w:space="0"/>
           <w:insideV w:val="nil"/>
         </w:tcBorders>
         <w:shd w:val="clear" w:color="auto" w:fill="4C3B62" w:themeFill="accent4" w:themeFillShade="99"/>
@@ -10716,12 +10716,12 @@
       <w:tblStyleColBandSize w:val="1"/>
       <w:tblInd w:w="0" w:type="dxa"/>
       <w:tblBorders>
-        <w:top w:val="single" w:sz="24" w:space="0" w:color="F79646" w:themeColor="accent6"/>
-        <w:left w:val="single" w:sz="4" w:space="0" w:color="4BACC6" w:themeColor="accent5"/>
-        <w:bottom w:val="single" w:sz="4" w:space="0" w:color="4BACC6" w:themeColor="accent5"/>
-        <w:right w:val="single" w:sz="4" w:space="0" w:color="4BACC6" w:themeColor="accent5"/>
-        <w:insideH w:val="single" w:sz="4" w:space="0" w:color="FFFFFF" w:themeColor="background1"/>
-        <w:insideV w:val="single" w:sz="4" w:space="0" w:color="FFFFFF" w:themeColor="background1"/>
+        <w:top w:val="single" w:color="F79646" w:themeColor="accent6" w:sz="24" w:space="0"/>
+        <w:left w:val="single" w:color="4BACC6" w:themeColor="accent5" w:sz="4" w:space="0"/>
+        <w:bottom w:val="single" w:color="4BACC6" w:themeColor="accent5" w:sz="4" w:space="0"/>
+        <w:right w:val="single" w:color="4BACC6" w:themeColor="accent5" w:sz="4" w:space="0"/>
+        <w:insideH w:val="single" w:color="FFFFFF" w:themeColor="background1" w:sz="4" w:space="0"/>
+        <w:insideV w:val="single" w:color="FFFFFF" w:themeColor="background1" w:sz="4" w:space="0"/>
       </w:tblBorders>
       <w:tblCellMar>
         <w:top w:w="0" w:type="dxa"/>
@@ -10743,7 +10743,7 @@
         <w:tcBorders>
           <w:top w:val="nil"/>
           <w:left w:val="nil"/>
-          <w:bottom w:val="single" w:sz="24" w:space="0" w:color="F79646" w:themeColor="accent6"/>
+          <w:bottom w:val="single" w:color="F79646" w:themeColor="accent6" w:sz="24" w:space="0"/>
           <w:right w:val="nil"/>
           <w:insideH w:val="nil"/>
           <w:insideV w:val="nil"/>
@@ -10760,7 +10760,7 @@
       <w:tblPr/>
       <w:tcPr>
         <w:tcBorders>
-          <w:top w:val="single" w:sz="6" w:space="0" w:color="FFFFFF" w:themeColor="background1"/>
+          <w:top w:val="single" w:color="FFFFFF" w:themeColor="background1" w:sz="6" w:space="0"/>
         </w:tcBorders>
         <w:shd w:val="clear" w:color="auto" w:fill="276A7C" w:themeFill="accent5" w:themeFillShade="99"/>
       </w:tcPr>
@@ -10776,7 +10776,7 @@
           <w:left w:val="nil"/>
           <w:bottom w:val="nil"/>
           <w:right w:val="nil"/>
-          <w:insideH w:val="single" w:sz="4" w:space="0" w:color="276A7C" w:themeColor="accent5" w:themeShade="99"/>
+          <w:insideH w:val="single" w:color="276A7C" w:themeColor="accent5" w:themeShade="99" w:sz="4" w:space="0"/>
           <w:insideV w:val="nil"/>
         </w:tcBorders>
         <w:shd w:val="clear" w:color="auto" w:fill="276A7C" w:themeFill="accent5" w:themeFillShade="99"/>
@@ -10838,12 +10838,12 @@
       <w:tblStyleColBandSize w:val="1"/>
       <w:tblInd w:w="0" w:type="dxa"/>
       <w:tblBorders>
-        <w:top w:val="single" w:sz="24" w:space="0" w:color="4BACC6" w:themeColor="accent5"/>
-        <w:left w:val="single" w:sz="4" w:space="0" w:color="F79646" w:themeColor="accent6"/>
-        <w:bottom w:val="single" w:sz="4" w:space="0" w:color="F79646" w:themeColor="accent6"/>
-        <w:right w:val="single" w:sz="4" w:space="0" w:color="F79646" w:themeColor="accent6"/>
-        <w:insideH w:val="single" w:sz="4" w:space="0" w:color="FFFFFF" w:themeColor="background1"/>
-        <w:insideV w:val="single" w:sz="4" w:space="0" w:color="FFFFFF" w:themeColor="background1"/>
+        <w:top w:val="single" w:color="4BACC6" w:themeColor="accent5" w:sz="24" w:space="0"/>
+        <w:left w:val="single" w:color="F79646" w:themeColor="accent6" w:sz="4" w:space="0"/>
+        <w:bottom w:val="single" w:color="F79646" w:themeColor="accent6" w:sz="4" w:space="0"/>
+        <w:right w:val="single" w:color="F79646" w:themeColor="accent6" w:sz="4" w:space="0"/>
+        <w:insideH w:val="single" w:color="FFFFFF" w:themeColor="background1" w:sz="4" w:space="0"/>
+        <w:insideV w:val="single" w:color="FFFFFF" w:themeColor="background1" w:sz="4" w:space="0"/>
       </w:tblBorders>
       <w:tblCellMar>
         <w:top w:w="0" w:type="dxa"/>
@@ -10865,7 +10865,7 @@
         <w:tcBorders>
           <w:top w:val="nil"/>
           <w:left w:val="nil"/>
-          <w:bottom w:val="single" w:sz="24" w:space="0" w:color="4BACC6" w:themeColor="accent5"/>
+          <w:bottom w:val="single" w:color="4BACC6" w:themeColor="accent5" w:sz="24" w:space="0"/>
           <w:right w:val="nil"/>
           <w:insideH w:val="nil"/>
           <w:insideV w:val="nil"/>
@@ -10882,7 +10882,7 @@
       <w:tblPr/>
       <w:tcPr>
         <w:tcBorders>
-          <w:top w:val="single" w:sz="6" w:space="0" w:color="FFFFFF" w:themeColor="background1"/>
+          <w:top w:val="single" w:color="FFFFFF" w:themeColor="background1" w:sz="6" w:space="0"/>
         </w:tcBorders>
         <w:shd w:val="clear" w:color="auto" w:fill="B65608" w:themeFill="accent6" w:themeFillShade="99"/>
       </w:tcPr>
@@ -10898,7 +10898,7 @@
           <w:left w:val="nil"/>
           <w:bottom w:val="nil"/>
           <w:right w:val="nil"/>
-          <w:insideH w:val="single" w:sz="4" w:space="0" w:color="B65608" w:themeColor="accent6" w:themeShade="99"/>
+          <w:insideH w:val="single" w:color="B65608" w:themeColor="accent6" w:themeShade="99" w:sz="4" w:space="0"/>
           <w:insideV w:val="nil"/>
         </w:tcBorders>
         <w:shd w:val="clear" w:color="auto" w:fill="B65608" w:themeFill="accent6" w:themeFillShade="99"/>
@@ -10978,7 +10978,7 @@
       <w:tblPr/>
       <w:tcPr>
         <w:tcBorders>
-          <w:bottom w:val="single" w:sz="12" w:space="0" w:color="FFFFFF" w:themeColor="background1"/>
+          <w:bottom w:val="single" w:color="FFFFFF" w:themeColor="background1" w:sz="12" w:space="0"/>
         </w:tcBorders>
         <w:shd w:val="clear" w:color="auto" w:fill="9E3A38" w:themeFill="accent2" w:themeFillShade="CC"/>
       </w:tcPr>
@@ -10992,7 +10992,7 @@
       <w:tblPr/>
       <w:tcPr>
         <w:tcBorders>
-          <w:top w:val="single" w:sz="12" w:space="0" w:color="000000" w:themeColor="text1"/>
+          <w:top w:val="single" w:color="000000" w:themeColor="text1" w:sz="12" w:space="0"/>
         </w:tcBorders>
         <w:shd w:val="clear" w:color="auto" w:fill="FFFFFF" w:themeFill="background1"/>
       </w:tcPr>
@@ -11064,7 +11064,7 @@
       <w:tblPr/>
       <w:tcPr>
         <w:tcBorders>
-          <w:bottom w:val="single" w:sz="12" w:space="0" w:color="FFFFFF" w:themeColor="background1"/>
+          <w:bottom w:val="single" w:color="FFFFFF" w:themeColor="background1" w:sz="12" w:space="0"/>
         </w:tcBorders>
         <w:shd w:val="clear" w:color="auto" w:fill="9E3A38" w:themeFill="accent2" w:themeFillShade="CC"/>
       </w:tcPr>
@@ -11078,7 +11078,7 @@
       <w:tblPr/>
       <w:tcPr>
         <w:tcBorders>
-          <w:top w:val="single" w:sz="12" w:space="0" w:color="000000" w:themeColor="text1"/>
+          <w:top w:val="single" w:color="000000" w:themeColor="text1" w:sz="12" w:space="0"/>
         </w:tcBorders>
         <w:shd w:val="clear" w:color="auto" w:fill="FFFFFF" w:themeFill="background1"/>
       </w:tcPr>
@@ -11150,7 +11150,7 @@
       <w:tblPr/>
       <w:tcPr>
         <w:tcBorders>
-          <w:bottom w:val="single" w:sz="12" w:space="0" w:color="FFFFFF" w:themeColor="background1"/>
+          <w:bottom w:val="single" w:color="FFFFFF" w:themeColor="background1" w:sz="12" w:space="0"/>
         </w:tcBorders>
         <w:shd w:val="clear" w:color="auto" w:fill="9E3A38" w:themeFill="accent2" w:themeFillShade="CC"/>
       </w:tcPr>
@@ -11164,7 +11164,7 @@
       <w:tblPr/>
       <w:tcPr>
         <w:tcBorders>
-          <w:top w:val="single" w:sz="12" w:space="0" w:color="000000" w:themeColor="text1"/>
+          <w:top w:val="single" w:color="000000" w:themeColor="text1" w:sz="12" w:space="0"/>
         </w:tcBorders>
         <w:shd w:val="clear" w:color="auto" w:fill="FFFFFF" w:themeFill="background1"/>
       </w:tcPr>
@@ -11236,7 +11236,7 @@
       <w:tblPr/>
       <w:tcPr>
         <w:tcBorders>
-          <w:bottom w:val="single" w:sz="12" w:space="0" w:color="FFFFFF" w:themeColor="background1"/>
+          <w:bottom w:val="single" w:color="FFFFFF" w:themeColor="background1" w:sz="12" w:space="0"/>
         </w:tcBorders>
         <w:shd w:val="clear" w:color="auto" w:fill="664E82" w:themeFill="accent4" w:themeFillShade="CC"/>
       </w:tcPr>
@@ -11250,7 +11250,7 @@
       <w:tblPr/>
       <w:tcPr>
         <w:tcBorders>
-          <w:top w:val="single" w:sz="12" w:space="0" w:color="000000" w:themeColor="text1"/>
+          <w:top w:val="single" w:color="000000" w:themeColor="text1" w:sz="12" w:space="0"/>
         </w:tcBorders>
         <w:shd w:val="clear" w:color="auto" w:fill="FFFFFF" w:themeFill="background1"/>
       </w:tcPr>
@@ -11322,7 +11322,7 @@
       <w:tblPr/>
       <w:tcPr>
         <w:tcBorders>
-          <w:bottom w:val="single" w:sz="12" w:space="0" w:color="FFFFFF" w:themeColor="background1"/>
+          <w:bottom w:val="single" w:color="FFFFFF" w:themeColor="background1" w:sz="12" w:space="0"/>
         </w:tcBorders>
         <w:shd w:val="clear" w:color="auto" w:fill="7E9C40" w:themeFill="accent3" w:themeFillShade="CC"/>
       </w:tcPr>
@@ -11336,7 +11336,7 @@
       <w:tblPr/>
       <w:tcPr>
         <w:tcBorders>
-          <w:top w:val="single" w:sz="12" w:space="0" w:color="000000" w:themeColor="text1"/>
+          <w:top w:val="single" w:color="000000" w:themeColor="text1" w:sz="12" w:space="0"/>
         </w:tcBorders>
         <w:shd w:val="clear" w:color="auto" w:fill="FFFFFF" w:themeFill="background1"/>
       </w:tcPr>
@@ -11408,7 +11408,7 @@
       <w:tblPr/>
       <w:tcPr>
         <w:tcBorders>
-          <w:bottom w:val="single" w:sz="12" w:space="0" w:color="FFFFFF" w:themeColor="background1"/>
+          <w:bottom w:val="single" w:color="FFFFFF" w:themeColor="background1" w:sz="12" w:space="0"/>
         </w:tcBorders>
         <w:shd w:val="clear" w:color="auto" w:fill="F2730A" w:themeFill="accent6" w:themeFillShade="CC"/>
       </w:tcPr>
@@ -11422,7 +11422,7 @@
       <w:tblPr/>
       <w:tcPr>
         <w:tcBorders>
-          <w:top w:val="single" w:sz="12" w:space="0" w:color="000000" w:themeColor="text1"/>
+          <w:top w:val="single" w:color="000000" w:themeColor="text1" w:sz="12" w:space="0"/>
         </w:tcBorders>
         <w:shd w:val="clear" w:color="auto" w:fill="FFFFFF" w:themeFill="background1"/>
       </w:tcPr>
@@ -11494,7 +11494,7 @@
       <w:tblPr/>
       <w:tcPr>
         <w:tcBorders>
-          <w:bottom w:val="single" w:sz="12" w:space="0" w:color="FFFFFF" w:themeColor="background1"/>
+          <w:bottom w:val="single" w:color="FFFFFF" w:themeColor="background1" w:sz="12" w:space="0"/>
         </w:tcBorders>
         <w:shd w:val="clear" w:color="auto" w:fill="348DA5" w:themeFill="accent5" w:themeFillShade="CC"/>
       </w:tcPr>
@@ -11508,7 +11508,7 @@
       <w:tblPr/>
       <w:tcPr>
         <w:tcBorders>
-          <w:top w:val="single" w:sz="12" w:space="0" w:color="000000" w:themeColor="text1"/>
+          <w:top w:val="single" w:color="000000" w:themeColor="text1" w:sz="12" w:space="0"/>
         </w:tcBorders>
         <w:shd w:val="clear" w:color="auto" w:fill="FFFFFF" w:themeFill="background1"/>
       </w:tcPr>
@@ -11562,7 +11562,7 @@
       <w:tblStyleColBandSize w:val="1"/>
       <w:tblInd w:w="0" w:type="dxa"/>
       <w:tblBorders>
-        <w:insideH w:val="single" w:sz="4" w:space="0" w:color="FFFFFF" w:themeColor="background1"/>
+        <w:insideH w:val="single" w:color="FFFFFF" w:themeColor="background1" w:sz="4" w:space="0"/>
       </w:tblBorders>
       <w:tblCellMar>
         <w:top w:w="0" w:type="dxa"/>
@@ -11642,7 +11642,7 @@
       <w:tblStyleColBandSize w:val="1"/>
       <w:tblInd w:w="0" w:type="dxa"/>
       <w:tblBorders>
-        <w:insideH w:val="single" w:sz="4" w:space="0" w:color="FFFFFF" w:themeColor="background1"/>
+        <w:insideH w:val="single" w:color="FFFFFF" w:themeColor="background1" w:sz="4" w:space="0"/>
       </w:tblBorders>
       <w:tblCellMar>
         <w:top w:w="0" w:type="dxa"/>
@@ -11722,7 +11722,7 @@
       <w:tblStyleColBandSize w:val="1"/>
       <w:tblInd w:w="0" w:type="dxa"/>
       <w:tblBorders>
-        <w:insideH w:val="single" w:sz="4" w:space="0" w:color="FFFFFF" w:themeColor="background1"/>
+        <w:insideH w:val="single" w:color="FFFFFF" w:themeColor="background1" w:sz="4" w:space="0"/>
       </w:tblBorders>
       <w:tblCellMar>
         <w:top w:w="0" w:type="dxa"/>
@@ -11802,7 +11802,7 @@
       <w:tblStyleColBandSize w:val="1"/>
       <w:tblInd w:w="0" w:type="dxa"/>
       <w:tblBorders>
-        <w:insideH w:val="single" w:sz="4" w:space="0" w:color="FFFFFF" w:themeColor="background1"/>
+        <w:insideH w:val="single" w:color="FFFFFF" w:themeColor="background1" w:sz="4" w:space="0"/>
       </w:tblBorders>
       <w:tblCellMar>
         <w:top w:w="0" w:type="dxa"/>
@@ -11882,7 +11882,7 @@
       <w:tblStyleColBandSize w:val="1"/>
       <w:tblInd w:w="0" w:type="dxa"/>
       <w:tblBorders>
-        <w:insideH w:val="single" w:sz="4" w:space="0" w:color="FFFFFF" w:themeColor="background1"/>
+        <w:insideH w:val="single" w:color="FFFFFF" w:themeColor="background1" w:sz="4" w:space="0"/>
       </w:tblBorders>
       <w:tblCellMar>
         <w:top w:w="0" w:type="dxa"/>
@@ -11962,7 +11962,7 @@
       <w:tblStyleColBandSize w:val="1"/>
       <w:tblInd w:w="0" w:type="dxa"/>
       <w:tblBorders>
-        <w:insideH w:val="single" w:sz="4" w:space="0" w:color="FFFFFF" w:themeColor="background1"/>
+        <w:insideH w:val="single" w:color="FFFFFF" w:themeColor="background1" w:sz="4" w:space="0"/>
       </w:tblBorders>
       <w:tblCellMar>
         <w:top w:w="0" w:type="dxa"/>
@@ -12042,7 +12042,7 @@
       <w:tblStyleColBandSize w:val="1"/>
       <w:tblInd w:w="0" w:type="dxa"/>
       <w:tblBorders>
-        <w:insideH w:val="single" w:sz="4" w:space="0" w:color="FFFFFF" w:themeColor="background1"/>
+        <w:insideH w:val="single" w:color="FFFFFF" w:themeColor="background1" w:sz="4" w:space="0"/>
       </w:tblBorders>
       <w:tblCellMar>
         <w:top w:w="0" w:type="dxa"/>
@@ -12106,7 +12106,7 @@
       </w:tcPr>
     </w:tblStylePr>
   </w:style>
-  <w:style w:type="paragraph" w:customStyle="1" w:styleId="MCPLead">
+  <w:style w:type="paragraph" w:styleId="MCPLead" w:customStyle="1">
     <w:name w:val="MCP Lead"/>
     <w:basedOn w:val="Normal"/>
     <w:pPr>
@@ -12120,7 +12120,7 @@
       <w:sz w:val="24"/>
     </w:rPr>
   </w:style>
-  <w:style w:type="paragraph" w:customStyle="1" w:styleId="MCPNote">
+  <w:style w:type="paragraph" w:styleId="MCPNote" w:customStyle="1">
     <w:name w:val="MCP Note"/>
     <w:basedOn w:val="Normal"/>
     <w:pPr>
@@ -12134,7 +12134,7 @@
       <w:sz w:val="19"/>
     </w:rPr>
   </w:style>
-  <w:style w:type="paragraph" w:customStyle="1" w:styleId="MCPSmall">
+  <w:style w:type="paragraph" w:styleId="MCPSmall" w:customStyle="1">
     <w:name w:val="MCP Small"/>
     <w:basedOn w:val="Normal"/>
     <w:pPr>
@@ -12148,7 +12148,7 @@
       <w:sz w:val="18"/>
     </w:rPr>
   </w:style>
-  <w:style w:type="table" w:customStyle="1" w:styleId="MCPTable">
+  <w:style w:type="table" w:styleId="MCPTable" w:customStyle="1">
     <w:name w:val="MCP Table"/>
     <w:basedOn w:val="TableGrid"/>
     <w:rPr>
